--- a/Summary_PYTHON.docx
+++ b/Summary_PYTHON.docx
@@ -4767,7 +4767,7 @@
           <w:noProof/>
           <w:sz w:val="16"/>
           <w:szCs w:val="16"/>
-          <w:lang w:eastAsia="uk-UA"/>
+          <w:lang w:val="en-US" w:eastAsia="uk-UA"/>
         </w:rPr>
       </w:pPr>
     </w:p>
@@ -4781,546 +4781,792 @@
           <w:lang w:eastAsia="uk-UA"/>
         </w:rPr>
       </w:pPr>
-      <w:r>
+    </w:p>
+    <w:p>
+      <w:pPr>
+        <w:pBdr>
+          <w:bottom w:val="double" w:sz="6" w:space="1" w:color="auto"/>
+        </w:pBdr>
+        <w:spacing w:after="0"/>
         <w:rPr>
           <w:noProof/>
           <w:sz w:val="16"/>
           <w:szCs w:val="16"/>
           <w:lang w:eastAsia="uk-UA"/>
         </w:rPr>
-        <w:t>далі робим проект…</w:t>
-      </w:r>
-    </w:p>
-    <w:p>
-      <w:pPr>
-        <w:shd w:val="clear" w:color="auto" w:fill="1F1F1F"/>
-        <w:spacing w:after="0" w:line="219" w:lineRule="atLeast"/>
-        <w:rPr>
-          <w:rFonts w:ascii="Consolas" w:eastAsia="Times New Roman" w:hAnsi="Consolas" w:cs="Times New Roman"/>
-          <w:color w:val="CCCCCC"/>
-          <w:kern w:val="0"/>
-          <w:sz w:val="16"/>
-          <w:szCs w:val="16"/>
-          <w:lang w:eastAsia="uk-UA"/>
-        </w:rPr>
-      </w:pPr>
-      <w:r>
-        <w:rPr>
-          <w:rFonts w:ascii="Consolas" w:eastAsia="Times New Roman" w:hAnsi="Consolas" w:cs="Times New Roman"/>
+      </w:pPr>
+    </w:p>
+    <w:p>
+      <w:pPr>
+        <w:spacing w:after="0"/>
+        <w:rPr>
+          <w:rFonts w:ascii="Segoe UI" w:hAnsi="Segoe UI" w:cs="Segoe UI"/>
           <w:b/>
           <w:bCs/>
-          <w:color w:val="569CD6"/>
-          <w:kern w:val="0"/>
-          <w:sz w:val="16"/>
-          <w:szCs w:val="16"/>
-          <w:lang w:eastAsia="uk-UA"/>
-        </w:rPr>
-        <w:t># Create Project</w:t>
-      </w:r>
-    </w:p>
-    <w:p>
-      <w:pPr>
-        <w:shd w:val="clear" w:color="auto" w:fill="1F1F1F"/>
-        <w:spacing w:after="0" w:line="219" w:lineRule="atLeast"/>
-        <w:rPr>
-          <w:rFonts w:ascii="Consolas" w:eastAsia="Times New Roman" w:hAnsi="Consolas" w:cs="Times New Roman"/>
-          <w:color w:val="CCCCCC"/>
-          <w:kern w:val="0"/>
-          <w:sz w:val="16"/>
-          <w:szCs w:val="16"/>
-          <w:lang w:eastAsia="uk-UA"/>
-        </w:rPr>
-      </w:pPr>
-      <w:r>
-        <w:rPr>
-          <w:rFonts w:ascii="Consolas" w:eastAsia="Times New Roman" w:hAnsi="Consolas" w:cs="Times New Roman"/>
-          <w:color w:val="CCCCCC"/>
-          <w:kern w:val="0"/>
-          <w:sz w:val="16"/>
-          <w:szCs w:val="16"/>
-          <w:lang w:eastAsia="uk-UA"/>
-        </w:rPr>
-        <w:t>```</w:t>
-      </w:r>
-    </w:p>
-    <w:p>
-      <w:pPr>
-        <w:shd w:val="clear" w:color="auto" w:fill="1F1F1F"/>
-        <w:spacing w:after="0" w:line="219" w:lineRule="atLeast"/>
-        <w:rPr>
-          <w:rFonts w:ascii="Consolas" w:eastAsia="Times New Roman" w:hAnsi="Consolas" w:cs="Times New Roman"/>
-          <w:color w:val="CCCCCC"/>
-          <w:kern w:val="0"/>
-          <w:sz w:val="16"/>
-          <w:szCs w:val="16"/>
-          <w:lang w:eastAsia="uk-UA"/>
-        </w:rPr>
-      </w:pPr>
-      <w:r>
-        <w:rPr>
-          <w:rFonts w:ascii="Consolas" w:eastAsia="Times New Roman" w:hAnsi="Consolas" w:cs="Times New Roman"/>
-          <w:color w:val="CCCCCC"/>
-          <w:kern w:val="0"/>
-          <w:sz w:val="16"/>
-          <w:szCs w:val="16"/>
-          <w:lang w:eastAsia="uk-UA"/>
-        </w:rPr>
-        <w:t>python --version</w:t>
-      </w:r>
-    </w:p>
-    <w:p>
-      <w:pPr>
-        <w:shd w:val="clear" w:color="auto" w:fill="1F1F1F"/>
-        <w:spacing w:after="0" w:line="219" w:lineRule="atLeast"/>
-        <w:rPr>
-          <w:rFonts w:ascii="Consolas" w:eastAsia="Times New Roman" w:hAnsi="Consolas" w:cs="Times New Roman"/>
-          <w:color w:val="CCCCCC"/>
-          <w:kern w:val="0"/>
-          <w:sz w:val="16"/>
-          <w:szCs w:val="16"/>
-          <w:lang w:eastAsia="uk-UA"/>
-        </w:rPr>
-      </w:pPr>
-      <w:r>
-        <w:rPr>
-          <w:rFonts w:ascii="Consolas" w:eastAsia="Times New Roman" w:hAnsi="Consolas" w:cs="Times New Roman"/>
-          <w:color w:val="CCCCCC"/>
-          <w:kern w:val="0"/>
-          <w:sz w:val="16"/>
-          <w:szCs w:val="16"/>
-          <w:lang w:eastAsia="uk-UA"/>
-        </w:rPr>
-        <w:t>```</w:t>
-      </w:r>
-    </w:p>
-    <w:p>
-      <w:pPr>
-        <w:shd w:val="clear" w:color="auto" w:fill="1F1F1F"/>
-        <w:spacing w:after="0" w:line="219" w:lineRule="atLeast"/>
-        <w:rPr>
-          <w:rFonts w:ascii="Consolas" w:eastAsia="Times New Roman" w:hAnsi="Consolas" w:cs="Times New Roman"/>
-          <w:color w:val="CCCCCC"/>
-          <w:kern w:val="0"/>
-          <w:sz w:val="16"/>
-          <w:szCs w:val="16"/>
-          <w:lang w:eastAsia="uk-UA"/>
-        </w:rPr>
-      </w:pPr>
-    </w:p>
-    <w:p>
-      <w:pPr>
-        <w:shd w:val="clear" w:color="auto" w:fill="1F1F1F"/>
-        <w:spacing w:after="0" w:line="219" w:lineRule="atLeast"/>
-        <w:rPr>
-          <w:rFonts w:ascii="Consolas" w:eastAsia="Times New Roman" w:hAnsi="Consolas" w:cs="Times New Roman"/>
-          <w:color w:val="CCCCCC"/>
-          <w:kern w:val="0"/>
-          <w:sz w:val="16"/>
-          <w:szCs w:val="16"/>
-          <w:lang w:eastAsia="uk-UA"/>
-        </w:rPr>
-      </w:pPr>
-      <w:r>
-        <w:rPr>
-          <w:rFonts w:ascii="Consolas" w:eastAsia="Times New Roman" w:hAnsi="Consolas" w:cs="Times New Roman"/>
+          <w:color w:val="FFFFFF"/>
+          <w:sz w:val="21"/>
+          <w:szCs w:val="21"/>
+          <w:shd w:val="clear" w:color="auto" w:fill="2F2F4A"/>
+          <w:lang w:val="en-US"/>
+        </w:rPr>
+      </w:pPr>
+      <w:r>
+        <w:rPr>
+          <w:rFonts w:ascii="Segoe UI" w:hAnsi="Segoe UI" w:cs="Segoe UI"/>
           <w:b/>
           <w:bCs/>
-          <w:color w:val="569CD6"/>
-          <w:kern w:val="0"/>
-          <w:sz w:val="16"/>
-          <w:szCs w:val="16"/>
-          <w:lang w:eastAsia="uk-UA"/>
-        </w:rPr>
-        <w:t>## Сeate venv - віртуальне середоще для вашого проекту і пакетів</w:t>
-      </w:r>
-    </w:p>
-    <w:p>
-      <w:pPr>
-        <w:shd w:val="clear" w:color="auto" w:fill="1F1F1F"/>
-        <w:spacing w:after="0" w:line="219" w:lineRule="atLeast"/>
-        <w:rPr>
-          <w:rFonts w:ascii="Consolas" w:eastAsia="Times New Roman" w:hAnsi="Consolas" w:cs="Times New Roman"/>
-          <w:color w:val="CCCCCC"/>
-          <w:kern w:val="0"/>
-          <w:sz w:val="16"/>
-          <w:szCs w:val="16"/>
-          <w:lang w:eastAsia="uk-UA"/>
-        </w:rPr>
-      </w:pPr>
-      <w:r>
-        <w:rPr>
-          <w:rFonts w:ascii="Consolas" w:eastAsia="Times New Roman" w:hAnsi="Consolas" w:cs="Times New Roman"/>
-          <w:color w:val="CCCCCC"/>
-          <w:kern w:val="0"/>
-          <w:sz w:val="16"/>
-          <w:szCs w:val="16"/>
-          <w:lang w:eastAsia="uk-UA"/>
-        </w:rPr>
-        <w:t>```</w:t>
-      </w:r>
-    </w:p>
-    <w:p>
-      <w:pPr>
-        <w:shd w:val="clear" w:color="auto" w:fill="1F1F1F"/>
-        <w:spacing w:after="0" w:line="219" w:lineRule="atLeast"/>
-        <w:rPr>
-          <w:rFonts w:ascii="Consolas" w:eastAsia="Times New Roman" w:hAnsi="Consolas" w:cs="Times New Roman"/>
-          <w:color w:val="CCCCCC"/>
-          <w:kern w:val="0"/>
-          <w:sz w:val="16"/>
-          <w:szCs w:val="16"/>
-          <w:lang w:eastAsia="uk-UA"/>
-        </w:rPr>
-      </w:pPr>
-      <w:r>
-        <w:rPr>
-          <w:rFonts w:ascii="Consolas" w:eastAsia="Times New Roman" w:hAnsi="Consolas" w:cs="Times New Roman"/>
-          <w:color w:val="CCCCCC"/>
-          <w:kern w:val="0"/>
-          <w:sz w:val="16"/>
-          <w:szCs w:val="16"/>
-          <w:lang w:eastAsia="uk-UA"/>
-        </w:rPr>
-        <w:t>py -m venv .venv</w:t>
-      </w:r>
-    </w:p>
-    <w:p>
-      <w:pPr>
-        <w:shd w:val="clear" w:color="auto" w:fill="1F1F1F"/>
-        <w:spacing w:after="0" w:line="219" w:lineRule="atLeast"/>
-        <w:rPr>
-          <w:rFonts w:ascii="Consolas" w:eastAsia="Times New Roman" w:hAnsi="Consolas" w:cs="Times New Roman"/>
-          <w:color w:val="CCCCCC"/>
-          <w:kern w:val="0"/>
-          <w:sz w:val="16"/>
-          <w:szCs w:val="16"/>
-          <w:lang w:eastAsia="uk-UA"/>
-        </w:rPr>
-      </w:pPr>
-      <w:r>
-        <w:rPr>
-          <w:rFonts w:ascii="Consolas" w:eastAsia="Times New Roman" w:hAnsi="Consolas" w:cs="Times New Roman"/>
-          <w:color w:val="CCCCCC"/>
-          <w:kern w:val="0"/>
-          <w:sz w:val="16"/>
-          <w:szCs w:val="16"/>
-          <w:lang w:eastAsia="uk-UA"/>
-        </w:rPr>
-        <w:t>python -m venv .venv</w:t>
-      </w:r>
-    </w:p>
-    <w:p>
-      <w:pPr>
-        <w:shd w:val="clear" w:color="auto" w:fill="1F1F1F"/>
-        <w:spacing w:after="0" w:line="219" w:lineRule="atLeast"/>
-        <w:rPr>
-          <w:rFonts w:ascii="Consolas" w:eastAsia="Times New Roman" w:hAnsi="Consolas" w:cs="Times New Roman"/>
-          <w:color w:val="CCCCCC"/>
-          <w:kern w:val="0"/>
-          <w:sz w:val="16"/>
-          <w:szCs w:val="16"/>
-          <w:lang w:eastAsia="uk-UA"/>
-        </w:rPr>
-      </w:pPr>
-      <w:r>
-        <w:rPr>
-          <w:rFonts w:ascii="Consolas" w:eastAsia="Times New Roman" w:hAnsi="Consolas" w:cs="Times New Roman"/>
-          <w:color w:val="CCCCCC"/>
-          <w:kern w:val="0"/>
-          <w:sz w:val="16"/>
-          <w:szCs w:val="16"/>
-          <w:lang w:eastAsia="uk-UA"/>
-        </w:rPr>
-        <w:t>python3 -m venv .venv</w:t>
-      </w:r>
-    </w:p>
-    <w:p>
-      <w:pPr>
-        <w:shd w:val="clear" w:color="auto" w:fill="1F1F1F"/>
-        <w:spacing w:after="0" w:line="219" w:lineRule="atLeast"/>
-        <w:rPr>
-          <w:rFonts w:ascii="Consolas" w:eastAsia="Times New Roman" w:hAnsi="Consolas" w:cs="Times New Roman"/>
-          <w:color w:val="CCCCCC"/>
-          <w:kern w:val="0"/>
-          <w:sz w:val="16"/>
-          <w:szCs w:val="16"/>
-          <w:lang w:eastAsia="uk-UA"/>
-        </w:rPr>
-      </w:pPr>
-      <w:r>
-        <w:rPr>
-          <w:rFonts w:ascii="Consolas" w:eastAsia="Times New Roman" w:hAnsi="Consolas" w:cs="Times New Roman"/>
-          <w:color w:val="CCCCCC"/>
-          <w:kern w:val="0"/>
-          <w:sz w:val="16"/>
-          <w:szCs w:val="16"/>
-          <w:lang w:eastAsia="uk-UA"/>
-        </w:rPr>
-        <w:t>```</w:t>
-      </w:r>
-    </w:p>
-    <w:p>
-      <w:pPr>
-        <w:shd w:val="clear" w:color="auto" w:fill="1F1F1F"/>
-        <w:spacing w:after="0" w:line="219" w:lineRule="atLeast"/>
-        <w:rPr>
-          <w:rFonts w:ascii="Consolas" w:eastAsia="Times New Roman" w:hAnsi="Consolas" w:cs="Times New Roman"/>
-          <w:color w:val="CCCCCC"/>
-          <w:kern w:val="0"/>
-          <w:sz w:val="16"/>
-          <w:szCs w:val="16"/>
-          <w:lang w:eastAsia="uk-UA"/>
-        </w:rPr>
-      </w:pPr>
-    </w:p>
-    <w:p>
-      <w:pPr>
-        <w:shd w:val="clear" w:color="auto" w:fill="1F1F1F"/>
-        <w:spacing w:after="0" w:line="219" w:lineRule="atLeast"/>
-        <w:rPr>
-          <w:rFonts w:ascii="Consolas" w:eastAsia="Times New Roman" w:hAnsi="Consolas" w:cs="Times New Roman"/>
-          <w:color w:val="CCCCCC"/>
-          <w:kern w:val="0"/>
-          <w:sz w:val="16"/>
-          <w:szCs w:val="16"/>
-          <w:lang w:eastAsia="uk-UA"/>
-        </w:rPr>
-      </w:pPr>
-      <w:r>
-        <w:rPr>
-          <w:rFonts w:ascii="Consolas" w:eastAsia="Times New Roman" w:hAnsi="Consolas" w:cs="Times New Roman"/>
+          <w:color w:val="FFFFFF"/>
+          <w:sz w:val="21"/>
+          <w:szCs w:val="21"/>
+          <w:shd w:val="clear" w:color="auto" w:fill="2F2F4A"/>
+        </w:rPr>
+        <w:t>Generators. Closures. Decorators</w:t>
+      </w:r>
+    </w:p>
+    <w:p>
+      <w:pPr>
+        <w:spacing w:after="0"/>
+        <w:rPr>
+          <w:rFonts w:ascii="Segoe UI" w:hAnsi="Segoe UI" w:cs="Segoe UI"/>
           <w:b/>
           <w:bCs/>
+          <w:color w:val="FFFFFF"/>
+          <w:sz w:val="21"/>
+          <w:szCs w:val="21"/>
+          <w:shd w:val="clear" w:color="auto" w:fill="2F2F4A"/>
+          <w:lang w:val="en-US"/>
+        </w:rPr>
+      </w:pPr>
+    </w:p>
+    <w:p>
+      <w:pPr>
+        <w:spacing w:after="0"/>
+        <w:rPr>
+          <w:noProof/>
+          <w:sz w:val="16"/>
+          <w:szCs w:val="16"/>
+          <w:lang w:val="en-US" w:eastAsia="uk-UA"/>
+        </w:rPr>
+      </w:pPr>
+    </w:p>
+    <w:p>
+      <w:pPr>
+        <w:spacing w:after="0"/>
+        <w:rPr>
+          <w:noProof/>
+          <w:sz w:val="16"/>
+          <w:szCs w:val="16"/>
+          <w:lang w:val="en-US" w:eastAsia="uk-UA"/>
+        </w:rPr>
+      </w:pPr>
+    </w:p>
+    <w:p>
+      <w:pPr>
+        <w:shd w:val="clear" w:color="auto" w:fill="1F1F1F"/>
+        <w:spacing w:after="0" w:line="219" w:lineRule="atLeast"/>
+        <w:rPr>
+          <w:rFonts w:ascii="Consolas" w:eastAsia="Times New Roman" w:hAnsi="Consolas" w:cs="Times New Roman"/>
+          <w:color w:val="CCCCCC"/>
+          <w:kern w:val="0"/>
+          <w:sz w:val="16"/>
+          <w:szCs w:val="16"/>
+          <w:lang w:eastAsia="uk-UA"/>
+        </w:rPr>
+      </w:pPr>
+      <w:r>
+        <w:rPr>
+          <w:rFonts w:ascii="Consolas" w:eastAsia="Times New Roman" w:hAnsi="Consolas" w:cs="Times New Roman"/>
+          <w:color w:val="DCDCAA"/>
+          <w:kern w:val="0"/>
+          <w:sz w:val="16"/>
+          <w:szCs w:val="16"/>
+          <w:lang w:eastAsia="uk-UA"/>
+        </w:rPr>
+        <w:t>print</w:t>
+      </w:r>
+      <w:r>
+        <w:rPr>
+          <w:rFonts w:ascii="Consolas" w:eastAsia="Times New Roman" w:hAnsi="Consolas" w:cs="Times New Roman"/>
+          <w:color w:val="CCCCCC"/>
+          <w:kern w:val="0"/>
+          <w:sz w:val="16"/>
+          <w:szCs w:val="16"/>
+          <w:lang w:eastAsia="uk-UA"/>
+        </w:rPr>
+        <w:t>(</w:t>
+      </w:r>
+      <w:r>
+        <w:rPr>
+          <w:rFonts w:ascii="Consolas" w:eastAsia="Times New Roman" w:hAnsi="Consolas" w:cs="Times New Roman"/>
+          <w:color w:val="CE9178"/>
+          <w:kern w:val="0"/>
+          <w:sz w:val="16"/>
+          <w:szCs w:val="16"/>
+          <w:lang w:eastAsia="uk-UA"/>
+        </w:rPr>
+        <w:t>"Декоратор"</w:t>
+      </w:r>
+      <w:r>
+        <w:rPr>
+          <w:rFonts w:ascii="Consolas" w:eastAsia="Times New Roman" w:hAnsi="Consolas" w:cs="Times New Roman"/>
+          <w:color w:val="CCCCCC"/>
+          <w:kern w:val="0"/>
+          <w:sz w:val="16"/>
+          <w:szCs w:val="16"/>
+          <w:lang w:eastAsia="uk-UA"/>
+        </w:rPr>
+        <w:t>)</w:t>
+      </w:r>
+    </w:p>
+    <w:p>
+      <w:pPr>
+        <w:shd w:val="clear" w:color="auto" w:fill="1F1F1F"/>
+        <w:spacing w:after="0" w:line="219" w:lineRule="atLeast"/>
+        <w:rPr>
+          <w:rFonts w:ascii="Consolas" w:eastAsia="Times New Roman" w:hAnsi="Consolas" w:cs="Times New Roman"/>
+          <w:color w:val="CCCCCC"/>
+          <w:kern w:val="0"/>
+          <w:sz w:val="16"/>
+          <w:szCs w:val="16"/>
+          <w:lang w:eastAsia="uk-UA"/>
+        </w:rPr>
+      </w:pPr>
+      <w:r>
+        <w:rPr>
+          <w:rFonts w:ascii="Consolas" w:eastAsia="Times New Roman" w:hAnsi="Consolas" w:cs="Times New Roman"/>
+          <w:color w:val="6A9955"/>
+          <w:kern w:val="0"/>
+          <w:sz w:val="16"/>
+          <w:szCs w:val="16"/>
+          <w:lang w:eastAsia="uk-UA"/>
+        </w:rPr>
+        <w:t xml:space="preserve">#Декоратор - це окрема функція, яка приймає іншу функцію як </w:t>
+      </w:r>
+    </w:p>
+    <w:p>
+      <w:pPr>
+        <w:shd w:val="clear" w:color="auto" w:fill="1F1F1F"/>
+        <w:spacing w:after="0" w:line="219" w:lineRule="atLeast"/>
+        <w:rPr>
+          <w:rFonts w:ascii="Consolas" w:eastAsia="Times New Roman" w:hAnsi="Consolas" w:cs="Times New Roman"/>
+          <w:color w:val="CCCCCC"/>
+          <w:kern w:val="0"/>
+          <w:sz w:val="16"/>
+          <w:szCs w:val="16"/>
+          <w:lang w:eastAsia="uk-UA"/>
+        </w:rPr>
+      </w:pPr>
+      <w:r>
+        <w:rPr>
+          <w:rFonts w:ascii="Consolas" w:eastAsia="Times New Roman" w:hAnsi="Consolas" w:cs="Times New Roman"/>
+          <w:color w:val="6A9955"/>
+          <w:kern w:val="0"/>
+          <w:sz w:val="16"/>
+          <w:szCs w:val="16"/>
+          <w:lang w:eastAsia="uk-UA"/>
+        </w:rPr>
+        <w:t xml:space="preserve"># аргумент і розширює її функціональність </w:t>
+      </w:r>
+    </w:p>
+    <w:p>
+      <w:pPr>
+        <w:shd w:val="clear" w:color="auto" w:fill="1F1F1F"/>
+        <w:spacing w:after="0" w:line="219" w:lineRule="atLeast"/>
+        <w:rPr>
+          <w:rFonts w:ascii="Consolas" w:eastAsia="Times New Roman" w:hAnsi="Consolas" w:cs="Times New Roman"/>
+          <w:color w:val="CCCCCC"/>
+          <w:kern w:val="0"/>
+          <w:sz w:val="16"/>
+          <w:szCs w:val="16"/>
+          <w:lang w:eastAsia="uk-UA"/>
+        </w:rPr>
+      </w:pPr>
+      <w:r>
+        <w:rPr>
+          <w:rFonts w:ascii="Consolas" w:eastAsia="Times New Roman" w:hAnsi="Consolas" w:cs="Times New Roman"/>
+          <w:color w:val="6A9955"/>
+          <w:kern w:val="0"/>
+          <w:sz w:val="16"/>
+          <w:szCs w:val="16"/>
+          <w:lang w:eastAsia="uk-UA"/>
+        </w:rPr>
+        <w:t xml:space="preserve"># без зміни її коду. Декоратори використовуються </w:t>
+      </w:r>
+    </w:p>
+    <w:p>
+      <w:pPr>
+        <w:shd w:val="clear" w:color="auto" w:fill="1F1F1F"/>
+        <w:spacing w:after="0" w:line="219" w:lineRule="atLeast"/>
+        <w:rPr>
+          <w:rFonts w:ascii="Consolas" w:eastAsia="Times New Roman" w:hAnsi="Consolas" w:cs="Times New Roman"/>
+          <w:color w:val="CCCCCC"/>
+          <w:kern w:val="0"/>
+          <w:sz w:val="16"/>
+          <w:szCs w:val="16"/>
+          <w:lang w:eastAsia="uk-UA"/>
+        </w:rPr>
+      </w:pPr>
+      <w:r>
+        <w:rPr>
+          <w:rFonts w:ascii="Consolas" w:eastAsia="Times New Roman" w:hAnsi="Consolas" w:cs="Times New Roman"/>
+          <w:color w:val="6A9955"/>
+          <w:kern w:val="0"/>
+          <w:sz w:val="16"/>
+          <w:szCs w:val="16"/>
+          <w:lang w:eastAsia="uk-UA"/>
+        </w:rPr>
+        <w:t># для додавання додаткової поведінки до функцій або класів.</w:t>
+      </w:r>
+    </w:p>
+    <w:p>
+      <w:pPr>
+        <w:shd w:val="clear" w:color="auto" w:fill="1F1F1F"/>
+        <w:spacing w:after="0" w:line="219" w:lineRule="atLeast"/>
+        <w:rPr>
+          <w:rFonts w:ascii="Consolas" w:eastAsia="Times New Roman" w:hAnsi="Consolas" w:cs="Times New Roman"/>
+          <w:color w:val="CCCCCC"/>
+          <w:kern w:val="0"/>
+          <w:sz w:val="16"/>
+          <w:szCs w:val="16"/>
+          <w:lang w:eastAsia="uk-UA"/>
+        </w:rPr>
+      </w:pPr>
+    </w:p>
+    <w:p>
+      <w:pPr>
+        <w:shd w:val="clear" w:color="auto" w:fill="1F1F1F"/>
+        <w:spacing w:after="0" w:line="219" w:lineRule="atLeast"/>
+        <w:rPr>
+          <w:rFonts w:ascii="Consolas" w:eastAsia="Times New Roman" w:hAnsi="Consolas" w:cs="Times New Roman"/>
+          <w:color w:val="CCCCCC"/>
+          <w:kern w:val="0"/>
+          <w:sz w:val="16"/>
+          <w:szCs w:val="16"/>
+          <w:lang w:eastAsia="uk-UA"/>
+        </w:rPr>
+      </w:pPr>
+      <w:r>
+        <w:rPr>
+          <w:rFonts w:ascii="Consolas" w:eastAsia="Times New Roman" w:hAnsi="Consolas" w:cs="Times New Roman"/>
           <w:color w:val="569CD6"/>
           <w:kern w:val="0"/>
           <w:sz w:val="16"/>
           <w:szCs w:val="16"/>
           <w:lang w:eastAsia="uk-UA"/>
         </w:rPr>
-        <w:t># Activate venv</w:t>
-      </w:r>
-    </w:p>
-    <w:p>
-      <w:pPr>
-        <w:shd w:val="clear" w:color="auto" w:fill="1F1F1F"/>
-        <w:spacing w:after="0" w:line="219" w:lineRule="atLeast"/>
-        <w:rPr>
-          <w:rFonts w:ascii="Consolas" w:eastAsia="Times New Roman" w:hAnsi="Consolas" w:cs="Times New Roman"/>
-          <w:color w:val="CCCCCC"/>
-          <w:kern w:val="0"/>
-          <w:sz w:val="16"/>
-          <w:szCs w:val="16"/>
-          <w:lang w:eastAsia="uk-UA"/>
-        </w:rPr>
-      </w:pPr>
-      <w:r>
-        <w:rPr>
-          <w:rFonts w:ascii="Consolas" w:eastAsia="Times New Roman" w:hAnsi="Consolas" w:cs="Times New Roman"/>
-          <w:color w:val="CCCCCC"/>
-          <w:kern w:val="0"/>
-          <w:sz w:val="16"/>
-          <w:szCs w:val="16"/>
-          <w:lang w:eastAsia="uk-UA"/>
-        </w:rPr>
-        <w:t>.venv\Scripts\activate.bat</w:t>
-      </w:r>
-    </w:p>
-    <w:p>
-      <w:pPr>
-        <w:shd w:val="clear" w:color="auto" w:fill="1F1F1F"/>
-        <w:spacing w:after="0" w:line="219" w:lineRule="atLeast"/>
-        <w:rPr>
-          <w:rFonts w:ascii="Consolas" w:eastAsia="Times New Roman" w:hAnsi="Consolas" w:cs="Times New Roman"/>
-          <w:color w:val="CCCCCC"/>
-          <w:kern w:val="0"/>
-          <w:sz w:val="16"/>
-          <w:szCs w:val="16"/>
-          <w:lang w:eastAsia="uk-UA"/>
-        </w:rPr>
-      </w:pPr>
-    </w:p>
-    <w:p>
-      <w:pPr>
-        <w:shd w:val="clear" w:color="auto" w:fill="1F1F1F"/>
-        <w:spacing w:after="0" w:line="219" w:lineRule="atLeast"/>
-        <w:rPr>
-          <w:rFonts w:ascii="Consolas" w:eastAsia="Times New Roman" w:hAnsi="Consolas" w:cs="Times New Roman"/>
-          <w:color w:val="CCCCCC"/>
-          <w:kern w:val="0"/>
-          <w:sz w:val="16"/>
-          <w:szCs w:val="16"/>
-          <w:lang w:eastAsia="uk-UA"/>
-        </w:rPr>
-      </w:pPr>
-      <w:r>
-        <w:rPr>
-          <w:rFonts w:ascii="Consolas" w:eastAsia="Times New Roman" w:hAnsi="Consolas" w:cs="Times New Roman"/>
-          <w:b/>
-          <w:bCs/>
+        <w:t>def</w:t>
+      </w:r>
+      <w:r>
+        <w:rPr>
+          <w:rFonts w:ascii="Consolas" w:eastAsia="Times New Roman" w:hAnsi="Consolas" w:cs="Times New Roman"/>
+          <w:color w:val="CCCCCC"/>
+          <w:kern w:val="0"/>
+          <w:sz w:val="16"/>
+          <w:szCs w:val="16"/>
+          <w:lang w:eastAsia="uk-UA"/>
+        </w:rPr>
+        <w:t xml:space="preserve"> </w:t>
+      </w:r>
+      <w:r>
+        <w:rPr>
+          <w:rFonts w:ascii="Consolas" w:eastAsia="Times New Roman" w:hAnsi="Consolas" w:cs="Times New Roman"/>
+          <w:color w:val="DCDCAA"/>
+          <w:kern w:val="0"/>
+          <w:sz w:val="16"/>
+          <w:szCs w:val="16"/>
+          <w:lang w:eastAsia="uk-UA"/>
+        </w:rPr>
+        <w:t>my_decorator</w:t>
+      </w:r>
+      <w:r>
+        <w:rPr>
+          <w:rFonts w:ascii="Consolas" w:eastAsia="Times New Roman" w:hAnsi="Consolas" w:cs="Times New Roman"/>
+          <w:color w:val="CCCCCC"/>
+          <w:kern w:val="0"/>
+          <w:sz w:val="16"/>
+          <w:szCs w:val="16"/>
+          <w:lang w:eastAsia="uk-UA"/>
+        </w:rPr>
+        <w:t>(</w:t>
+      </w:r>
+      <w:r>
+        <w:rPr>
+          <w:rFonts w:ascii="Consolas" w:eastAsia="Times New Roman" w:hAnsi="Consolas" w:cs="Times New Roman"/>
+          <w:color w:val="9CDCFE"/>
+          <w:kern w:val="0"/>
+          <w:sz w:val="16"/>
+          <w:szCs w:val="16"/>
+          <w:lang w:eastAsia="uk-UA"/>
+        </w:rPr>
+        <w:t>func</w:t>
+      </w:r>
+      <w:r>
+        <w:rPr>
+          <w:rFonts w:ascii="Consolas" w:eastAsia="Times New Roman" w:hAnsi="Consolas" w:cs="Times New Roman"/>
+          <w:color w:val="CCCCCC"/>
+          <w:kern w:val="0"/>
+          <w:sz w:val="16"/>
+          <w:szCs w:val="16"/>
+          <w:lang w:eastAsia="uk-UA"/>
+        </w:rPr>
+        <w:t>):</w:t>
+      </w:r>
+    </w:p>
+    <w:p>
+      <w:pPr>
+        <w:shd w:val="clear" w:color="auto" w:fill="1F1F1F"/>
+        <w:spacing w:after="0" w:line="219" w:lineRule="atLeast"/>
+        <w:rPr>
+          <w:rFonts w:ascii="Consolas" w:eastAsia="Times New Roman" w:hAnsi="Consolas" w:cs="Times New Roman"/>
+          <w:color w:val="CCCCCC"/>
+          <w:kern w:val="0"/>
+          <w:sz w:val="16"/>
+          <w:szCs w:val="16"/>
+          <w:lang w:eastAsia="uk-UA"/>
+        </w:rPr>
+      </w:pPr>
+      <w:r>
+        <w:rPr>
+          <w:rFonts w:ascii="Consolas" w:eastAsia="Times New Roman" w:hAnsi="Consolas" w:cs="Times New Roman"/>
+          <w:color w:val="CCCCCC"/>
+          <w:kern w:val="0"/>
+          <w:sz w:val="16"/>
+          <w:szCs w:val="16"/>
+          <w:lang w:eastAsia="uk-UA"/>
+        </w:rPr>
+        <w:t xml:space="preserve">    </w:t>
+      </w:r>
+      <w:r>
+        <w:rPr>
+          <w:rFonts w:ascii="Consolas" w:eastAsia="Times New Roman" w:hAnsi="Consolas" w:cs="Times New Roman"/>
           <w:color w:val="569CD6"/>
           <w:kern w:val="0"/>
           <w:sz w:val="16"/>
           <w:szCs w:val="16"/>
           <w:lang w:eastAsia="uk-UA"/>
         </w:rPr>
-        <w:t># оновлення pip</w:t>
-      </w:r>
-    </w:p>
-    <w:p>
-      <w:pPr>
-        <w:shd w:val="clear" w:color="auto" w:fill="1F1F1F"/>
-        <w:spacing w:after="0" w:line="219" w:lineRule="atLeast"/>
-        <w:rPr>
-          <w:rFonts w:ascii="Consolas" w:eastAsia="Times New Roman" w:hAnsi="Consolas" w:cs="Times New Roman"/>
-          <w:color w:val="CCCCCC"/>
-          <w:kern w:val="0"/>
-          <w:sz w:val="16"/>
-          <w:szCs w:val="16"/>
-          <w:lang w:eastAsia="uk-UA"/>
-        </w:rPr>
-      </w:pPr>
-    </w:p>
-    <w:p>
-      <w:pPr>
-        <w:shd w:val="clear" w:color="auto" w:fill="1F1F1F"/>
-        <w:spacing w:after="0" w:line="219" w:lineRule="atLeast"/>
-        <w:rPr>
-          <w:rFonts w:ascii="Consolas" w:eastAsia="Times New Roman" w:hAnsi="Consolas" w:cs="Times New Roman"/>
-          <w:color w:val="CCCCCC"/>
-          <w:kern w:val="0"/>
-          <w:sz w:val="16"/>
-          <w:szCs w:val="16"/>
-          <w:lang w:eastAsia="uk-UA"/>
-        </w:rPr>
-      </w:pPr>
-      <w:r>
-        <w:rPr>
-          <w:rFonts w:ascii="Consolas" w:eastAsia="Times New Roman" w:hAnsi="Consolas" w:cs="Times New Roman"/>
-          <w:color w:val="CCCCCC"/>
-          <w:kern w:val="0"/>
-          <w:sz w:val="16"/>
-          <w:szCs w:val="16"/>
-          <w:lang w:eastAsia="uk-UA"/>
-        </w:rPr>
-        <w:t>python.exe -m pip install --upgrade pip</w:t>
-      </w:r>
-    </w:p>
-    <w:p>
-      <w:pPr>
-        <w:shd w:val="clear" w:color="auto" w:fill="1F1F1F"/>
-        <w:spacing w:after="0" w:line="219" w:lineRule="atLeast"/>
-        <w:rPr>
-          <w:rFonts w:ascii="Consolas" w:eastAsia="Times New Roman" w:hAnsi="Consolas" w:cs="Times New Roman"/>
-          <w:color w:val="CCCCCC"/>
-          <w:kern w:val="0"/>
-          <w:sz w:val="16"/>
-          <w:szCs w:val="16"/>
-          <w:lang w:eastAsia="uk-UA"/>
-        </w:rPr>
-      </w:pPr>
-    </w:p>
-    <w:p>
-      <w:pPr>
-        <w:shd w:val="clear" w:color="auto" w:fill="1F1F1F"/>
-        <w:spacing w:after="0" w:line="219" w:lineRule="atLeast"/>
-        <w:rPr>
-          <w:rFonts w:ascii="Consolas" w:eastAsia="Times New Roman" w:hAnsi="Consolas" w:cs="Times New Roman"/>
-          <w:color w:val="CCCCCC"/>
-          <w:kern w:val="0"/>
-          <w:sz w:val="16"/>
-          <w:szCs w:val="16"/>
-          <w:lang w:eastAsia="uk-UA"/>
-        </w:rPr>
-      </w:pPr>
-      <w:r>
-        <w:rPr>
-          <w:rFonts w:ascii="Consolas" w:eastAsia="Times New Roman" w:hAnsi="Consolas" w:cs="Times New Roman"/>
-          <w:color w:val="CCCCCC"/>
-          <w:kern w:val="0"/>
-          <w:sz w:val="16"/>
-          <w:szCs w:val="16"/>
-          <w:lang w:eastAsia="uk-UA"/>
-        </w:rPr>
-        <w:t>#установка джанго</w:t>
-      </w:r>
-    </w:p>
-    <w:p>
-      <w:pPr>
-        <w:shd w:val="clear" w:color="auto" w:fill="1F1F1F"/>
-        <w:spacing w:after="0" w:line="219" w:lineRule="atLeast"/>
-        <w:rPr>
-          <w:rFonts w:ascii="Consolas" w:eastAsia="Times New Roman" w:hAnsi="Consolas" w:cs="Times New Roman"/>
-          <w:color w:val="CCCCCC"/>
-          <w:kern w:val="0"/>
-          <w:sz w:val="16"/>
-          <w:szCs w:val="16"/>
-          <w:lang w:eastAsia="uk-UA"/>
-        </w:rPr>
-      </w:pPr>
-      <w:r>
-        <w:rPr>
-          <w:rFonts w:ascii="Consolas" w:eastAsia="Times New Roman" w:hAnsi="Consolas" w:cs="Times New Roman"/>
-          <w:color w:val="CCCCCC"/>
-          <w:kern w:val="0"/>
-          <w:sz w:val="16"/>
-          <w:szCs w:val="16"/>
-          <w:lang w:eastAsia="uk-UA"/>
-        </w:rPr>
-        <w:t>py -m pip install Django</w:t>
-      </w:r>
-    </w:p>
-    <w:p>
-      <w:pPr>
-        <w:shd w:val="clear" w:color="auto" w:fill="1F1F1F"/>
-        <w:spacing w:after="0" w:line="219" w:lineRule="atLeast"/>
-        <w:rPr>
-          <w:rFonts w:ascii="Consolas" w:eastAsia="Times New Roman" w:hAnsi="Consolas" w:cs="Times New Roman"/>
-          <w:color w:val="CCCCCC"/>
-          <w:kern w:val="0"/>
-          <w:sz w:val="16"/>
-          <w:szCs w:val="16"/>
-          <w:lang w:eastAsia="uk-UA"/>
-        </w:rPr>
-      </w:pPr>
-    </w:p>
-    <w:p>
-      <w:pPr>
-        <w:shd w:val="clear" w:color="auto" w:fill="1F1F1F"/>
-        <w:spacing w:after="0" w:line="219" w:lineRule="atLeast"/>
-        <w:rPr>
-          <w:rFonts w:ascii="Consolas" w:eastAsia="Times New Roman" w:hAnsi="Consolas" w:cs="Times New Roman"/>
-          <w:color w:val="CCCCCC"/>
-          <w:kern w:val="0"/>
-          <w:sz w:val="16"/>
-          <w:szCs w:val="16"/>
-          <w:lang w:eastAsia="uk-UA"/>
-        </w:rPr>
-      </w:pPr>
-      <w:r>
-        <w:rPr>
-          <w:rFonts w:ascii="Consolas" w:eastAsia="Times New Roman" w:hAnsi="Consolas" w:cs="Times New Roman"/>
-          <w:color w:val="CCCCCC"/>
-          <w:kern w:val="0"/>
-          <w:sz w:val="16"/>
-          <w:szCs w:val="16"/>
-          <w:lang w:eastAsia="uk-UA"/>
-        </w:rPr>
-        <w:t>py</w:t>
-      </w:r>
-    </w:p>
-    <w:p>
-      <w:pPr>
-        <w:shd w:val="clear" w:color="auto" w:fill="1F1F1F"/>
-        <w:spacing w:after="0" w:line="219" w:lineRule="atLeast"/>
-        <w:rPr>
-          <w:rFonts w:ascii="Consolas" w:eastAsia="Times New Roman" w:hAnsi="Consolas" w:cs="Times New Roman"/>
-          <w:color w:val="CCCCCC"/>
-          <w:kern w:val="0"/>
-          <w:sz w:val="16"/>
-          <w:szCs w:val="16"/>
-          <w:lang w:eastAsia="uk-UA"/>
-        </w:rPr>
-      </w:pPr>
+        <w:t>def</w:t>
+      </w:r>
+      <w:r>
+        <w:rPr>
+          <w:rFonts w:ascii="Consolas" w:eastAsia="Times New Roman" w:hAnsi="Consolas" w:cs="Times New Roman"/>
+          <w:color w:val="CCCCCC"/>
+          <w:kern w:val="0"/>
+          <w:sz w:val="16"/>
+          <w:szCs w:val="16"/>
+          <w:lang w:eastAsia="uk-UA"/>
+        </w:rPr>
+        <w:t xml:space="preserve"> </w:t>
+      </w:r>
+      <w:r>
+        <w:rPr>
+          <w:rFonts w:ascii="Consolas" w:eastAsia="Times New Roman" w:hAnsi="Consolas" w:cs="Times New Roman"/>
+          <w:color w:val="DCDCAA"/>
+          <w:kern w:val="0"/>
+          <w:sz w:val="16"/>
+          <w:szCs w:val="16"/>
+          <w:lang w:eastAsia="uk-UA"/>
+        </w:rPr>
+        <w:t>private_decorator</w:t>
+      </w:r>
+      <w:r>
+        <w:rPr>
+          <w:rFonts w:ascii="Consolas" w:eastAsia="Times New Roman" w:hAnsi="Consolas" w:cs="Times New Roman"/>
+          <w:color w:val="CCCCCC"/>
+          <w:kern w:val="0"/>
+          <w:sz w:val="16"/>
+          <w:szCs w:val="16"/>
+          <w:lang w:eastAsia="uk-UA"/>
+        </w:rPr>
+        <w:t>():</w:t>
+      </w:r>
+    </w:p>
+    <w:p>
+      <w:pPr>
+        <w:shd w:val="clear" w:color="auto" w:fill="1F1F1F"/>
+        <w:spacing w:after="0" w:line="219" w:lineRule="atLeast"/>
+        <w:rPr>
+          <w:rFonts w:ascii="Consolas" w:eastAsia="Times New Roman" w:hAnsi="Consolas" w:cs="Times New Roman"/>
+          <w:color w:val="CCCCCC"/>
+          <w:kern w:val="0"/>
+          <w:sz w:val="16"/>
+          <w:szCs w:val="16"/>
+          <w:lang w:eastAsia="uk-UA"/>
+        </w:rPr>
+      </w:pPr>
+      <w:r>
+        <w:rPr>
+          <w:rFonts w:ascii="Consolas" w:eastAsia="Times New Roman" w:hAnsi="Consolas" w:cs="Times New Roman"/>
+          <w:color w:val="CCCCCC"/>
+          <w:kern w:val="0"/>
+          <w:sz w:val="16"/>
+          <w:szCs w:val="16"/>
+          <w:lang w:eastAsia="uk-UA"/>
+        </w:rPr>
+        <w:t xml:space="preserve">        </w:t>
+      </w:r>
+      <w:r>
+        <w:rPr>
+          <w:rFonts w:ascii="Consolas" w:eastAsia="Times New Roman" w:hAnsi="Consolas" w:cs="Times New Roman"/>
+          <w:color w:val="DCDCAA"/>
+          <w:kern w:val="0"/>
+          <w:sz w:val="16"/>
+          <w:szCs w:val="16"/>
+          <w:lang w:eastAsia="uk-UA"/>
+        </w:rPr>
+        <w:t>print</w:t>
+      </w:r>
+      <w:r>
+        <w:rPr>
+          <w:rFonts w:ascii="Consolas" w:eastAsia="Times New Roman" w:hAnsi="Consolas" w:cs="Times New Roman"/>
+          <w:color w:val="CCCCCC"/>
+          <w:kern w:val="0"/>
+          <w:sz w:val="16"/>
+          <w:szCs w:val="16"/>
+          <w:lang w:eastAsia="uk-UA"/>
+        </w:rPr>
+        <w:t>(</w:t>
+      </w:r>
+      <w:r>
+        <w:rPr>
+          <w:rFonts w:ascii="Consolas" w:eastAsia="Times New Roman" w:hAnsi="Consolas" w:cs="Times New Roman"/>
+          <w:color w:val="CE9178"/>
+          <w:kern w:val="0"/>
+          <w:sz w:val="16"/>
+          <w:szCs w:val="16"/>
+          <w:lang w:eastAsia="uk-UA"/>
+        </w:rPr>
+        <w:t>"---My Decorator---"</w:t>
+      </w:r>
+      <w:r>
+        <w:rPr>
+          <w:rFonts w:ascii="Consolas" w:eastAsia="Times New Roman" w:hAnsi="Consolas" w:cs="Times New Roman"/>
+          <w:color w:val="CCCCCC"/>
+          <w:kern w:val="0"/>
+          <w:sz w:val="16"/>
+          <w:szCs w:val="16"/>
+          <w:lang w:eastAsia="uk-UA"/>
+        </w:rPr>
+        <w:t>)</w:t>
+      </w:r>
+    </w:p>
+    <w:p>
+      <w:pPr>
+        <w:shd w:val="clear" w:color="auto" w:fill="1F1F1F"/>
+        <w:spacing w:after="0" w:line="219" w:lineRule="atLeast"/>
+        <w:rPr>
+          <w:rFonts w:ascii="Consolas" w:eastAsia="Times New Roman" w:hAnsi="Consolas" w:cs="Times New Roman"/>
+          <w:color w:val="CCCCCC"/>
+          <w:kern w:val="0"/>
+          <w:sz w:val="16"/>
+          <w:szCs w:val="16"/>
+          <w:lang w:eastAsia="uk-UA"/>
+        </w:rPr>
+      </w:pPr>
+      <w:r>
+        <w:rPr>
+          <w:rFonts w:ascii="Consolas" w:eastAsia="Times New Roman" w:hAnsi="Consolas" w:cs="Times New Roman"/>
+          <w:color w:val="CCCCCC"/>
+          <w:kern w:val="0"/>
+          <w:sz w:val="16"/>
+          <w:szCs w:val="16"/>
+          <w:lang w:eastAsia="uk-UA"/>
+        </w:rPr>
+        <w:t>        func()</w:t>
+      </w:r>
+    </w:p>
+    <w:p>
+      <w:pPr>
+        <w:shd w:val="clear" w:color="auto" w:fill="1F1F1F"/>
+        <w:spacing w:after="0" w:line="219" w:lineRule="atLeast"/>
+        <w:rPr>
+          <w:rFonts w:ascii="Consolas" w:eastAsia="Times New Roman" w:hAnsi="Consolas" w:cs="Times New Roman"/>
+          <w:color w:val="CCCCCC"/>
+          <w:kern w:val="0"/>
+          <w:sz w:val="16"/>
+          <w:szCs w:val="16"/>
+          <w:lang w:eastAsia="uk-UA"/>
+        </w:rPr>
+      </w:pPr>
+      <w:r>
+        <w:rPr>
+          <w:rFonts w:ascii="Consolas" w:eastAsia="Times New Roman" w:hAnsi="Consolas" w:cs="Times New Roman"/>
+          <w:color w:val="CCCCCC"/>
+          <w:kern w:val="0"/>
+          <w:sz w:val="16"/>
+          <w:szCs w:val="16"/>
+          <w:lang w:eastAsia="uk-UA"/>
+        </w:rPr>
+        <w:t xml:space="preserve">        </w:t>
+      </w:r>
+      <w:r>
+        <w:rPr>
+          <w:rFonts w:ascii="Consolas" w:eastAsia="Times New Roman" w:hAnsi="Consolas" w:cs="Times New Roman"/>
+          <w:color w:val="DCDCAA"/>
+          <w:kern w:val="0"/>
+          <w:sz w:val="16"/>
+          <w:szCs w:val="16"/>
+          <w:lang w:eastAsia="uk-UA"/>
+        </w:rPr>
+        <w:t>print</w:t>
+      </w:r>
+      <w:r>
+        <w:rPr>
+          <w:rFonts w:ascii="Consolas" w:eastAsia="Times New Roman" w:hAnsi="Consolas" w:cs="Times New Roman"/>
+          <w:color w:val="CCCCCC"/>
+          <w:kern w:val="0"/>
+          <w:sz w:val="16"/>
+          <w:szCs w:val="16"/>
+          <w:lang w:eastAsia="uk-UA"/>
+        </w:rPr>
+        <w:t>(</w:t>
+      </w:r>
+      <w:r>
+        <w:rPr>
+          <w:rFonts w:ascii="Consolas" w:eastAsia="Times New Roman" w:hAnsi="Consolas" w:cs="Times New Roman"/>
+          <w:color w:val="CE9178"/>
+          <w:kern w:val="0"/>
+          <w:sz w:val="16"/>
+          <w:szCs w:val="16"/>
+          <w:lang w:eastAsia="uk-UA"/>
+        </w:rPr>
+        <w:t>"---End of My Decorator---"</w:t>
+      </w:r>
+      <w:r>
+        <w:rPr>
+          <w:rFonts w:ascii="Consolas" w:eastAsia="Times New Roman" w:hAnsi="Consolas" w:cs="Times New Roman"/>
+          <w:color w:val="CCCCCC"/>
+          <w:kern w:val="0"/>
+          <w:sz w:val="16"/>
+          <w:szCs w:val="16"/>
+          <w:lang w:eastAsia="uk-UA"/>
+        </w:rPr>
+        <w:t>)</w:t>
+      </w:r>
+    </w:p>
+    <w:p>
+      <w:pPr>
+        <w:shd w:val="clear" w:color="auto" w:fill="1F1F1F"/>
+        <w:spacing w:after="0" w:line="219" w:lineRule="atLeast"/>
+        <w:rPr>
+          <w:rFonts w:ascii="Consolas" w:eastAsia="Times New Roman" w:hAnsi="Consolas" w:cs="Times New Roman"/>
+          <w:color w:val="CCCCCC"/>
+          <w:kern w:val="0"/>
+          <w:sz w:val="16"/>
+          <w:szCs w:val="16"/>
+          <w:lang w:eastAsia="uk-UA"/>
+        </w:rPr>
+      </w:pPr>
+      <w:r>
+        <w:rPr>
+          <w:rFonts w:ascii="Consolas" w:eastAsia="Times New Roman" w:hAnsi="Consolas" w:cs="Times New Roman"/>
+          <w:color w:val="CCCCCC"/>
+          <w:kern w:val="0"/>
+          <w:sz w:val="16"/>
+          <w:szCs w:val="16"/>
+          <w:lang w:eastAsia="uk-UA"/>
+        </w:rPr>
+        <w:t xml:space="preserve">    </w:t>
+      </w:r>
+      <w:r>
+        <w:rPr>
+          <w:rFonts w:ascii="Consolas" w:eastAsia="Times New Roman" w:hAnsi="Consolas" w:cs="Times New Roman"/>
+          <w:color w:val="C586C0"/>
+          <w:kern w:val="0"/>
+          <w:sz w:val="16"/>
+          <w:szCs w:val="16"/>
+          <w:lang w:eastAsia="uk-UA"/>
+        </w:rPr>
+        <w:t>return</w:t>
+      </w:r>
+      <w:r>
+        <w:rPr>
+          <w:rFonts w:ascii="Consolas" w:eastAsia="Times New Roman" w:hAnsi="Consolas" w:cs="Times New Roman"/>
+          <w:color w:val="CCCCCC"/>
+          <w:kern w:val="0"/>
+          <w:sz w:val="16"/>
+          <w:szCs w:val="16"/>
+          <w:lang w:eastAsia="uk-UA"/>
+        </w:rPr>
+        <w:t xml:space="preserve"> private_decorator</w:t>
+      </w:r>
+    </w:p>
+    <w:p>
+      <w:pPr>
+        <w:shd w:val="clear" w:color="auto" w:fill="1F1F1F"/>
+        <w:spacing w:after="0" w:line="219" w:lineRule="atLeast"/>
+        <w:rPr>
+          <w:rFonts w:ascii="Consolas" w:eastAsia="Times New Roman" w:hAnsi="Consolas" w:cs="Times New Roman"/>
+          <w:color w:val="CCCCCC"/>
+          <w:kern w:val="0"/>
+          <w:sz w:val="16"/>
+          <w:szCs w:val="16"/>
+          <w:lang w:eastAsia="uk-UA"/>
+        </w:rPr>
+      </w:pPr>
+    </w:p>
+    <w:p>
+      <w:pPr>
+        <w:shd w:val="clear" w:color="auto" w:fill="1F1F1F"/>
+        <w:spacing w:after="0" w:line="219" w:lineRule="atLeast"/>
+        <w:rPr>
+          <w:rFonts w:ascii="Consolas" w:eastAsia="Times New Roman" w:hAnsi="Consolas" w:cs="Times New Roman"/>
+          <w:color w:val="CCCCCC"/>
+          <w:kern w:val="0"/>
+          <w:sz w:val="16"/>
+          <w:szCs w:val="16"/>
+          <w:lang w:eastAsia="uk-UA"/>
+        </w:rPr>
+      </w:pPr>
+      <w:r>
+        <w:rPr>
+          <w:rFonts w:ascii="Consolas" w:eastAsia="Times New Roman" w:hAnsi="Consolas" w:cs="Times New Roman"/>
+          <w:color w:val="DCDCAA"/>
+          <w:kern w:val="0"/>
+          <w:sz w:val="16"/>
+          <w:szCs w:val="16"/>
+          <w:lang w:eastAsia="uk-UA"/>
+        </w:rPr>
+        <w:t>@my_decorator</w:t>
+      </w:r>
+      <w:r>
+        <w:rPr>
+          <w:rFonts w:ascii="Consolas" w:eastAsia="Times New Roman" w:hAnsi="Consolas" w:cs="Times New Roman"/>
+          <w:color w:val="CCCCCC"/>
+          <w:kern w:val="0"/>
+          <w:sz w:val="16"/>
+          <w:szCs w:val="16"/>
+          <w:lang w:eastAsia="uk-UA"/>
+        </w:rPr>
+        <w:t xml:space="preserve"> </w:t>
+      </w:r>
+    </w:p>
+    <w:p>
+      <w:pPr>
+        <w:shd w:val="clear" w:color="auto" w:fill="1F1F1F"/>
+        <w:spacing w:after="0" w:line="219" w:lineRule="atLeast"/>
+        <w:rPr>
+          <w:rFonts w:ascii="Consolas" w:eastAsia="Times New Roman" w:hAnsi="Consolas" w:cs="Times New Roman"/>
+          <w:color w:val="CCCCCC"/>
+          <w:kern w:val="0"/>
+          <w:sz w:val="16"/>
+          <w:szCs w:val="16"/>
+          <w:lang w:eastAsia="uk-UA"/>
+        </w:rPr>
+      </w:pPr>
+      <w:r>
+        <w:rPr>
+          <w:rFonts w:ascii="Consolas" w:eastAsia="Times New Roman" w:hAnsi="Consolas" w:cs="Times New Roman"/>
+          <w:color w:val="569CD6"/>
+          <w:kern w:val="0"/>
+          <w:sz w:val="16"/>
+          <w:szCs w:val="16"/>
+          <w:lang w:eastAsia="uk-UA"/>
+        </w:rPr>
+        <w:t>def</w:t>
+      </w:r>
+      <w:r>
+        <w:rPr>
+          <w:rFonts w:ascii="Consolas" w:eastAsia="Times New Roman" w:hAnsi="Consolas" w:cs="Times New Roman"/>
+          <w:color w:val="CCCCCC"/>
+          <w:kern w:val="0"/>
+          <w:sz w:val="16"/>
+          <w:szCs w:val="16"/>
+          <w:lang w:eastAsia="uk-UA"/>
+        </w:rPr>
+        <w:t xml:space="preserve"> </w:t>
+      </w:r>
+      <w:r>
+        <w:rPr>
+          <w:rFonts w:ascii="Consolas" w:eastAsia="Times New Roman" w:hAnsi="Consolas" w:cs="Times New Roman"/>
+          <w:color w:val="DCDCAA"/>
+          <w:kern w:val="0"/>
+          <w:sz w:val="16"/>
+          <w:szCs w:val="16"/>
+          <w:lang w:eastAsia="uk-UA"/>
+        </w:rPr>
+        <w:t>hello_message</w:t>
+      </w:r>
+      <w:r>
+        <w:rPr>
+          <w:rFonts w:ascii="Consolas" w:eastAsia="Times New Roman" w:hAnsi="Consolas" w:cs="Times New Roman"/>
+          <w:color w:val="CCCCCC"/>
+          <w:kern w:val="0"/>
+          <w:sz w:val="16"/>
+          <w:szCs w:val="16"/>
+          <w:lang w:eastAsia="uk-UA"/>
+        </w:rPr>
+        <w:t>():</w:t>
+      </w:r>
+    </w:p>
+    <w:p>
+      <w:pPr>
+        <w:shd w:val="clear" w:color="auto" w:fill="1F1F1F"/>
+        <w:spacing w:after="0" w:line="219" w:lineRule="atLeast"/>
+        <w:rPr>
+          <w:rFonts w:ascii="Consolas" w:eastAsia="Times New Roman" w:hAnsi="Consolas" w:cs="Times New Roman"/>
+          <w:color w:val="CCCCCC"/>
+          <w:kern w:val="0"/>
+          <w:sz w:val="16"/>
+          <w:szCs w:val="16"/>
+          <w:lang w:eastAsia="uk-UA"/>
+        </w:rPr>
+      </w:pPr>
+      <w:r>
+        <w:rPr>
+          <w:rFonts w:ascii="Consolas" w:eastAsia="Times New Roman" w:hAnsi="Consolas" w:cs="Times New Roman"/>
+          <w:color w:val="CCCCCC"/>
+          <w:kern w:val="0"/>
+          <w:sz w:val="16"/>
+          <w:szCs w:val="16"/>
+          <w:lang w:eastAsia="uk-UA"/>
+        </w:rPr>
+        <w:t xml:space="preserve">    </w:t>
+      </w:r>
+      <w:r>
+        <w:rPr>
+          <w:rFonts w:ascii="Consolas" w:eastAsia="Times New Roman" w:hAnsi="Consolas" w:cs="Times New Roman"/>
+          <w:color w:val="DCDCAA"/>
+          <w:kern w:val="0"/>
+          <w:sz w:val="16"/>
+          <w:szCs w:val="16"/>
+          <w:lang w:eastAsia="uk-UA"/>
+        </w:rPr>
+        <w:t>print</w:t>
+      </w:r>
+      <w:r>
+        <w:rPr>
+          <w:rFonts w:ascii="Consolas" w:eastAsia="Times New Roman" w:hAnsi="Consolas" w:cs="Times New Roman"/>
+          <w:color w:val="CCCCCC"/>
+          <w:kern w:val="0"/>
+          <w:sz w:val="16"/>
+          <w:szCs w:val="16"/>
+          <w:lang w:eastAsia="uk-UA"/>
+        </w:rPr>
+        <w:t>(</w:t>
+      </w:r>
+      <w:r>
+        <w:rPr>
+          <w:rFonts w:ascii="Consolas" w:eastAsia="Times New Roman" w:hAnsi="Consolas" w:cs="Times New Roman"/>
+          <w:color w:val="CE9178"/>
+          <w:kern w:val="0"/>
+          <w:sz w:val="16"/>
+          <w:szCs w:val="16"/>
+          <w:lang w:eastAsia="uk-UA"/>
+        </w:rPr>
+        <w:t>"Привіт козаки!"</w:t>
+      </w:r>
+      <w:r>
+        <w:rPr>
+          <w:rFonts w:ascii="Consolas" w:eastAsia="Times New Roman" w:hAnsi="Consolas" w:cs="Times New Roman"/>
+          <w:color w:val="CCCCCC"/>
+          <w:kern w:val="0"/>
+          <w:sz w:val="16"/>
+          <w:szCs w:val="16"/>
+          <w:lang w:eastAsia="uk-UA"/>
+        </w:rPr>
+        <w:t>)</w:t>
+      </w:r>
     </w:p>
     <w:p>
       <w:pPr>
@@ -5344,18 +5590,7 @@
           <w:szCs w:val="16"/>
           <w:lang w:eastAsia="uk-UA"/>
         </w:rPr>
-        <w:t>&gt;&gt;&gt;</w:t>
-      </w:r>
-      <w:r>
-        <w:rPr>
-          <w:rFonts w:ascii="Consolas" w:eastAsia="Times New Roman" w:hAnsi="Consolas" w:cs="Times New Roman"/>
-          <w:color w:val="CCCCCC"/>
-          <w:kern w:val="0"/>
-          <w:sz w:val="16"/>
-          <w:szCs w:val="16"/>
-          <w:lang w:eastAsia="uk-UA"/>
-        </w:rPr>
-        <w:t>import django</w:t>
+        <w:t xml:space="preserve">#один раз привязали і тепер кожного разу коли </w:t>
       </w:r>
     </w:p>
     <w:p>
@@ -5380,18 +5615,7 @@
           <w:szCs w:val="16"/>
           <w:lang w:eastAsia="uk-UA"/>
         </w:rPr>
-        <w:t>&gt;&gt;&gt;</w:t>
-      </w:r>
-      <w:r>
-        <w:rPr>
-          <w:rFonts w:ascii="Consolas" w:eastAsia="Times New Roman" w:hAnsi="Consolas" w:cs="Times New Roman"/>
-          <w:color w:val="CCCCCC"/>
-          <w:kern w:val="0"/>
-          <w:sz w:val="16"/>
-          <w:szCs w:val="16"/>
-          <w:lang w:eastAsia="uk-UA"/>
-        </w:rPr>
-        <w:t>print(django.get_version())</w:t>
+        <w:t xml:space="preserve"># викликаємо hello_message, </w:t>
       </w:r>
     </w:p>
     <w:p>
@@ -5416,197 +5640,2065 @@
           <w:szCs w:val="16"/>
           <w:lang w:eastAsia="uk-UA"/>
         </w:rPr>
-        <w:t>&gt;&gt;&gt;</w:t>
-      </w:r>
-      <w:r>
-        <w:rPr>
-          <w:rFonts w:ascii="Consolas" w:eastAsia="Times New Roman" w:hAnsi="Consolas" w:cs="Times New Roman"/>
-          <w:color w:val="CCCCCC"/>
-          <w:kern w:val="0"/>
-          <w:sz w:val="16"/>
-          <w:szCs w:val="16"/>
-          <w:lang w:eastAsia="uk-UA"/>
-        </w:rPr>
-        <w:t>quit()</w:t>
-      </w:r>
-    </w:p>
-    <w:p>
-      <w:pPr>
-        <w:shd w:val="clear" w:color="auto" w:fill="1F1F1F"/>
-        <w:spacing w:after="0" w:line="219" w:lineRule="atLeast"/>
-        <w:rPr>
-          <w:rFonts w:ascii="Consolas" w:eastAsia="Times New Roman" w:hAnsi="Consolas" w:cs="Times New Roman"/>
-          <w:color w:val="CCCCCC"/>
-          <w:kern w:val="0"/>
-          <w:sz w:val="16"/>
-          <w:szCs w:val="16"/>
-          <w:lang w:eastAsia="uk-UA"/>
-        </w:rPr>
-      </w:pPr>
-    </w:p>
-    <w:p>
-      <w:pPr>
-        <w:shd w:val="clear" w:color="auto" w:fill="1F1F1F"/>
-        <w:spacing w:after="0" w:line="219" w:lineRule="atLeast"/>
-        <w:rPr>
-          <w:rFonts w:ascii="Consolas" w:eastAsia="Times New Roman" w:hAnsi="Consolas" w:cs="Times New Roman"/>
-          <w:color w:val="CCCCCC"/>
-          <w:kern w:val="0"/>
-          <w:sz w:val="16"/>
-          <w:szCs w:val="16"/>
-          <w:lang w:eastAsia="uk-UA"/>
-        </w:rPr>
-      </w:pPr>
-      <w:r>
-        <w:rPr>
-          <w:rFonts w:ascii="Consolas" w:eastAsia="Times New Roman" w:hAnsi="Consolas" w:cs="Times New Roman"/>
-          <w:color w:val="CCCCCC"/>
-          <w:kern w:val="0"/>
-          <w:sz w:val="16"/>
-          <w:szCs w:val="16"/>
-          <w:lang w:eastAsia="uk-UA"/>
-        </w:rPr>
-        <w:t>python -m django --version</w:t>
-      </w:r>
-    </w:p>
-    <w:p>
-      <w:pPr>
-        <w:shd w:val="clear" w:color="auto" w:fill="1F1F1F"/>
-        <w:spacing w:after="0" w:line="219" w:lineRule="atLeast"/>
-        <w:rPr>
-          <w:rFonts w:ascii="Consolas" w:eastAsia="Times New Roman" w:hAnsi="Consolas" w:cs="Times New Roman"/>
-          <w:color w:val="CCCCCC"/>
-          <w:kern w:val="0"/>
-          <w:sz w:val="16"/>
-          <w:szCs w:val="16"/>
-          <w:lang w:eastAsia="uk-UA"/>
-        </w:rPr>
-      </w:pPr>
-      <w:r>
-        <w:rPr>
-          <w:rFonts w:ascii="Consolas" w:eastAsia="Times New Roman" w:hAnsi="Consolas" w:cs="Times New Roman"/>
-          <w:color w:val="CCCCCC"/>
-          <w:kern w:val="0"/>
-          <w:sz w:val="16"/>
-          <w:szCs w:val="16"/>
-          <w:lang w:eastAsia="uk-UA"/>
-        </w:rPr>
-        <w:t>mrdir silpo</w:t>
-      </w:r>
-    </w:p>
-    <w:p>
-      <w:pPr>
-        <w:shd w:val="clear" w:color="auto" w:fill="1F1F1F"/>
-        <w:spacing w:after="0" w:line="219" w:lineRule="atLeast"/>
-        <w:rPr>
-          <w:rFonts w:ascii="Consolas" w:eastAsia="Times New Roman" w:hAnsi="Consolas" w:cs="Times New Roman"/>
-          <w:color w:val="CCCCCC"/>
-          <w:kern w:val="0"/>
-          <w:sz w:val="16"/>
-          <w:szCs w:val="16"/>
-          <w:lang w:eastAsia="uk-UA"/>
-        </w:rPr>
-      </w:pPr>
-      <w:r>
-        <w:rPr>
-          <w:rFonts w:ascii="Consolas" w:eastAsia="Times New Roman" w:hAnsi="Consolas" w:cs="Times New Roman"/>
-          <w:color w:val="CCCCCC"/>
-          <w:kern w:val="0"/>
-          <w:sz w:val="16"/>
-          <w:szCs w:val="16"/>
-          <w:lang w:eastAsia="uk-UA"/>
-        </w:rPr>
-        <w:t>django-admin startproject mysite silpo #створюємо проект в папці сільпо</w:t>
-      </w:r>
-    </w:p>
-    <w:p>
-      <w:pPr>
-        <w:shd w:val="clear" w:color="auto" w:fill="1F1F1F"/>
-        <w:spacing w:after="0" w:line="219" w:lineRule="atLeast"/>
-        <w:rPr>
-          <w:rFonts w:ascii="Consolas" w:eastAsia="Times New Roman" w:hAnsi="Consolas" w:cs="Times New Roman"/>
-          <w:color w:val="CCCCCC"/>
-          <w:kern w:val="0"/>
-          <w:sz w:val="16"/>
-          <w:szCs w:val="16"/>
-          <w:lang w:eastAsia="uk-UA"/>
-        </w:rPr>
-      </w:pPr>
-      <w:r>
-        <w:rPr>
-          <w:rFonts w:ascii="Consolas" w:eastAsia="Times New Roman" w:hAnsi="Consolas" w:cs="Times New Roman"/>
-          <w:color w:val="CCCCCC"/>
-          <w:kern w:val="0"/>
-          <w:sz w:val="16"/>
-          <w:szCs w:val="16"/>
-          <w:lang w:eastAsia="uk-UA"/>
-        </w:rPr>
-        <w:t>cd silpo</w:t>
-      </w:r>
-    </w:p>
-    <w:p>
-      <w:pPr>
-        <w:shd w:val="clear" w:color="auto" w:fill="1F1F1F"/>
-        <w:spacing w:after="0" w:line="219" w:lineRule="atLeast"/>
-        <w:rPr>
-          <w:rFonts w:ascii="Consolas" w:eastAsia="Times New Roman" w:hAnsi="Consolas" w:cs="Times New Roman"/>
-          <w:color w:val="CCCCCC"/>
-          <w:kern w:val="0"/>
-          <w:sz w:val="16"/>
-          <w:szCs w:val="16"/>
-          <w:lang w:eastAsia="uk-UA"/>
-        </w:rPr>
-      </w:pPr>
-      <w:r>
-        <w:rPr>
-          <w:rFonts w:ascii="Consolas" w:eastAsia="Times New Roman" w:hAnsi="Consolas" w:cs="Times New Roman"/>
-          <w:color w:val="CCCCCC"/>
-          <w:kern w:val="0"/>
-          <w:sz w:val="16"/>
-          <w:szCs w:val="16"/>
-          <w:lang w:eastAsia="uk-UA"/>
-        </w:rPr>
-        <w:t>#запуск сервака</w:t>
-      </w:r>
-    </w:p>
-    <w:p>
-      <w:pPr>
-        <w:shd w:val="clear" w:color="auto" w:fill="1F1F1F"/>
-        <w:spacing w:after="0" w:line="219" w:lineRule="atLeast"/>
-        <w:rPr>
-          <w:rFonts w:ascii="Consolas" w:eastAsia="Times New Roman" w:hAnsi="Consolas" w:cs="Times New Roman"/>
-          <w:color w:val="CCCCCC"/>
-          <w:kern w:val="0"/>
-          <w:sz w:val="16"/>
-          <w:szCs w:val="16"/>
-          <w:lang w:eastAsia="uk-UA"/>
-        </w:rPr>
-      </w:pPr>
-      <w:r>
-        <w:rPr>
-          <w:rFonts w:ascii="Consolas" w:eastAsia="Times New Roman" w:hAnsi="Consolas" w:cs="Times New Roman"/>
-          <w:color w:val="CCCCCC"/>
-          <w:kern w:val="0"/>
-          <w:sz w:val="16"/>
-          <w:szCs w:val="16"/>
-          <w:lang w:eastAsia="uk-UA"/>
-        </w:rPr>
-        <w:t xml:space="preserve">py manage.py runserver 9581 </w:t>
-      </w:r>
-    </w:p>
-    <w:p>
-      <w:pPr>
-        <w:shd w:val="clear" w:color="auto" w:fill="1F1F1F"/>
-        <w:spacing w:after="0" w:line="219" w:lineRule="atLeast"/>
-        <w:rPr>
-          <w:rFonts w:ascii="Consolas" w:eastAsia="Times New Roman" w:hAnsi="Consolas" w:cs="Times New Roman"/>
-          <w:color w:val="CCCCCC"/>
-          <w:kern w:val="0"/>
-          <w:sz w:val="16"/>
-          <w:szCs w:val="16"/>
-          <w:lang w:eastAsia="uk-UA"/>
-        </w:rPr>
-      </w:pPr>
+        <w:t># викликається my_decorator</w:t>
+      </w:r>
+    </w:p>
+    <w:p>
+      <w:pPr>
+        <w:shd w:val="clear" w:color="auto" w:fill="1F1F1F"/>
+        <w:spacing w:after="0" w:line="219" w:lineRule="atLeast"/>
+        <w:rPr>
+          <w:rFonts w:ascii="Consolas" w:eastAsia="Times New Roman" w:hAnsi="Consolas" w:cs="Times New Roman"/>
+          <w:color w:val="CCCCCC"/>
+          <w:kern w:val="0"/>
+          <w:sz w:val="16"/>
+          <w:szCs w:val="16"/>
+          <w:lang w:eastAsia="uk-UA"/>
+        </w:rPr>
+      </w:pPr>
+      <w:r>
+        <w:rPr>
+          <w:rFonts w:ascii="Consolas" w:eastAsia="Times New Roman" w:hAnsi="Consolas" w:cs="Times New Roman"/>
+          <w:color w:val="CCCCCC"/>
+          <w:kern w:val="0"/>
+          <w:sz w:val="16"/>
+          <w:szCs w:val="16"/>
+          <w:lang w:eastAsia="uk-UA"/>
+        </w:rPr>
+        <w:t>hello_message()</w:t>
+      </w:r>
+    </w:p>
+    <w:p>
+      <w:pPr>
+        <w:shd w:val="clear" w:color="auto" w:fill="1F1F1F"/>
+        <w:spacing w:after="0" w:line="219" w:lineRule="atLeast"/>
+        <w:rPr>
+          <w:rFonts w:ascii="Consolas" w:eastAsia="Times New Roman" w:hAnsi="Consolas" w:cs="Times New Roman"/>
+          <w:color w:val="CCCCCC"/>
+          <w:kern w:val="0"/>
+          <w:sz w:val="16"/>
+          <w:szCs w:val="16"/>
+          <w:lang w:eastAsia="uk-UA"/>
+        </w:rPr>
+      </w:pPr>
+    </w:p>
+    <w:p>
+      <w:pPr>
+        <w:shd w:val="clear" w:color="auto" w:fill="1F1F1F"/>
+        <w:spacing w:after="0" w:line="219" w:lineRule="atLeast"/>
+        <w:rPr>
+          <w:rFonts w:ascii="Consolas" w:eastAsia="Times New Roman" w:hAnsi="Consolas" w:cs="Times New Roman"/>
+          <w:color w:val="CCCCCC"/>
+          <w:kern w:val="0"/>
+          <w:sz w:val="16"/>
+          <w:szCs w:val="16"/>
+          <w:lang w:eastAsia="uk-UA"/>
+        </w:rPr>
+      </w:pPr>
+      <w:r>
+        <w:rPr>
+          <w:rFonts w:ascii="Consolas" w:eastAsia="Times New Roman" w:hAnsi="Consolas" w:cs="Times New Roman"/>
+          <w:color w:val="6A9955"/>
+          <w:kern w:val="0"/>
+          <w:sz w:val="16"/>
+          <w:szCs w:val="16"/>
+          <w:lang w:eastAsia="uk-UA"/>
+        </w:rPr>
+        <w:t>#Замикання - це функція, що має доступ до змінних з зовнішньої області видимості,</w:t>
+      </w:r>
+    </w:p>
+    <w:p>
+      <w:pPr>
+        <w:shd w:val="clear" w:color="auto" w:fill="1F1F1F"/>
+        <w:spacing w:after="0" w:line="219" w:lineRule="atLeast"/>
+        <w:rPr>
+          <w:rFonts w:ascii="Consolas" w:eastAsia="Times New Roman" w:hAnsi="Consolas" w:cs="Times New Roman"/>
+          <w:color w:val="CCCCCC"/>
+          <w:kern w:val="0"/>
+          <w:sz w:val="16"/>
+          <w:szCs w:val="16"/>
+          <w:lang w:eastAsia="uk-UA"/>
+        </w:rPr>
+      </w:pPr>
+      <w:r>
+        <w:rPr>
+          <w:rFonts w:ascii="Consolas" w:eastAsia="Times New Roman" w:hAnsi="Consolas" w:cs="Times New Roman"/>
+          <w:color w:val="6A9955"/>
+          <w:kern w:val="0"/>
+          <w:sz w:val="16"/>
+          <w:szCs w:val="16"/>
+          <w:lang w:eastAsia="uk-UA"/>
+        </w:rPr>
+        <w:t># навіть після того, як зовнішня функція завершила виконання.</w:t>
+      </w:r>
+    </w:p>
+    <w:p>
+      <w:pPr>
+        <w:shd w:val="clear" w:color="auto" w:fill="1F1F1F"/>
+        <w:spacing w:after="0" w:line="219" w:lineRule="atLeast"/>
+        <w:rPr>
+          <w:rFonts w:ascii="Consolas" w:eastAsia="Times New Roman" w:hAnsi="Consolas" w:cs="Times New Roman"/>
+          <w:color w:val="CCCCCC"/>
+          <w:kern w:val="0"/>
+          <w:sz w:val="16"/>
+          <w:szCs w:val="16"/>
+          <w:lang w:eastAsia="uk-UA"/>
+        </w:rPr>
+      </w:pPr>
+    </w:p>
+    <w:p>
+      <w:pPr>
+        <w:shd w:val="clear" w:color="auto" w:fill="1F1F1F"/>
+        <w:spacing w:after="0" w:line="219" w:lineRule="atLeast"/>
+        <w:rPr>
+          <w:rFonts w:ascii="Consolas" w:eastAsia="Times New Roman" w:hAnsi="Consolas" w:cs="Times New Roman"/>
+          <w:color w:val="CCCCCC"/>
+          <w:kern w:val="0"/>
+          <w:sz w:val="16"/>
+          <w:szCs w:val="16"/>
+          <w:lang w:eastAsia="uk-UA"/>
+        </w:rPr>
+      </w:pPr>
+      <w:r>
+        <w:rPr>
+          <w:rFonts w:ascii="Consolas" w:eastAsia="Times New Roman" w:hAnsi="Consolas" w:cs="Times New Roman"/>
+          <w:color w:val="569CD6"/>
+          <w:kern w:val="0"/>
+          <w:sz w:val="16"/>
+          <w:szCs w:val="16"/>
+          <w:lang w:eastAsia="uk-UA"/>
+        </w:rPr>
+        <w:t>def</w:t>
+      </w:r>
+      <w:r>
+        <w:rPr>
+          <w:rFonts w:ascii="Consolas" w:eastAsia="Times New Roman" w:hAnsi="Consolas" w:cs="Times New Roman"/>
+          <w:color w:val="CCCCCC"/>
+          <w:kern w:val="0"/>
+          <w:sz w:val="16"/>
+          <w:szCs w:val="16"/>
+          <w:lang w:eastAsia="uk-UA"/>
+        </w:rPr>
+        <w:t xml:space="preserve"> </w:t>
+      </w:r>
+      <w:r>
+        <w:rPr>
+          <w:rFonts w:ascii="Consolas" w:eastAsia="Times New Roman" w:hAnsi="Consolas" w:cs="Times New Roman"/>
+          <w:color w:val="DCDCAA"/>
+          <w:kern w:val="0"/>
+          <w:sz w:val="16"/>
+          <w:szCs w:val="16"/>
+          <w:lang w:eastAsia="uk-UA"/>
+        </w:rPr>
+        <w:t>my_view_message</w:t>
+      </w:r>
+      <w:r>
+        <w:rPr>
+          <w:rFonts w:ascii="Consolas" w:eastAsia="Times New Roman" w:hAnsi="Consolas" w:cs="Times New Roman"/>
+          <w:color w:val="CCCCCC"/>
+          <w:kern w:val="0"/>
+          <w:sz w:val="16"/>
+          <w:szCs w:val="16"/>
+          <w:lang w:eastAsia="uk-UA"/>
+        </w:rPr>
+        <w:t>(</w:t>
+      </w:r>
+      <w:r>
+        <w:rPr>
+          <w:rFonts w:ascii="Consolas" w:eastAsia="Times New Roman" w:hAnsi="Consolas" w:cs="Times New Roman"/>
+          <w:color w:val="9CDCFE"/>
+          <w:kern w:val="0"/>
+          <w:sz w:val="16"/>
+          <w:szCs w:val="16"/>
+          <w:lang w:eastAsia="uk-UA"/>
+        </w:rPr>
+        <w:t>msg</w:t>
+      </w:r>
+      <w:r>
+        <w:rPr>
+          <w:rFonts w:ascii="Consolas" w:eastAsia="Times New Roman" w:hAnsi="Consolas" w:cs="Times New Roman"/>
+          <w:color w:val="CCCCCC"/>
+          <w:kern w:val="0"/>
+          <w:sz w:val="16"/>
+          <w:szCs w:val="16"/>
+          <w:lang w:eastAsia="uk-UA"/>
+        </w:rPr>
+        <w:t>):</w:t>
+      </w:r>
+    </w:p>
+    <w:p>
+      <w:pPr>
+        <w:shd w:val="clear" w:color="auto" w:fill="1F1F1F"/>
+        <w:spacing w:after="0" w:line="219" w:lineRule="atLeast"/>
+        <w:rPr>
+          <w:rFonts w:ascii="Consolas" w:eastAsia="Times New Roman" w:hAnsi="Consolas" w:cs="Times New Roman"/>
+          <w:color w:val="CCCCCC"/>
+          <w:kern w:val="0"/>
+          <w:sz w:val="16"/>
+          <w:szCs w:val="16"/>
+          <w:lang w:eastAsia="uk-UA"/>
+        </w:rPr>
+      </w:pPr>
+      <w:r>
+        <w:rPr>
+          <w:rFonts w:ascii="Consolas" w:eastAsia="Times New Roman" w:hAnsi="Consolas" w:cs="Times New Roman"/>
+          <w:color w:val="CCCCCC"/>
+          <w:kern w:val="0"/>
+          <w:sz w:val="16"/>
+          <w:szCs w:val="16"/>
+          <w:lang w:eastAsia="uk-UA"/>
+        </w:rPr>
+        <w:t xml:space="preserve">    message </w:t>
+      </w:r>
+      <w:r>
+        <w:rPr>
+          <w:rFonts w:ascii="Consolas" w:eastAsia="Times New Roman" w:hAnsi="Consolas" w:cs="Times New Roman"/>
+          <w:color w:val="D4D4D4"/>
+          <w:kern w:val="0"/>
+          <w:sz w:val="16"/>
+          <w:szCs w:val="16"/>
+          <w:lang w:eastAsia="uk-UA"/>
+        </w:rPr>
+        <w:t>=</w:t>
+      </w:r>
+      <w:r>
+        <w:rPr>
+          <w:rFonts w:ascii="Consolas" w:eastAsia="Times New Roman" w:hAnsi="Consolas" w:cs="Times New Roman"/>
+          <w:color w:val="CCCCCC"/>
+          <w:kern w:val="0"/>
+          <w:sz w:val="16"/>
+          <w:szCs w:val="16"/>
+          <w:lang w:eastAsia="uk-UA"/>
+        </w:rPr>
+        <w:t xml:space="preserve"> msg[</w:t>
+      </w:r>
+      <w:r>
+        <w:rPr>
+          <w:rFonts w:ascii="Consolas" w:eastAsia="Times New Roman" w:hAnsi="Consolas" w:cs="Times New Roman"/>
+          <w:color w:val="B5CEA8"/>
+          <w:kern w:val="0"/>
+          <w:sz w:val="16"/>
+          <w:szCs w:val="16"/>
+          <w:lang w:eastAsia="uk-UA"/>
+        </w:rPr>
+        <w:t>0</w:t>
+      </w:r>
+      <w:r>
+        <w:rPr>
+          <w:rFonts w:ascii="Consolas" w:eastAsia="Times New Roman" w:hAnsi="Consolas" w:cs="Times New Roman"/>
+          <w:color w:val="CCCCCC"/>
+          <w:kern w:val="0"/>
+          <w:sz w:val="16"/>
+          <w:szCs w:val="16"/>
+          <w:lang w:eastAsia="uk-UA"/>
+        </w:rPr>
+        <w:t>:</w:t>
+      </w:r>
+      <w:r>
+        <w:rPr>
+          <w:rFonts w:ascii="Consolas" w:eastAsia="Times New Roman" w:hAnsi="Consolas" w:cs="Times New Roman"/>
+          <w:color w:val="B5CEA8"/>
+          <w:kern w:val="0"/>
+          <w:sz w:val="16"/>
+          <w:szCs w:val="16"/>
+          <w:lang w:eastAsia="uk-UA"/>
+        </w:rPr>
+        <w:t>9</w:t>
+      </w:r>
+      <w:r>
+        <w:rPr>
+          <w:rFonts w:ascii="Consolas" w:eastAsia="Times New Roman" w:hAnsi="Consolas" w:cs="Times New Roman"/>
+          <w:color w:val="CCCCCC"/>
+          <w:kern w:val="0"/>
+          <w:sz w:val="16"/>
+          <w:szCs w:val="16"/>
+          <w:lang w:eastAsia="uk-UA"/>
+        </w:rPr>
+        <w:t xml:space="preserve">] </w:t>
+      </w:r>
+      <w:r>
+        <w:rPr>
+          <w:rFonts w:ascii="Consolas" w:eastAsia="Times New Roman" w:hAnsi="Consolas" w:cs="Times New Roman"/>
+          <w:color w:val="6A9955"/>
+          <w:kern w:val="0"/>
+          <w:sz w:val="16"/>
+          <w:szCs w:val="16"/>
+          <w:lang w:eastAsia="uk-UA"/>
+        </w:rPr>
+        <w:t>#Зрізаємо рядок</w:t>
+      </w:r>
+    </w:p>
+    <w:p>
+      <w:pPr>
+        <w:shd w:val="clear" w:color="auto" w:fill="1F1F1F"/>
+        <w:spacing w:after="0" w:line="219" w:lineRule="atLeast"/>
+        <w:rPr>
+          <w:rFonts w:ascii="Consolas" w:eastAsia="Times New Roman" w:hAnsi="Consolas" w:cs="Times New Roman"/>
+          <w:color w:val="CCCCCC"/>
+          <w:kern w:val="0"/>
+          <w:sz w:val="16"/>
+          <w:szCs w:val="16"/>
+          <w:lang w:eastAsia="uk-UA"/>
+        </w:rPr>
+      </w:pPr>
+      <w:r>
+        <w:rPr>
+          <w:rFonts w:ascii="Consolas" w:eastAsia="Times New Roman" w:hAnsi="Consolas" w:cs="Times New Roman"/>
+          <w:color w:val="CCCCCC"/>
+          <w:kern w:val="0"/>
+          <w:sz w:val="16"/>
+          <w:szCs w:val="16"/>
+          <w:lang w:eastAsia="uk-UA"/>
+        </w:rPr>
+        <w:t xml:space="preserve">    </w:t>
+      </w:r>
+      <w:r>
+        <w:rPr>
+          <w:rFonts w:ascii="Consolas" w:eastAsia="Times New Roman" w:hAnsi="Consolas" w:cs="Times New Roman"/>
+          <w:color w:val="6A9955"/>
+          <w:kern w:val="0"/>
+          <w:sz w:val="16"/>
+          <w:szCs w:val="16"/>
+          <w:lang w:eastAsia="uk-UA"/>
+        </w:rPr>
+        <w:t># print("message", message)</w:t>
+      </w:r>
+    </w:p>
+    <w:p>
+      <w:pPr>
+        <w:shd w:val="clear" w:color="auto" w:fill="1F1F1F"/>
+        <w:spacing w:after="0" w:line="219" w:lineRule="atLeast"/>
+        <w:rPr>
+          <w:rFonts w:ascii="Consolas" w:eastAsia="Times New Roman" w:hAnsi="Consolas" w:cs="Times New Roman"/>
+          <w:color w:val="CCCCCC"/>
+          <w:kern w:val="0"/>
+          <w:sz w:val="16"/>
+          <w:szCs w:val="16"/>
+          <w:lang w:eastAsia="uk-UA"/>
+        </w:rPr>
+      </w:pPr>
+      <w:r>
+        <w:rPr>
+          <w:rFonts w:ascii="Consolas" w:eastAsia="Times New Roman" w:hAnsi="Consolas" w:cs="Times New Roman"/>
+          <w:color w:val="CCCCCC"/>
+          <w:kern w:val="0"/>
+          <w:sz w:val="16"/>
+          <w:szCs w:val="16"/>
+          <w:lang w:eastAsia="uk-UA"/>
+        </w:rPr>
+        <w:t xml:space="preserve">    </w:t>
+      </w:r>
+      <w:r>
+        <w:rPr>
+          <w:rFonts w:ascii="Consolas" w:eastAsia="Times New Roman" w:hAnsi="Consolas" w:cs="Times New Roman"/>
+          <w:color w:val="569CD6"/>
+          <w:kern w:val="0"/>
+          <w:sz w:val="16"/>
+          <w:szCs w:val="16"/>
+          <w:lang w:eastAsia="uk-UA"/>
+        </w:rPr>
+        <w:t>def</w:t>
+      </w:r>
+      <w:r>
+        <w:rPr>
+          <w:rFonts w:ascii="Consolas" w:eastAsia="Times New Roman" w:hAnsi="Consolas" w:cs="Times New Roman"/>
+          <w:color w:val="CCCCCC"/>
+          <w:kern w:val="0"/>
+          <w:sz w:val="16"/>
+          <w:szCs w:val="16"/>
+          <w:lang w:eastAsia="uk-UA"/>
+        </w:rPr>
+        <w:t xml:space="preserve"> </w:t>
+      </w:r>
+      <w:r>
+        <w:rPr>
+          <w:rFonts w:ascii="Consolas" w:eastAsia="Times New Roman" w:hAnsi="Consolas" w:cs="Times New Roman"/>
+          <w:color w:val="DCDCAA"/>
+          <w:kern w:val="0"/>
+          <w:sz w:val="16"/>
+          <w:szCs w:val="16"/>
+          <w:lang w:eastAsia="uk-UA"/>
+        </w:rPr>
+        <w:t>private_fun</w:t>
+      </w:r>
+      <w:r>
+        <w:rPr>
+          <w:rFonts w:ascii="Consolas" w:eastAsia="Times New Roman" w:hAnsi="Consolas" w:cs="Times New Roman"/>
+          <w:color w:val="CCCCCC"/>
+          <w:kern w:val="0"/>
+          <w:sz w:val="16"/>
+          <w:szCs w:val="16"/>
+          <w:lang w:eastAsia="uk-UA"/>
+        </w:rPr>
+        <w:t>():</w:t>
+      </w:r>
+    </w:p>
+    <w:p>
+      <w:pPr>
+        <w:shd w:val="clear" w:color="auto" w:fill="1F1F1F"/>
+        <w:spacing w:after="0" w:line="219" w:lineRule="atLeast"/>
+        <w:rPr>
+          <w:rFonts w:ascii="Consolas" w:eastAsia="Times New Roman" w:hAnsi="Consolas" w:cs="Times New Roman"/>
+          <w:color w:val="CCCCCC"/>
+          <w:kern w:val="0"/>
+          <w:sz w:val="16"/>
+          <w:szCs w:val="16"/>
+          <w:lang w:eastAsia="uk-UA"/>
+        </w:rPr>
+      </w:pPr>
+      <w:r>
+        <w:rPr>
+          <w:rFonts w:ascii="Consolas" w:eastAsia="Times New Roman" w:hAnsi="Consolas" w:cs="Times New Roman"/>
+          <w:color w:val="CCCCCC"/>
+          <w:kern w:val="0"/>
+          <w:sz w:val="16"/>
+          <w:szCs w:val="16"/>
+          <w:lang w:eastAsia="uk-UA"/>
+        </w:rPr>
+        <w:t xml:space="preserve">        </w:t>
+      </w:r>
+      <w:r>
+        <w:rPr>
+          <w:rFonts w:ascii="Consolas" w:eastAsia="Times New Roman" w:hAnsi="Consolas" w:cs="Times New Roman"/>
+          <w:color w:val="DCDCAA"/>
+          <w:kern w:val="0"/>
+          <w:sz w:val="16"/>
+          <w:szCs w:val="16"/>
+          <w:lang w:eastAsia="uk-UA"/>
+        </w:rPr>
+        <w:t>print</w:t>
+      </w:r>
+      <w:r>
+        <w:rPr>
+          <w:rFonts w:ascii="Consolas" w:eastAsia="Times New Roman" w:hAnsi="Consolas" w:cs="Times New Roman"/>
+          <w:color w:val="CCCCCC"/>
+          <w:kern w:val="0"/>
+          <w:sz w:val="16"/>
+          <w:szCs w:val="16"/>
+          <w:lang w:eastAsia="uk-UA"/>
+        </w:rPr>
+        <w:t>(message)</w:t>
+      </w:r>
+    </w:p>
+    <w:p>
+      <w:pPr>
+        <w:shd w:val="clear" w:color="auto" w:fill="1F1F1F"/>
+        <w:spacing w:after="0" w:line="219" w:lineRule="atLeast"/>
+        <w:rPr>
+          <w:rFonts w:ascii="Consolas" w:eastAsia="Times New Roman" w:hAnsi="Consolas" w:cs="Times New Roman"/>
+          <w:color w:val="CCCCCC"/>
+          <w:kern w:val="0"/>
+          <w:sz w:val="16"/>
+          <w:szCs w:val="16"/>
+          <w:lang w:eastAsia="uk-UA"/>
+        </w:rPr>
+      </w:pPr>
+      <w:r>
+        <w:rPr>
+          <w:rFonts w:ascii="Consolas" w:eastAsia="Times New Roman" w:hAnsi="Consolas" w:cs="Times New Roman"/>
+          <w:color w:val="CCCCCC"/>
+          <w:kern w:val="0"/>
+          <w:sz w:val="16"/>
+          <w:szCs w:val="16"/>
+          <w:lang w:eastAsia="uk-UA"/>
+        </w:rPr>
+        <w:t xml:space="preserve">    </w:t>
+      </w:r>
+      <w:r>
+        <w:rPr>
+          <w:rFonts w:ascii="Consolas" w:eastAsia="Times New Roman" w:hAnsi="Consolas" w:cs="Times New Roman"/>
+          <w:color w:val="C586C0"/>
+          <w:kern w:val="0"/>
+          <w:sz w:val="16"/>
+          <w:szCs w:val="16"/>
+          <w:lang w:eastAsia="uk-UA"/>
+        </w:rPr>
+        <w:t>return</w:t>
+      </w:r>
+      <w:r>
+        <w:rPr>
+          <w:rFonts w:ascii="Consolas" w:eastAsia="Times New Roman" w:hAnsi="Consolas" w:cs="Times New Roman"/>
+          <w:color w:val="CCCCCC"/>
+          <w:kern w:val="0"/>
+          <w:sz w:val="16"/>
+          <w:szCs w:val="16"/>
+          <w:lang w:eastAsia="uk-UA"/>
+        </w:rPr>
+        <w:t xml:space="preserve"> private_fun </w:t>
+      </w:r>
+      <w:r>
+        <w:rPr>
+          <w:rFonts w:ascii="Consolas" w:eastAsia="Times New Roman" w:hAnsi="Consolas" w:cs="Times New Roman"/>
+          <w:color w:val="6A9955"/>
+          <w:kern w:val="0"/>
+          <w:sz w:val="16"/>
+          <w:szCs w:val="16"/>
+          <w:lang w:eastAsia="uk-UA"/>
+        </w:rPr>
+        <w:t>#Повертаю вказівник на функцію</w:t>
+      </w:r>
+    </w:p>
+    <w:p>
+      <w:pPr>
+        <w:shd w:val="clear" w:color="auto" w:fill="1F1F1F"/>
+        <w:spacing w:after="0" w:line="219" w:lineRule="atLeast"/>
+        <w:rPr>
+          <w:rFonts w:ascii="Consolas" w:eastAsia="Times New Roman" w:hAnsi="Consolas" w:cs="Times New Roman"/>
+          <w:color w:val="CCCCCC"/>
+          <w:kern w:val="0"/>
+          <w:sz w:val="16"/>
+          <w:szCs w:val="16"/>
+          <w:lang w:eastAsia="uk-UA"/>
+        </w:rPr>
+      </w:pPr>
+    </w:p>
+    <w:p>
+      <w:pPr>
+        <w:shd w:val="clear" w:color="auto" w:fill="1F1F1F"/>
+        <w:spacing w:after="0" w:line="219" w:lineRule="atLeast"/>
+        <w:rPr>
+          <w:rFonts w:ascii="Consolas" w:eastAsia="Times New Roman" w:hAnsi="Consolas" w:cs="Times New Roman"/>
+          <w:color w:val="CCCCCC"/>
+          <w:kern w:val="0"/>
+          <w:sz w:val="16"/>
+          <w:szCs w:val="16"/>
+          <w:lang w:eastAsia="uk-UA"/>
+        </w:rPr>
+      </w:pPr>
+      <w:r>
+        <w:rPr>
+          <w:rFonts w:ascii="Consolas" w:eastAsia="Times New Roman" w:hAnsi="Consolas" w:cs="Times New Roman"/>
+          <w:color w:val="6A9955"/>
+          <w:kern w:val="0"/>
+          <w:sz w:val="16"/>
+          <w:szCs w:val="16"/>
+          <w:lang w:eastAsia="uk-UA"/>
+        </w:rPr>
+        <w:t>#Створюю вказівник на фукнцію, яка працює у середині</w:t>
+      </w:r>
+    </w:p>
+    <w:p>
+      <w:pPr>
+        <w:shd w:val="clear" w:color="auto" w:fill="1F1F1F"/>
+        <w:spacing w:after="0" w:line="219" w:lineRule="atLeast"/>
+        <w:rPr>
+          <w:rFonts w:ascii="Consolas" w:eastAsia="Times New Roman" w:hAnsi="Consolas" w:cs="Times New Roman"/>
+          <w:color w:val="CCCCCC"/>
+          <w:kern w:val="0"/>
+          <w:sz w:val="16"/>
+          <w:szCs w:val="16"/>
+          <w:lang w:eastAsia="uk-UA"/>
+        </w:rPr>
+      </w:pPr>
+      <w:r>
+        <w:rPr>
+          <w:rFonts w:ascii="Consolas" w:eastAsia="Times New Roman" w:hAnsi="Consolas" w:cs="Times New Roman"/>
+          <w:color w:val="CCCCCC"/>
+          <w:kern w:val="0"/>
+          <w:sz w:val="16"/>
+          <w:szCs w:val="16"/>
+          <w:lang w:eastAsia="uk-UA"/>
+        </w:rPr>
+        <w:t xml:space="preserve">closure </w:t>
+      </w:r>
+      <w:r>
+        <w:rPr>
+          <w:rFonts w:ascii="Consolas" w:eastAsia="Times New Roman" w:hAnsi="Consolas" w:cs="Times New Roman"/>
+          <w:color w:val="D4D4D4"/>
+          <w:kern w:val="0"/>
+          <w:sz w:val="16"/>
+          <w:szCs w:val="16"/>
+          <w:lang w:eastAsia="uk-UA"/>
+        </w:rPr>
+        <w:t>=</w:t>
+      </w:r>
+      <w:r>
+        <w:rPr>
+          <w:rFonts w:ascii="Consolas" w:eastAsia="Times New Roman" w:hAnsi="Consolas" w:cs="Times New Roman"/>
+          <w:color w:val="CCCCCC"/>
+          <w:kern w:val="0"/>
+          <w:sz w:val="16"/>
+          <w:szCs w:val="16"/>
+          <w:lang w:eastAsia="uk-UA"/>
+        </w:rPr>
+        <w:t xml:space="preserve"> my_view_message(</w:t>
+      </w:r>
+      <w:r>
+        <w:rPr>
+          <w:rFonts w:ascii="Consolas" w:eastAsia="Times New Roman" w:hAnsi="Consolas" w:cs="Times New Roman"/>
+          <w:color w:val="CE9178"/>
+          <w:kern w:val="0"/>
+          <w:sz w:val="16"/>
+          <w:szCs w:val="16"/>
+          <w:lang w:eastAsia="uk-UA"/>
+        </w:rPr>
+        <w:t>"Привіт козаки і козочки. Класна погода"</w:t>
+      </w:r>
+      <w:r>
+        <w:rPr>
+          <w:rFonts w:ascii="Consolas" w:eastAsia="Times New Roman" w:hAnsi="Consolas" w:cs="Times New Roman"/>
+          <w:color w:val="CCCCCC"/>
+          <w:kern w:val="0"/>
+          <w:sz w:val="16"/>
+          <w:szCs w:val="16"/>
+          <w:lang w:eastAsia="uk-UA"/>
+        </w:rPr>
+        <w:t>)</w:t>
+      </w:r>
+    </w:p>
+    <w:p>
+      <w:pPr>
+        <w:shd w:val="clear" w:color="auto" w:fill="1F1F1F"/>
+        <w:spacing w:after="0" w:line="219" w:lineRule="atLeast"/>
+        <w:rPr>
+          <w:rFonts w:ascii="Consolas" w:eastAsia="Times New Roman" w:hAnsi="Consolas" w:cs="Times New Roman"/>
+          <w:color w:val="CCCCCC"/>
+          <w:kern w:val="0"/>
+          <w:sz w:val="16"/>
+          <w:szCs w:val="16"/>
+          <w:lang w:eastAsia="uk-UA"/>
+        </w:rPr>
+      </w:pPr>
+      <w:r>
+        <w:rPr>
+          <w:rFonts w:ascii="Consolas" w:eastAsia="Times New Roman" w:hAnsi="Consolas" w:cs="Times New Roman"/>
+          <w:color w:val="CCCCCC"/>
+          <w:kern w:val="0"/>
+          <w:sz w:val="16"/>
+          <w:szCs w:val="16"/>
+          <w:lang w:eastAsia="uk-UA"/>
+        </w:rPr>
+        <w:t>closure()</w:t>
+      </w:r>
+    </w:p>
+    <w:p>
+      <w:pPr>
+        <w:shd w:val="clear" w:color="auto" w:fill="1F1F1F"/>
+        <w:spacing w:after="0" w:line="219" w:lineRule="atLeast"/>
+        <w:rPr>
+          <w:rFonts w:ascii="Consolas" w:eastAsia="Times New Roman" w:hAnsi="Consolas" w:cs="Times New Roman"/>
+          <w:color w:val="CCCCCC"/>
+          <w:kern w:val="0"/>
+          <w:sz w:val="16"/>
+          <w:szCs w:val="16"/>
+          <w:lang w:eastAsia="uk-UA"/>
+        </w:rPr>
+      </w:pPr>
+    </w:p>
+    <w:p>
+      <w:pPr>
+        <w:shd w:val="clear" w:color="auto" w:fill="1F1F1F"/>
+        <w:spacing w:after="0" w:line="219" w:lineRule="atLeast"/>
+        <w:rPr>
+          <w:rFonts w:ascii="Consolas" w:eastAsia="Times New Roman" w:hAnsi="Consolas" w:cs="Times New Roman"/>
+          <w:color w:val="CCCCCC"/>
+          <w:kern w:val="0"/>
+          <w:sz w:val="16"/>
+          <w:szCs w:val="16"/>
+          <w:lang w:eastAsia="uk-UA"/>
+        </w:rPr>
+      </w:pPr>
+      <w:r>
+        <w:rPr>
+          <w:rFonts w:ascii="Consolas" w:eastAsia="Times New Roman" w:hAnsi="Consolas" w:cs="Times New Roman"/>
+          <w:color w:val="6A9955"/>
+          <w:kern w:val="0"/>
+          <w:sz w:val="16"/>
+          <w:szCs w:val="16"/>
+          <w:lang w:eastAsia="uk-UA"/>
+        </w:rPr>
+        <w:t>#Генератор - це спеціальний тип функції, яка повертає ітератор.</w:t>
+      </w:r>
+    </w:p>
+    <w:p>
+      <w:pPr>
+        <w:shd w:val="clear" w:color="auto" w:fill="1F1F1F"/>
+        <w:spacing w:after="0" w:line="219" w:lineRule="atLeast"/>
+        <w:rPr>
+          <w:rFonts w:ascii="Consolas" w:eastAsia="Times New Roman" w:hAnsi="Consolas" w:cs="Times New Roman"/>
+          <w:color w:val="CCCCCC"/>
+          <w:kern w:val="0"/>
+          <w:sz w:val="16"/>
+          <w:szCs w:val="16"/>
+          <w:lang w:eastAsia="uk-UA"/>
+        </w:rPr>
+      </w:pPr>
+      <w:r>
+        <w:rPr>
+          <w:rFonts w:ascii="Consolas" w:eastAsia="Times New Roman" w:hAnsi="Consolas" w:cs="Times New Roman"/>
+          <w:color w:val="6A9955"/>
+          <w:kern w:val="0"/>
+          <w:sz w:val="16"/>
+          <w:szCs w:val="16"/>
+          <w:lang w:eastAsia="uk-UA"/>
+        </w:rPr>
+        <w:t># Генератори використовуються для створення послідовностей даних,</w:t>
+      </w:r>
+    </w:p>
+    <w:p>
+      <w:pPr>
+        <w:shd w:val="clear" w:color="auto" w:fill="1F1F1F"/>
+        <w:spacing w:after="0" w:line="219" w:lineRule="atLeast"/>
+        <w:rPr>
+          <w:rFonts w:ascii="Consolas" w:eastAsia="Times New Roman" w:hAnsi="Consolas" w:cs="Times New Roman"/>
+          <w:color w:val="CCCCCC"/>
+          <w:kern w:val="0"/>
+          <w:sz w:val="16"/>
+          <w:szCs w:val="16"/>
+          <w:lang w:eastAsia="uk-UA"/>
+        </w:rPr>
+      </w:pPr>
+      <w:r>
+        <w:rPr>
+          <w:rFonts w:ascii="Consolas" w:eastAsia="Times New Roman" w:hAnsi="Consolas" w:cs="Times New Roman"/>
+          <w:color w:val="6A9955"/>
+          <w:kern w:val="0"/>
+          <w:sz w:val="16"/>
+          <w:szCs w:val="16"/>
+          <w:lang w:eastAsia="uk-UA"/>
+        </w:rPr>
+        <w:t># які можна ітерувати, не зберігаючи всі елементи в пам'яті одночасно.</w:t>
+      </w:r>
+    </w:p>
+    <w:p>
+      <w:pPr>
+        <w:shd w:val="clear" w:color="auto" w:fill="1F1F1F"/>
+        <w:spacing w:after="0" w:line="219" w:lineRule="atLeast"/>
+        <w:rPr>
+          <w:rFonts w:ascii="Consolas" w:eastAsia="Times New Roman" w:hAnsi="Consolas" w:cs="Times New Roman"/>
+          <w:color w:val="CCCCCC"/>
+          <w:kern w:val="0"/>
+          <w:sz w:val="16"/>
+          <w:szCs w:val="16"/>
+          <w:lang w:eastAsia="uk-UA"/>
+        </w:rPr>
+      </w:pPr>
+      <w:r>
+        <w:rPr>
+          <w:rFonts w:ascii="Consolas" w:eastAsia="Times New Roman" w:hAnsi="Consolas" w:cs="Times New Roman"/>
+          <w:color w:val="6A9955"/>
+          <w:kern w:val="0"/>
+          <w:sz w:val="16"/>
+          <w:szCs w:val="16"/>
+          <w:lang w:eastAsia="uk-UA"/>
+        </w:rPr>
+        <w:t># yield - це ключове слово, яке використовується в генераторах для повернення значення і збереження стану функції.</w:t>
+      </w:r>
+    </w:p>
+    <w:p>
+      <w:pPr>
+        <w:shd w:val="clear" w:color="auto" w:fill="1F1F1F"/>
+        <w:spacing w:after="0" w:line="219" w:lineRule="atLeast"/>
+        <w:rPr>
+          <w:rFonts w:ascii="Consolas" w:eastAsia="Times New Roman" w:hAnsi="Consolas" w:cs="Times New Roman"/>
+          <w:color w:val="CCCCCC"/>
+          <w:kern w:val="0"/>
+          <w:sz w:val="16"/>
+          <w:szCs w:val="16"/>
+          <w:lang w:eastAsia="uk-UA"/>
+        </w:rPr>
+      </w:pPr>
+    </w:p>
+    <w:p>
+      <w:pPr>
+        <w:shd w:val="clear" w:color="auto" w:fill="1F1F1F"/>
+        <w:spacing w:after="0" w:line="219" w:lineRule="atLeast"/>
+        <w:rPr>
+          <w:rFonts w:ascii="Consolas" w:eastAsia="Times New Roman" w:hAnsi="Consolas" w:cs="Times New Roman"/>
+          <w:color w:val="CCCCCC"/>
+          <w:kern w:val="0"/>
+          <w:sz w:val="16"/>
+          <w:szCs w:val="16"/>
+          <w:lang w:eastAsia="uk-UA"/>
+        </w:rPr>
+      </w:pPr>
+      <w:r>
+        <w:rPr>
+          <w:rFonts w:ascii="Consolas" w:eastAsia="Times New Roman" w:hAnsi="Consolas" w:cs="Times New Roman"/>
+          <w:color w:val="569CD6"/>
+          <w:kern w:val="0"/>
+          <w:sz w:val="16"/>
+          <w:szCs w:val="16"/>
+          <w:lang w:eastAsia="uk-UA"/>
+        </w:rPr>
+        <w:t>def</w:t>
+      </w:r>
+      <w:r>
+        <w:rPr>
+          <w:rFonts w:ascii="Consolas" w:eastAsia="Times New Roman" w:hAnsi="Consolas" w:cs="Times New Roman"/>
+          <w:color w:val="CCCCCC"/>
+          <w:kern w:val="0"/>
+          <w:sz w:val="16"/>
+          <w:szCs w:val="16"/>
+          <w:lang w:eastAsia="uk-UA"/>
+        </w:rPr>
+        <w:t xml:space="preserve"> </w:t>
+      </w:r>
+      <w:r>
+        <w:rPr>
+          <w:rFonts w:ascii="Consolas" w:eastAsia="Times New Roman" w:hAnsi="Consolas" w:cs="Times New Roman"/>
+          <w:color w:val="DCDCAA"/>
+          <w:kern w:val="0"/>
+          <w:sz w:val="16"/>
+          <w:szCs w:val="16"/>
+          <w:lang w:eastAsia="uk-UA"/>
+        </w:rPr>
+        <w:t>get_numbers</w:t>
+      </w:r>
+      <w:r>
+        <w:rPr>
+          <w:rFonts w:ascii="Consolas" w:eastAsia="Times New Roman" w:hAnsi="Consolas" w:cs="Times New Roman"/>
+          <w:color w:val="CCCCCC"/>
+          <w:kern w:val="0"/>
+          <w:sz w:val="16"/>
+          <w:szCs w:val="16"/>
+          <w:lang w:eastAsia="uk-UA"/>
+        </w:rPr>
+        <w:t>():</w:t>
+      </w:r>
+    </w:p>
+    <w:p>
+      <w:pPr>
+        <w:shd w:val="clear" w:color="auto" w:fill="1F1F1F"/>
+        <w:spacing w:after="0" w:line="219" w:lineRule="atLeast"/>
+        <w:rPr>
+          <w:rFonts w:ascii="Consolas" w:eastAsia="Times New Roman" w:hAnsi="Consolas" w:cs="Times New Roman"/>
+          <w:color w:val="CCCCCC"/>
+          <w:kern w:val="0"/>
+          <w:sz w:val="16"/>
+          <w:szCs w:val="16"/>
+          <w:lang w:eastAsia="uk-UA"/>
+        </w:rPr>
+      </w:pPr>
+      <w:r>
+        <w:rPr>
+          <w:rFonts w:ascii="Consolas" w:eastAsia="Times New Roman" w:hAnsi="Consolas" w:cs="Times New Roman"/>
+          <w:color w:val="CCCCCC"/>
+          <w:kern w:val="0"/>
+          <w:sz w:val="16"/>
+          <w:szCs w:val="16"/>
+          <w:lang w:eastAsia="uk-UA"/>
+        </w:rPr>
+        <w:t xml:space="preserve">    </w:t>
+      </w:r>
+      <w:r>
+        <w:rPr>
+          <w:rFonts w:ascii="Consolas" w:eastAsia="Times New Roman" w:hAnsi="Consolas" w:cs="Times New Roman"/>
+          <w:color w:val="C586C0"/>
+          <w:kern w:val="0"/>
+          <w:sz w:val="16"/>
+          <w:szCs w:val="16"/>
+          <w:lang w:eastAsia="uk-UA"/>
+        </w:rPr>
+        <w:t>return</w:t>
+      </w:r>
+      <w:r>
+        <w:rPr>
+          <w:rFonts w:ascii="Consolas" w:eastAsia="Times New Roman" w:hAnsi="Consolas" w:cs="Times New Roman"/>
+          <w:color w:val="CCCCCC"/>
+          <w:kern w:val="0"/>
+          <w:sz w:val="16"/>
+          <w:szCs w:val="16"/>
+          <w:lang w:eastAsia="uk-UA"/>
+        </w:rPr>
+        <w:t xml:space="preserve"> [</w:t>
+      </w:r>
+      <w:r>
+        <w:rPr>
+          <w:rFonts w:ascii="Consolas" w:eastAsia="Times New Roman" w:hAnsi="Consolas" w:cs="Times New Roman"/>
+          <w:color w:val="B5CEA8"/>
+          <w:kern w:val="0"/>
+          <w:sz w:val="16"/>
+          <w:szCs w:val="16"/>
+          <w:lang w:eastAsia="uk-UA"/>
+        </w:rPr>
+        <w:t>1</w:t>
+      </w:r>
+      <w:r>
+        <w:rPr>
+          <w:rFonts w:ascii="Consolas" w:eastAsia="Times New Roman" w:hAnsi="Consolas" w:cs="Times New Roman"/>
+          <w:color w:val="CCCCCC"/>
+          <w:kern w:val="0"/>
+          <w:sz w:val="16"/>
+          <w:szCs w:val="16"/>
+          <w:lang w:eastAsia="uk-UA"/>
+        </w:rPr>
+        <w:t xml:space="preserve">, </w:t>
+      </w:r>
+      <w:r>
+        <w:rPr>
+          <w:rFonts w:ascii="Consolas" w:eastAsia="Times New Roman" w:hAnsi="Consolas" w:cs="Times New Roman"/>
+          <w:color w:val="B5CEA8"/>
+          <w:kern w:val="0"/>
+          <w:sz w:val="16"/>
+          <w:szCs w:val="16"/>
+          <w:lang w:eastAsia="uk-UA"/>
+        </w:rPr>
+        <w:t>2</w:t>
+      </w:r>
+      <w:r>
+        <w:rPr>
+          <w:rFonts w:ascii="Consolas" w:eastAsia="Times New Roman" w:hAnsi="Consolas" w:cs="Times New Roman"/>
+          <w:color w:val="CCCCCC"/>
+          <w:kern w:val="0"/>
+          <w:sz w:val="16"/>
+          <w:szCs w:val="16"/>
+          <w:lang w:eastAsia="uk-UA"/>
+        </w:rPr>
+        <w:t xml:space="preserve">, </w:t>
+      </w:r>
+      <w:r>
+        <w:rPr>
+          <w:rFonts w:ascii="Consolas" w:eastAsia="Times New Roman" w:hAnsi="Consolas" w:cs="Times New Roman"/>
+          <w:color w:val="B5CEA8"/>
+          <w:kern w:val="0"/>
+          <w:sz w:val="16"/>
+          <w:szCs w:val="16"/>
+          <w:lang w:eastAsia="uk-UA"/>
+        </w:rPr>
+        <w:t>3</w:t>
+      </w:r>
+      <w:r>
+        <w:rPr>
+          <w:rFonts w:ascii="Consolas" w:eastAsia="Times New Roman" w:hAnsi="Consolas" w:cs="Times New Roman"/>
+          <w:color w:val="CCCCCC"/>
+          <w:kern w:val="0"/>
+          <w:sz w:val="16"/>
+          <w:szCs w:val="16"/>
+          <w:lang w:eastAsia="uk-UA"/>
+        </w:rPr>
+        <w:t>]</w:t>
+      </w:r>
+    </w:p>
+    <w:p>
+      <w:pPr>
+        <w:shd w:val="clear" w:color="auto" w:fill="1F1F1F"/>
+        <w:spacing w:after="0" w:line="219" w:lineRule="atLeast"/>
+        <w:rPr>
+          <w:rFonts w:ascii="Consolas" w:eastAsia="Times New Roman" w:hAnsi="Consolas" w:cs="Times New Roman"/>
+          <w:color w:val="CCCCCC"/>
+          <w:kern w:val="0"/>
+          <w:sz w:val="16"/>
+          <w:szCs w:val="16"/>
+          <w:lang w:eastAsia="uk-UA"/>
+        </w:rPr>
+      </w:pPr>
+    </w:p>
+    <w:p>
+      <w:pPr>
+        <w:shd w:val="clear" w:color="auto" w:fill="1F1F1F"/>
+        <w:spacing w:after="0" w:line="219" w:lineRule="atLeast"/>
+        <w:rPr>
+          <w:rFonts w:ascii="Consolas" w:eastAsia="Times New Roman" w:hAnsi="Consolas" w:cs="Times New Roman"/>
+          <w:color w:val="CCCCCC"/>
+          <w:kern w:val="0"/>
+          <w:sz w:val="16"/>
+          <w:szCs w:val="16"/>
+          <w:lang w:eastAsia="uk-UA"/>
+        </w:rPr>
+      </w:pPr>
+      <w:r>
+        <w:rPr>
+          <w:rFonts w:ascii="Consolas" w:eastAsia="Times New Roman" w:hAnsi="Consolas" w:cs="Times New Roman"/>
+          <w:color w:val="DCDCAA"/>
+          <w:kern w:val="0"/>
+          <w:sz w:val="16"/>
+          <w:szCs w:val="16"/>
+          <w:lang w:eastAsia="uk-UA"/>
+        </w:rPr>
+        <w:t>print</w:t>
+      </w:r>
+      <w:r>
+        <w:rPr>
+          <w:rFonts w:ascii="Consolas" w:eastAsia="Times New Roman" w:hAnsi="Consolas" w:cs="Times New Roman"/>
+          <w:color w:val="CCCCCC"/>
+          <w:kern w:val="0"/>
+          <w:sz w:val="16"/>
+          <w:szCs w:val="16"/>
+          <w:lang w:eastAsia="uk-UA"/>
+        </w:rPr>
+        <w:t>(</w:t>
+      </w:r>
+      <w:r>
+        <w:rPr>
+          <w:rFonts w:ascii="Consolas" w:eastAsia="Times New Roman" w:hAnsi="Consolas" w:cs="Times New Roman"/>
+          <w:color w:val="CE9178"/>
+          <w:kern w:val="0"/>
+          <w:sz w:val="16"/>
+          <w:szCs w:val="16"/>
+          <w:lang w:eastAsia="uk-UA"/>
+        </w:rPr>
+        <w:t>"default numbers"</w:t>
+      </w:r>
+      <w:r>
+        <w:rPr>
+          <w:rFonts w:ascii="Consolas" w:eastAsia="Times New Roman" w:hAnsi="Consolas" w:cs="Times New Roman"/>
+          <w:color w:val="CCCCCC"/>
+          <w:kern w:val="0"/>
+          <w:sz w:val="16"/>
+          <w:szCs w:val="16"/>
+          <w:lang w:eastAsia="uk-UA"/>
+        </w:rPr>
+        <w:t>, get_numbers())</w:t>
+      </w:r>
+    </w:p>
+    <w:p>
+      <w:pPr>
+        <w:shd w:val="clear" w:color="auto" w:fill="1F1F1F"/>
+        <w:spacing w:after="0" w:line="219" w:lineRule="atLeast"/>
+        <w:rPr>
+          <w:rFonts w:ascii="Consolas" w:eastAsia="Times New Roman" w:hAnsi="Consolas" w:cs="Times New Roman"/>
+          <w:color w:val="CCCCCC"/>
+          <w:kern w:val="0"/>
+          <w:sz w:val="16"/>
+          <w:szCs w:val="16"/>
+          <w:lang w:eastAsia="uk-UA"/>
+        </w:rPr>
+      </w:pPr>
+    </w:p>
+    <w:p>
+      <w:pPr>
+        <w:shd w:val="clear" w:color="auto" w:fill="1F1F1F"/>
+        <w:spacing w:after="0" w:line="219" w:lineRule="atLeast"/>
+        <w:rPr>
+          <w:rFonts w:ascii="Consolas" w:eastAsia="Times New Roman" w:hAnsi="Consolas" w:cs="Times New Roman"/>
+          <w:color w:val="CCCCCC"/>
+          <w:kern w:val="0"/>
+          <w:sz w:val="16"/>
+          <w:szCs w:val="16"/>
+          <w:lang w:eastAsia="uk-UA"/>
+        </w:rPr>
+      </w:pPr>
+      <w:r>
+        <w:rPr>
+          <w:rFonts w:ascii="Consolas" w:eastAsia="Times New Roman" w:hAnsi="Consolas" w:cs="Times New Roman"/>
+          <w:color w:val="569CD6"/>
+          <w:kern w:val="0"/>
+          <w:sz w:val="16"/>
+          <w:szCs w:val="16"/>
+          <w:lang w:eastAsia="uk-UA"/>
+        </w:rPr>
+        <w:t>def</w:t>
+      </w:r>
+      <w:r>
+        <w:rPr>
+          <w:rFonts w:ascii="Consolas" w:eastAsia="Times New Roman" w:hAnsi="Consolas" w:cs="Times New Roman"/>
+          <w:color w:val="CCCCCC"/>
+          <w:kern w:val="0"/>
+          <w:sz w:val="16"/>
+          <w:szCs w:val="16"/>
+          <w:lang w:eastAsia="uk-UA"/>
+        </w:rPr>
+        <w:t xml:space="preserve"> </w:t>
+      </w:r>
+      <w:r>
+        <w:rPr>
+          <w:rFonts w:ascii="Consolas" w:eastAsia="Times New Roman" w:hAnsi="Consolas" w:cs="Times New Roman"/>
+          <w:color w:val="DCDCAA"/>
+          <w:kern w:val="0"/>
+          <w:sz w:val="16"/>
+          <w:szCs w:val="16"/>
+          <w:lang w:eastAsia="uk-UA"/>
+        </w:rPr>
+        <w:t>get_yield_numbers</w:t>
+      </w:r>
+      <w:r>
+        <w:rPr>
+          <w:rFonts w:ascii="Consolas" w:eastAsia="Times New Roman" w:hAnsi="Consolas" w:cs="Times New Roman"/>
+          <w:color w:val="CCCCCC"/>
+          <w:kern w:val="0"/>
+          <w:sz w:val="16"/>
+          <w:szCs w:val="16"/>
+          <w:lang w:eastAsia="uk-UA"/>
+        </w:rPr>
+        <w:t>():</w:t>
+      </w:r>
+    </w:p>
+    <w:p>
+      <w:pPr>
+        <w:shd w:val="clear" w:color="auto" w:fill="1F1F1F"/>
+        <w:spacing w:after="0" w:line="219" w:lineRule="atLeast"/>
+        <w:rPr>
+          <w:rFonts w:ascii="Consolas" w:eastAsia="Times New Roman" w:hAnsi="Consolas" w:cs="Times New Roman"/>
+          <w:color w:val="CCCCCC"/>
+          <w:kern w:val="0"/>
+          <w:sz w:val="16"/>
+          <w:szCs w:val="16"/>
+          <w:lang w:eastAsia="uk-UA"/>
+        </w:rPr>
+      </w:pPr>
+      <w:r>
+        <w:rPr>
+          <w:rFonts w:ascii="Consolas" w:eastAsia="Times New Roman" w:hAnsi="Consolas" w:cs="Times New Roman"/>
+          <w:color w:val="CCCCCC"/>
+          <w:kern w:val="0"/>
+          <w:sz w:val="16"/>
+          <w:szCs w:val="16"/>
+          <w:lang w:eastAsia="uk-UA"/>
+        </w:rPr>
+        <w:t xml:space="preserve">    </w:t>
+      </w:r>
+      <w:r>
+        <w:rPr>
+          <w:rFonts w:ascii="Consolas" w:eastAsia="Times New Roman" w:hAnsi="Consolas" w:cs="Times New Roman"/>
+          <w:color w:val="C586C0"/>
+          <w:kern w:val="0"/>
+          <w:sz w:val="16"/>
+          <w:szCs w:val="16"/>
+          <w:lang w:eastAsia="uk-UA"/>
+        </w:rPr>
+        <w:t>yield</w:t>
+      </w:r>
+      <w:r>
+        <w:rPr>
+          <w:rFonts w:ascii="Consolas" w:eastAsia="Times New Roman" w:hAnsi="Consolas" w:cs="Times New Roman"/>
+          <w:color w:val="CCCCCC"/>
+          <w:kern w:val="0"/>
+          <w:sz w:val="16"/>
+          <w:szCs w:val="16"/>
+          <w:lang w:eastAsia="uk-UA"/>
+        </w:rPr>
+        <w:t xml:space="preserve"> </w:t>
+      </w:r>
+      <w:r>
+        <w:rPr>
+          <w:rFonts w:ascii="Consolas" w:eastAsia="Times New Roman" w:hAnsi="Consolas" w:cs="Times New Roman"/>
+          <w:color w:val="B5CEA8"/>
+          <w:kern w:val="0"/>
+          <w:sz w:val="16"/>
+          <w:szCs w:val="16"/>
+          <w:lang w:eastAsia="uk-UA"/>
+        </w:rPr>
+        <w:t>1</w:t>
+      </w:r>
+    </w:p>
+    <w:p>
+      <w:pPr>
+        <w:shd w:val="clear" w:color="auto" w:fill="1F1F1F"/>
+        <w:spacing w:after="0" w:line="219" w:lineRule="atLeast"/>
+        <w:rPr>
+          <w:rFonts w:ascii="Consolas" w:eastAsia="Times New Roman" w:hAnsi="Consolas" w:cs="Times New Roman"/>
+          <w:color w:val="CCCCCC"/>
+          <w:kern w:val="0"/>
+          <w:sz w:val="16"/>
+          <w:szCs w:val="16"/>
+          <w:lang w:eastAsia="uk-UA"/>
+        </w:rPr>
+      </w:pPr>
+      <w:r>
+        <w:rPr>
+          <w:rFonts w:ascii="Consolas" w:eastAsia="Times New Roman" w:hAnsi="Consolas" w:cs="Times New Roman"/>
+          <w:color w:val="CCCCCC"/>
+          <w:kern w:val="0"/>
+          <w:sz w:val="16"/>
+          <w:szCs w:val="16"/>
+          <w:lang w:eastAsia="uk-UA"/>
+        </w:rPr>
+        <w:t xml:space="preserve">    </w:t>
+      </w:r>
+      <w:r>
+        <w:rPr>
+          <w:rFonts w:ascii="Consolas" w:eastAsia="Times New Roman" w:hAnsi="Consolas" w:cs="Times New Roman"/>
+          <w:color w:val="C586C0"/>
+          <w:kern w:val="0"/>
+          <w:sz w:val="16"/>
+          <w:szCs w:val="16"/>
+          <w:lang w:eastAsia="uk-UA"/>
+        </w:rPr>
+        <w:t>yield</w:t>
+      </w:r>
+      <w:r>
+        <w:rPr>
+          <w:rFonts w:ascii="Consolas" w:eastAsia="Times New Roman" w:hAnsi="Consolas" w:cs="Times New Roman"/>
+          <w:color w:val="CCCCCC"/>
+          <w:kern w:val="0"/>
+          <w:sz w:val="16"/>
+          <w:szCs w:val="16"/>
+          <w:lang w:eastAsia="uk-UA"/>
+        </w:rPr>
+        <w:t xml:space="preserve"> </w:t>
+      </w:r>
+      <w:r>
+        <w:rPr>
+          <w:rFonts w:ascii="Consolas" w:eastAsia="Times New Roman" w:hAnsi="Consolas" w:cs="Times New Roman"/>
+          <w:color w:val="B5CEA8"/>
+          <w:kern w:val="0"/>
+          <w:sz w:val="16"/>
+          <w:szCs w:val="16"/>
+          <w:lang w:eastAsia="uk-UA"/>
+        </w:rPr>
+        <w:t>2</w:t>
+      </w:r>
+    </w:p>
+    <w:p>
+      <w:pPr>
+        <w:shd w:val="clear" w:color="auto" w:fill="1F1F1F"/>
+        <w:spacing w:after="0" w:line="219" w:lineRule="atLeast"/>
+        <w:rPr>
+          <w:rFonts w:ascii="Consolas" w:eastAsia="Times New Roman" w:hAnsi="Consolas" w:cs="Times New Roman"/>
+          <w:color w:val="CCCCCC"/>
+          <w:kern w:val="0"/>
+          <w:sz w:val="16"/>
+          <w:szCs w:val="16"/>
+          <w:lang w:eastAsia="uk-UA"/>
+        </w:rPr>
+      </w:pPr>
+      <w:r>
+        <w:rPr>
+          <w:rFonts w:ascii="Consolas" w:eastAsia="Times New Roman" w:hAnsi="Consolas" w:cs="Times New Roman"/>
+          <w:color w:val="CCCCCC"/>
+          <w:kern w:val="0"/>
+          <w:sz w:val="16"/>
+          <w:szCs w:val="16"/>
+          <w:lang w:eastAsia="uk-UA"/>
+        </w:rPr>
+        <w:t xml:space="preserve">    </w:t>
+      </w:r>
+      <w:r>
+        <w:rPr>
+          <w:rFonts w:ascii="Consolas" w:eastAsia="Times New Roman" w:hAnsi="Consolas" w:cs="Times New Roman"/>
+          <w:color w:val="C586C0"/>
+          <w:kern w:val="0"/>
+          <w:sz w:val="16"/>
+          <w:szCs w:val="16"/>
+          <w:lang w:eastAsia="uk-UA"/>
+        </w:rPr>
+        <w:t>yield</w:t>
+      </w:r>
+      <w:r>
+        <w:rPr>
+          <w:rFonts w:ascii="Consolas" w:eastAsia="Times New Roman" w:hAnsi="Consolas" w:cs="Times New Roman"/>
+          <w:color w:val="CCCCCC"/>
+          <w:kern w:val="0"/>
+          <w:sz w:val="16"/>
+          <w:szCs w:val="16"/>
+          <w:lang w:eastAsia="uk-UA"/>
+        </w:rPr>
+        <w:t xml:space="preserve"> </w:t>
+      </w:r>
+      <w:r>
+        <w:rPr>
+          <w:rFonts w:ascii="Consolas" w:eastAsia="Times New Roman" w:hAnsi="Consolas" w:cs="Times New Roman"/>
+          <w:color w:val="B5CEA8"/>
+          <w:kern w:val="0"/>
+          <w:sz w:val="16"/>
+          <w:szCs w:val="16"/>
+          <w:lang w:eastAsia="uk-UA"/>
+        </w:rPr>
+        <w:t>3</w:t>
+      </w:r>
+    </w:p>
+    <w:p>
+      <w:pPr>
+        <w:shd w:val="clear" w:color="auto" w:fill="1F1F1F"/>
+        <w:spacing w:after="0" w:line="219" w:lineRule="atLeast"/>
+        <w:rPr>
+          <w:rFonts w:ascii="Consolas" w:eastAsia="Times New Roman" w:hAnsi="Consolas" w:cs="Times New Roman"/>
+          <w:color w:val="CCCCCC"/>
+          <w:kern w:val="0"/>
+          <w:sz w:val="16"/>
+          <w:szCs w:val="16"/>
+          <w:lang w:eastAsia="uk-UA"/>
+        </w:rPr>
+      </w:pPr>
+    </w:p>
+    <w:p>
+      <w:pPr>
+        <w:shd w:val="clear" w:color="auto" w:fill="1F1F1F"/>
+        <w:spacing w:after="0" w:line="219" w:lineRule="atLeast"/>
+        <w:rPr>
+          <w:rFonts w:ascii="Consolas" w:eastAsia="Times New Roman" w:hAnsi="Consolas" w:cs="Times New Roman"/>
+          <w:color w:val="CCCCCC"/>
+          <w:kern w:val="0"/>
+          <w:sz w:val="16"/>
+          <w:szCs w:val="16"/>
+          <w:lang w:eastAsia="uk-UA"/>
+        </w:rPr>
+      </w:pPr>
+      <w:r>
+        <w:rPr>
+          <w:rFonts w:ascii="Consolas" w:eastAsia="Times New Roman" w:hAnsi="Consolas" w:cs="Times New Roman"/>
+          <w:color w:val="DCDCAA"/>
+          <w:kern w:val="0"/>
+          <w:sz w:val="16"/>
+          <w:szCs w:val="16"/>
+          <w:lang w:eastAsia="uk-UA"/>
+        </w:rPr>
+        <w:t>print</w:t>
+      </w:r>
+      <w:r>
+        <w:rPr>
+          <w:rFonts w:ascii="Consolas" w:eastAsia="Times New Roman" w:hAnsi="Consolas" w:cs="Times New Roman"/>
+          <w:color w:val="CCCCCC"/>
+          <w:kern w:val="0"/>
+          <w:sz w:val="16"/>
+          <w:szCs w:val="16"/>
+          <w:lang w:eastAsia="uk-UA"/>
+        </w:rPr>
+        <w:t>(</w:t>
+      </w:r>
+      <w:r>
+        <w:rPr>
+          <w:rFonts w:ascii="Consolas" w:eastAsia="Times New Roman" w:hAnsi="Consolas" w:cs="Times New Roman"/>
+          <w:color w:val="CE9178"/>
+          <w:kern w:val="0"/>
+          <w:sz w:val="16"/>
+          <w:szCs w:val="16"/>
+          <w:lang w:eastAsia="uk-UA"/>
+        </w:rPr>
+        <w:t>"--get_yield_numbers--"</w:t>
+      </w:r>
+      <w:r>
+        <w:rPr>
+          <w:rFonts w:ascii="Consolas" w:eastAsia="Times New Roman" w:hAnsi="Consolas" w:cs="Times New Roman"/>
+          <w:color w:val="CCCCCC"/>
+          <w:kern w:val="0"/>
+          <w:sz w:val="16"/>
+          <w:szCs w:val="16"/>
+          <w:lang w:eastAsia="uk-UA"/>
+        </w:rPr>
+        <w:t>)</w:t>
+      </w:r>
+    </w:p>
+    <w:p>
+      <w:pPr>
+        <w:shd w:val="clear" w:color="auto" w:fill="1F1F1F"/>
+        <w:spacing w:after="0" w:line="219" w:lineRule="atLeast"/>
+        <w:rPr>
+          <w:rFonts w:ascii="Consolas" w:eastAsia="Times New Roman" w:hAnsi="Consolas" w:cs="Times New Roman"/>
+          <w:color w:val="CCCCCC"/>
+          <w:kern w:val="0"/>
+          <w:sz w:val="16"/>
+          <w:szCs w:val="16"/>
+          <w:lang w:eastAsia="uk-UA"/>
+        </w:rPr>
+      </w:pPr>
+      <w:r>
+        <w:rPr>
+          <w:rFonts w:ascii="Consolas" w:eastAsia="Times New Roman" w:hAnsi="Consolas" w:cs="Times New Roman"/>
+          <w:color w:val="C586C0"/>
+          <w:kern w:val="0"/>
+          <w:sz w:val="16"/>
+          <w:szCs w:val="16"/>
+          <w:lang w:eastAsia="uk-UA"/>
+        </w:rPr>
+        <w:t>for</w:t>
+      </w:r>
+      <w:r>
+        <w:rPr>
+          <w:rFonts w:ascii="Consolas" w:eastAsia="Times New Roman" w:hAnsi="Consolas" w:cs="Times New Roman"/>
+          <w:color w:val="CCCCCC"/>
+          <w:kern w:val="0"/>
+          <w:sz w:val="16"/>
+          <w:szCs w:val="16"/>
+          <w:lang w:eastAsia="uk-UA"/>
+        </w:rPr>
+        <w:t xml:space="preserve"> item </w:t>
+      </w:r>
+      <w:r>
+        <w:rPr>
+          <w:rFonts w:ascii="Consolas" w:eastAsia="Times New Roman" w:hAnsi="Consolas" w:cs="Times New Roman"/>
+          <w:color w:val="C586C0"/>
+          <w:kern w:val="0"/>
+          <w:sz w:val="16"/>
+          <w:szCs w:val="16"/>
+          <w:lang w:eastAsia="uk-UA"/>
+        </w:rPr>
+        <w:t>in</w:t>
+      </w:r>
+      <w:r>
+        <w:rPr>
+          <w:rFonts w:ascii="Consolas" w:eastAsia="Times New Roman" w:hAnsi="Consolas" w:cs="Times New Roman"/>
+          <w:color w:val="CCCCCC"/>
+          <w:kern w:val="0"/>
+          <w:sz w:val="16"/>
+          <w:szCs w:val="16"/>
+          <w:lang w:eastAsia="uk-UA"/>
+        </w:rPr>
+        <w:t xml:space="preserve"> get_yield_numbers():</w:t>
+      </w:r>
+    </w:p>
+    <w:p>
+      <w:pPr>
+        <w:shd w:val="clear" w:color="auto" w:fill="1F1F1F"/>
+        <w:spacing w:after="0" w:line="219" w:lineRule="atLeast"/>
+        <w:rPr>
+          <w:rFonts w:ascii="Consolas" w:eastAsia="Times New Roman" w:hAnsi="Consolas" w:cs="Times New Roman"/>
+          <w:color w:val="CCCCCC"/>
+          <w:kern w:val="0"/>
+          <w:sz w:val="16"/>
+          <w:szCs w:val="16"/>
+          <w:lang w:eastAsia="uk-UA"/>
+        </w:rPr>
+      </w:pPr>
+      <w:r>
+        <w:rPr>
+          <w:rFonts w:ascii="Consolas" w:eastAsia="Times New Roman" w:hAnsi="Consolas" w:cs="Times New Roman"/>
+          <w:color w:val="CCCCCC"/>
+          <w:kern w:val="0"/>
+          <w:sz w:val="16"/>
+          <w:szCs w:val="16"/>
+          <w:lang w:eastAsia="uk-UA"/>
+        </w:rPr>
+        <w:t xml:space="preserve">    </w:t>
+      </w:r>
+      <w:r>
+        <w:rPr>
+          <w:rFonts w:ascii="Consolas" w:eastAsia="Times New Roman" w:hAnsi="Consolas" w:cs="Times New Roman"/>
+          <w:color w:val="DCDCAA"/>
+          <w:kern w:val="0"/>
+          <w:sz w:val="16"/>
+          <w:szCs w:val="16"/>
+          <w:lang w:eastAsia="uk-UA"/>
+        </w:rPr>
+        <w:t>print</w:t>
+      </w:r>
+      <w:r>
+        <w:rPr>
+          <w:rFonts w:ascii="Consolas" w:eastAsia="Times New Roman" w:hAnsi="Consolas" w:cs="Times New Roman"/>
+          <w:color w:val="CCCCCC"/>
+          <w:kern w:val="0"/>
+          <w:sz w:val="16"/>
+          <w:szCs w:val="16"/>
+          <w:lang w:eastAsia="uk-UA"/>
+        </w:rPr>
+        <w:t xml:space="preserve">(item, </w:t>
+      </w:r>
+      <w:r>
+        <w:rPr>
+          <w:rFonts w:ascii="Consolas" w:eastAsia="Times New Roman" w:hAnsi="Consolas" w:cs="Times New Roman"/>
+          <w:color w:val="9CDCFE"/>
+          <w:kern w:val="0"/>
+          <w:sz w:val="16"/>
+          <w:szCs w:val="16"/>
+          <w:lang w:eastAsia="uk-UA"/>
+        </w:rPr>
+        <w:t>end</w:t>
+      </w:r>
+      <w:r>
+        <w:rPr>
+          <w:rFonts w:ascii="Consolas" w:eastAsia="Times New Roman" w:hAnsi="Consolas" w:cs="Times New Roman"/>
+          <w:color w:val="D4D4D4"/>
+          <w:kern w:val="0"/>
+          <w:sz w:val="16"/>
+          <w:szCs w:val="16"/>
+          <w:lang w:eastAsia="uk-UA"/>
+        </w:rPr>
+        <w:t>=</w:t>
+      </w:r>
+      <w:r>
+        <w:rPr>
+          <w:rFonts w:ascii="Consolas" w:eastAsia="Times New Roman" w:hAnsi="Consolas" w:cs="Times New Roman"/>
+          <w:color w:val="CE9178"/>
+          <w:kern w:val="0"/>
+          <w:sz w:val="16"/>
+          <w:szCs w:val="16"/>
+          <w:lang w:eastAsia="uk-UA"/>
+        </w:rPr>
+        <w:t>"</w:t>
+      </w:r>
+      <w:r>
+        <w:rPr>
+          <w:rFonts w:ascii="Consolas" w:eastAsia="Times New Roman" w:hAnsi="Consolas" w:cs="Times New Roman"/>
+          <w:color w:val="D7BA7D"/>
+          <w:kern w:val="0"/>
+          <w:sz w:val="16"/>
+          <w:szCs w:val="16"/>
+          <w:lang w:eastAsia="uk-UA"/>
+        </w:rPr>
+        <w:t>\t</w:t>
+      </w:r>
+      <w:r>
+        <w:rPr>
+          <w:rFonts w:ascii="Consolas" w:eastAsia="Times New Roman" w:hAnsi="Consolas" w:cs="Times New Roman"/>
+          <w:color w:val="CE9178"/>
+          <w:kern w:val="0"/>
+          <w:sz w:val="16"/>
+          <w:szCs w:val="16"/>
+          <w:lang w:eastAsia="uk-UA"/>
+        </w:rPr>
+        <w:t>"</w:t>
+      </w:r>
+      <w:r>
+        <w:rPr>
+          <w:rFonts w:ascii="Consolas" w:eastAsia="Times New Roman" w:hAnsi="Consolas" w:cs="Times New Roman"/>
+          <w:color w:val="CCCCCC"/>
+          <w:kern w:val="0"/>
+          <w:sz w:val="16"/>
+          <w:szCs w:val="16"/>
+          <w:lang w:eastAsia="uk-UA"/>
+        </w:rPr>
+        <w:t>)</w:t>
+      </w:r>
+    </w:p>
+    <w:p>
+      <w:pPr>
+        <w:shd w:val="clear" w:color="auto" w:fill="1F1F1F"/>
+        <w:spacing w:after="240" w:line="219" w:lineRule="atLeast"/>
+        <w:rPr>
+          <w:rFonts w:ascii="Consolas" w:eastAsia="Times New Roman" w:hAnsi="Consolas" w:cs="Times New Roman"/>
+          <w:color w:val="CCCCCC"/>
+          <w:kern w:val="0"/>
+          <w:sz w:val="16"/>
+          <w:szCs w:val="16"/>
+          <w:lang w:eastAsia="uk-UA"/>
+        </w:rPr>
+      </w:pPr>
+    </w:p>
+    <w:p>
+      <w:pPr>
+        <w:shd w:val="clear" w:color="auto" w:fill="1F1F1F"/>
+        <w:spacing w:after="0" w:line="219" w:lineRule="atLeast"/>
+        <w:rPr>
+          <w:rFonts w:ascii="Consolas" w:eastAsia="Times New Roman" w:hAnsi="Consolas" w:cs="Times New Roman"/>
+          <w:color w:val="CCCCCC"/>
+          <w:kern w:val="0"/>
+          <w:sz w:val="16"/>
+          <w:szCs w:val="16"/>
+          <w:lang w:eastAsia="uk-UA"/>
+        </w:rPr>
+      </w:pPr>
+      <w:r>
+        <w:rPr>
+          <w:rFonts w:ascii="Consolas" w:eastAsia="Times New Roman" w:hAnsi="Consolas" w:cs="Times New Roman"/>
+          <w:color w:val="569CD6"/>
+          <w:kern w:val="0"/>
+          <w:sz w:val="16"/>
+          <w:szCs w:val="16"/>
+          <w:lang w:eastAsia="uk-UA"/>
+        </w:rPr>
+        <w:t>def</w:t>
+      </w:r>
+      <w:r>
+        <w:rPr>
+          <w:rFonts w:ascii="Consolas" w:eastAsia="Times New Roman" w:hAnsi="Consolas" w:cs="Times New Roman"/>
+          <w:color w:val="CCCCCC"/>
+          <w:kern w:val="0"/>
+          <w:sz w:val="16"/>
+          <w:szCs w:val="16"/>
+          <w:lang w:eastAsia="uk-UA"/>
+        </w:rPr>
+        <w:t xml:space="preserve"> </w:t>
+      </w:r>
+      <w:r>
+        <w:rPr>
+          <w:rFonts w:ascii="Consolas" w:eastAsia="Times New Roman" w:hAnsi="Consolas" w:cs="Times New Roman"/>
+          <w:color w:val="DCDCAA"/>
+          <w:kern w:val="0"/>
+          <w:sz w:val="16"/>
+          <w:szCs w:val="16"/>
+          <w:lang w:eastAsia="uk-UA"/>
+        </w:rPr>
+        <w:t>my_counter_yield</w:t>
+      </w:r>
+      <w:r>
+        <w:rPr>
+          <w:rFonts w:ascii="Consolas" w:eastAsia="Times New Roman" w:hAnsi="Consolas" w:cs="Times New Roman"/>
+          <w:color w:val="CCCCCC"/>
+          <w:kern w:val="0"/>
+          <w:sz w:val="16"/>
+          <w:szCs w:val="16"/>
+          <w:lang w:eastAsia="uk-UA"/>
+        </w:rPr>
+        <w:t>(</w:t>
+      </w:r>
+      <w:r>
+        <w:rPr>
+          <w:rFonts w:ascii="Consolas" w:eastAsia="Times New Roman" w:hAnsi="Consolas" w:cs="Times New Roman"/>
+          <w:color w:val="9CDCFE"/>
+          <w:kern w:val="0"/>
+          <w:sz w:val="16"/>
+          <w:szCs w:val="16"/>
+          <w:lang w:eastAsia="uk-UA"/>
+        </w:rPr>
+        <w:t>n</w:t>
+      </w:r>
+      <w:r>
+        <w:rPr>
+          <w:rFonts w:ascii="Consolas" w:eastAsia="Times New Roman" w:hAnsi="Consolas" w:cs="Times New Roman"/>
+          <w:color w:val="CCCCCC"/>
+          <w:kern w:val="0"/>
+          <w:sz w:val="16"/>
+          <w:szCs w:val="16"/>
+          <w:lang w:eastAsia="uk-UA"/>
+        </w:rPr>
+        <w:t>):</w:t>
+      </w:r>
+    </w:p>
+    <w:p>
+      <w:pPr>
+        <w:shd w:val="clear" w:color="auto" w:fill="1F1F1F"/>
+        <w:spacing w:after="0" w:line="219" w:lineRule="atLeast"/>
+        <w:rPr>
+          <w:rFonts w:ascii="Consolas" w:eastAsia="Times New Roman" w:hAnsi="Consolas" w:cs="Times New Roman"/>
+          <w:color w:val="CCCCCC"/>
+          <w:kern w:val="0"/>
+          <w:sz w:val="16"/>
+          <w:szCs w:val="16"/>
+          <w:lang w:eastAsia="uk-UA"/>
+        </w:rPr>
+      </w:pPr>
+      <w:r>
+        <w:rPr>
+          <w:rFonts w:ascii="Consolas" w:eastAsia="Times New Roman" w:hAnsi="Consolas" w:cs="Times New Roman"/>
+          <w:color w:val="CCCCCC"/>
+          <w:kern w:val="0"/>
+          <w:sz w:val="16"/>
+          <w:szCs w:val="16"/>
+          <w:lang w:eastAsia="uk-UA"/>
+        </w:rPr>
+        <w:t xml:space="preserve">    i </w:t>
+      </w:r>
+      <w:r>
+        <w:rPr>
+          <w:rFonts w:ascii="Consolas" w:eastAsia="Times New Roman" w:hAnsi="Consolas" w:cs="Times New Roman"/>
+          <w:color w:val="D4D4D4"/>
+          <w:kern w:val="0"/>
+          <w:sz w:val="16"/>
+          <w:szCs w:val="16"/>
+          <w:lang w:eastAsia="uk-UA"/>
+        </w:rPr>
+        <w:t>=</w:t>
+      </w:r>
+      <w:r>
+        <w:rPr>
+          <w:rFonts w:ascii="Consolas" w:eastAsia="Times New Roman" w:hAnsi="Consolas" w:cs="Times New Roman"/>
+          <w:color w:val="CCCCCC"/>
+          <w:kern w:val="0"/>
+          <w:sz w:val="16"/>
+          <w:szCs w:val="16"/>
+          <w:lang w:eastAsia="uk-UA"/>
+        </w:rPr>
+        <w:t xml:space="preserve"> </w:t>
+      </w:r>
+      <w:r>
+        <w:rPr>
+          <w:rFonts w:ascii="Consolas" w:eastAsia="Times New Roman" w:hAnsi="Consolas" w:cs="Times New Roman"/>
+          <w:color w:val="B5CEA8"/>
+          <w:kern w:val="0"/>
+          <w:sz w:val="16"/>
+          <w:szCs w:val="16"/>
+          <w:lang w:eastAsia="uk-UA"/>
+        </w:rPr>
+        <w:t>0</w:t>
+      </w:r>
+    </w:p>
+    <w:p>
+      <w:pPr>
+        <w:shd w:val="clear" w:color="auto" w:fill="1F1F1F"/>
+        <w:spacing w:after="0" w:line="219" w:lineRule="atLeast"/>
+        <w:rPr>
+          <w:rFonts w:ascii="Consolas" w:eastAsia="Times New Roman" w:hAnsi="Consolas" w:cs="Times New Roman"/>
+          <w:color w:val="CCCCCC"/>
+          <w:kern w:val="0"/>
+          <w:sz w:val="16"/>
+          <w:szCs w:val="16"/>
+          <w:lang w:eastAsia="uk-UA"/>
+        </w:rPr>
+      </w:pPr>
+      <w:r>
+        <w:rPr>
+          <w:rFonts w:ascii="Consolas" w:eastAsia="Times New Roman" w:hAnsi="Consolas" w:cs="Times New Roman"/>
+          <w:color w:val="CCCCCC"/>
+          <w:kern w:val="0"/>
+          <w:sz w:val="16"/>
+          <w:szCs w:val="16"/>
+          <w:lang w:eastAsia="uk-UA"/>
+        </w:rPr>
+        <w:t xml:space="preserve">    </w:t>
+      </w:r>
+      <w:r>
+        <w:rPr>
+          <w:rFonts w:ascii="Consolas" w:eastAsia="Times New Roman" w:hAnsi="Consolas" w:cs="Times New Roman"/>
+          <w:color w:val="C586C0"/>
+          <w:kern w:val="0"/>
+          <w:sz w:val="16"/>
+          <w:szCs w:val="16"/>
+          <w:lang w:eastAsia="uk-UA"/>
+        </w:rPr>
+        <w:t>while</w:t>
+      </w:r>
+      <w:r>
+        <w:rPr>
+          <w:rFonts w:ascii="Consolas" w:eastAsia="Times New Roman" w:hAnsi="Consolas" w:cs="Times New Roman"/>
+          <w:color w:val="CCCCCC"/>
+          <w:kern w:val="0"/>
+          <w:sz w:val="16"/>
+          <w:szCs w:val="16"/>
+          <w:lang w:eastAsia="uk-UA"/>
+        </w:rPr>
+        <w:t xml:space="preserve"> i </w:t>
+      </w:r>
+      <w:r>
+        <w:rPr>
+          <w:rFonts w:ascii="Consolas" w:eastAsia="Times New Roman" w:hAnsi="Consolas" w:cs="Times New Roman"/>
+          <w:color w:val="D4D4D4"/>
+          <w:kern w:val="0"/>
+          <w:sz w:val="16"/>
+          <w:szCs w:val="16"/>
+          <w:lang w:eastAsia="uk-UA"/>
+        </w:rPr>
+        <w:t>&lt;</w:t>
+      </w:r>
+      <w:r>
+        <w:rPr>
+          <w:rFonts w:ascii="Consolas" w:eastAsia="Times New Roman" w:hAnsi="Consolas" w:cs="Times New Roman"/>
+          <w:color w:val="CCCCCC"/>
+          <w:kern w:val="0"/>
+          <w:sz w:val="16"/>
+          <w:szCs w:val="16"/>
+          <w:lang w:eastAsia="uk-UA"/>
+        </w:rPr>
+        <w:t xml:space="preserve"> n:</w:t>
+      </w:r>
+    </w:p>
+    <w:p>
+      <w:pPr>
+        <w:shd w:val="clear" w:color="auto" w:fill="1F1F1F"/>
+        <w:spacing w:after="0" w:line="219" w:lineRule="atLeast"/>
+        <w:rPr>
+          <w:rFonts w:ascii="Consolas" w:eastAsia="Times New Roman" w:hAnsi="Consolas" w:cs="Times New Roman"/>
+          <w:color w:val="CCCCCC"/>
+          <w:kern w:val="0"/>
+          <w:sz w:val="16"/>
+          <w:szCs w:val="16"/>
+          <w:lang w:eastAsia="uk-UA"/>
+        </w:rPr>
+      </w:pPr>
+      <w:r>
+        <w:rPr>
+          <w:rFonts w:ascii="Consolas" w:eastAsia="Times New Roman" w:hAnsi="Consolas" w:cs="Times New Roman"/>
+          <w:color w:val="CCCCCC"/>
+          <w:kern w:val="0"/>
+          <w:sz w:val="16"/>
+          <w:szCs w:val="16"/>
+          <w:lang w:eastAsia="uk-UA"/>
+        </w:rPr>
+        <w:t xml:space="preserve">        </w:t>
+      </w:r>
+      <w:r>
+        <w:rPr>
+          <w:rFonts w:ascii="Consolas" w:eastAsia="Times New Roman" w:hAnsi="Consolas" w:cs="Times New Roman"/>
+          <w:color w:val="C586C0"/>
+          <w:kern w:val="0"/>
+          <w:sz w:val="16"/>
+          <w:szCs w:val="16"/>
+          <w:lang w:eastAsia="uk-UA"/>
+        </w:rPr>
+        <w:t>yield</w:t>
+      </w:r>
+      <w:r>
+        <w:rPr>
+          <w:rFonts w:ascii="Consolas" w:eastAsia="Times New Roman" w:hAnsi="Consolas" w:cs="Times New Roman"/>
+          <w:color w:val="CCCCCC"/>
+          <w:kern w:val="0"/>
+          <w:sz w:val="16"/>
+          <w:szCs w:val="16"/>
+          <w:lang w:eastAsia="uk-UA"/>
+        </w:rPr>
+        <w:t xml:space="preserve"> i</w:t>
+      </w:r>
+    </w:p>
+    <w:p>
+      <w:pPr>
+        <w:shd w:val="clear" w:color="auto" w:fill="1F1F1F"/>
+        <w:spacing w:after="0" w:line="219" w:lineRule="atLeast"/>
+        <w:rPr>
+          <w:rFonts w:ascii="Consolas" w:eastAsia="Times New Roman" w:hAnsi="Consolas" w:cs="Times New Roman"/>
+          <w:color w:val="CCCCCC"/>
+          <w:kern w:val="0"/>
+          <w:sz w:val="16"/>
+          <w:szCs w:val="16"/>
+          <w:lang w:eastAsia="uk-UA"/>
+        </w:rPr>
+      </w:pPr>
+      <w:r>
+        <w:rPr>
+          <w:rFonts w:ascii="Consolas" w:eastAsia="Times New Roman" w:hAnsi="Consolas" w:cs="Times New Roman"/>
+          <w:color w:val="CCCCCC"/>
+          <w:kern w:val="0"/>
+          <w:sz w:val="16"/>
+          <w:szCs w:val="16"/>
+          <w:lang w:eastAsia="uk-UA"/>
+        </w:rPr>
+        <w:t xml:space="preserve">        i </w:t>
+      </w:r>
+      <w:r>
+        <w:rPr>
+          <w:rFonts w:ascii="Consolas" w:eastAsia="Times New Roman" w:hAnsi="Consolas" w:cs="Times New Roman"/>
+          <w:color w:val="D4D4D4"/>
+          <w:kern w:val="0"/>
+          <w:sz w:val="16"/>
+          <w:szCs w:val="16"/>
+          <w:lang w:eastAsia="uk-UA"/>
+        </w:rPr>
+        <w:t>+=</w:t>
+      </w:r>
+      <w:r>
+        <w:rPr>
+          <w:rFonts w:ascii="Consolas" w:eastAsia="Times New Roman" w:hAnsi="Consolas" w:cs="Times New Roman"/>
+          <w:color w:val="CCCCCC"/>
+          <w:kern w:val="0"/>
+          <w:sz w:val="16"/>
+          <w:szCs w:val="16"/>
+          <w:lang w:eastAsia="uk-UA"/>
+        </w:rPr>
+        <w:t xml:space="preserve"> </w:t>
+      </w:r>
+      <w:r>
+        <w:rPr>
+          <w:rFonts w:ascii="Consolas" w:eastAsia="Times New Roman" w:hAnsi="Consolas" w:cs="Times New Roman"/>
+          <w:color w:val="B5CEA8"/>
+          <w:kern w:val="0"/>
+          <w:sz w:val="16"/>
+          <w:szCs w:val="16"/>
+          <w:lang w:eastAsia="uk-UA"/>
+        </w:rPr>
+        <w:t>2</w:t>
+      </w:r>
+    </w:p>
+    <w:p>
+      <w:pPr>
+        <w:shd w:val="clear" w:color="auto" w:fill="1F1F1F"/>
+        <w:spacing w:after="0" w:line="219" w:lineRule="atLeast"/>
+        <w:rPr>
+          <w:rFonts w:ascii="Consolas" w:eastAsia="Times New Roman" w:hAnsi="Consolas" w:cs="Times New Roman"/>
+          <w:color w:val="CCCCCC"/>
+          <w:kern w:val="0"/>
+          <w:sz w:val="16"/>
+          <w:szCs w:val="16"/>
+          <w:lang w:eastAsia="uk-UA"/>
+        </w:rPr>
+      </w:pPr>
+    </w:p>
+    <w:p>
+      <w:pPr>
+        <w:shd w:val="clear" w:color="auto" w:fill="1F1F1F"/>
+        <w:spacing w:after="0" w:line="219" w:lineRule="atLeast"/>
+        <w:rPr>
+          <w:rFonts w:ascii="Consolas" w:eastAsia="Times New Roman" w:hAnsi="Consolas" w:cs="Times New Roman"/>
+          <w:color w:val="CCCCCC"/>
+          <w:kern w:val="0"/>
+          <w:sz w:val="16"/>
+          <w:szCs w:val="16"/>
+          <w:lang w:eastAsia="uk-UA"/>
+        </w:rPr>
+      </w:pPr>
+      <w:r>
+        <w:rPr>
+          <w:rFonts w:ascii="Consolas" w:eastAsia="Times New Roman" w:hAnsi="Consolas" w:cs="Times New Roman"/>
+          <w:color w:val="DCDCAA"/>
+          <w:kern w:val="0"/>
+          <w:sz w:val="16"/>
+          <w:szCs w:val="16"/>
+          <w:lang w:eastAsia="uk-UA"/>
+        </w:rPr>
+        <w:t>print</w:t>
+      </w:r>
+      <w:r>
+        <w:rPr>
+          <w:rFonts w:ascii="Consolas" w:eastAsia="Times New Roman" w:hAnsi="Consolas" w:cs="Times New Roman"/>
+          <w:color w:val="CCCCCC"/>
+          <w:kern w:val="0"/>
+          <w:sz w:val="16"/>
+          <w:szCs w:val="16"/>
+          <w:lang w:eastAsia="uk-UA"/>
+        </w:rPr>
+        <w:t>()</w:t>
+      </w:r>
+    </w:p>
+    <w:p>
+      <w:pPr>
+        <w:shd w:val="clear" w:color="auto" w:fill="1F1F1F"/>
+        <w:spacing w:after="0" w:line="219" w:lineRule="atLeast"/>
+        <w:rPr>
+          <w:rFonts w:ascii="Consolas" w:eastAsia="Times New Roman" w:hAnsi="Consolas" w:cs="Times New Roman"/>
+          <w:color w:val="CCCCCC"/>
+          <w:kern w:val="0"/>
+          <w:sz w:val="16"/>
+          <w:szCs w:val="16"/>
+          <w:lang w:eastAsia="uk-UA"/>
+        </w:rPr>
+      </w:pPr>
+      <w:r>
+        <w:rPr>
+          <w:rFonts w:ascii="Consolas" w:eastAsia="Times New Roman" w:hAnsi="Consolas" w:cs="Times New Roman"/>
+          <w:color w:val="C586C0"/>
+          <w:kern w:val="0"/>
+          <w:sz w:val="16"/>
+          <w:szCs w:val="16"/>
+          <w:lang w:eastAsia="uk-UA"/>
+        </w:rPr>
+        <w:t>for</w:t>
+      </w:r>
+      <w:r>
+        <w:rPr>
+          <w:rFonts w:ascii="Consolas" w:eastAsia="Times New Roman" w:hAnsi="Consolas" w:cs="Times New Roman"/>
+          <w:color w:val="CCCCCC"/>
+          <w:kern w:val="0"/>
+          <w:sz w:val="16"/>
+          <w:szCs w:val="16"/>
+          <w:lang w:eastAsia="uk-UA"/>
+        </w:rPr>
+        <w:t xml:space="preserve"> item </w:t>
+      </w:r>
+      <w:r>
+        <w:rPr>
+          <w:rFonts w:ascii="Consolas" w:eastAsia="Times New Roman" w:hAnsi="Consolas" w:cs="Times New Roman"/>
+          <w:color w:val="C586C0"/>
+          <w:kern w:val="0"/>
+          <w:sz w:val="16"/>
+          <w:szCs w:val="16"/>
+          <w:lang w:eastAsia="uk-UA"/>
+        </w:rPr>
+        <w:t>in</w:t>
+      </w:r>
+      <w:r>
+        <w:rPr>
+          <w:rFonts w:ascii="Consolas" w:eastAsia="Times New Roman" w:hAnsi="Consolas" w:cs="Times New Roman"/>
+          <w:color w:val="CCCCCC"/>
+          <w:kern w:val="0"/>
+          <w:sz w:val="16"/>
+          <w:szCs w:val="16"/>
+          <w:lang w:eastAsia="uk-UA"/>
+        </w:rPr>
+        <w:t xml:space="preserve"> my_counter_yield(</w:t>
+      </w:r>
+      <w:r>
+        <w:rPr>
+          <w:rFonts w:ascii="Consolas" w:eastAsia="Times New Roman" w:hAnsi="Consolas" w:cs="Times New Roman"/>
+          <w:color w:val="B5CEA8"/>
+          <w:kern w:val="0"/>
+          <w:sz w:val="16"/>
+          <w:szCs w:val="16"/>
+          <w:lang w:eastAsia="uk-UA"/>
+        </w:rPr>
+        <w:t>7</w:t>
+      </w:r>
+      <w:r>
+        <w:rPr>
+          <w:rFonts w:ascii="Consolas" w:eastAsia="Times New Roman" w:hAnsi="Consolas" w:cs="Times New Roman"/>
+          <w:color w:val="CCCCCC"/>
+          <w:kern w:val="0"/>
+          <w:sz w:val="16"/>
+          <w:szCs w:val="16"/>
+          <w:lang w:eastAsia="uk-UA"/>
+        </w:rPr>
+        <w:t>):</w:t>
+      </w:r>
+    </w:p>
+    <w:p>
+      <w:pPr>
+        <w:shd w:val="clear" w:color="auto" w:fill="1F1F1F"/>
+        <w:spacing w:after="0" w:line="219" w:lineRule="atLeast"/>
+        <w:rPr>
+          <w:rFonts w:ascii="Consolas" w:eastAsia="Times New Roman" w:hAnsi="Consolas" w:cs="Times New Roman"/>
+          <w:color w:val="CCCCCC"/>
+          <w:kern w:val="0"/>
+          <w:sz w:val="16"/>
+          <w:szCs w:val="16"/>
+          <w:lang w:eastAsia="uk-UA"/>
+        </w:rPr>
+      </w:pPr>
+      <w:r>
+        <w:rPr>
+          <w:rFonts w:ascii="Consolas" w:eastAsia="Times New Roman" w:hAnsi="Consolas" w:cs="Times New Roman"/>
+          <w:color w:val="CCCCCC"/>
+          <w:kern w:val="0"/>
+          <w:sz w:val="16"/>
+          <w:szCs w:val="16"/>
+          <w:lang w:eastAsia="uk-UA"/>
+        </w:rPr>
+        <w:t xml:space="preserve">    </w:t>
+      </w:r>
+      <w:r>
+        <w:rPr>
+          <w:rFonts w:ascii="Consolas" w:eastAsia="Times New Roman" w:hAnsi="Consolas" w:cs="Times New Roman"/>
+          <w:color w:val="DCDCAA"/>
+          <w:kern w:val="0"/>
+          <w:sz w:val="16"/>
+          <w:szCs w:val="16"/>
+          <w:lang w:eastAsia="uk-UA"/>
+        </w:rPr>
+        <w:t>print</w:t>
+      </w:r>
+      <w:r>
+        <w:rPr>
+          <w:rFonts w:ascii="Consolas" w:eastAsia="Times New Roman" w:hAnsi="Consolas" w:cs="Times New Roman"/>
+          <w:color w:val="CCCCCC"/>
+          <w:kern w:val="0"/>
+          <w:sz w:val="16"/>
+          <w:szCs w:val="16"/>
+          <w:lang w:eastAsia="uk-UA"/>
+        </w:rPr>
+        <w:t xml:space="preserve">(item, </w:t>
+      </w:r>
+      <w:r>
+        <w:rPr>
+          <w:rFonts w:ascii="Consolas" w:eastAsia="Times New Roman" w:hAnsi="Consolas" w:cs="Times New Roman"/>
+          <w:color w:val="9CDCFE"/>
+          <w:kern w:val="0"/>
+          <w:sz w:val="16"/>
+          <w:szCs w:val="16"/>
+          <w:lang w:eastAsia="uk-UA"/>
+        </w:rPr>
+        <w:t>end</w:t>
+      </w:r>
+      <w:r>
+        <w:rPr>
+          <w:rFonts w:ascii="Consolas" w:eastAsia="Times New Roman" w:hAnsi="Consolas" w:cs="Times New Roman"/>
+          <w:color w:val="D4D4D4"/>
+          <w:kern w:val="0"/>
+          <w:sz w:val="16"/>
+          <w:szCs w:val="16"/>
+          <w:lang w:eastAsia="uk-UA"/>
+        </w:rPr>
+        <w:t>=</w:t>
+      </w:r>
+      <w:r>
+        <w:rPr>
+          <w:rFonts w:ascii="Consolas" w:eastAsia="Times New Roman" w:hAnsi="Consolas" w:cs="Times New Roman"/>
+          <w:color w:val="CE9178"/>
+          <w:kern w:val="0"/>
+          <w:sz w:val="16"/>
+          <w:szCs w:val="16"/>
+          <w:lang w:eastAsia="uk-UA"/>
+        </w:rPr>
+        <w:t>"</w:t>
+      </w:r>
+      <w:r>
+        <w:rPr>
+          <w:rFonts w:ascii="Consolas" w:eastAsia="Times New Roman" w:hAnsi="Consolas" w:cs="Times New Roman"/>
+          <w:color w:val="D7BA7D"/>
+          <w:kern w:val="0"/>
+          <w:sz w:val="16"/>
+          <w:szCs w:val="16"/>
+          <w:lang w:eastAsia="uk-UA"/>
+        </w:rPr>
+        <w:t>\t</w:t>
+      </w:r>
+      <w:r>
+        <w:rPr>
+          <w:rFonts w:ascii="Consolas" w:eastAsia="Times New Roman" w:hAnsi="Consolas" w:cs="Times New Roman"/>
+          <w:color w:val="CE9178"/>
+          <w:kern w:val="0"/>
+          <w:sz w:val="16"/>
+          <w:szCs w:val="16"/>
+          <w:lang w:eastAsia="uk-UA"/>
+        </w:rPr>
+        <w:t>"</w:t>
+      </w:r>
+      <w:r>
+        <w:rPr>
+          <w:rFonts w:ascii="Consolas" w:eastAsia="Times New Roman" w:hAnsi="Consolas" w:cs="Times New Roman"/>
+          <w:color w:val="CCCCCC"/>
+          <w:kern w:val="0"/>
+          <w:sz w:val="16"/>
+          <w:szCs w:val="16"/>
+          <w:lang w:eastAsia="uk-UA"/>
+        </w:rPr>
+        <w:t>)</w:t>
+      </w:r>
     </w:p>
     <w:p>
       <w:pPr>
@@ -5615,7 +7707,7 @@
           <w:noProof/>
           <w:sz w:val="16"/>
           <w:szCs w:val="16"/>
-          <w:lang w:eastAsia="uk-UA"/>
+          <w:lang w:val="en-US" w:eastAsia="uk-UA"/>
         </w:rPr>
       </w:pPr>
     </w:p>
@@ -5623,10 +7715,26 @@
       <w:pPr>
         <w:spacing w:after="0"/>
         <w:rPr>
+          <w:sz w:val="16"/>
+          <w:szCs w:val="16"/>
+        </w:rPr>
+      </w:pPr>
+      <w:r>
+        <w:rPr>
+          <w:sz w:val="16"/>
+          <w:szCs w:val="16"/>
+        </w:rPr>
+        <w:t>========================================================</w:t>
+      </w:r>
+    </w:p>
+    <w:p>
+      <w:pPr>
+        <w:spacing w:after="0"/>
+        <w:rPr>
           <w:noProof/>
           <w:sz w:val="16"/>
           <w:szCs w:val="16"/>
-          <w:lang w:eastAsia="uk-UA"/>
+          <w:lang w:val="en-US" w:eastAsia="uk-UA"/>
         </w:rPr>
       </w:pPr>
     </w:p>
@@ -5637,935 +7745,9 @@
           <w:noProof/>
           <w:sz w:val="16"/>
           <w:szCs w:val="16"/>
-          <w:lang w:eastAsia="uk-UA"/>
-        </w:rPr>
-      </w:pPr>
-      <w:r>
-        <w:rPr>
-          <w:noProof/>
-          <w:sz w:val="16"/>
-          <w:szCs w:val="16"/>
-          <w:lang w:eastAsia="uk-UA"/>
-        </w:rPr>
-        <w:t>заходимо в анонімному режимі:</w:t>
-      </w:r>
-    </w:p>
-    <w:p>
-      <w:pPr>
-        <w:spacing w:after="0"/>
-      </w:pPr>
-      <w:hyperlink r:id="rId6" w:tgtFrame="_blank" w:tooltip="https://temp-mail.org/" w:history="1">
-        <w:r>
-          <w:rPr>
-            <w:rStyle w:val="af0"/>
-          </w:rPr>
-          <w:t>https://temp-</w:t>
-        </w:r>
-        <w:r>
-          <w:rPr>
-            <w:rStyle w:val="af0"/>
-          </w:rPr>
-          <w:t>m</w:t>
-        </w:r>
-        <w:r>
-          <w:rPr>
-            <w:rStyle w:val="af0"/>
-          </w:rPr>
-          <w:t>ail.org/</w:t>
-        </w:r>
-      </w:hyperlink>
-    </w:p>
-    <w:p>
-      <w:pPr>
-        <w:spacing w:after="0"/>
-      </w:pPr>
-    </w:p>
-    <w:p>
-      <w:pPr>
-        <w:spacing w:after="0"/>
-        <w:rPr>
-          <w:noProof/>
-          <w:sz w:val="16"/>
-          <w:szCs w:val="16"/>
-          <w:lang w:eastAsia="uk-UA"/>
-        </w:rPr>
-      </w:pPr>
-    </w:p>
-    <w:p>
-      <w:pPr>
-        <w:pStyle w:val="af2"/>
-        <w:rPr>
-          <w:rFonts w:ascii="Segoe UI" w:hAnsi="Segoe UI" w:cs="Segoe UI"/>
-          <w:sz w:val="16"/>
-          <w:szCs w:val="16"/>
-        </w:rPr>
-      </w:pPr>
-      <w:hyperlink r:id="rId7" w:tgtFrame="_blank" w:tooltip="https://neon.com/" w:history="1">
-        <w:r>
-          <w:rPr>
-            <w:rStyle w:val="af0"/>
-            <w:rFonts w:ascii="Segoe UI" w:eastAsiaTheme="majorEastAsia" w:hAnsi="Segoe UI" w:cs="Segoe UI"/>
-            <w:sz w:val="16"/>
-            <w:szCs w:val="16"/>
-          </w:rPr>
-          <w:t>https://neon.com/</w:t>
-        </w:r>
-      </w:hyperlink>
-      <w:r>
-        <w:rPr>
-          <w:rFonts w:ascii="Segoe UI" w:hAnsi="Segoe UI" w:cs="Segoe UI"/>
-          <w:sz w:val="16"/>
-          <w:szCs w:val="16"/>
-        </w:rPr>
-        <w:t xml:space="preserve"> - безкоштовно зробити базу даних </w:t>
-      </w:r>
-    </w:p>
-    <w:p>
-      <w:pPr>
-        <w:spacing w:after="0"/>
-        <w:rPr>
-          <w:noProof/>
-          <w:sz w:val="16"/>
-          <w:szCs w:val="16"/>
           <w:lang w:val="en-US" w:eastAsia="uk-UA"/>
         </w:rPr>
       </w:pPr>
-      <w:r>
-        <w:rPr>
-          <w:noProof/>
-          <w:sz w:val="16"/>
-          <w:szCs w:val="16"/>
-          <w:lang w:eastAsia="uk-UA"/>
-        </w:rPr>
-        <w:t xml:space="preserve">вставляєм новий емейл і в якості пароля ту ж сакму почту і в кінці </w:t>
-      </w:r>
-      <w:r>
-        <w:rPr>
-          <w:noProof/>
-          <w:sz w:val="16"/>
-          <w:szCs w:val="16"/>
-          <w:lang w:val="en-US" w:eastAsia="uk-UA"/>
-        </w:rPr>
-        <w:t>Q</w:t>
-      </w:r>
-    </w:p>
-    <w:p>
-      <w:pPr>
-        <w:spacing w:after="0"/>
-        <w:rPr>
-          <w:noProof/>
-          <w:sz w:val="16"/>
-          <w:szCs w:val="16"/>
-          <w:lang w:eastAsia="uk-UA"/>
-        </w:rPr>
-      </w:pPr>
-    </w:p>
-    <w:p>
-      <w:pPr>
-        <w:spacing w:after="0"/>
-        <w:rPr>
-          <w:noProof/>
-          <w:sz w:val="16"/>
-          <w:szCs w:val="16"/>
-          <w:lang w:val="en-US" w:eastAsia="uk-UA"/>
-        </w:rPr>
-      </w:pPr>
-      <w:r>
-        <w:rPr>
-          <w:noProof/>
-          <w:sz w:val="16"/>
-          <w:szCs w:val="16"/>
-          <w:lang w:val="en-US" w:eastAsia="uk-UA"/>
-        </w:rPr>
-        <w:t xml:space="preserve">silpo\mysite\settings.py </w:t>
-      </w:r>
-    </w:p>
-    <w:p>
-      <w:pPr>
-        <w:spacing w:after="0"/>
-        <w:rPr>
-          <w:noProof/>
-          <w:sz w:val="16"/>
-          <w:szCs w:val="16"/>
-          <w:lang w:val="en-US" w:eastAsia="uk-UA"/>
-        </w:rPr>
-      </w:pPr>
-    </w:p>
-    <w:p>
-      <w:pPr>
-        <w:shd w:val="clear" w:color="auto" w:fill="1F1F1F"/>
-        <w:spacing w:after="0" w:line="219" w:lineRule="atLeast"/>
-        <w:rPr>
-          <w:rFonts w:ascii="Consolas" w:eastAsia="Times New Roman" w:hAnsi="Consolas" w:cs="Times New Roman"/>
-          <w:color w:val="CCCCCC"/>
-          <w:kern w:val="0"/>
-          <w:sz w:val="16"/>
-          <w:szCs w:val="16"/>
-          <w:lang w:eastAsia="uk-UA"/>
-        </w:rPr>
-      </w:pPr>
-      <w:r>
-        <w:rPr>
-          <w:rFonts w:ascii="Consolas" w:eastAsia="Times New Roman" w:hAnsi="Consolas" w:cs="Times New Roman"/>
-          <w:color w:val="4FC1FF"/>
-          <w:kern w:val="0"/>
-          <w:sz w:val="16"/>
-          <w:szCs w:val="16"/>
-          <w:lang w:eastAsia="uk-UA"/>
-        </w:rPr>
-        <w:t>DATABASES</w:t>
-      </w:r>
-      <w:r>
-        <w:rPr>
-          <w:rFonts w:ascii="Consolas" w:eastAsia="Times New Roman" w:hAnsi="Consolas" w:cs="Times New Roman"/>
-          <w:color w:val="CCCCCC"/>
-          <w:kern w:val="0"/>
-          <w:sz w:val="16"/>
-          <w:szCs w:val="16"/>
-          <w:lang w:eastAsia="uk-UA"/>
-        </w:rPr>
-        <w:t xml:space="preserve"> </w:t>
-      </w:r>
-      <w:r>
-        <w:rPr>
-          <w:rFonts w:ascii="Consolas" w:eastAsia="Times New Roman" w:hAnsi="Consolas" w:cs="Times New Roman"/>
-          <w:color w:val="D4D4D4"/>
-          <w:kern w:val="0"/>
-          <w:sz w:val="16"/>
-          <w:szCs w:val="16"/>
-          <w:lang w:eastAsia="uk-UA"/>
-        </w:rPr>
-        <w:t>=</w:t>
-      </w:r>
-      <w:r>
-        <w:rPr>
-          <w:rFonts w:ascii="Consolas" w:eastAsia="Times New Roman" w:hAnsi="Consolas" w:cs="Times New Roman"/>
-          <w:color w:val="CCCCCC"/>
-          <w:kern w:val="0"/>
-          <w:sz w:val="16"/>
-          <w:szCs w:val="16"/>
-          <w:lang w:eastAsia="uk-UA"/>
-        </w:rPr>
-        <w:t xml:space="preserve"> {</w:t>
-      </w:r>
-    </w:p>
-    <w:p>
-      <w:pPr>
-        <w:shd w:val="clear" w:color="auto" w:fill="1F1F1F"/>
-        <w:spacing w:after="0" w:line="219" w:lineRule="atLeast"/>
-        <w:rPr>
-          <w:rFonts w:ascii="Consolas" w:eastAsia="Times New Roman" w:hAnsi="Consolas" w:cs="Times New Roman"/>
-          <w:color w:val="CCCCCC"/>
-          <w:kern w:val="0"/>
-          <w:sz w:val="16"/>
-          <w:szCs w:val="16"/>
-          <w:lang w:eastAsia="uk-UA"/>
-        </w:rPr>
-      </w:pPr>
-      <w:r>
-        <w:rPr>
-          <w:rFonts w:ascii="Consolas" w:eastAsia="Times New Roman" w:hAnsi="Consolas" w:cs="Times New Roman"/>
-          <w:color w:val="CCCCCC"/>
-          <w:kern w:val="0"/>
-          <w:sz w:val="16"/>
-          <w:szCs w:val="16"/>
-          <w:lang w:eastAsia="uk-UA"/>
-        </w:rPr>
-        <w:t xml:space="preserve">    </w:t>
-      </w:r>
-      <w:r>
-        <w:rPr>
-          <w:rFonts w:ascii="Consolas" w:eastAsia="Times New Roman" w:hAnsi="Consolas" w:cs="Times New Roman"/>
-          <w:color w:val="6A9955"/>
-          <w:kern w:val="0"/>
-          <w:sz w:val="16"/>
-          <w:szCs w:val="16"/>
-          <w:lang w:eastAsia="uk-UA"/>
-        </w:rPr>
-        <w:t># 'default': {</w:t>
-      </w:r>
-    </w:p>
-    <w:p>
-      <w:pPr>
-        <w:shd w:val="clear" w:color="auto" w:fill="1F1F1F"/>
-        <w:spacing w:after="0" w:line="219" w:lineRule="atLeast"/>
-        <w:rPr>
-          <w:rFonts w:ascii="Consolas" w:eastAsia="Times New Roman" w:hAnsi="Consolas" w:cs="Times New Roman"/>
-          <w:color w:val="CCCCCC"/>
-          <w:kern w:val="0"/>
-          <w:sz w:val="16"/>
-          <w:szCs w:val="16"/>
-          <w:lang w:eastAsia="uk-UA"/>
-        </w:rPr>
-      </w:pPr>
-      <w:r>
-        <w:rPr>
-          <w:rFonts w:ascii="Consolas" w:eastAsia="Times New Roman" w:hAnsi="Consolas" w:cs="Times New Roman"/>
-          <w:color w:val="CCCCCC"/>
-          <w:kern w:val="0"/>
-          <w:sz w:val="16"/>
-          <w:szCs w:val="16"/>
-          <w:lang w:eastAsia="uk-UA"/>
-        </w:rPr>
-        <w:t xml:space="preserve">    </w:t>
-      </w:r>
-      <w:r>
-        <w:rPr>
-          <w:rFonts w:ascii="Consolas" w:eastAsia="Times New Roman" w:hAnsi="Consolas" w:cs="Times New Roman"/>
-          <w:color w:val="6A9955"/>
-          <w:kern w:val="0"/>
-          <w:sz w:val="16"/>
-          <w:szCs w:val="16"/>
-          <w:lang w:eastAsia="uk-UA"/>
-        </w:rPr>
-        <w:t>#     'ENGINE': 'django.db.backends.sqlite3',</w:t>
-      </w:r>
-    </w:p>
-    <w:p>
-      <w:pPr>
-        <w:shd w:val="clear" w:color="auto" w:fill="1F1F1F"/>
-        <w:spacing w:after="0" w:line="219" w:lineRule="atLeast"/>
-        <w:rPr>
-          <w:rFonts w:ascii="Consolas" w:eastAsia="Times New Roman" w:hAnsi="Consolas" w:cs="Times New Roman"/>
-          <w:color w:val="CCCCCC"/>
-          <w:kern w:val="0"/>
-          <w:sz w:val="16"/>
-          <w:szCs w:val="16"/>
-          <w:lang w:eastAsia="uk-UA"/>
-        </w:rPr>
-      </w:pPr>
-      <w:r>
-        <w:rPr>
-          <w:rFonts w:ascii="Consolas" w:eastAsia="Times New Roman" w:hAnsi="Consolas" w:cs="Times New Roman"/>
-          <w:color w:val="CCCCCC"/>
-          <w:kern w:val="0"/>
-          <w:sz w:val="16"/>
-          <w:szCs w:val="16"/>
-          <w:lang w:eastAsia="uk-UA"/>
-        </w:rPr>
-        <w:t xml:space="preserve">    </w:t>
-      </w:r>
-      <w:r>
-        <w:rPr>
-          <w:rFonts w:ascii="Consolas" w:eastAsia="Times New Roman" w:hAnsi="Consolas" w:cs="Times New Roman"/>
-          <w:color w:val="6A9955"/>
-          <w:kern w:val="0"/>
-          <w:sz w:val="16"/>
-          <w:szCs w:val="16"/>
-          <w:lang w:eastAsia="uk-UA"/>
-        </w:rPr>
-        <w:t>#     'NAME': BASE_DIR / 'db.sqlite3',</w:t>
-      </w:r>
-    </w:p>
-    <w:p>
-      <w:pPr>
-        <w:shd w:val="clear" w:color="auto" w:fill="1F1F1F"/>
-        <w:spacing w:after="0" w:line="219" w:lineRule="atLeast"/>
-        <w:rPr>
-          <w:rFonts w:ascii="Consolas" w:eastAsia="Times New Roman" w:hAnsi="Consolas" w:cs="Times New Roman"/>
-          <w:color w:val="CCCCCC"/>
-          <w:kern w:val="0"/>
-          <w:sz w:val="16"/>
-          <w:szCs w:val="16"/>
-          <w:lang w:eastAsia="uk-UA"/>
-        </w:rPr>
-      </w:pPr>
-      <w:r>
-        <w:rPr>
-          <w:rFonts w:ascii="Consolas" w:eastAsia="Times New Roman" w:hAnsi="Consolas" w:cs="Times New Roman"/>
-          <w:color w:val="CCCCCC"/>
-          <w:kern w:val="0"/>
-          <w:sz w:val="16"/>
-          <w:szCs w:val="16"/>
-          <w:lang w:eastAsia="uk-UA"/>
-        </w:rPr>
-        <w:lastRenderedPageBreak/>
-        <w:t xml:space="preserve">    </w:t>
-      </w:r>
-      <w:r>
-        <w:rPr>
-          <w:rFonts w:ascii="Consolas" w:eastAsia="Times New Roman" w:hAnsi="Consolas" w:cs="Times New Roman"/>
-          <w:color w:val="6A9955"/>
-          <w:kern w:val="0"/>
-          <w:sz w:val="16"/>
-          <w:szCs w:val="16"/>
-          <w:lang w:eastAsia="uk-UA"/>
-        </w:rPr>
-        <w:t># }</w:t>
-      </w:r>
-    </w:p>
-    <w:p>
-      <w:pPr>
-        <w:shd w:val="clear" w:color="auto" w:fill="1F1F1F"/>
-        <w:spacing w:after="0" w:line="219" w:lineRule="atLeast"/>
-        <w:rPr>
-          <w:rFonts w:ascii="Consolas" w:eastAsia="Times New Roman" w:hAnsi="Consolas" w:cs="Times New Roman"/>
-          <w:color w:val="CCCCCC"/>
-          <w:kern w:val="0"/>
-          <w:sz w:val="16"/>
-          <w:szCs w:val="16"/>
-          <w:lang w:eastAsia="uk-UA"/>
-        </w:rPr>
-      </w:pPr>
-      <w:r>
-        <w:rPr>
-          <w:rFonts w:ascii="Consolas" w:eastAsia="Times New Roman" w:hAnsi="Consolas" w:cs="Times New Roman"/>
-          <w:color w:val="CCCCCC"/>
-          <w:kern w:val="0"/>
-          <w:sz w:val="16"/>
-          <w:szCs w:val="16"/>
-          <w:lang w:eastAsia="uk-UA"/>
-        </w:rPr>
-        <w:t xml:space="preserve">        </w:t>
-      </w:r>
-      <w:r>
-        <w:rPr>
-          <w:rFonts w:ascii="Consolas" w:eastAsia="Times New Roman" w:hAnsi="Consolas" w:cs="Times New Roman"/>
-          <w:color w:val="CE9178"/>
-          <w:kern w:val="0"/>
-          <w:sz w:val="16"/>
-          <w:szCs w:val="16"/>
-          <w:lang w:eastAsia="uk-UA"/>
-        </w:rPr>
-        <w:t>'default'</w:t>
-      </w:r>
-      <w:r>
-        <w:rPr>
-          <w:rFonts w:ascii="Consolas" w:eastAsia="Times New Roman" w:hAnsi="Consolas" w:cs="Times New Roman"/>
-          <w:color w:val="CCCCCC"/>
-          <w:kern w:val="0"/>
-          <w:sz w:val="16"/>
-          <w:szCs w:val="16"/>
-          <w:lang w:eastAsia="uk-UA"/>
-        </w:rPr>
-        <w:t>: {</w:t>
-      </w:r>
-    </w:p>
-    <w:p>
-      <w:pPr>
-        <w:shd w:val="clear" w:color="auto" w:fill="1F1F1F"/>
-        <w:spacing w:after="0" w:line="219" w:lineRule="atLeast"/>
-        <w:rPr>
-          <w:rFonts w:ascii="Consolas" w:eastAsia="Times New Roman" w:hAnsi="Consolas" w:cs="Times New Roman"/>
-          <w:color w:val="CCCCCC"/>
-          <w:kern w:val="0"/>
-          <w:sz w:val="16"/>
-          <w:szCs w:val="16"/>
-          <w:lang w:eastAsia="uk-UA"/>
-        </w:rPr>
-      </w:pPr>
-      <w:r>
-        <w:rPr>
-          <w:rFonts w:ascii="Consolas" w:eastAsia="Times New Roman" w:hAnsi="Consolas" w:cs="Times New Roman"/>
-          <w:color w:val="CCCCCC"/>
-          <w:kern w:val="0"/>
-          <w:sz w:val="16"/>
-          <w:szCs w:val="16"/>
-          <w:lang w:eastAsia="uk-UA"/>
-        </w:rPr>
-        <w:t xml:space="preserve">        </w:t>
-      </w:r>
-      <w:r>
-        <w:rPr>
-          <w:rFonts w:ascii="Consolas" w:eastAsia="Times New Roman" w:hAnsi="Consolas" w:cs="Times New Roman"/>
-          <w:color w:val="CE9178"/>
-          <w:kern w:val="0"/>
-          <w:sz w:val="16"/>
-          <w:szCs w:val="16"/>
-          <w:lang w:eastAsia="uk-UA"/>
-        </w:rPr>
-        <w:t>'ENGINE'</w:t>
-      </w:r>
-      <w:r>
-        <w:rPr>
-          <w:rFonts w:ascii="Consolas" w:eastAsia="Times New Roman" w:hAnsi="Consolas" w:cs="Times New Roman"/>
-          <w:color w:val="CCCCCC"/>
-          <w:kern w:val="0"/>
-          <w:sz w:val="16"/>
-          <w:szCs w:val="16"/>
-          <w:lang w:eastAsia="uk-UA"/>
-        </w:rPr>
-        <w:t xml:space="preserve">: </w:t>
-      </w:r>
-      <w:r>
-        <w:rPr>
-          <w:rFonts w:ascii="Consolas" w:eastAsia="Times New Roman" w:hAnsi="Consolas" w:cs="Times New Roman"/>
-          <w:color w:val="CE9178"/>
-          <w:kern w:val="0"/>
-          <w:sz w:val="16"/>
-          <w:szCs w:val="16"/>
-          <w:lang w:eastAsia="uk-UA"/>
-        </w:rPr>
-        <w:t>'django.db.backends.postgresql'</w:t>
-      </w:r>
-      <w:r>
-        <w:rPr>
-          <w:rFonts w:ascii="Consolas" w:eastAsia="Times New Roman" w:hAnsi="Consolas" w:cs="Times New Roman"/>
-          <w:color w:val="CCCCCC"/>
-          <w:kern w:val="0"/>
-          <w:sz w:val="16"/>
-          <w:szCs w:val="16"/>
-          <w:lang w:eastAsia="uk-UA"/>
-        </w:rPr>
-        <w:t>,</w:t>
-      </w:r>
-    </w:p>
-    <w:p>
-      <w:pPr>
-        <w:shd w:val="clear" w:color="auto" w:fill="1F1F1F"/>
-        <w:spacing w:after="0" w:line="219" w:lineRule="atLeast"/>
-        <w:rPr>
-          <w:rFonts w:ascii="Consolas" w:eastAsia="Times New Roman" w:hAnsi="Consolas" w:cs="Times New Roman"/>
-          <w:color w:val="CCCCCC"/>
-          <w:kern w:val="0"/>
-          <w:sz w:val="16"/>
-          <w:szCs w:val="16"/>
-          <w:lang w:eastAsia="uk-UA"/>
-        </w:rPr>
-      </w:pPr>
-      <w:r>
-        <w:rPr>
-          <w:rFonts w:ascii="Consolas" w:eastAsia="Times New Roman" w:hAnsi="Consolas" w:cs="Times New Roman"/>
-          <w:color w:val="CCCCCC"/>
-          <w:kern w:val="0"/>
-          <w:sz w:val="16"/>
-          <w:szCs w:val="16"/>
-          <w:lang w:eastAsia="uk-UA"/>
-        </w:rPr>
-        <w:t xml:space="preserve">        </w:t>
-      </w:r>
-      <w:r>
-        <w:rPr>
-          <w:rFonts w:ascii="Consolas" w:eastAsia="Times New Roman" w:hAnsi="Consolas" w:cs="Times New Roman"/>
-          <w:color w:val="CE9178"/>
-          <w:kern w:val="0"/>
-          <w:sz w:val="16"/>
-          <w:szCs w:val="16"/>
-          <w:lang w:eastAsia="uk-UA"/>
-        </w:rPr>
-        <w:t>'HOST'</w:t>
-      </w:r>
-      <w:r>
-        <w:rPr>
-          <w:rFonts w:ascii="Consolas" w:eastAsia="Times New Roman" w:hAnsi="Consolas" w:cs="Times New Roman"/>
-          <w:color w:val="CCCCCC"/>
-          <w:kern w:val="0"/>
-          <w:sz w:val="16"/>
-          <w:szCs w:val="16"/>
-          <w:lang w:eastAsia="uk-UA"/>
-        </w:rPr>
-        <w:t xml:space="preserve">: </w:t>
-      </w:r>
-      <w:r>
-        <w:rPr>
-          <w:rFonts w:ascii="Consolas" w:eastAsia="Times New Roman" w:hAnsi="Consolas" w:cs="Times New Roman"/>
-          <w:color w:val="CE9178"/>
-          <w:kern w:val="0"/>
-          <w:sz w:val="16"/>
-          <w:szCs w:val="16"/>
-          <w:lang w:eastAsia="uk-UA"/>
-        </w:rPr>
-        <w:t>'ep-bitter-surf-aq42qcr3-pooler.c-8.us-east-1.aws.neon.tech'</w:t>
-      </w:r>
-      <w:r>
-        <w:rPr>
-          <w:rFonts w:ascii="Consolas" w:eastAsia="Times New Roman" w:hAnsi="Consolas" w:cs="Times New Roman"/>
-          <w:color w:val="CCCCCC"/>
-          <w:kern w:val="0"/>
-          <w:sz w:val="16"/>
-          <w:szCs w:val="16"/>
-          <w:lang w:eastAsia="uk-UA"/>
-        </w:rPr>
-        <w:t>,</w:t>
-      </w:r>
-    </w:p>
-    <w:p>
-      <w:pPr>
-        <w:shd w:val="clear" w:color="auto" w:fill="1F1F1F"/>
-        <w:spacing w:after="0" w:line="219" w:lineRule="atLeast"/>
-        <w:rPr>
-          <w:rFonts w:ascii="Consolas" w:eastAsia="Times New Roman" w:hAnsi="Consolas" w:cs="Times New Roman"/>
-          <w:color w:val="CCCCCC"/>
-          <w:kern w:val="0"/>
-          <w:sz w:val="16"/>
-          <w:szCs w:val="16"/>
-          <w:lang w:eastAsia="uk-UA"/>
-        </w:rPr>
-      </w:pPr>
-      <w:r>
-        <w:rPr>
-          <w:rFonts w:ascii="Consolas" w:eastAsia="Times New Roman" w:hAnsi="Consolas" w:cs="Times New Roman"/>
-          <w:color w:val="CCCCCC"/>
-          <w:kern w:val="0"/>
-          <w:sz w:val="16"/>
-          <w:szCs w:val="16"/>
-          <w:lang w:eastAsia="uk-UA"/>
-        </w:rPr>
-        <w:t xml:space="preserve">        </w:t>
-      </w:r>
-      <w:r>
-        <w:rPr>
-          <w:rFonts w:ascii="Consolas" w:eastAsia="Times New Roman" w:hAnsi="Consolas" w:cs="Times New Roman"/>
-          <w:color w:val="CE9178"/>
-          <w:kern w:val="0"/>
-          <w:sz w:val="16"/>
-          <w:szCs w:val="16"/>
-          <w:lang w:eastAsia="uk-UA"/>
-        </w:rPr>
-        <w:t>'NAME'</w:t>
-      </w:r>
-      <w:r>
-        <w:rPr>
-          <w:rFonts w:ascii="Consolas" w:eastAsia="Times New Roman" w:hAnsi="Consolas" w:cs="Times New Roman"/>
-          <w:color w:val="CCCCCC"/>
-          <w:kern w:val="0"/>
-          <w:sz w:val="16"/>
-          <w:szCs w:val="16"/>
-          <w:lang w:eastAsia="uk-UA"/>
-        </w:rPr>
-        <w:t xml:space="preserve">: </w:t>
-      </w:r>
-      <w:r>
-        <w:rPr>
-          <w:rFonts w:ascii="Consolas" w:eastAsia="Times New Roman" w:hAnsi="Consolas" w:cs="Times New Roman"/>
-          <w:color w:val="CE9178"/>
-          <w:kern w:val="0"/>
-          <w:sz w:val="16"/>
-          <w:szCs w:val="16"/>
-          <w:lang w:eastAsia="uk-UA"/>
-        </w:rPr>
-        <w:t>'neondb'</w:t>
-      </w:r>
-      <w:r>
-        <w:rPr>
-          <w:rFonts w:ascii="Consolas" w:eastAsia="Times New Roman" w:hAnsi="Consolas" w:cs="Times New Roman"/>
-          <w:color w:val="CCCCCC"/>
-          <w:kern w:val="0"/>
-          <w:sz w:val="16"/>
-          <w:szCs w:val="16"/>
-          <w:lang w:eastAsia="uk-UA"/>
-        </w:rPr>
-        <w:t>,</w:t>
-      </w:r>
-    </w:p>
-    <w:p>
-      <w:pPr>
-        <w:shd w:val="clear" w:color="auto" w:fill="1F1F1F"/>
-        <w:spacing w:after="0" w:line="219" w:lineRule="atLeast"/>
-        <w:rPr>
-          <w:rFonts w:ascii="Consolas" w:eastAsia="Times New Roman" w:hAnsi="Consolas" w:cs="Times New Roman"/>
-          <w:color w:val="CCCCCC"/>
-          <w:kern w:val="0"/>
-          <w:sz w:val="16"/>
-          <w:szCs w:val="16"/>
-          <w:lang w:eastAsia="uk-UA"/>
-        </w:rPr>
-      </w:pPr>
-      <w:r>
-        <w:rPr>
-          <w:rFonts w:ascii="Consolas" w:eastAsia="Times New Roman" w:hAnsi="Consolas" w:cs="Times New Roman"/>
-          <w:color w:val="CCCCCC"/>
-          <w:kern w:val="0"/>
-          <w:sz w:val="16"/>
-          <w:szCs w:val="16"/>
-          <w:lang w:eastAsia="uk-UA"/>
-        </w:rPr>
-        <w:t xml:space="preserve">        </w:t>
-      </w:r>
-      <w:r>
-        <w:rPr>
-          <w:rFonts w:ascii="Consolas" w:eastAsia="Times New Roman" w:hAnsi="Consolas" w:cs="Times New Roman"/>
-          <w:color w:val="CE9178"/>
-          <w:kern w:val="0"/>
-          <w:sz w:val="16"/>
-          <w:szCs w:val="16"/>
-          <w:lang w:eastAsia="uk-UA"/>
-        </w:rPr>
-        <w:t>'USER'</w:t>
-      </w:r>
-      <w:r>
-        <w:rPr>
-          <w:rFonts w:ascii="Consolas" w:eastAsia="Times New Roman" w:hAnsi="Consolas" w:cs="Times New Roman"/>
-          <w:color w:val="CCCCCC"/>
-          <w:kern w:val="0"/>
-          <w:sz w:val="16"/>
-          <w:szCs w:val="16"/>
-          <w:lang w:eastAsia="uk-UA"/>
-        </w:rPr>
-        <w:t xml:space="preserve">: </w:t>
-      </w:r>
-      <w:r>
-        <w:rPr>
-          <w:rFonts w:ascii="Consolas" w:eastAsia="Times New Roman" w:hAnsi="Consolas" w:cs="Times New Roman"/>
-          <w:color w:val="CE9178"/>
-          <w:kern w:val="0"/>
-          <w:sz w:val="16"/>
-          <w:szCs w:val="16"/>
-          <w:lang w:eastAsia="uk-UA"/>
-        </w:rPr>
-        <w:t>'neondb_owner'</w:t>
-      </w:r>
-      <w:r>
-        <w:rPr>
-          <w:rFonts w:ascii="Consolas" w:eastAsia="Times New Roman" w:hAnsi="Consolas" w:cs="Times New Roman"/>
-          <w:color w:val="CCCCCC"/>
-          <w:kern w:val="0"/>
-          <w:sz w:val="16"/>
-          <w:szCs w:val="16"/>
-          <w:lang w:eastAsia="uk-UA"/>
-        </w:rPr>
-        <w:t>,</w:t>
-      </w:r>
-    </w:p>
-    <w:p>
-      <w:pPr>
-        <w:shd w:val="clear" w:color="auto" w:fill="1F1F1F"/>
-        <w:spacing w:after="0" w:line="219" w:lineRule="atLeast"/>
-        <w:rPr>
-          <w:rFonts w:ascii="Consolas" w:eastAsia="Times New Roman" w:hAnsi="Consolas" w:cs="Times New Roman"/>
-          <w:color w:val="CCCCCC"/>
-          <w:kern w:val="0"/>
-          <w:sz w:val="16"/>
-          <w:szCs w:val="16"/>
-          <w:lang w:eastAsia="uk-UA"/>
-        </w:rPr>
-      </w:pPr>
-      <w:r>
-        <w:rPr>
-          <w:rFonts w:ascii="Consolas" w:eastAsia="Times New Roman" w:hAnsi="Consolas" w:cs="Times New Roman"/>
-          <w:color w:val="CCCCCC"/>
-          <w:kern w:val="0"/>
-          <w:sz w:val="16"/>
-          <w:szCs w:val="16"/>
-          <w:lang w:eastAsia="uk-UA"/>
-        </w:rPr>
-        <w:t xml:space="preserve">        </w:t>
-      </w:r>
-      <w:r>
-        <w:rPr>
-          <w:rFonts w:ascii="Consolas" w:eastAsia="Times New Roman" w:hAnsi="Consolas" w:cs="Times New Roman"/>
-          <w:color w:val="CE9178"/>
-          <w:kern w:val="0"/>
-          <w:sz w:val="16"/>
-          <w:szCs w:val="16"/>
-          <w:lang w:eastAsia="uk-UA"/>
-        </w:rPr>
-        <w:t>'PASSWORD'</w:t>
-      </w:r>
-      <w:r>
-        <w:rPr>
-          <w:rFonts w:ascii="Consolas" w:eastAsia="Times New Roman" w:hAnsi="Consolas" w:cs="Times New Roman"/>
-          <w:color w:val="CCCCCC"/>
-          <w:kern w:val="0"/>
-          <w:sz w:val="16"/>
-          <w:szCs w:val="16"/>
-          <w:lang w:eastAsia="uk-UA"/>
-        </w:rPr>
-        <w:t xml:space="preserve">: </w:t>
-      </w:r>
-      <w:r>
-        <w:rPr>
-          <w:rFonts w:ascii="Consolas" w:eastAsia="Times New Roman" w:hAnsi="Consolas" w:cs="Times New Roman"/>
-          <w:color w:val="CE9178"/>
-          <w:kern w:val="0"/>
-          <w:sz w:val="16"/>
-          <w:szCs w:val="16"/>
-          <w:lang w:eastAsia="uk-UA"/>
-        </w:rPr>
-        <w:t>'npg_pZbDktFYo2T8'</w:t>
-      </w:r>
-      <w:r>
-        <w:rPr>
-          <w:rFonts w:ascii="Consolas" w:eastAsia="Times New Roman" w:hAnsi="Consolas" w:cs="Times New Roman"/>
-          <w:color w:val="CCCCCC"/>
-          <w:kern w:val="0"/>
-          <w:sz w:val="16"/>
-          <w:szCs w:val="16"/>
-          <w:lang w:eastAsia="uk-UA"/>
-        </w:rPr>
-        <w:t>,</w:t>
-      </w:r>
-    </w:p>
-    <w:p>
-      <w:pPr>
-        <w:shd w:val="clear" w:color="auto" w:fill="1F1F1F"/>
-        <w:spacing w:after="0" w:line="219" w:lineRule="atLeast"/>
-        <w:rPr>
-          <w:rFonts w:ascii="Consolas" w:eastAsia="Times New Roman" w:hAnsi="Consolas" w:cs="Times New Roman"/>
-          <w:color w:val="CCCCCC"/>
-          <w:kern w:val="0"/>
-          <w:sz w:val="16"/>
-          <w:szCs w:val="16"/>
-          <w:lang w:eastAsia="uk-UA"/>
-        </w:rPr>
-      </w:pPr>
-      <w:r>
-        <w:rPr>
-          <w:rFonts w:ascii="Consolas" w:eastAsia="Times New Roman" w:hAnsi="Consolas" w:cs="Times New Roman"/>
-          <w:color w:val="CCCCCC"/>
-          <w:kern w:val="0"/>
-          <w:sz w:val="16"/>
-          <w:szCs w:val="16"/>
-          <w:lang w:eastAsia="uk-UA"/>
-        </w:rPr>
-        <w:t xml:space="preserve">        </w:t>
-      </w:r>
-      <w:r>
-        <w:rPr>
-          <w:rFonts w:ascii="Consolas" w:eastAsia="Times New Roman" w:hAnsi="Consolas" w:cs="Times New Roman"/>
-          <w:color w:val="CE9178"/>
-          <w:kern w:val="0"/>
-          <w:sz w:val="16"/>
-          <w:szCs w:val="16"/>
-          <w:lang w:eastAsia="uk-UA"/>
-        </w:rPr>
-        <w:t>'PORT'</w:t>
-      </w:r>
-      <w:r>
-        <w:rPr>
-          <w:rFonts w:ascii="Consolas" w:eastAsia="Times New Roman" w:hAnsi="Consolas" w:cs="Times New Roman"/>
-          <w:color w:val="CCCCCC"/>
-          <w:kern w:val="0"/>
-          <w:sz w:val="16"/>
-          <w:szCs w:val="16"/>
-          <w:lang w:eastAsia="uk-UA"/>
-        </w:rPr>
-        <w:t xml:space="preserve">: </w:t>
-      </w:r>
-      <w:r>
-        <w:rPr>
-          <w:rFonts w:ascii="Consolas" w:eastAsia="Times New Roman" w:hAnsi="Consolas" w:cs="Times New Roman"/>
-          <w:color w:val="CE9178"/>
-          <w:kern w:val="0"/>
-          <w:sz w:val="16"/>
-          <w:szCs w:val="16"/>
-          <w:lang w:eastAsia="uk-UA"/>
-        </w:rPr>
-        <w:t>'5432'</w:t>
-      </w:r>
-    </w:p>
-    <w:p>
-      <w:pPr>
-        <w:shd w:val="clear" w:color="auto" w:fill="1F1F1F"/>
-        <w:spacing w:after="0" w:line="219" w:lineRule="atLeast"/>
-        <w:rPr>
-          <w:rFonts w:ascii="Consolas" w:eastAsia="Times New Roman" w:hAnsi="Consolas" w:cs="Times New Roman"/>
-          <w:color w:val="CCCCCC"/>
-          <w:kern w:val="0"/>
-          <w:sz w:val="16"/>
-          <w:szCs w:val="16"/>
-          <w:lang w:eastAsia="uk-UA"/>
-        </w:rPr>
-      </w:pPr>
-      <w:r>
-        <w:rPr>
-          <w:rFonts w:ascii="Consolas" w:eastAsia="Times New Roman" w:hAnsi="Consolas" w:cs="Times New Roman"/>
-          <w:color w:val="CCCCCC"/>
-          <w:kern w:val="0"/>
-          <w:sz w:val="16"/>
-          <w:szCs w:val="16"/>
-          <w:lang w:eastAsia="uk-UA"/>
-        </w:rPr>
-        <w:t>    }</w:t>
-      </w:r>
-    </w:p>
-    <w:p>
-      <w:pPr>
-        <w:shd w:val="clear" w:color="auto" w:fill="1F1F1F"/>
-        <w:spacing w:after="0" w:line="219" w:lineRule="atLeast"/>
-        <w:rPr>
-          <w:rFonts w:ascii="Consolas" w:eastAsia="Times New Roman" w:hAnsi="Consolas" w:cs="Times New Roman"/>
-          <w:color w:val="CCCCCC"/>
-          <w:kern w:val="0"/>
-          <w:sz w:val="16"/>
-          <w:szCs w:val="16"/>
-          <w:lang w:eastAsia="uk-UA"/>
-        </w:rPr>
-      </w:pPr>
-      <w:r>
-        <w:rPr>
-          <w:rFonts w:ascii="Consolas" w:eastAsia="Times New Roman" w:hAnsi="Consolas" w:cs="Times New Roman"/>
-          <w:color w:val="CCCCCC"/>
-          <w:kern w:val="0"/>
-          <w:sz w:val="16"/>
-          <w:szCs w:val="16"/>
-          <w:lang w:eastAsia="uk-UA"/>
-        </w:rPr>
-        <w:t>}</w:t>
-      </w:r>
-    </w:p>
-    <w:p>
-      <w:pPr>
-        <w:spacing w:after="0"/>
-        <w:rPr>
-          <w:noProof/>
-          <w:sz w:val="16"/>
-          <w:szCs w:val="16"/>
-          <w:lang w:val="en-US" w:eastAsia="uk-UA"/>
-        </w:rPr>
-      </w:pPr>
-    </w:p>
-    <w:p>
-      <w:pPr>
-        <w:spacing w:after="0"/>
-        <w:rPr>
-          <w:noProof/>
-          <w:sz w:val="16"/>
-          <w:szCs w:val="16"/>
-          <w:lang w:eastAsia="uk-UA"/>
-        </w:rPr>
-      </w:pPr>
-    </w:p>
-    <w:p>
-      <w:pPr>
-        <w:spacing w:after="0"/>
-        <w:rPr>
-          <w:noProof/>
-          <w:sz w:val="16"/>
-          <w:szCs w:val="16"/>
-          <w:lang w:eastAsia="uk-UA"/>
-        </w:rPr>
-      </w:pPr>
-    </w:p>
-    <w:p>
-      <w:pPr>
-        <w:spacing w:after="0"/>
-        <w:rPr>
-          <w:noProof/>
-          <w:sz w:val="16"/>
-          <w:szCs w:val="16"/>
-          <w:lang w:eastAsia="uk-UA"/>
-        </w:rPr>
-      </w:pPr>
-    </w:p>
-    <w:p>
-      <w:pPr>
-        <w:spacing w:after="0"/>
-        <w:rPr>
-          <w:noProof/>
-          <w:sz w:val="16"/>
-          <w:szCs w:val="16"/>
-          <w:lang w:eastAsia="uk-UA"/>
-        </w:rPr>
-      </w:pPr>
-    </w:p>
-    <w:p>
-      <w:pPr>
-        <w:spacing w:after="0"/>
-        <w:rPr>
-          <w:noProof/>
-          <w:sz w:val="16"/>
-          <w:szCs w:val="16"/>
-          <w:lang w:eastAsia="uk-UA"/>
-        </w:rPr>
-      </w:pPr>
-      <w:r>
-        <w:rPr>
-          <w:sz w:val="16"/>
-          <w:szCs w:val="16"/>
-        </w:rPr>
-        <w:t>========================================================</w:t>
-      </w:r>
     </w:p>
     <w:sectPr>
       <w:pgSz w:w="5670" w:h="16840"/>
@@ -11318,7 +12500,7 @@
   <a:extraClrSchemeLst/>
   <a:extLst>
     <a:ext uri="{05A4C25C-085E-4340-85A3-A5531E510DB2}">
-      <thm15:themeFamily xmlns="" xmlns:thm15="http://schemas.microsoft.com/office/thememl/2012/main" name="Office Theme" id="{62F939B6-93AF-4DB8-9C6B-D6C7DFDC589F}" vid="{4A3C46E8-61CC-4603-A589-7422A47A8E4A}"/>
+      <thm15:themeFamily xmlns:thm15="http://schemas.microsoft.com/office/thememl/2012/main" xmlns="" name="Office Theme" id="{62F939B6-93AF-4DB8-9C6B-D6C7DFDC589F}" vid="{4A3C46E8-61CC-4603-A589-7422A47A8E4A}"/>
     </a:ext>
   </a:extLst>
 </a:theme>
@@ -11329,7 +12511,7 @@
 </file>
 
 <file path=customXml/itemProps1.xml><?xml version="1.0" encoding="utf-8"?>
-<ds:datastoreItem xmlns:ds="http://schemas.openxmlformats.org/officeDocument/2006/customXml" ds:itemID="{925587A9-0984-4B69-A8A2-2ACC55911A65}">
+<ds:datastoreItem xmlns:ds="http://schemas.openxmlformats.org/officeDocument/2006/customXml" ds:itemID="{EEBC66CB-B764-4966-8129-494AB50DC5B3}">
   <ds:schemaRefs>
     <ds:schemaRef ds:uri="http://schemas.openxmlformats.org/officeDocument/2006/bibliography"/>
   </ds:schemaRefs>

--- a/Summary_PYTHON.docx
+++ b/Summary_PYTHON.docx
@@ -7735,6 +7735,4116 @@
           <w:sz w:val="16"/>
           <w:szCs w:val="16"/>
           <w:lang w:val="en-US" w:eastAsia="uk-UA"/>
+        </w:rPr>
+      </w:pPr>
+      <w:r>
+        <w:rPr>
+          <w:noProof/>
+          <w:sz w:val="16"/>
+          <w:szCs w:val="16"/>
+          <w:lang w:val="en-US" w:eastAsia="uk-UA"/>
+        </w:rPr>
+        <w:t>OOP PYTHON</w:t>
+      </w:r>
+    </w:p>
+    <w:p>
+      <w:pPr>
+        <w:spacing w:after="0"/>
+        <w:rPr>
+          <w:noProof/>
+          <w:sz w:val="16"/>
+          <w:szCs w:val="16"/>
+          <w:lang w:val="en-US" w:eastAsia="uk-UA"/>
+        </w:rPr>
+      </w:pPr>
+    </w:p>
+    <w:p>
+      <w:pPr>
+        <w:shd w:val="clear" w:color="auto" w:fill="1F1F1F"/>
+        <w:spacing w:after="0" w:line="219" w:lineRule="atLeast"/>
+        <w:rPr>
+          <w:rFonts w:ascii="Consolas" w:eastAsia="Times New Roman" w:hAnsi="Consolas" w:cs="Times New Roman"/>
+          <w:color w:val="CCCCCC"/>
+          <w:kern w:val="0"/>
+          <w:sz w:val="16"/>
+          <w:szCs w:val="16"/>
+          <w:lang w:eastAsia="uk-UA"/>
+        </w:rPr>
+      </w:pPr>
+      <w:r>
+        <w:rPr>
+          <w:rFonts w:ascii="Consolas" w:eastAsia="Times New Roman" w:hAnsi="Consolas" w:cs="Times New Roman"/>
+          <w:color w:val="6A9955"/>
+          <w:kern w:val="0"/>
+          <w:sz w:val="16"/>
+          <w:szCs w:val="16"/>
+          <w:lang w:eastAsia="uk-UA"/>
+        </w:rPr>
+        <w:t># Simple class</w:t>
+      </w:r>
+    </w:p>
+    <w:p>
+      <w:pPr>
+        <w:shd w:val="clear" w:color="auto" w:fill="1F1F1F"/>
+        <w:spacing w:after="0" w:line="219" w:lineRule="atLeast"/>
+        <w:rPr>
+          <w:rFonts w:ascii="Consolas" w:eastAsia="Times New Roman" w:hAnsi="Consolas" w:cs="Times New Roman"/>
+          <w:color w:val="CCCCCC"/>
+          <w:kern w:val="0"/>
+          <w:sz w:val="16"/>
+          <w:szCs w:val="16"/>
+          <w:lang w:eastAsia="uk-UA"/>
+        </w:rPr>
+      </w:pPr>
+      <w:r>
+        <w:rPr>
+          <w:rFonts w:ascii="Consolas" w:eastAsia="Times New Roman" w:hAnsi="Consolas" w:cs="Times New Roman"/>
+          <w:color w:val="569CD6"/>
+          <w:kern w:val="0"/>
+          <w:sz w:val="16"/>
+          <w:szCs w:val="16"/>
+          <w:lang w:eastAsia="uk-UA"/>
+        </w:rPr>
+        <w:t>class</w:t>
+      </w:r>
+      <w:r>
+        <w:rPr>
+          <w:rFonts w:ascii="Consolas" w:eastAsia="Times New Roman" w:hAnsi="Consolas" w:cs="Times New Roman"/>
+          <w:color w:val="CCCCCC"/>
+          <w:kern w:val="0"/>
+          <w:sz w:val="16"/>
+          <w:szCs w:val="16"/>
+          <w:lang w:eastAsia="uk-UA"/>
+        </w:rPr>
+        <w:t xml:space="preserve"> </w:t>
+      </w:r>
+      <w:r>
+        <w:rPr>
+          <w:rFonts w:ascii="Consolas" w:eastAsia="Times New Roman" w:hAnsi="Consolas" w:cs="Times New Roman"/>
+          <w:color w:val="4EC9B0"/>
+          <w:kern w:val="0"/>
+          <w:sz w:val="16"/>
+          <w:szCs w:val="16"/>
+          <w:lang w:eastAsia="uk-UA"/>
+        </w:rPr>
+        <w:t>Car</w:t>
+      </w:r>
+      <w:r>
+        <w:rPr>
+          <w:rFonts w:ascii="Consolas" w:eastAsia="Times New Roman" w:hAnsi="Consolas" w:cs="Times New Roman"/>
+          <w:color w:val="CCCCCC"/>
+          <w:kern w:val="0"/>
+          <w:sz w:val="16"/>
+          <w:szCs w:val="16"/>
+          <w:lang w:eastAsia="uk-UA"/>
+        </w:rPr>
+        <w:t>:</w:t>
+      </w:r>
+    </w:p>
+    <w:p>
+      <w:pPr>
+        <w:shd w:val="clear" w:color="auto" w:fill="1F1F1F"/>
+        <w:spacing w:after="0" w:line="219" w:lineRule="atLeast"/>
+        <w:rPr>
+          <w:rFonts w:ascii="Consolas" w:eastAsia="Times New Roman" w:hAnsi="Consolas" w:cs="Times New Roman"/>
+          <w:color w:val="CCCCCC"/>
+          <w:kern w:val="0"/>
+          <w:sz w:val="16"/>
+          <w:szCs w:val="16"/>
+          <w:lang w:eastAsia="uk-UA"/>
+        </w:rPr>
+      </w:pPr>
+      <w:r>
+        <w:rPr>
+          <w:rFonts w:ascii="Consolas" w:eastAsia="Times New Roman" w:hAnsi="Consolas" w:cs="Times New Roman"/>
+          <w:color w:val="CCCCCC"/>
+          <w:kern w:val="0"/>
+          <w:sz w:val="16"/>
+          <w:szCs w:val="16"/>
+          <w:lang w:eastAsia="uk-UA"/>
+        </w:rPr>
+        <w:t xml:space="preserve">    </w:t>
+      </w:r>
+      <w:r>
+        <w:rPr>
+          <w:rFonts w:ascii="Consolas" w:eastAsia="Times New Roman" w:hAnsi="Consolas" w:cs="Times New Roman"/>
+          <w:color w:val="6A9955"/>
+          <w:kern w:val="0"/>
+          <w:sz w:val="16"/>
+          <w:szCs w:val="16"/>
+          <w:lang w:eastAsia="uk-UA"/>
+        </w:rPr>
+        <w:t># this позначає що цей метод належить класу Car</w:t>
+      </w:r>
+    </w:p>
+    <w:p>
+      <w:pPr>
+        <w:shd w:val="clear" w:color="auto" w:fill="1F1F1F"/>
+        <w:spacing w:after="0" w:line="219" w:lineRule="atLeast"/>
+        <w:rPr>
+          <w:rFonts w:ascii="Consolas" w:eastAsia="Times New Roman" w:hAnsi="Consolas" w:cs="Times New Roman"/>
+          <w:color w:val="CCCCCC"/>
+          <w:kern w:val="0"/>
+          <w:sz w:val="16"/>
+          <w:szCs w:val="16"/>
+          <w:lang w:eastAsia="uk-UA"/>
+        </w:rPr>
+      </w:pPr>
+      <w:r>
+        <w:rPr>
+          <w:rFonts w:ascii="Consolas" w:eastAsia="Times New Roman" w:hAnsi="Consolas" w:cs="Times New Roman"/>
+          <w:color w:val="CCCCCC"/>
+          <w:kern w:val="0"/>
+          <w:sz w:val="16"/>
+          <w:szCs w:val="16"/>
+          <w:lang w:eastAsia="uk-UA"/>
+        </w:rPr>
+        <w:t xml:space="preserve">    </w:t>
+      </w:r>
+      <w:r>
+        <w:rPr>
+          <w:rFonts w:ascii="Consolas" w:eastAsia="Times New Roman" w:hAnsi="Consolas" w:cs="Times New Roman"/>
+          <w:color w:val="569CD6"/>
+          <w:kern w:val="0"/>
+          <w:sz w:val="16"/>
+          <w:szCs w:val="16"/>
+          <w:lang w:eastAsia="uk-UA"/>
+        </w:rPr>
+        <w:t>def</w:t>
+      </w:r>
+      <w:r>
+        <w:rPr>
+          <w:rFonts w:ascii="Consolas" w:eastAsia="Times New Roman" w:hAnsi="Consolas" w:cs="Times New Roman"/>
+          <w:color w:val="CCCCCC"/>
+          <w:kern w:val="0"/>
+          <w:sz w:val="16"/>
+          <w:szCs w:val="16"/>
+          <w:lang w:eastAsia="uk-UA"/>
+        </w:rPr>
+        <w:t xml:space="preserve"> </w:t>
+      </w:r>
+      <w:r>
+        <w:rPr>
+          <w:rFonts w:ascii="Consolas" w:eastAsia="Times New Roman" w:hAnsi="Consolas" w:cs="Times New Roman"/>
+          <w:color w:val="DCDCAA"/>
+          <w:kern w:val="0"/>
+          <w:sz w:val="16"/>
+          <w:szCs w:val="16"/>
+          <w:lang w:eastAsia="uk-UA"/>
+        </w:rPr>
+        <w:t>drive</w:t>
+      </w:r>
+      <w:r>
+        <w:rPr>
+          <w:rFonts w:ascii="Consolas" w:eastAsia="Times New Roman" w:hAnsi="Consolas" w:cs="Times New Roman"/>
+          <w:color w:val="CCCCCC"/>
+          <w:kern w:val="0"/>
+          <w:sz w:val="16"/>
+          <w:szCs w:val="16"/>
+          <w:lang w:eastAsia="uk-UA"/>
+        </w:rPr>
+        <w:t>(</w:t>
+      </w:r>
+      <w:r>
+        <w:rPr>
+          <w:rFonts w:ascii="Consolas" w:eastAsia="Times New Roman" w:hAnsi="Consolas" w:cs="Times New Roman"/>
+          <w:color w:val="9CDCFE"/>
+          <w:kern w:val="0"/>
+          <w:sz w:val="16"/>
+          <w:szCs w:val="16"/>
+          <w:lang w:eastAsia="uk-UA"/>
+        </w:rPr>
+        <w:t>this</w:t>
+      </w:r>
+      <w:r>
+        <w:rPr>
+          <w:rFonts w:ascii="Consolas" w:eastAsia="Times New Roman" w:hAnsi="Consolas" w:cs="Times New Roman"/>
+          <w:color w:val="CCCCCC"/>
+          <w:kern w:val="0"/>
+          <w:sz w:val="16"/>
+          <w:szCs w:val="16"/>
+          <w:lang w:eastAsia="uk-UA"/>
+        </w:rPr>
+        <w:t>):</w:t>
+      </w:r>
+    </w:p>
+    <w:p>
+      <w:pPr>
+        <w:shd w:val="clear" w:color="auto" w:fill="1F1F1F"/>
+        <w:spacing w:after="0" w:line="219" w:lineRule="atLeast"/>
+        <w:rPr>
+          <w:rFonts w:ascii="Consolas" w:eastAsia="Times New Roman" w:hAnsi="Consolas" w:cs="Times New Roman"/>
+          <w:color w:val="CCCCCC"/>
+          <w:kern w:val="0"/>
+          <w:sz w:val="16"/>
+          <w:szCs w:val="16"/>
+          <w:lang w:eastAsia="uk-UA"/>
+        </w:rPr>
+      </w:pPr>
+      <w:r>
+        <w:rPr>
+          <w:rFonts w:ascii="Consolas" w:eastAsia="Times New Roman" w:hAnsi="Consolas" w:cs="Times New Roman"/>
+          <w:color w:val="CCCCCC"/>
+          <w:kern w:val="0"/>
+          <w:sz w:val="16"/>
+          <w:szCs w:val="16"/>
+          <w:lang w:eastAsia="uk-UA"/>
+        </w:rPr>
+        <w:t xml:space="preserve">        </w:t>
+      </w:r>
+      <w:r>
+        <w:rPr>
+          <w:rFonts w:ascii="Consolas" w:eastAsia="Times New Roman" w:hAnsi="Consolas" w:cs="Times New Roman"/>
+          <w:color w:val="DCDCAA"/>
+          <w:kern w:val="0"/>
+          <w:sz w:val="16"/>
+          <w:szCs w:val="16"/>
+          <w:lang w:eastAsia="uk-UA"/>
+        </w:rPr>
+        <w:t>print</w:t>
+      </w:r>
+      <w:r>
+        <w:rPr>
+          <w:rFonts w:ascii="Consolas" w:eastAsia="Times New Roman" w:hAnsi="Consolas" w:cs="Times New Roman"/>
+          <w:color w:val="CCCCCC"/>
+          <w:kern w:val="0"/>
+          <w:sz w:val="16"/>
+          <w:szCs w:val="16"/>
+          <w:lang w:eastAsia="uk-UA"/>
+        </w:rPr>
+        <w:t>(</w:t>
+      </w:r>
+      <w:r>
+        <w:rPr>
+          <w:rFonts w:ascii="Consolas" w:eastAsia="Times New Roman" w:hAnsi="Consolas" w:cs="Times New Roman"/>
+          <w:color w:val="CE9178"/>
+          <w:kern w:val="0"/>
+          <w:sz w:val="16"/>
+          <w:szCs w:val="16"/>
+          <w:lang w:eastAsia="uk-UA"/>
+        </w:rPr>
+        <w:t>"Більше газу меньше ям"</w:t>
+      </w:r>
+      <w:r>
+        <w:rPr>
+          <w:rFonts w:ascii="Consolas" w:eastAsia="Times New Roman" w:hAnsi="Consolas" w:cs="Times New Roman"/>
+          <w:color w:val="CCCCCC"/>
+          <w:kern w:val="0"/>
+          <w:sz w:val="16"/>
+          <w:szCs w:val="16"/>
+          <w:lang w:eastAsia="uk-UA"/>
+        </w:rPr>
+        <w:t>)</w:t>
+      </w:r>
+    </w:p>
+    <w:p>
+      <w:pPr>
+        <w:shd w:val="clear" w:color="auto" w:fill="1F1F1F"/>
+        <w:spacing w:after="0" w:line="219" w:lineRule="atLeast"/>
+        <w:rPr>
+          <w:rFonts w:ascii="Consolas" w:eastAsia="Times New Roman" w:hAnsi="Consolas" w:cs="Times New Roman"/>
+          <w:color w:val="CCCCCC"/>
+          <w:kern w:val="0"/>
+          <w:sz w:val="16"/>
+          <w:szCs w:val="16"/>
+          <w:lang w:eastAsia="uk-UA"/>
+        </w:rPr>
+      </w:pPr>
+    </w:p>
+    <w:p>
+      <w:pPr>
+        <w:shd w:val="clear" w:color="auto" w:fill="1F1F1F"/>
+        <w:spacing w:after="0" w:line="219" w:lineRule="atLeast"/>
+        <w:rPr>
+          <w:rFonts w:ascii="Consolas" w:eastAsia="Times New Roman" w:hAnsi="Consolas" w:cs="Times New Roman"/>
+          <w:color w:val="CCCCCC"/>
+          <w:kern w:val="0"/>
+          <w:sz w:val="16"/>
+          <w:szCs w:val="16"/>
+          <w:lang w:eastAsia="uk-UA"/>
+        </w:rPr>
+      </w:pPr>
+      <w:r>
+        <w:rPr>
+          <w:rFonts w:ascii="Consolas" w:eastAsia="Times New Roman" w:hAnsi="Consolas" w:cs="Times New Roman"/>
+          <w:color w:val="9CDCFE"/>
+          <w:kern w:val="0"/>
+          <w:sz w:val="16"/>
+          <w:szCs w:val="16"/>
+          <w:lang w:eastAsia="uk-UA"/>
+        </w:rPr>
+        <w:t>bmw</w:t>
+      </w:r>
+      <w:r>
+        <w:rPr>
+          <w:rFonts w:ascii="Consolas" w:eastAsia="Times New Roman" w:hAnsi="Consolas" w:cs="Times New Roman"/>
+          <w:color w:val="CCCCCC"/>
+          <w:kern w:val="0"/>
+          <w:sz w:val="16"/>
+          <w:szCs w:val="16"/>
+          <w:lang w:eastAsia="uk-UA"/>
+        </w:rPr>
+        <w:t xml:space="preserve"> </w:t>
+      </w:r>
+      <w:r>
+        <w:rPr>
+          <w:rFonts w:ascii="Consolas" w:eastAsia="Times New Roman" w:hAnsi="Consolas" w:cs="Times New Roman"/>
+          <w:color w:val="D4D4D4"/>
+          <w:kern w:val="0"/>
+          <w:sz w:val="16"/>
+          <w:szCs w:val="16"/>
+          <w:lang w:eastAsia="uk-UA"/>
+        </w:rPr>
+        <w:t>=</w:t>
+      </w:r>
+      <w:r>
+        <w:rPr>
+          <w:rFonts w:ascii="Consolas" w:eastAsia="Times New Roman" w:hAnsi="Consolas" w:cs="Times New Roman"/>
+          <w:color w:val="CCCCCC"/>
+          <w:kern w:val="0"/>
+          <w:sz w:val="16"/>
+          <w:szCs w:val="16"/>
+          <w:lang w:eastAsia="uk-UA"/>
+        </w:rPr>
+        <w:t xml:space="preserve"> </w:t>
+      </w:r>
+      <w:r>
+        <w:rPr>
+          <w:rFonts w:ascii="Consolas" w:eastAsia="Times New Roman" w:hAnsi="Consolas" w:cs="Times New Roman"/>
+          <w:color w:val="4EC9B0"/>
+          <w:kern w:val="0"/>
+          <w:sz w:val="16"/>
+          <w:szCs w:val="16"/>
+          <w:lang w:eastAsia="uk-UA"/>
+        </w:rPr>
+        <w:t>Car</w:t>
+      </w:r>
+      <w:r>
+        <w:rPr>
+          <w:rFonts w:ascii="Consolas" w:eastAsia="Times New Roman" w:hAnsi="Consolas" w:cs="Times New Roman"/>
+          <w:color w:val="CCCCCC"/>
+          <w:kern w:val="0"/>
+          <w:sz w:val="16"/>
+          <w:szCs w:val="16"/>
+          <w:lang w:eastAsia="uk-UA"/>
+        </w:rPr>
+        <w:t>()</w:t>
+      </w:r>
+    </w:p>
+    <w:p>
+      <w:pPr>
+        <w:shd w:val="clear" w:color="auto" w:fill="1F1F1F"/>
+        <w:spacing w:after="0" w:line="219" w:lineRule="atLeast"/>
+        <w:rPr>
+          <w:rFonts w:ascii="Consolas" w:eastAsia="Times New Roman" w:hAnsi="Consolas" w:cs="Times New Roman"/>
+          <w:color w:val="CCCCCC"/>
+          <w:kern w:val="0"/>
+          <w:sz w:val="16"/>
+          <w:szCs w:val="16"/>
+          <w:lang w:eastAsia="uk-UA"/>
+        </w:rPr>
+      </w:pPr>
+      <w:r>
+        <w:rPr>
+          <w:rFonts w:ascii="Consolas" w:eastAsia="Times New Roman" w:hAnsi="Consolas" w:cs="Times New Roman"/>
+          <w:color w:val="9CDCFE"/>
+          <w:kern w:val="0"/>
+          <w:sz w:val="16"/>
+          <w:szCs w:val="16"/>
+          <w:lang w:eastAsia="uk-UA"/>
+        </w:rPr>
+        <w:t>bmw</w:t>
+      </w:r>
+      <w:r>
+        <w:rPr>
+          <w:rFonts w:ascii="Consolas" w:eastAsia="Times New Roman" w:hAnsi="Consolas" w:cs="Times New Roman"/>
+          <w:color w:val="CCCCCC"/>
+          <w:kern w:val="0"/>
+          <w:sz w:val="16"/>
+          <w:szCs w:val="16"/>
+          <w:lang w:eastAsia="uk-UA"/>
+        </w:rPr>
+        <w:t>.</w:t>
+      </w:r>
+      <w:r>
+        <w:rPr>
+          <w:rFonts w:ascii="Consolas" w:eastAsia="Times New Roman" w:hAnsi="Consolas" w:cs="Times New Roman"/>
+          <w:color w:val="DCDCAA"/>
+          <w:kern w:val="0"/>
+          <w:sz w:val="16"/>
+          <w:szCs w:val="16"/>
+          <w:lang w:eastAsia="uk-UA"/>
+        </w:rPr>
+        <w:t>drive</w:t>
+      </w:r>
+      <w:r>
+        <w:rPr>
+          <w:rFonts w:ascii="Consolas" w:eastAsia="Times New Roman" w:hAnsi="Consolas" w:cs="Times New Roman"/>
+          <w:color w:val="CCCCCC"/>
+          <w:kern w:val="0"/>
+          <w:sz w:val="16"/>
+          <w:szCs w:val="16"/>
+          <w:lang w:eastAsia="uk-UA"/>
+        </w:rPr>
+        <w:t>()</w:t>
+      </w:r>
+    </w:p>
+    <w:p>
+      <w:pPr>
+        <w:shd w:val="clear" w:color="auto" w:fill="1F1F1F"/>
+        <w:spacing w:after="0" w:line="219" w:lineRule="atLeast"/>
+        <w:rPr>
+          <w:rFonts w:ascii="Consolas" w:eastAsia="Times New Roman" w:hAnsi="Consolas" w:cs="Times New Roman"/>
+          <w:color w:val="CCCCCC"/>
+          <w:kern w:val="0"/>
+          <w:sz w:val="16"/>
+          <w:szCs w:val="16"/>
+          <w:lang w:eastAsia="uk-UA"/>
+        </w:rPr>
+      </w:pPr>
+    </w:p>
+    <w:p>
+      <w:pPr>
+        <w:shd w:val="clear" w:color="auto" w:fill="1F1F1F"/>
+        <w:spacing w:after="0" w:line="219" w:lineRule="atLeast"/>
+        <w:rPr>
+          <w:rFonts w:ascii="Consolas" w:eastAsia="Times New Roman" w:hAnsi="Consolas" w:cs="Times New Roman"/>
+          <w:color w:val="CCCCCC"/>
+          <w:kern w:val="0"/>
+          <w:sz w:val="16"/>
+          <w:szCs w:val="16"/>
+          <w:lang w:eastAsia="uk-UA"/>
+        </w:rPr>
+      </w:pPr>
+      <w:r>
+        <w:rPr>
+          <w:rFonts w:ascii="Consolas" w:eastAsia="Times New Roman" w:hAnsi="Consolas" w:cs="Times New Roman"/>
+          <w:color w:val="569CD6"/>
+          <w:kern w:val="0"/>
+          <w:sz w:val="16"/>
+          <w:szCs w:val="16"/>
+          <w:lang w:eastAsia="uk-UA"/>
+        </w:rPr>
+        <w:t>class</w:t>
+      </w:r>
+      <w:r>
+        <w:rPr>
+          <w:rFonts w:ascii="Consolas" w:eastAsia="Times New Roman" w:hAnsi="Consolas" w:cs="Times New Roman"/>
+          <w:color w:val="CCCCCC"/>
+          <w:kern w:val="0"/>
+          <w:sz w:val="16"/>
+          <w:szCs w:val="16"/>
+          <w:lang w:eastAsia="uk-UA"/>
+        </w:rPr>
+        <w:t xml:space="preserve"> </w:t>
+      </w:r>
+      <w:r>
+        <w:rPr>
+          <w:rFonts w:ascii="Consolas" w:eastAsia="Times New Roman" w:hAnsi="Consolas" w:cs="Times New Roman"/>
+          <w:color w:val="4EC9B0"/>
+          <w:kern w:val="0"/>
+          <w:sz w:val="16"/>
+          <w:szCs w:val="16"/>
+          <w:lang w:eastAsia="uk-UA"/>
+        </w:rPr>
+        <w:t>Animal</w:t>
+      </w:r>
+      <w:r>
+        <w:rPr>
+          <w:rFonts w:ascii="Consolas" w:eastAsia="Times New Roman" w:hAnsi="Consolas" w:cs="Times New Roman"/>
+          <w:color w:val="CCCCCC"/>
+          <w:kern w:val="0"/>
+          <w:sz w:val="16"/>
+          <w:szCs w:val="16"/>
+          <w:lang w:eastAsia="uk-UA"/>
+        </w:rPr>
+        <w:t>:</w:t>
+      </w:r>
+    </w:p>
+    <w:p>
+      <w:pPr>
+        <w:shd w:val="clear" w:color="auto" w:fill="1F1F1F"/>
+        <w:spacing w:after="0" w:line="219" w:lineRule="atLeast"/>
+        <w:rPr>
+          <w:rFonts w:ascii="Consolas" w:eastAsia="Times New Roman" w:hAnsi="Consolas" w:cs="Times New Roman"/>
+          <w:color w:val="CCCCCC"/>
+          <w:kern w:val="0"/>
+          <w:sz w:val="16"/>
+          <w:szCs w:val="16"/>
+          <w:lang w:eastAsia="uk-UA"/>
+        </w:rPr>
+      </w:pPr>
+      <w:r>
+        <w:rPr>
+          <w:rFonts w:ascii="Consolas" w:eastAsia="Times New Roman" w:hAnsi="Consolas" w:cs="Times New Roman"/>
+          <w:color w:val="CCCCCC"/>
+          <w:kern w:val="0"/>
+          <w:sz w:val="16"/>
+          <w:szCs w:val="16"/>
+          <w:lang w:eastAsia="uk-UA"/>
+        </w:rPr>
+        <w:t xml:space="preserve">    </w:t>
+      </w:r>
+      <w:r>
+        <w:rPr>
+          <w:rFonts w:ascii="Consolas" w:eastAsia="Times New Roman" w:hAnsi="Consolas" w:cs="Times New Roman"/>
+          <w:color w:val="569CD6"/>
+          <w:kern w:val="0"/>
+          <w:sz w:val="16"/>
+          <w:szCs w:val="16"/>
+          <w:lang w:eastAsia="uk-UA"/>
+        </w:rPr>
+        <w:t>def</w:t>
+      </w:r>
+      <w:r>
+        <w:rPr>
+          <w:rFonts w:ascii="Consolas" w:eastAsia="Times New Roman" w:hAnsi="Consolas" w:cs="Times New Roman"/>
+          <w:color w:val="CCCCCC"/>
+          <w:kern w:val="0"/>
+          <w:sz w:val="16"/>
+          <w:szCs w:val="16"/>
+          <w:lang w:eastAsia="uk-UA"/>
+        </w:rPr>
+        <w:t xml:space="preserve"> </w:t>
+      </w:r>
+      <w:r>
+        <w:rPr>
+          <w:rFonts w:ascii="Consolas" w:eastAsia="Times New Roman" w:hAnsi="Consolas" w:cs="Times New Roman"/>
+          <w:color w:val="DCDCAA"/>
+          <w:kern w:val="0"/>
+          <w:sz w:val="16"/>
+          <w:szCs w:val="16"/>
+          <w:lang w:eastAsia="uk-UA"/>
+        </w:rPr>
+        <w:t>speak</w:t>
+      </w:r>
+      <w:r>
+        <w:rPr>
+          <w:rFonts w:ascii="Consolas" w:eastAsia="Times New Roman" w:hAnsi="Consolas" w:cs="Times New Roman"/>
+          <w:color w:val="CCCCCC"/>
+          <w:kern w:val="0"/>
+          <w:sz w:val="16"/>
+          <w:szCs w:val="16"/>
+          <w:lang w:eastAsia="uk-UA"/>
+        </w:rPr>
+        <w:t>(</w:t>
+      </w:r>
+      <w:r>
+        <w:rPr>
+          <w:rFonts w:ascii="Consolas" w:eastAsia="Times New Roman" w:hAnsi="Consolas" w:cs="Times New Roman"/>
+          <w:color w:val="9CDCFE"/>
+          <w:kern w:val="0"/>
+          <w:sz w:val="16"/>
+          <w:szCs w:val="16"/>
+          <w:lang w:eastAsia="uk-UA"/>
+        </w:rPr>
+        <w:t>this</w:t>
+      </w:r>
+      <w:r>
+        <w:rPr>
+          <w:rFonts w:ascii="Consolas" w:eastAsia="Times New Roman" w:hAnsi="Consolas" w:cs="Times New Roman"/>
+          <w:color w:val="CCCCCC"/>
+          <w:kern w:val="0"/>
+          <w:sz w:val="16"/>
+          <w:szCs w:val="16"/>
+          <w:lang w:eastAsia="uk-UA"/>
+        </w:rPr>
+        <w:t>):</w:t>
+      </w:r>
+    </w:p>
+    <w:p>
+      <w:pPr>
+        <w:shd w:val="clear" w:color="auto" w:fill="1F1F1F"/>
+        <w:spacing w:after="0" w:line="219" w:lineRule="atLeast"/>
+        <w:rPr>
+          <w:rFonts w:ascii="Consolas" w:eastAsia="Times New Roman" w:hAnsi="Consolas" w:cs="Times New Roman"/>
+          <w:color w:val="CCCCCC"/>
+          <w:kern w:val="0"/>
+          <w:sz w:val="16"/>
+          <w:szCs w:val="16"/>
+          <w:lang w:eastAsia="uk-UA"/>
+        </w:rPr>
+      </w:pPr>
+      <w:r>
+        <w:rPr>
+          <w:rFonts w:ascii="Consolas" w:eastAsia="Times New Roman" w:hAnsi="Consolas" w:cs="Times New Roman"/>
+          <w:color w:val="CCCCCC"/>
+          <w:kern w:val="0"/>
+          <w:sz w:val="16"/>
+          <w:szCs w:val="16"/>
+          <w:lang w:eastAsia="uk-UA"/>
+        </w:rPr>
+        <w:t xml:space="preserve">        </w:t>
+      </w:r>
+      <w:r>
+        <w:rPr>
+          <w:rFonts w:ascii="Consolas" w:eastAsia="Times New Roman" w:hAnsi="Consolas" w:cs="Times New Roman"/>
+          <w:color w:val="DCDCAA"/>
+          <w:kern w:val="0"/>
+          <w:sz w:val="16"/>
+          <w:szCs w:val="16"/>
+          <w:lang w:eastAsia="uk-UA"/>
+        </w:rPr>
+        <w:t>print</w:t>
+      </w:r>
+      <w:r>
+        <w:rPr>
+          <w:rFonts w:ascii="Consolas" w:eastAsia="Times New Roman" w:hAnsi="Consolas" w:cs="Times New Roman"/>
+          <w:color w:val="CCCCCC"/>
+          <w:kern w:val="0"/>
+          <w:sz w:val="16"/>
+          <w:szCs w:val="16"/>
+          <w:lang w:eastAsia="uk-UA"/>
+        </w:rPr>
+        <w:t>(</w:t>
+      </w:r>
+      <w:r>
+        <w:rPr>
+          <w:rFonts w:ascii="Consolas" w:eastAsia="Times New Roman" w:hAnsi="Consolas" w:cs="Times New Roman"/>
+          <w:color w:val="CE9178"/>
+          <w:kern w:val="0"/>
+          <w:sz w:val="16"/>
+          <w:szCs w:val="16"/>
+          <w:lang w:eastAsia="uk-UA"/>
+        </w:rPr>
+        <w:t>"Голос тварини"</w:t>
+      </w:r>
+      <w:r>
+        <w:rPr>
+          <w:rFonts w:ascii="Consolas" w:eastAsia="Times New Roman" w:hAnsi="Consolas" w:cs="Times New Roman"/>
+          <w:color w:val="CCCCCC"/>
+          <w:kern w:val="0"/>
+          <w:sz w:val="16"/>
+          <w:szCs w:val="16"/>
+          <w:lang w:eastAsia="uk-UA"/>
+        </w:rPr>
+        <w:t>)</w:t>
+      </w:r>
+    </w:p>
+    <w:p>
+      <w:pPr>
+        <w:shd w:val="clear" w:color="auto" w:fill="1F1F1F"/>
+        <w:spacing w:after="0" w:line="219" w:lineRule="atLeast"/>
+        <w:rPr>
+          <w:rFonts w:ascii="Consolas" w:eastAsia="Times New Roman" w:hAnsi="Consolas" w:cs="Times New Roman"/>
+          <w:color w:val="CCCCCC"/>
+          <w:kern w:val="0"/>
+          <w:sz w:val="16"/>
+          <w:szCs w:val="16"/>
+          <w:lang w:eastAsia="uk-UA"/>
+        </w:rPr>
+      </w:pPr>
+    </w:p>
+    <w:p>
+      <w:pPr>
+        <w:shd w:val="clear" w:color="auto" w:fill="1F1F1F"/>
+        <w:spacing w:after="0" w:line="219" w:lineRule="atLeast"/>
+        <w:rPr>
+          <w:rFonts w:ascii="Consolas" w:eastAsia="Times New Roman" w:hAnsi="Consolas" w:cs="Times New Roman"/>
+          <w:color w:val="CCCCCC"/>
+          <w:kern w:val="0"/>
+          <w:sz w:val="16"/>
+          <w:szCs w:val="16"/>
+          <w:lang w:eastAsia="uk-UA"/>
+        </w:rPr>
+      </w:pPr>
+      <w:r>
+        <w:rPr>
+          <w:rFonts w:ascii="Consolas" w:eastAsia="Times New Roman" w:hAnsi="Consolas" w:cs="Times New Roman"/>
+          <w:color w:val="6A9955"/>
+          <w:kern w:val="0"/>
+          <w:sz w:val="16"/>
+          <w:szCs w:val="16"/>
+          <w:lang w:eastAsia="uk-UA"/>
+        </w:rPr>
+        <w:t># Наслідування класами класу Animal</w:t>
+      </w:r>
+    </w:p>
+    <w:p>
+      <w:pPr>
+        <w:shd w:val="clear" w:color="auto" w:fill="1F1F1F"/>
+        <w:spacing w:after="0" w:line="219" w:lineRule="atLeast"/>
+        <w:rPr>
+          <w:rFonts w:ascii="Consolas" w:eastAsia="Times New Roman" w:hAnsi="Consolas" w:cs="Times New Roman"/>
+          <w:color w:val="CCCCCC"/>
+          <w:kern w:val="0"/>
+          <w:sz w:val="16"/>
+          <w:szCs w:val="16"/>
+          <w:lang w:eastAsia="uk-UA"/>
+        </w:rPr>
+      </w:pPr>
+      <w:r>
+        <w:rPr>
+          <w:rFonts w:ascii="Consolas" w:eastAsia="Times New Roman" w:hAnsi="Consolas" w:cs="Times New Roman"/>
+          <w:color w:val="569CD6"/>
+          <w:kern w:val="0"/>
+          <w:sz w:val="16"/>
+          <w:szCs w:val="16"/>
+          <w:lang w:eastAsia="uk-UA"/>
+        </w:rPr>
+        <w:t>class</w:t>
+      </w:r>
+      <w:r>
+        <w:rPr>
+          <w:rFonts w:ascii="Consolas" w:eastAsia="Times New Roman" w:hAnsi="Consolas" w:cs="Times New Roman"/>
+          <w:color w:val="CCCCCC"/>
+          <w:kern w:val="0"/>
+          <w:sz w:val="16"/>
+          <w:szCs w:val="16"/>
+          <w:lang w:eastAsia="uk-UA"/>
+        </w:rPr>
+        <w:t xml:space="preserve"> </w:t>
+      </w:r>
+      <w:r>
+        <w:rPr>
+          <w:rFonts w:ascii="Consolas" w:eastAsia="Times New Roman" w:hAnsi="Consolas" w:cs="Times New Roman"/>
+          <w:color w:val="4EC9B0"/>
+          <w:kern w:val="0"/>
+          <w:sz w:val="16"/>
+          <w:szCs w:val="16"/>
+          <w:lang w:eastAsia="uk-UA"/>
+        </w:rPr>
+        <w:t>MiniPig</w:t>
+      </w:r>
+      <w:r>
+        <w:rPr>
+          <w:rFonts w:ascii="Consolas" w:eastAsia="Times New Roman" w:hAnsi="Consolas" w:cs="Times New Roman"/>
+          <w:color w:val="CCCCCC"/>
+          <w:kern w:val="0"/>
+          <w:sz w:val="16"/>
+          <w:szCs w:val="16"/>
+          <w:lang w:eastAsia="uk-UA"/>
+        </w:rPr>
+        <w:t>(</w:t>
+      </w:r>
+      <w:r>
+        <w:rPr>
+          <w:rFonts w:ascii="Consolas" w:eastAsia="Times New Roman" w:hAnsi="Consolas" w:cs="Times New Roman"/>
+          <w:color w:val="4EC9B0"/>
+          <w:kern w:val="0"/>
+          <w:sz w:val="16"/>
+          <w:szCs w:val="16"/>
+          <w:lang w:eastAsia="uk-UA"/>
+        </w:rPr>
+        <w:t>Animal</w:t>
+      </w:r>
+      <w:r>
+        <w:rPr>
+          <w:rFonts w:ascii="Consolas" w:eastAsia="Times New Roman" w:hAnsi="Consolas" w:cs="Times New Roman"/>
+          <w:color w:val="CCCCCC"/>
+          <w:kern w:val="0"/>
+          <w:sz w:val="16"/>
+          <w:szCs w:val="16"/>
+          <w:lang w:eastAsia="uk-UA"/>
+        </w:rPr>
+        <w:t>):</w:t>
+      </w:r>
+    </w:p>
+    <w:p>
+      <w:pPr>
+        <w:shd w:val="clear" w:color="auto" w:fill="1F1F1F"/>
+        <w:spacing w:after="0" w:line="219" w:lineRule="atLeast"/>
+        <w:rPr>
+          <w:rFonts w:ascii="Consolas" w:eastAsia="Times New Roman" w:hAnsi="Consolas" w:cs="Times New Roman"/>
+          <w:color w:val="CCCCCC"/>
+          <w:kern w:val="0"/>
+          <w:sz w:val="16"/>
+          <w:szCs w:val="16"/>
+          <w:lang w:eastAsia="uk-UA"/>
+        </w:rPr>
+      </w:pPr>
+      <w:r>
+        <w:rPr>
+          <w:rFonts w:ascii="Consolas" w:eastAsia="Times New Roman" w:hAnsi="Consolas" w:cs="Times New Roman"/>
+          <w:color w:val="CCCCCC"/>
+          <w:kern w:val="0"/>
+          <w:sz w:val="16"/>
+          <w:szCs w:val="16"/>
+          <w:lang w:eastAsia="uk-UA"/>
+        </w:rPr>
+        <w:t xml:space="preserve">    </w:t>
+      </w:r>
+      <w:r>
+        <w:rPr>
+          <w:rFonts w:ascii="Consolas" w:eastAsia="Times New Roman" w:hAnsi="Consolas" w:cs="Times New Roman"/>
+          <w:color w:val="569CD6"/>
+          <w:kern w:val="0"/>
+          <w:sz w:val="16"/>
+          <w:szCs w:val="16"/>
+          <w:lang w:eastAsia="uk-UA"/>
+        </w:rPr>
+        <w:t>def</w:t>
+      </w:r>
+      <w:r>
+        <w:rPr>
+          <w:rFonts w:ascii="Consolas" w:eastAsia="Times New Roman" w:hAnsi="Consolas" w:cs="Times New Roman"/>
+          <w:color w:val="CCCCCC"/>
+          <w:kern w:val="0"/>
+          <w:sz w:val="16"/>
+          <w:szCs w:val="16"/>
+          <w:lang w:eastAsia="uk-UA"/>
+        </w:rPr>
+        <w:t xml:space="preserve"> </w:t>
+      </w:r>
+      <w:r>
+        <w:rPr>
+          <w:rFonts w:ascii="Consolas" w:eastAsia="Times New Roman" w:hAnsi="Consolas" w:cs="Times New Roman"/>
+          <w:color w:val="DCDCAA"/>
+          <w:kern w:val="0"/>
+          <w:sz w:val="16"/>
+          <w:szCs w:val="16"/>
+          <w:lang w:eastAsia="uk-UA"/>
+        </w:rPr>
+        <w:t>speak</w:t>
+      </w:r>
+      <w:r>
+        <w:rPr>
+          <w:rFonts w:ascii="Consolas" w:eastAsia="Times New Roman" w:hAnsi="Consolas" w:cs="Times New Roman"/>
+          <w:color w:val="CCCCCC"/>
+          <w:kern w:val="0"/>
+          <w:sz w:val="16"/>
+          <w:szCs w:val="16"/>
+          <w:lang w:eastAsia="uk-UA"/>
+        </w:rPr>
+        <w:t>(</w:t>
+      </w:r>
+      <w:r>
+        <w:rPr>
+          <w:rFonts w:ascii="Consolas" w:eastAsia="Times New Roman" w:hAnsi="Consolas" w:cs="Times New Roman"/>
+          <w:color w:val="9CDCFE"/>
+          <w:kern w:val="0"/>
+          <w:sz w:val="16"/>
+          <w:szCs w:val="16"/>
+          <w:lang w:eastAsia="uk-UA"/>
+        </w:rPr>
+        <w:t>this</w:t>
+      </w:r>
+      <w:r>
+        <w:rPr>
+          <w:rFonts w:ascii="Consolas" w:eastAsia="Times New Roman" w:hAnsi="Consolas" w:cs="Times New Roman"/>
+          <w:color w:val="CCCCCC"/>
+          <w:kern w:val="0"/>
+          <w:sz w:val="16"/>
+          <w:szCs w:val="16"/>
+          <w:lang w:eastAsia="uk-UA"/>
+        </w:rPr>
+        <w:t>):</w:t>
+      </w:r>
+    </w:p>
+    <w:p>
+      <w:pPr>
+        <w:shd w:val="clear" w:color="auto" w:fill="1F1F1F"/>
+        <w:spacing w:after="0" w:line="219" w:lineRule="atLeast"/>
+        <w:rPr>
+          <w:rFonts w:ascii="Consolas" w:eastAsia="Times New Roman" w:hAnsi="Consolas" w:cs="Times New Roman"/>
+          <w:color w:val="CCCCCC"/>
+          <w:kern w:val="0"/>
+          <w:sz w:val="16"/>
+          <w:szCs w:val="16"/>
+          <w:lang w:eastAsia="uk-UA"/>
+        </w:rPr>
+      </w:pPr>
+      <w:r>
+        <w:rPr>
+          <w:rFonts w:ascii="Consolas" w:eastAsia="Times New Roman" w:hAnsi="Consolas" w:cs="Times New Roman"/>
+          <w:color w:val="CCCCCC"/>
+          <w:kern w:val="0"/>
+          <w:sz w:val="16"/>
+          <w:szCs w:val="16"/>
+          <w:lang w:eastAsia="uk-UA"/>
+        </w:rPr>
+        <w:t xml:space="preserve">        </w:t>
+      </w:r>
+      <w:r>
+        <w:rPr>
+          <w:rFonts w:ascii="Consolas" w:eastAsia="Times New Roman" w:hAnsi="Consolas" w:cs="Times New Roman"/>
+          <w:color w:val="DCDCAA"/>
+          <w:kern w:val="0"/>
+          <w:sz w:val="16"/>
+          <w:szCs w:val="16"/>
+          <w:lang w:eastAsia="uk-UA"/>
+        </w:rPr>
+        <w:t>print</w:t>
+      </w:r>
+      <w:r>
+        <w:rPr>
+          <w:rFonts w:ascii="Consolas" w:eastAsia="Times New Roman" w:hAnsi="Consolas" w:cs="Times New Roman"/>
+          <w:color w:val="CCCCCC"/>
+          <w:kern w:val="0"/>
+          <w:sz w:val="16"/>
+          <w:szCs w:val="16"/>
+          <w:lang w:eastAsia="uk-UA"/>
+        </w:rPr>
+        <w:t>(</w:t>
+      </w:r>
+      <w:r>
+        <w:rPr>
+          <w:rFonts w:ascii="Consolas" w:eastAsia="Times New Roman" w:hAnsi="Consolas" w:cs="Times New Roman"/>
+          <w:color w:val="CE9178"/>
+          <w:kern w:val="0"/>
+          <w:sz w:val="16"/>
+          <w:szCs w:val="16"/>
+          <w:lang w:eastAsia="uk-UA"/>
+        </w:rPr>
+        <w:t>"Хрю-хрю"</w:t>
+      </w:r>
+      <w:r>
+        <w:rPr>
+          <w:rFonts w:ascii="Consolas" w:eastAsia="Times New Roman" w:hAnsi="Consolas" w:cs="Times New Roman"/>
+          <w:color w:val="CCCCCC"/>
+          <w:kern w:val="0"/>
+          <w:sz w:val="16"/>
+          <w:szCs w:val="16"/>
+          <w:lang w:eastAsia="uk-UA"/>
+        </w:rPr>
+        <w:t>)</w:t>
+      </w:r>
+    </w:p>
+    <w:p>
+      <w:pPr>
+        <w:shd w:val="clear" w:color="auto" w:fill="1F1F1F"/>
+        <w:spacing w:after="0" w:line="219" w:lineRule="atLeast"/>
+        <w:rPr>
+          <w:rFonts w:ascii="Consolas" w:eastAsia="Times New Roman" w:hAnsi="Consolas" w:cs="Times New Roman"/>
+          <w:color w:val="CCCCCC"/>
+          <w:kern w:val="0"/>
+          <w:sz w:val="16"/>
+          <w:szCs w:val="16"/>
+          <w:lang w:eastAsia="uk-UA"/>
+        </w:rPr>
+      </w:pPr>
+    </w:p>
+    <w:p>
+      <w:pPr>
+        <w:shd w:val="clear" w:color="auto" w:fill="1F1F1F"/>
+        <w:spacing w:after="0" w:line="219" w:lineRule="atLeast"/>
+        <w:rPr>
+          <w:rFonts w:ascii="Consolas" w:eastAsia="Times New Roman" w:hAnsi="Consolas" w:cs="Times New Roman"/>
+          <w:color w:val="CCCCCC"/>
+          <w:kern w:val="0"/>
+          <w:sz w:val="16"/>
+          <w:szCs w:val="16"/>
+          <w:lang w:eastAsia="uk-UA"/>
+        </w:rPr>
+      </w:pPr>
+      <w:r>
+        <w:rPr>
+          <w:rFonts w:ascii="Consolas" w:eastAsia="Times New Roman" w:hAnsi="Consolas" w:cs="Times New Roman"/>
+          <w:color w:val="569CD6"/>
+          <w:kern w:val="0"/>
+          <w:sz w:val="16"/>
+          <w:szCs w:val="16"/>
+          <w:lang w:eastAsia="uk-UA"/>
+        </w:rPr>
+        <w:t>class</w:t>
+      </w:r>
+      <w:r>
+        <w:rPr>
+          <w:rFonts w:ascii="Consolas" w:eastAsia="Times New Roman" w:hAnsi="Consolas" w:cs="Times New Roman"/>
+          <w:color w:val="CCCCCC"/>
+          <w:kern w:val="0"/>
+          <w:sz w:val="16"/>
+          <w:szCs w:val="16"/>
+          <w:lang w:eastAsia="uk-UA"/>
+        </w:rPr>
+        <w:t xml:space="preserve"> </w:t>
+      </w:r>
+      <w:r>
+        <w:rPr>
+          <w:rFonts w:ascii="Consolas" w:eastAsia="Times New Roman" w:hAnsi="Consolas" w:cs="Times New Roman"/>
+          <w:color w:val="4EC9B0"/>
+          <w:kern w:val="0"/>
+          <w:sz w:val="16"/>
+          <w:szCs w:val="16"/>
+          <w:lang w:eastAsia="uk-UA"/>
+        </w:rPr>
+        <w:t>Dog</w:t>
+      </w:r>
+      <w:r>
+        <w:rPr>
+          <w:rFonts w:ascii="Consolas" w:eastAsia="Times New Roman" w:hAnsi="Consolas" w:cs="Times New Roman"/>
+          <w:color w:val="CCCCCC"/>
+          <w:kern w:val="0"/>
+          <w:sz w:val="16"/>
+          <w:szCs w:val="16"/>
+          <w:lang w:eastAsia="uk-UA"/>
+        </w:rPr>
+        <w:t>(</w:t>
+      </w:r>
+      <w:r>
+        <w:rPr>
+          <w:rFonts w:ascii="Consolas" w:eastAsia="Times New Roman" w:hAnsi="Consolas" w:cs="Times New Roman"/>
+          <w:color w:val="4EC9B0"/>
+          <w:kern w:val="0"/>
+          <w:sz w:val="16"/>
+          <w:szCs w:val="16"/>
+          <w:lang w:eastAsia="uk-UA"/>
+        </w:rPr>
+        <w:t>Animal</w:t>
+      </w:r>
+      <w:r>
+        <w:rPr>
+          <w:rFonts w:ascii="Consolas" w:eastAsia="Times New Roman" w:hAnsi="Consolas" w:cs="Times New Roman"/>
+          <w:color w:val="CCCCCC"/>
+          <w:kern w:val="0"/>
+          <w:sz w:val="16"/>
+          <w:szCs w:val="16"/>
+          <w:lang w:eastAsia="uk-UA"/>
+        </w:rPr>
+        <w:t>):</w:t>
+      </w:r>
+    </w:p>
+    <w:p>
+      <w:pPr>
+        <w:shd w:val="clear" w:color="auto" w:fill="1F1F1F"/>
+        <w:spacing w:after="0" w:line="219" w:lineRule="atLeast"/>
+        <w:rPr>
+          <w:rFonts w:ascii="Consolas" w:eastAsia="Times New Roman" w:hAnsi="Consolas" w:cs="Times New Roman"/>
+          <w:color w:val="CCCCCC"/>
+          <w:kern w:val="0"/>
+          <w:sz w:val="16"/>
+          <w:szCs w:val="16"/>
+          <w:lang w:eastAsia="uk-UA"/>
+        </w:rPr>
+      </w:pPr>
+      <w:r>
+        <w:rPr>
+          <w:rFonts w:ascii="Consolas" w:eastAsia="Times New Roman" w:hAnsi="Consolas" w:cs="Times New Roman"/>
+          <w:color w:val="CCCCCC"/>
+          <w:kern w:val="0"/>
+          <w:sz w:val="16"/>
+          <w:szCs w:val="16"/>
+          <w:lang w:eastAsia="uk-UA"/>
+        </w:rPr>
+        <w:t xml:space="preserve">    </w:t>
+      </w:r>
+      <w:r>
+        <w:rPr>
+          <w:rFonts w:ascii="Consolas" w:eastAsia="Times New Roman" w:hAnsi="Consolas" w:cs="Times New Roman"/>
+          <w:color w:val="569CD6"/>
+          <w:kern w:val="0"/>
+          <w:sz w:val="16"/>
+          <w:szCs w:val="16"/>
+          <w:lang w:eastAsia="uk-UA"/>
+        </w:rPr>
+        <w:t>def</w:t>
+      </w:r>
+      <w:r>
+        <w:rPr>
+          <w:rFonts w:ascii="Consolas" w:eastAsia="Times New Roman" w:hAnsi="Consolas" w:cs="Times New Roman"/>
+          <w:color w:val="CCCCCC"/>
+          <w:kern w:val="0"/>
+          <w:sz w:val="16"/>
+          <w:szCs w:val="16"/>
+          <w:lang w:eastAsia="uk-UA"/>
+        </w:rPr>
+        <w:t xml:space="preserve"> </w:t>
+      </w:r>
+      <w:r>
+        <w:rPr>
+          <w:rFonts w:ascii="Consolas" w:eastAsia="Times New Roman" w:hAnsi="Consolas" w:cs="Times New Roman"/>
+          <w:color w:val="DCDCAA"/>
+          <w:kern w:val="0"/>
+          <w:sz w:val="16"/>
+          <w:szCs w:val="16"/>
+          <w:lang w:eastAsia="uk-UA"/>
+        </w:rPr>
+        <w:t>speak</w:t>
+      </w:r>
+      <w:r>
+        <w:rPr>
+          <w:rFonts w:ascii="Consolas" w:eastAsia="Times New Roman" w:hAnsi="Consolas" w:cs="Times New Roman"/>
+          <w:color w:val="CCCCCC"/>
+          <w:kern w:val="0"/>
+          <w:sz w:val="16"/>
+          <w:szCs w:val="16"/>
+          <w:lang w:eastAsia="uk-UA"/>
+        </w:rPr>
+        <w:t>(</w:t>
+      </w:r>
+      <w:r>
+        <w:rPr>
+          <w:rFonts w:ascii="Consolas" w:eastAsia="Times New Roman" w:hAnsi="Consolas" w:cs="Times New Roman"/>
+          <w:color w:val="9CDCFE"/>
+          <w:kern w:val="0"/>
+          <w:sz w:val="16"/>
+          <w:szCs w:val="16"/>
+          <w:lang w:eastAsia="uk-UA"/>
+        </w:rPr>
+        <w:t>this</w:t>
+      </w:r>
+      <w:r>
+        <w:rPr>
+          <w:rFonts w:ascii="Consolas" w:eastAsia="Times New Roman" w:hAnsi="Consolas" w:cs="Times New Roman"/>
+          <w:color w:val="CCCCCC"/>
+          <w:kern w:val="0"/>
+          <w:sz w:val="16"/>
+          <w:szCs w:val="16"/>
+          <w:lang w:eastAsia="uk-UA"/>
+        </w:rPr>
+        <w:t>):</w:t>
+      </w:r>
+    </w:p>
+    <w:p>
+      <w:pPr>
+        <w:shd w:val="clear" w:color="auto" w:fill="1F1F1F"/>
+        <w:spacing w:after="0" w:line="219" w:lineRule="atLeast"/>
+        <w:rPr>
+          <w:rFonts w:ascii="Consolas" w:eastAsia="Times New Roman" w:hAnsi="Consolas" w:cs="Times New Roman"/>
+          <w:color w:val="CCCCCC"/>
+          <w:kern w:val="0"/>
+          <w:sz w:val="16"/>
+          <w:szCs w:val="16"/>
+          <w:lang w:eastAsia="uk-UA"/>
+        </w:rPr>
+      </w:pPr>
+      <w:r>
+        <w:rPr>
+          <w:rFonts w:ascii="Consolas" w:eastAsia="Times New Roman" w:hAnsi="Consolas" w:cs="Times New Roman"/>
+          <w:color w:val="CCCCCC"/>
+          <w:kern w:val="0"/>
+          <w:sz w:val="16"/>
+          <w:szCs w:val="16"/>
+          <w:lang w:eastAsia="uk-UA"/>
+        </w:rPr>
+        <w:t xml:space="preserve">        </w:t>
+      </w:r>
+      <w:r>
+        <w:rPr>
+          <w:rFonts w:ascii="Consolas" w:eastAsia="Times New Roman" w:hAnsi="Consolas" w:cs="Times New Roman"/>
+          <w:color w:val="DCDCAA"/>
+          <w:kern w:val="0"/>
+          <w:sz w:val="16"/>
+          <w:szCs w:val="16"/>
+          <w:lang w:eastAsia="uk-UA"/>
+        </w:rPr>
+        <w:t>print</w:t>
+      </w:r>
+      <w:r>
+        <w:rPr>
+          <w:rFonts w:ascii="Consolas" w:eastAsia="Times New Roman" w:hAnsi="Consolas" w:cs="Times New Roman"/>
+          <w:color w:val="CCCCCC"/>
+          <w:kern w:val="0"/>
+          <w:sz w:val="16"/>
+          <w:szCs w:val="16"/>
+          <w:lang w:eastAsia="uk-UA"/>
+        </w:rPr>
+        <w:t>(</w:t>
+      </w:r>
+      <w:r>
+        <w:rPr>
+          <w:rFonts w:ascii="Consolas" w:eastAsia="Times New Roman" w:hAnsi="Consolas" w:cs="Times New Roman"/>
+          <w:color w:val="CE9178"/>
+          <w:kern w:val="0"/>
+          <w:sz w:val="16"/>
+          <w:szCs w:val="16"/>
+          <w:lang w:eastAsia="uk-UA"/>
+        </w:rPr>
+        <w:t>"Гав-гав"</w:t>
+      </w:r>
+      <w:r>
+        <w:rPr>
+          <w:rFonts w:ascii="Consolas" w:eastAsia="Times New Roman" w:hAnsi="Consolas" w:cs="Times New Roman"/>
+          <w:color w:val="CCCCCC"/>
+          <w:kern w:val="0"/>
+          <w:sz w:val="16"/>
+          <w:szCs w:val="16"/>
+          <w:lang w:eastAsia="uk-UA"/>
+        </w:rPr>
+        <w:t>)</w:t>
+      </w:r>
+    </w:p>
+    <w:p>
+      <w:pPr>
+        <w:shd w:val="clear" w:color="auto" w:fill="1F1F1F"/>
+        <w:spacing w:after="0" w:line="219" w:lineRule="atLeast"/>
+        <w:rPr>
+          <w:rFonts w:ascii="Consolas" w:eastAsia="Times New Roman" w:hAnsi="Consolas" w:cs="Times New Roman"/>
+          <w:color w:val="CCCCCC"/>
+          <w:kern w:val="0"/>
+          <w:sz w:val="16"/>
+          <w:szCs w:val="16"/>
+          <w:lang w:eastAsia="uk-UA"/>
+        </w:rPr>
+      </w:pPr>
+    </w:p>
+    <w:p>
+      <w:pPr>
+        <w:shd w:val="clear" w:color="auto" w:fill="1F1F1F"/>
+        <w:spacing w:after="0" w:line="219" w:lineRule="atLeast"/>
+        <w:rPr>
+          <w:rFonts w:ascii="Consolas" w:eastAsia="Times New Roman" w:hAnsi="Consolas" w:cs="Times New Roman"/>
+          <w:color w:val="CCCCCC"/>
+          <w:kern w:val="0"/>
+          <w:sz w:val="16"/>
+          <w:szCs w:val="16"/>
+          <w:lang w:eastAsia="uk-UA"/>
+        </w:rPr>
+      </w:pPr>
+      <w:r>
+        <w:rPr>
+          <w:rFonts w:ascii="Consolas" w:eastAsia="Times New Roman" w:hAnsi="Consolas" w:cs="Times New Roman"/>
+          <w:color w:val="9CDCFE"/>
+          <w:kern w:val="0"/>
+          <w:sz w:val="16"/>
+          <w:szCs w:val="16"/>
+          <w:lang w:eastAsia="uk-UA"/>
+        </w:rPr>
+        <w:t>pig</w:t>
+      </w:r>
+      <w:r>
+        <w:rPr>
+          <w:rFonts w:ascii="Consolas" w:eastAsia="Times New Roman" w:hAnsi="Consolas" w:cs="Times New Roman"/>
+          <w:color w:val="CCCCCC"/>
+          <w:kern w:val="0"/>
+          <w:sz w:val="16"/>
+          <w:szCs w:val="16"/>
+          <w:lang w:eastAsia="uk-UA"/>
+        </w:rPr>
+        <w:t xml:space="preserve"> </w:t>
+      </w:r>
+      <w:r>
+        <w:rPr>
+          <w:rFonts w:ascii="Consolas" w:eastAsia="Times New Roman" w:hAnsi="Consolas" w:cs="Times New Roman"/>
+          <w:color w:val="D4D4D4"/>
+          <w:kern w:val="0"/>
+          <w:sz w:val="16"/>
+          <w:szCs w:val="16"/>
+          <w:lang w:eastAsia="uk-UA"/>
+        </w:rPr>
+        <w:t>=</w:t>
+      </w:r>
+      <w:r>
+        <w:rPr>
+          <w:rFonts w:ascii="Consolas" w:eastAsia="Times New Roman" w:hAnsi="Consolas" w:cs="Times New Roman"/>
+          <w:color w:val="CCCCCC"/>
+          <w:kern w:val="0"/>
+          <w:sz w:val="16"/>
+          <w:szCs w:val="16"/>
+          <w:lang w:eastAsia="uk-UA"/>
+        </w:rPr>
+        <w:t xml:space="preserve"> </w:t>
+      </w:r>
+      <w:r>
+        <w:rPr>
+          <w:rFonts w:ascii="Consolas" w:eastAsia="Times New Roman" w:hAnsi="Consolas" w:cs="Times New Roman"/>
+          <w:color w:val="4EC9B0"/>
+          <w:kern w:val="0"/>
+          <w:sz w:val="16"/>
+          <w:szCs w:val="16"/>
+          <w:lang w:eastAsia="uk-UA"/>
+        </w:rPr>
+        <w:t>MiniPig</w:t>
+      </w:r>
+      <w:r>
+        <w:rPr>
+          <w:rFonts w:ascii="Consolas" w:eastAsia="Times New Roman" w:hAnsi="Consolas" w:cs="Times New Roman"/>
+          <w:color w:val="CCCCCC"/>
+          <w:kern w:val="0"/>
+          <w:sz w:val="16"/>
+          <w:szCs w:val="16"/>
+          <w:lang w:eastAsia="uk-UA"/>
+        </w:rPr>
+        <w:t>()</w:t>
+      </w:r>
+    </w:p>
+    <w:p>
+      <w:pPr>
+        <w:shd w:val="clear" w:color="auto" w:fill="1F1F1F"/>
+        <w:spacing w:after="0" w:line="219" w:lineRule="atLeast"/>
+        <w:rPr>
+          <w:rFonts w:ascii="Consolas" w:eastAsia="Times New Roman" w:hAnsi="Consolas" w:cs="Times New Roman"/>
+          <w:color w:val="CCCCCC"/>
+          <w:kern w:val="0"/>
+          <w:sz w:val="16"/>
+          <w:szCs w:val="16"/>
+          <w:lang w:eastAsia="uk-UA"/>
+        </w:rPr>
+      </w:pPr>
+      <w:r>
+        <w:rPr>
+          <w:rFonts w:ascii="Consolas" w:eastAsia="Times New Roman" w:hAnsi="Consolas" w:cs="Times New Roman"/>
+          <w:color w:val="9CDCFE"/>
+          <w:kern w:val="0"/>
+          <w:sz w:val="16"/>
+          <w:szCs w:val="16"/>
+          <w:lang w:eastAsia="uk-UA"/>
+        </w:rPr>
+        <w:t>pig</w:t>
+      </w:r>
+      <w:r>
+        <w:rPr>
+          <w:rFonts w:ascii="Consolas" w:eastAsia="Times New Roman" w:hAnsi="Consolas" w:cs="Times New Roman"/>
+          <w:color w:val="CCCCCC"/>
+          <w:kern w:val="0"/>
+          <w:sz w:val="16"/>
+          <w:szCs w:val="16"/>
+          <w:lang w:eastAsia="uk-UA"/>
+        </w:rPr>
+        <w:t>.</w:t>
+      </w:r>
+      <w:r>
+        <w:rPr>
+          <w:rFonts w:ascii="Consolas" w:eastAsia="Times New Roman" w:hAnsi="Consolas" w:cs="Times New Roman"/>
+          <w:color w:val="DCDCAA"/>
+          <w:kern w:val="0"/>
+          <w:sz w:val="16"/>
+          <w:szCs w:val="16"/>
+          <w:lang w:eastAsia="uk-UA"/>
+        </w:rPr>
+        <w:t>speak</w:t>
+      </w:r>
+      <w:r>
+        <w:rPr>
+          <w:rFonts w:ascii="Consolas" w:eastAsia="Times New Roman" w:hAnsi="Consolas" w:cs="Times New Roman"/>
+          <w:color w:val="CCCCCC"/>
+          <w:kern w:val="0"/>
+          <w:sz w:val="16"/>
+          <w:szCs w:val="16"/>
+          <w:lang w:eastAsia="uk-UA"/>
+        </w:rPr>
+        <w:t>()</w:t>
+      </w:r>
+    </w:p>
+    <w:p>
+      <w:pPr>
+        <w:shd w:val="clear" w:color="auto" w:fill="1F1F1F"/>
+        <w:spacing w:after="0" w:line="219" w:lineRule="atLeast"/>
+        <w:rPr>
+          <w:rFonts w:ascii="Consolas" w:eastAsia="Times New Roman" w:hAnsi="Consolas" w:cs="Times New Roman"/>
+          <w:color w:val="CCCCCC"/>
+          <w:kern w:val="0"/>
+          <w:sz w:val="16"/>
+          <w:szCs w:val="16"/>
+          <w:lang w:eastAsia="uk-UA"/>
+        </w:rPr>
+      </w:pPr>
+    </w:p>
+    <w:p>
+      <w:pPr>
+        <w:shd w:val="clear" w:color="auto" w:fill="1F1F1F"/>
+        <w:spacing w:after="0" w:line="219" w:lineRule="atLeast"/>
+        <w:rPr>
+          <w:rFonts w:ascii="Consolas" w:eastAsia="Times New Roman" w:hAnsi="Consolas" w:cs="Times New Roman"/>
+          <w:color w:val="CCCCCC"/>
+          <w:kern w:val="0"/>
+          <w:sz w:val="16"/>
+          <w:szCs w:val="16"/>
+          <w:lang w:eastAsia="uk-UA"/>
+        </w:rPr>
+      </w:pPr>
+      <w:r>
+        <w:rPr>
+          <w:rFonts w:ascii="Consolas" w:eastAsia="Times New Roman" w:hAnsi="Consolas" w:cs="Times New Roman"/>
+          <w:color w:val="9CDCFE"/>
+          <w:kern w:val="0"/>
+          <w:sz w:val="16"/>
+          <w:szCs w:val="16"/>
+          <w:lang w:eastAsia="uk-UA"/>
+        </w:rPr>
+        <w:t>dog</w:t>
+      </w:r>
+      <w:r>
+        <w:rPr>
+          <w:rFonts w:ascii="Consolas" w:eastAsia="Times New Roman" w:hAnsi="Consolas" w:cs="Times New Roman"/>
+          <w:color w:val="CCCCCC"/>
+          <w:kern w:val="0"/>
+          <w:sz w:val="16"/>
+          <w:szCs w:val="16"/>
+          <w:lang w:eastAsia="uk-UA"/>
+        </w:rPr>
+        <w:t xml:space="preserve"> </w:t>
+      </w:r>
+      <w:r>
+        <w:rPr>
+          <w:rFonts w:ascii="Consolas" w:eastAsia="Times New Roman" w:hAnsi="Consolas" w:cs="Times New Roman"/>
+          <w:color w:val="D4D4D4"/>
+          <w:kern w:val="0"/>
+          <w:sz w:val="16"/>
+          <w:szCs w:val="16"/>
+          <w:lang w:eastAsia="uk-UA"/>
+        </w:rPr>
+        <w:t>=</w:t>
+      </w:r>
+      <w:r>
+        <w:rPr>
+          <w:rFonts w:ascii="Consolas" w:eastAsia="Times New Roman" w:hAnsi="Consolas" w:cs="Times New Roman"/>
+          <w:color w:val="CCCCCC"/>
+          <w:kern w:val="0"/>
+          <w:sz w:val="16"/>
+          <w:szCs w:val="16"/>
+          <w:lang w:eastAsia="uk-UA"/>
+        </w:rPr>
+        <w:t xml:space="preserve"> </w:t>
+      </w:r>
+      <w:r>
+        <w:rPr>
+          <w:rFonts w:ascii="Consolas" w:eastAsia="Times New Roman" w:hAnsi="Consolas" w:cs="Times New Roman"/>
+          <w:color w:val="4EC9B0"/>
+          <w:kern w:val="0"/>
+          <w:sz w:val="16"/>
+          <w:szCs w:val="16"/>
+          <w:lang w:eastAsia="uk-UA"/>
+        </w:rPr>
+        <w:t>Dog</w:t>
+      </w:r>
+      <w:r>
+        <w:rPr>
+          <w:rFonts w:ascii="Consolas" w:eastAsia="Times New Roman" w:hAnsi="Consolas" w:cs="Times New Roman"/>
+          <w:color w:val="CCCCCC"/>
+          <w:kern w:val="0"/>
+          <w:sz w:val="16"/>
+          <w:szCs w:val="16"/>
+          <w:lang w:eastAsia="uk-UA"/>
+        </w:rPr>
+        <w:t>()</w:t>
+      </w:r>
+    </w:p>
+    <w:p>
+      <w:pPr>
+        <w:shd w:val="clear" w:color="auto" w:fill="1F1F1F"/>
+        <w:spacing w:after="0" w:line="219" w:lineRule="atLeast"/>
+        <w:rPr>
+          <w:rFonts w:ascii="Consolas" w:eastAsia="Times New Roman" w:hAnsi="Consolas" w:cs="Times New Roman"/>
+          <w:color w:val="CCCCCC"/>
+          <w:kern w:val="0"/>
+          <w:sz w:val="16"/>
+          <w:szCs w:val="16"/>
+          <w:lang w:eastAsia="uk-UA"/>
+        </w:rPr>
+      </w:pPr>
+      <w:r>
+        <w:rPr>
+          <w:rFonts w:ascii="Consolas" w:eastAsia="Times New Roman" w:hAnsi="Consolas" w:cs="Times New Roman"/>
+          <w:color w:val="9CDCFE"/>
+          <w:kern w:val="0"/>
+          <w:sz w:val="16"/>
+          <w:szCs w:val="16"/>
+          <w:lang w:eastAsia="uk-UA"/>
+        </w:rPr>
+        <w:t>dog</w:t>
+      </w:r>
+      <w:r>
+        <w:rPr>
+          <w:rFonts w:ascii="Consolas" w:eastAsia="Times New Roman" w:hAnsi="Consolas" w:cs="Times New Roman"/>
+          <w:color w:val="CCCCCC"/>
+          <w:kern w:val="0"/>
+          <w:sz w:val="16"/>
+          <w:szCs w:val="16"/>
+          <w:lang w:eastAsia="uk-UA"/>
+        </w:rPr>
+        <w:t>.</w:t>
+      </w:r>
+      <w:r>
+        <w:rPr>
+          <w:rFonts w:ascii="Consolas" w:eastAsia="Times New Roman" w:hAnsi="Consolas" w:cs="Times New Roman"/>
+          <w:color w:val="DCDCAA"/>
+          <w:kern w:val="0"/>
+          <w:sz w:val="16"/>
+          <w:szCs w:val="16"/>
+          <w:lang w:eastAsia="uk-UA"/>
+        </w:rPr>
+        <w:t>speak</w:t>
+      </w:r>
+      <w:r>
+        <w:rPr>
+          <w:rFonts w:ascii="Consolas" w:eastAsia="Times New Roman" w:hAnsi="Consolas" w:cs="Times New Roman"/>
+          <w:color w:val="CCCCCC"/>
+          <w:kern w:val="0"/>
+          <w:sz w:val="16"/>
+          <w:szCs w:val="16"/>
+          <w:lang w:eastAsia="uk-UA"/>
+        </w:rPr>
+        <w:t>()</w:t>
+      </w:r>
+    </w:p>
+    <w:p>
+      <w:pPr>
+        <w:shd w:val="clear" w:color="auto" w:fill="1F1F1F"/>
+        <w:spacing w:after="0" w:line="219" w:lineRule="atLeast"/>
+        <w:rPr>
+          <w:rFonts w:ascii="Consolas" w:eastAsia="Times New Roman" w:hAnsi="Consolas" w:cs="Times New Roman"/>
+          <w:color w:val="CCCCCC"/>
+          <w:kern w:val="0"/>
+          <w:sz w:val="16"/>
+          <w:szCs w:val="16"/>
+          <w:lang w:eastAsia="uk-UA"/>
+        </w:rPr>
+      </w:pPr>
+    </w:p>
+    <w:p>
+      <w:pPr>
+        <w:shd w:val="clear" w:color="auto" w:fill="1F1F1F"/>
+        <w:spacing w:after="0" w:line="219" w:lineRule="atLeast"/>
+        <w:rPr>
+          <w:rFonts w:ascii="Consolas" w:eastAsia="Times New Roman" w:hAnsi="Consolas" w:cs="Times New Roman"/>
+          <w:color w:val="CCCCCC"/>
+          <w:kern w:val="0"/>
+          <w:sz w:val="16"/>
+          <w:szCs w:val="16"/>
+          <w:lang w:eastAsia="uk-UA"/>
+        </w:rPr>
+      </w:pPr>
+      <w:r>
+        <w:rPr>
+          <w:rFonts w:ascii="Consolas" w:eastAsia="Times New Roman" w:hAnsi="Consolas" w:cs="Times New Roman"/>
+          <w:color w:val="6A9955"/>
+          <w:kern w:val="0"/>
+          <w:sz w:val="16"/>
+          <w:szCs w:val="16"/>
+          <w:lang w:eastAsia="uk-UA"/>
+        </w:rPr>
+        <w:t># Масив анонімних об'єктів</w:t>
+      </w:r>
+    </w:p>
+    <w:p>
+      <w:pPr>
+        <w:shd w:val="clear" w:color="auto" w:fill="1F1F1F"/>
+        <w:spacing w:after="0" w:line="219" w:lineRule="atLeast"/>
+        <w:rPr>
+          <w:rFonts w:ascii="Consolas" w:eastAsia="Times New Roman" w:hAnsi="Consolas" w:cs="Times New Roman"/>
+          <w:color w:val="CCCCCC"/>
+          <w:kern w:val="0"/>
+          <w:sz w:val="16"/>
+          <w:szCs w:val="16"/>
+          <w:lang w:eastAsia="uk-UA"/>
+        </w:rPr>
+      </w:pPr>
+      <w:r>
+        <w:rPr>
+          <w:rFonts w:ascii="Consolas" w:eastAsia="Times New Roman" w:hAnsi="Consolas" w:cs="Times New Roman"/>
+          <w:color w:val="9CDCFE"/>
+          <w:kern w:val="0"/>
+          <w:sz w:val="16"/>
+          <w:szCs w:val="16"/>
+          <w:lang w:eastAsia="uk-UA"/>
+        </w:rPr>
+        <w:t>myAnimals</w:t>
+      </w:r>
+      <w:r>
+        <w:rPr>
+          <w:rFonts w:ascii="Consolas" w:eastAsia="Times New Roman" w:hAnsi="Consolas" w:cs="Times New Roman"/>
+          <w:color w:val="CCCCCC"/>
+          <w:kern w:val="0"/>
+          <w:sz w:val="16"/>
+          <w:szCs w:val="16"/>
+          <w:lang w:eastAsia="uk-UA"/>
+        </w:rPr>
+        <w:t xml:space="preserve"> </w:t>
+      </w:r>
+      <w:r>
+        <w:rPr>
+          <w:rFonts w:ascii="Consolas" w:eastAsia="Times New Roman" w:hAnsi="Consolas" w:cs="Times New Roman"/>
+          <w:color w:val="D4D4D4"/>
+          <w:kern w:val="0"/>
+          <w:sz w:val="16"/>
+          <w:szCs w:val="16"/>
+          <w:lang w:eastAsia="uk-UA"/>
+        </w:rPr>
+        <w:t>=</w:t>
+      </w:r>
+      <w:r>
+        <w:rPr>
+          <w:rFonts w:ascii="Consolas" w:eastAsia="Times New Roman" w:hAnsi="Consolas" w:cs="Times New Roman"/>
+          <w:color w:val="CCCCCC"/>
+          <w:kern w:val="0"/>
+          <w:sz w:val="16"/>
+          <w:szCs w:val="16"/>
+          <w:lang w:eastAsia="uk-UA"/>
+        </w:rPr>
+        <w:t xml:space="preserve"> [</w:t>
+      </w:r>
+      <w:r>
+        <w:rPr>
+          <w:rFonts w:ascii="Consolas" w:eastAsia="Times New Roman" w:hAnsi="Consolas" w:cs="Times New Roman"/>
+          <w:color w:val="4EC9B0"/>
+          <w:kern w:val="0"/>
+          <w:sz w:val="16"/>
+          <w:szCs w:val="16"/>
+          <w:lang w:eastAsia="uk-UA"/>
+        </w:rPr>
+        <w:t>MiniPig</w:t>
+      </w:r>
+      <w:r>
+        <w:rPr>
+          <w:rFonts w:ascii="Consolas" w:eastAsia="Times New Roman" w:hAnsi="Consolas" w:cs="Times New Roman"/>
+          <w:color w:val="CCCCCC"/>
+          <w:kern w:val="0"/>
+          <w:sz w:val="16"/>
+          <w:szCs w:val="16"/>
+          <w:lang w:eastAsia="uk-UA"/>
+        </w:rPr>
+        <w:t xml:space="preserve">(), </w:t>
+      </w:r>
+      <w:r>
+        <w:rPr>
+          <w:rFonts w:ascii="Consolas" w:eastAsia="Times New Roman" w:hAnsi="Consolas" w:cs="Times New Roman"/>
+          <w:color w:val="4EC9B0"/>
+          <w:kern w:val="0"/>
+          <w:sz w:val="16"/>
+          <w:szCs w:val="16"/>
+          <w:lang w:eastAsia="uk-UA"/>
+        </w:rPr>
+        <w:t>Dog</w:t>
+      </w:r>
+      <w:r>
+        <w:rPr>
+          <w:rFonts w:ascii="Consolas" w:eastAsia="Times New Roman" w:hAnsi="Consolas" w:cs="Times New Roman"/>
+          <w:color w:val="CCCCCC"/>
+          <w:kern w:val="0"/>
+          <w:sz w:val="16"/>
+          <w:szCs w:val="16"/>
+          <w:lang w:eastAsia="uk-UA"/>
+        </w:rPr>
+        <w:t>()]</w:t>
+      </w:r>
+    </w:p>
+    <w:p>
+      <w:pPr>
+        <w:shd w:val="clear" w:color="auto" w:fill="1F1F1F"/>
+        <w:spacing w:after="0" w:line="219" w:lineRule="atLeast"/>
+        <w:rPr>
+          <w:rFonts w:ascii="Consolas" w:eastAsia="Times New Roman" w:hAnsi="Consolas" w:cs="Times New Roman"/>
+          <w:color w:val="CCCCCC"/>
+          <w:kern w:val="0"/>
+          <w:sz w:val="16"/>
+          <w:szCs w:val="16"/>
+          <w:lang w:eastAsia="uk-UA"/>
+        </w:rPr>
+      </w:pPr>
+      <w:r>
+        <w:rPr>
+          <w:rFonts w:ascii="Consolas" w:eastAsia="Times New Roman" w:hAnsi="Consolas" w:cs="Times New Roman"/>
+          <w:color w:val="C586C0"/>
+          <w:kern w:val="0"/>
+          <w:sz w:val="16"/>
+          <w:szCs w:val="16"/>
+          <w:lang w:eastAsia="uk-UA"/>
+        </w:rPr>
+        <w:t>for</w:t>
+      </w:r>
+      <w:r>
+        <w:rPr>
+          <w:rFonts w:ascii="Consolas" w:eastAsia="Times New Roman" w:hAnsi="Consolas" w:cs="Times New Roman"/>
+          <w:color w:val="CCCCCC"/>
+          <w:kern w:val="0"/>
+          <w:sz w:val="16"/>
+          <w:szCs w:val="16"/>
+          <w:lang w:eastAsia="uk-UA"/>
+        </w:rPr>
+        <w:t xml:space="preserve"> </w:t>
+      </w:r>
+      <w:r>
+        <w:rPr>
+          <w:rFonts w:ascii="Consolas" w:eastAsia="Times New Roman" w:hAnsi="Consolas" w:cs="Times New Roman"/>
+          <w:color w:val="9CDCFE"/>
+          <w:kern w:val="0"/>
+          <w:sz w:val="16"/>
+          <w:szCs w:val="16"/>
+          <w:lang w:eastAsia="uk-UA"/>
+        </w:rPr>
+        <w:t>animal</w:t>
+      </w:r>
+      <w:r>
+        <w:rPr>
+          <w:rFonts w:ascii="Consolas" w:eastAsia="Times New Roman" w:hAnsi="Consolas" w:cs="Times New Roman"/>
+          <w:color w:val="CCCCCC"/>
+          <w:kern w:val="0"/>
+          <w:sz w:val="16"/>
+          <w:szCs w:val="16"/>
+          <w:lang w:eastAsia="uk-UA"/>
+        </w:rPr>
+        <w:t xml:space="preserve"> </w:t>
+      </w:r>
+      <w:r>
+        <w:rPr>
+          <w:rFonts w:ascii="Consolas" w:eastAsia="Times New Roman" w:hAnsi="Consolas" w:cs="Times New Roman"/>
+          <w:color w:val="C586C0"/>
+          <w:kern w:val="0"/>
+          <w:sz w:val="16"/>
+          <w:szCs w:val="16"/>
+          <w:lang w:eastAsia="uk-UA"/>
+        </w:rPr>
+        <w:t>in</w:t>
+      </w:r>
+      <w:r>
+        <w:rPr>
+          <w:rFonts w:ascii="Consolas" w:eastAsia="Times New Roman" w:hAnsi="Consolas" w:cs="Times New Roman"/>
+          <w:color w:val="CCCCCC"/>
+          <w:kern w:val="0"/>
+          <w:sz w:val="16"/>
+          <w:szCs w:val="16"/>
+          <w:lang w:eastAsia="uk-UA"/>
+        </w:rPr>
+        <w:t xml:space="preserve"> </w:t>
+      </w:r>
+      <w:r>
+        <w:rPr>
+          <w:rFonts w:ascii="Consolas" w:eastAsia="Times New Roman" w:hAnsi="Consolas" w:cs="Times New Roman"/>
+          <w:color w:val="9CDCFE"/>
+          <w:kern w:val="0"/>
+          <w:sz w:val="16"/>
+          <w:szCs w:val="16"/>
+          <w:lang w:eastAsia="uk-UA"/>
+        </w:rPr>
+        <w:t>myAnimals</w:t>
+      </w:r>
+      <w:r>
+        <w:rPr>
+          <w:rFonts w:ascii="Consolas" w:eastAsia="Times New Roman" w:hAnsi="Consolas" w:cs="Times New Roman"/>
+          <w:color w:val="CCCCCC"/>
+          <w:kern w:val="0"/>
+          <w:sz w:val="16"/>
+          <w:szCs w:val="16"/>
+          <w:lang w:eastAsia="uk-UA"/>
+        </w:rPr>
+        <w:t>:</w:t>
+      </w:r>
+    </w:p>
+    <w:p>
+      <w:pPr>
+        <w:shd w:val="clear" w:color="auto" w:fill="1F1F1F"/>
+        <w:spacing w:after="0" w:line="219" w:lineRule="atLeast"/>
+        <w:rPr>
+          <w:rFonts w:ascii="Consolas" w:eastAsia="Times New Roman" w:hAnsi="Consolas" w:cs="Times New Roman"/>
+          <w:color w:val="CCCCCC"/>
+          <w:kern w:val="0"/>
+          <w:sz w:val="16"/>
+          <w:szCs w:val="16"/>
+          <w:lang w:eastAsia="uk-UA"/>
+        </w:rPr>
+      </w:pPr>
+      <w:r>
+        <w:rPr>
+          <w:rFonts w:ascii="Consolas" w:eastAsia="Times New Roman" w:hAnsi="Consolas" w:cs="Times New Roman"/>
+          <w:color w:val="CCCCCC"/>
+          <w:kern w:val="0"/>
+          <w:sz w:val="16"/>
+          <w:szCs w:val="16"/>
+          <w:lang w:eastAsia="uk-UA"/>
+        </w:rPr>
+        <w:t xml:space="preserve">    </w:t>
+      </w:r>
+      <w:r>
+        <w:rPr>
+          <w:rFonts w:ascii="Consolas" w:eastAsia="Times New Roman" w:hAnsi="Consolas" w:cs="Times New Roman"/>
+          <w:color w:val="9CDCFE"/>
+          <w:kern w:val="0"/>
+          <w:sz w:val="16"/>
+          <w:szCs w:val="16"/>
+          <w:lang w:eastAsia="uk-UA"/>
+        </w:rPr>
+        <w:t>animal</w:t>
+      </w:r>
+      <w:r>
+        <w:rPr>
+          <w:rFonts w:ascii="Consolas" w:eastAsia="Times New Roman" w:hAnsi="Consolas" w:cs="Times New Roman"/>
+          <w:color w:val="CCCCCC"/>
+          <w:kern w:val="0"/>
+          <w:sz w:val="16"/>
+          <w:szCs w:val="16"/>
+          <w:lang w:eastAsia="uk-UA"/>
+        </w:rPr>
+        <w:t>.speak()</w:t>
+      </w:r>
+    </w:p>
+    <w:p>
+      <w:pPr>
+        <w:shd w:val="clear" w:color="auto" w:fill="1F1F1F"/>
+        <w:spacing w:after="0" w:line="219" w:lineRule="atLeast"/>
+        <w:rPr>
+          <w:rFonts w:ascii="Consolas" w:eastAsia="Times New Roman" w:hAnsi="Consolas" w:cs="Times New Roman"/>
+          <w:color w:val="CCCCCC"/>
+          <w:kern w:val="0"/>
+          <w:sz w:val="16"/>
+          <w:szCs w:val="16"/>
+          <w:lang w:eastAsia="uk-UA"/>
+        </w:rPr>
+      </w:pPr>
+    </w:p>
+    <w:p>
+      <w:pPr>
+        <w:shd w:val="clear" w:color="auto" w:fill="1F1F1F"/>
+        <w:spacing w:after="0" w:line="219" w:lineRule="atLeast"/>
+        <w:rPr>
+          <w:rFonts w:ascii="Consolas" w:eastAsia="Times New Roman" w:hAnsi="Consolas" w:cs="Times New Roman"/>
+          <w:color w:val="CCCCCC"/>
+          <w:kern w:val="0"/>
+          <w:sz w:val="16"/>
+          <w:szCs w:val="16"/>
+          <w:lang w:eastAsia="uk-UA"/>
+        </w:rPr>
+      </w:pPr>
+      <w:r>
+        <w:rPr>
+          <w:rFonts w:ascii="Consolas" w:eastAsia="Times New Roman" w:hAnsi="Consolas" w:cs="Times New Roman"/>
+          <w:color w:val="569CD6"/>
+          <w:kern w:val="0"/>
+          <w:sz w:val="16"/>
+          <w:szCs w:val="16"/>
+          <w:lang w:eastAsia="uk-UA"/>
+        </w:rPr>
+        <w:t>def</w:t>
+      </w:r>
+      <w:r>
+        <w:rPr>
+          <w:rFonts w:ascii="Consolas" w:eastAsia="Times New Roman" w:hAnsi="Consolas" w:cs="Times New Roman"/>
+          <w:color w:val="CCCCCC"/>
+          <w:kern w:val="0"/>
+          <w:sz w:val="16"/>
+          <w:szCs w:val="16"/>
+          <w:lang w:eastAsia="uk-UA"/>
+        </w:rPr>
+        <w:t xml:space="preserve"> </w:t>
+      </w:r>
+      <w:r>
+        <w:rPr>
+          <w:rFonts w:ascii="Consolas" w:eastAsia="Times New Roman" w:hAnsi="Consolas" w:cs="Times New Roman"/>
+          <w:color w:val="DCDCAA"/>
+          <w:kern w:val="0"/>
+          <w:sz w:val="16"/>
+          <w:szCs w:val="16"/>
+          <w:lang w:eastAsia="uk-UA"/>
+        </w:rPr>
+        <w:t>talk</w:t>
+      </w:r>
+      <w:r>
+        <w:rPr>
+          <w:rFonts w:ascii="Consolas" w:eastAsia="Times New Roman" w:hAnsi="Consolas" w:cs="Times New Roman"/>
+          <w:color w:val="CCCCCC"/>
+          <w:kern w:val="0"/>
+          <w:sz w:val="16"/>
+          <w:szCs w:val="16"/>
+          <w:lang w:eastAsia="uk-UA"/>
+        </w:rPr>
+        <w:t>(</w:t>
+      </w:r>
+      <w:r>
+        <w:rPr>
+          <w:rFonts w:ascii="Consolas" w:eastAsia="Times New Roman" w:hAnsi="Consolas" w:cs="Times New Roman"/>
+          <w:color w:val="9CDCFE"/>
+          <w:kern w:val="0"/>
+          <w:sz w:val="16"/>
+          <w:szCs w:val="16"/>
+          <w:lang w:eastAsia="uk-UA"/>
+        </w:rPr>
+        <w:t>obj</w:t>
+      </w:r>
+      <w:r>
+        <w:rPr>
+          <w:rFonts w:ascii="Consolas" w:eastAsia="Times New Roman" w:hAnsi="Consolas" w:cs="Times New Roman"/>
+          <w:color w:val="CCCCCC"/>
+          <w:kern w:val="0"/>
+          <w:sz w:val="16"/>
+          <w:szCs w:val="16"/>
+          <w:lang w:eastAsia="uk-UA"/>
+        </w:rPr>
+        <w:t>):</w:t>
+      </w:r>
+    </w:p>
+    <w:p>
+      <w:pPr>
+        <w:shd w:val="clear" w:color="auto" w:fill="1F1F1F"/>
+        <w:spacing w:after="0" w:line="219" w:lineRule="atLeast"/>
+        <w:rPr>
+          <w:rFonts w:ascii="Consolas" w:eastAsia="Times New Roman" w:hAnsi="Consolas" w:cs="Times New Roman"/>
+          <w:color w:val="CCCCCC"/>
+          <w:kern w:val="0"/>
+          <w:sz w:val="16"/>
+          <w:szCs w:val="16"/>
+          <w:lang w:eastAsia="uk-UA"/>
+        </w:rPr>
+      </w:pPr>
+      <w:r>
+        <w:rPr>
+          <w:rFonts w:ascii="Consolas" w:eastAsia="Times New Roman" w:hAnsi="Consolas" w:cs="Times New Roman"/>
+          <w:color w:val="CCCCCC"/>
+          <w:kern w:val="0"/>
+          <w:sz w:val="16"/>
+          <w:szCs w:val="16"/>
+          <w:lang w:eastAsia="uk-UA"/>
+        </w:rPr>
+        <w:t xml:space="preserve">    </w:t>
+      </w:r>
+      <w:r>
+        <w:rPr>
+          <w:rFonts w:ascii="Consolas" w:eastAsia="Times New Roman" w:hAnsi="Consolas" w:cs="Times New Roman"/>
+          <w:color w:val="9CDCFE"/>
+          <w:kern w:val="0"/>
+          <w:sz w:val="16"/>
+          <w:szCs w:val="16"/>
+          <w:lang w:eastAsia="uk-UA"/>
+        </w:rPr>
+        <w:t>obj</w:t>
+      </w:r>
+      <w:r>
+        <w:rPr>
+          <w:rFonts w:ascii="Consolas" w:eastAsia="Times New Roman" w:hAnsi="Consolas" w:cs="Times New Roman"/>
+          <w:color w:val="CCCCCC"/>
+          <w:kern w:val="0"/>
+          <w:sz w:val="16"/>
+          <w:szCs w:val="16"/>
+          <w:lang w:eastAsia="uk-UA"/>
+        </w:rPr>
+        <w:t xml:space="preserve">.speak() </w:t>
+      </w:r>
+      <w:r>
+        <w:rPr>
+          <w:rFonts w:ascii="Consolas" w:eastAsia="Times New Roman" w:hAnsi="Consolas" w:cs="Times New Roman"/>
+          <w:color w:val="6A9955"/>
+          <w:kern w:val="0"/>
+          <w:sz w:val="16"/>
+          <w:szCs w:val="16"/>
+          <w:lang w:eastAsia="uk-UA"/>
+        </w:rPr>
+        <w:t># Сюди передається вказівник на клас</w:t>
+      </w:r>
+    </w:p>
+    <w:p>
+      <w:pPr>
+        <w:shd w:val="clear" w:color="auto" w:fill="1F1F1F"/>
+        <w:spacing w:after="0" w:line="219" w:lineRule="atLeast"/>
+        <w:rPr>
+          <w:rFonts w:ascii="Consolas" w:eastAsia="Times New Roman" w:hAnsi="Consolas" w:cs="Times New Roman"/>
+          <w:color w:val="CCCCCC"/>
+          <w:kern w:val="0"/>
+          <w:sz w:val="16"/>
+          <w:szCs w:val="16"/>
+          <w:lang w:eastAsia="uk-UA"/>
+        </w:rPr>
+      </w:pPr>
+    </w:p>
+    <w:p>
+      <w:pPr>
+        <w:shd w:val="clear" w:color="auto" w:fill="1F1F1F"/>
+        <w:spacing w:after="0" w:line="219" w:lineRule="atLeast"/>
+        <w:rPr>
+          <w:rFonts w:ascii="Consolas" w:eastAsia="Times New Roman" w:hAnsi="Consolas" w:cs="Times New Roman"/>
+          <w:color w:val="CCCCCC"/>
+          <w:kern w:val="0"/>
+          <w:sz w:val="16"/>
+          <w:szCs w:val="16"/>
+          <w:lang w:eastAsia="uk-UA"/>
+        </w:rPr>
+      </w:pPr>
+      <w:r>
+        <w:rPr>
+          <w:rFonts w:ascii="Consolas" w:eastAsia="Times New Roman" w:hAnsi="Consolas" w:cs="Times New Roman"/>
+          <w:color w:val="DCDCAA"/>
+          <w:kern w:val="0"/>
+          <w:sz w:val="16"/>
+          <w:szCs w:val="16"/>
+          <w:lang w:eastAsia="uk-UA"/>
+        </w:rPr>
+        <w:t>talk</w:t>
+      </w:r>
+      <w:r>
+        <w:rPr>
+          <w:rFonts w:ascii="Consolas" w:eastAsia="Times New Roman" w:hAnsi="Consolas" w:cs="Times New Roman"/>
+          <w:color w:val="CCCCCC"/>
+          <w:kern w:val="0"/>
+          <w:sz w:val="16"/>
+          <w:szCs w:val="16"/>
+          <w:lang w:eastAsia="uk-UA"/>
+        </w:rPr>
+        <w:t>(</w:t>
+      </w:r>
+      <w:r>
+        <w:rPr>
+          <w:rFonts w:ascii="Consolas" w:eastAsia="Times New Roman" w:hAnsi="Consolas" w:cs="Times New Roman"/>
+          <w:color w:val="4EC9B0"/>
+          <w:kern w:val="0"/>
+          <w:sz w:val="16"/>
+          <w:szCs w:val="16"/>
+          <w:lang w:eastAsia="uk-UA"/>
+        </w:rPr>
+        <w:t>MiniPig</w:t>
+      </w:r>
+      <w:r>
+        <w:rPr>
+          <w:rFonts w:ascii="Consolas" w:eastAsia="Times New Roman" w:hAnsi="Consolas" w:cs="Times New Roman"/>
+          <w:color w:val="CCCCCC"/>
+          <w:kern w:val="0"/>
+          <w:sz w:val="16"/>
+          <w:szCs w:val="16"/>
+          <w:lang w:eastAsia="uk-UA"/>
+        </w:rPr>
+        <w:t>())</w:t>
+      </w:r>
+    </w:p>
+    <w:p>
+      <w:pPr>
+        <w:shd w:val="clear" w:color="auto" w:fill="1F1F1F"/>
+        <w:spacing w:after="0" w:line="219" w:lineRule="atLeast"/>
+        <w:rPr>
+          <w:rFonts w:ascii="Consolas" w:eastAsia="Times New Roman" w:hAnsi="Consolas" w:cs="Times New Roman"/>
+          <w:color w:val="CCCCCC"/>
+          <w:kern w:val="0"/>
+          <w:sz w:val="16"/>
+          <w:szCs w:val="16"/>
+          <w:lang w:eastAsia="uk-UA"/>
+        </w:rPr>
+      </w:pPr>
+      <w:r>
+        <w:rPr>
+          <w:rFonts w:ascii="Consolas" w:eastAsia="Times New Roman" w:hAnsi="Consolas" w:cs="Times New Roman"/>
+          <w:color w:val="DCDCAA"/>
+          <w:kern w:val="0"/>
+          <w:sz w:val="16"/>
+          <w:szCs w:val="16"/>
+          <w:lang w:eastAsia="uk-UA"/>
+        </w:rPr>
+        <w:t>talk</w:t>
+      </w:r>
+      <w:r>
+        <w:rPr>
+          <w:rFonts w:ascii="Consolas" w:eastAsia="Times New Roman" w:hAnsi="Consolas" w:cs="Times New Roman"/>
+          <w:color w:val="CCCCCC"/>
+          <w:kern w:val="0"/>
+          <w:sz w:val="16"/>
+          <w:szCs w:val="16"/>
+          <w:lang w:eastAsia="uk-UA"/>
+        </w:rPr>
+        <w:t>(</w:t>
+      </w:r>
+      <w:r>
+        <w:rPr>
+          <w:rFonts w:ascii="Consolas" w:eastAsia="Times New Roman" w:hAnsi="Consolas" w:cs="Times New Roman"/>
+          <w:color w:val="4EC9B0"/>
+          <w:kern w:val="0"/>
+          <w:sz w:val="16"/>
+          <w:szCs w:val="16"/>
+          <w:lang w:eastAsia="uk-UA"/>
+        </w:rPr>
+        <w:t>Dog</w:t>
+      </w:r>
+      <w:r>
+        <w:rPr>
+          <w:rFonts w:ascii="Consolas" w:eastAsia="Times New Roman" w:hAnsi="Consolas" w:cs="Times New Roman"/>
+          <w:color w:val="CCCCCC"/>
+          <w:kern w:val="0"/>
+          <w:sz w:val="16"/>
+          <w:szCs w:val="16"/>
+          <w:lang w:eastAsia="uk-UA"/>
+        </w:rPr>
+        <w:t>())</w:t>
+      </w:r>
+    </w:p>
+    <w:p>
+      <w:pPr>
+        <w:shd w:val="clear" w:color="auto" w:fill="1F1F1F"/>
+        <w:spacing w:after="0" w:line="219" w:lineRule="atLeast"/>
+        <w:rPr>
+          <w:rFonts w:ascii="Consolas" w:eastAsia="Times New Roman" w:hAnsi="Consolas" w:cs="Times New Roman"/>
+          <w:color w:val="CCCCCC"/>
+          <w:kern w:val="0"/>
+          <w:sz w:val="16"/>
+          <w:szCs w:val="16"/>
+          <w:lang w:eastAsia="uk-UA"/>
+        </w:rPr>
+      </w:pPr>
+    </w:p>
+    <w:p>
+      <w:pPr>
+        <w:shd w:val="clear" w:color="auto" w:fill="1F1F1F"/>
+        <w:spacing w:after="0" w:line="219" w:lineRule="atLeast"/>
+        <w:rPr>
+          <w:rFonts w:ascii="Consolas" w:eastAsia="Times New Roman" w:hAnsi="Consolas" w:cs="Times New Roman"/>
+          <w:color w:val="CCCCCC"/>
+          <w:kern w:val="0"/>
+          <w:sz w:val="16"/>
+          <w:szCs w:val="16"/>
+          <w:lang w:eastAsia="uk-UA"/>
+        </w:rPr>
+      </w:pPr>
+      <w:r>
+        <w:rPr>
+          <w:rFonts w:ascii="Consolas" w:eastAsia="Times New Roman" w:hAnsi="Consolas" w:cs="Times New Roman"/>
+          <w:color w:val="6A9955"/>
+          <w:kern w:val="0"/>
+          <w:sz w:val="16"/>
+          <w:szCs w:val="16"/>
+          <w:lang w:eastAsia="uk-UA"/>
+        </w:rPr>
+        <w:t xml:space="preserve"># Class </w:t>
+      </w:r>
+    </w:p>
+    <w:p>
+      <w:pPr>
+        <w:shd w:val="clear" w:color="auto" w:fill="1F1F1F"/>
+        <w:spacing w:after="0" w:line="219" w:lineRule="atLeast"/>
+        <w:rPr>
+          <w:rFonts w:ascii="Consolas" w:eastAsia="Times New Roman" w:hAnsi="Consolas" w:cs="Times New Roman"/>
+          <w:color w:val="CCCCCC"/>
+          <w:kern w:val="0"/>
+          <w:sz w:val="16"/>
+          <w:szCs w:val="16"/>
+          <w:lang w:eastAsia="uk-UA"/>
+        </w:rPr>
+      </w:pPr>
+    </w:p>
+    <w:p>
+      <w:pPr>
+        <w:shd w:val="clear" w:color="auto" w:fill="1F1F1F"/>
+        <w:spacing w:after="0" w:line="219" w:lineRule="atLeast"/>
+        <w:rPr>
+          <w:rFonts w:ascii="Consolas" w:eastAsia="Times New Roman" w:hAnsi="Consolas" w:cs="Times New Roman"/>
+          <w:color w:val="CCCCCC"/>
+          <w:kern w:val="0"/>
+          <w:sz w:val="16"/>
+          <w:szCs w:val="16"/>
+          <w:lang w:eastAsia="uk-UA"/>
+        </w:rPr>
+      </w:pPr>
+      <w:r>
+        <w:rPr>
+          <w:rFonts w:ascii="Consolas" w:eastAsia="Times New Roman" w:hAnsi="Consolas" w:cs="Times New Roman"/>
+          <w:color w:val="569CD6"/>
+          <w:kern w:val="0"/>
+          <w:sz w:val="16"/>
+          <w:szCs w:val="16"/>
+          <w:lang w:eastAsia="uk-UA"/>
+        </w:rPr>
+        <w:t>class</w:t>
+      </w:r>
+      <w:r>
+        <w:rPr>
+          <w:rFonts w:ascii="Consolas" w:eastAsia="Times New Roman" w:hAnsi="Consolas" w:cs="Times New Roman"/>
+          <w:color w:val="CCCCCC"/>
+          <w:kern w:val="0"/>
+          <w:sz w:val="16"/>
+          <w:szCs w:val="16"/>
+          <w:lang w:eastAsia="uk-UA"/>
+        </w:rPr>
+        <w:t xml:space="preserve"> </w:t>
+      </w:r>
+      <w:r>
+        <w:rPr>
+          <w:rFonts w:ascii="Consolas" w:eastAsia="Times New Roman" w:hAnsi="Consolas" w:cs="Times New Roman"/>
+          <w:color w:val="4EC9B0"/>
+          <w:kern w:val="0"/>
+          <w:sz w:val="16"/>
+          <w:szCs w:val="16"/>
+          <w:lang w:eastAsia="uk-UA"/>
+        </w:rPr>
+        <w:t>Student</w:t>
+      </w:r>
+      <w:r>
+        <w:rPr>
+          <w:rFonts w:ascii="Consolas" w:eastAsia="Times New Roman" w:hAnsi="Consolas" w:cs="Times New Roman"/>
+          <w:color w:val="CCCCCC"/>
+          <w:kern w:val="0"/>
+          <w:sz w:val="16"/>
+          <w:szCs w:val="16"/>
+          <w:lang w:eastAsia="uk-UA"/>
+        </w:rPr>
+        <w:t>:</w:t>
+      </w:r>
+    </w:p>
+    <w:p>
+      <w:pPr>
+        <w:shd w:val="clear" w:color="auto" w:fill="1F1F1F"/>
+        <w:spacing w:after="0" w:line="219" w:lineRule="atLeast"/>
+        <w:rPr>
+          <w:rFonts w:ascii="Consolas" w:eastAsia="Times New Roman" w:hAnsi="Consolas" w:cs="Times New Roman"/>
+          <w:color w:val="CCCCCC"/>
+          <w:kern w:val="0"/>
+          <w:sz w:val="16"/>
+          <w:szCs w:val="16"/>
+          <w:lang w:eastAsia="uk-UA"/>
+        </w:rPr>
+      </w:pPr>
+      <w:r>
+        <w:rPr>
+          <w:rFonts w:ascii="Consolas" w:eastAsia="Times New Roman" w:hAnsi="Consolas" w:cs="Times New Roman"/>
+          <w:color w:val="CCCCCC"/>
+          <w:kern w:val="0"/>
+          <w:sz w:val="16"/>
+          <w:szCs w:val="16"/>
+          <w:lang w:eastAsia="uk-UA"/>
+        </w:rPr>
+        <w:t xml:space="preserve">    </w:t>
+      </w:r>
+      <w:r>
+        <w:rPr>
+          <w:rFonts w:ascii="Consolas" w:eastAsia="Times New Roman" w:hAnsi="Consolas" w:cs="Times New Roman"/>
+          <w:color w:val="6A9955"/>
+          <w:kern w:val="0"/>
+          <w:sz w:val="16"/>
+          <w:szCs w:val="16"/>
+          <w:lang w:eastAsia="uk-UA"/>
+        </w:rPr>
+        <w:t># Конструктор, має приймати self</w:t>
+      </w:r>
+    </w:p>
+    <w:p>
+      <w:pPr>
+        <w:shd w:val="clear" w:color="auto" w:fill="1F1F1F"/>
+        <w:spacing w:after="0" w:line="219" w:lineRule="atLeast"/>
+        <w:rPr>
+          <w:rFonts w:ascii="Consolas" w:eastAsia="Times New Roman" w:hAnsi="Consolas" w:cs="Times New Roman"/>
+          <w:color w:val="CCCCCC"/>
+          <w:kern w:val="0"/>
+          <w:sz w:val="16"/>
+          <w:szCs w:val="16"/>
+          <w:lang w:eastAsia="uk-UA"/>
+        </w:rPr>
+      </w:pPr>
+      <w:r>
+        <w:rPr>
+          <w:rFonts w:ascii="Consolas" w:eastAsia="Times New Roman" w:hAnsi="Consolas" w:cs="Times New Roman"/>
+          <w:color w:val="CCCCCC"/>
+          <w:kern w:val="0"/>
+          <w:sz w:val="16"/>
+          <w:szCs w:val="16"/>
+          <w:lang w:eastAsia="uk-UA"/>
+        </w:rPr>
+        <w:t xml:space="preserve">    </w:t>
+      </w:r>
+      <w:r>
+        <w:rPr>
+          <w:rFonts w:ascii="Consolas" w:eastAsia="Times New Roman" w:hAnsi="Consolas" w:cs="Times New Roman"/>
+          <w:color w:val="569CD6"/>
+          <w:kern w:val="0"/>
+          <w:sz w:val="16"/>
+          <w:szCs w:val="16"/>
+          <w:lang w:eastAsia="uk-UA"/>
+        </w:rPr>
+        <w:t>def</w:t>
+      </w:r>
+      <w:r>
+        <w:rPr>
+          <w:rFonts w:ascii="Consolas" w:eastAsia="Times New Roman" w:hAnsi="Consolas" w:cs="Times New Roman"/>
+          <w:color w:val="CCCCCC"/>
+          <w:kern w:val="0"/>
+          <w:sz w:val="16"/>
+          <w:szCs w:val="16"/>
+          <w:lang w:eastAsia="uk-UA"/>
+        </w:rPr>
+        <w:t xml:space="preserve"> </w:t>
+      </w:r>
+      <w:r>
+        <w:rPr>
+          <w:rFonts w:ascii="Consolas" w:eastAsia="Times New Roman" w:hAnsi="Consolas" w:cs="Times New Roman"/>
+          <w:color w:val="DCDCAA"/>
+          <w:kern w:val="0"/>
+          <w:sz w:val="16"/>
+          <w:szCs w:val="16"/>
+          <w:lang w:eastAsia="uk-UA"/>
+        </w:rPr>
+        <w:t>__init__</w:t>
+      </w:r>
+      <w:r>
+        <w:rPr>
+          <w:rFonts w:ascii="Consolas" w:eastAsia="Times New Roman" w:hAnsi="Consolas" w:cs="Times New Roman"/>
+          <w:color w:val="CCCCCC"/>
+          <w:kern w:val="0"/>
+          <w:sz w:val="16"/>
+          <w:szCs w:val="16"/>
+          <w:lang w:eastAsia="uk-UA"/>
+        </w:rPr>
+        <w:t>(</w:t>
+      </w:r>
+      <w:r>
+        <w:rPr>
+          <w:rFonts w:ascii="Consolas" w:eastAsia="Times New Roman" w:hAnsi="Consolas" w:cs="Times New Roman"/>
+          <w:color w:val="9CDCFE"/>
+          <w:kern w:val="0"/>
+          <w:sz w:val="16"/>
+          <w:szCs w:val="16"/>
+          <w:lang w:eastAsia="uk-UA"/>
+        </w:rPr>
+        <w:t>self</w:t>
+      </w:r>
+      <w:r>
+        <w:rPr>
+          <w:rFonts w:ascii="Consolas" w:eastAsia="Times New Roman" w:hAnsi="Consolas" w:cs="Times New Roman"/>
+          <w:color w:val="CCCCCC"/>
+          <w:kern w:val="0"/>
+          <w:sz w:val="16"/>
+          <w:szCs w:val="16"/>
+          <w:lang w:eastAsia="uk-UA"/>
+        </w:rPr>
+        <w:t>,</w:t>
+      </w:r>
+      <w:r>
+        <w:rPr>
+          <w:rFonts w:ascii="Consolas" w:eastAsia="Times New Roman" w:hAnsi="Consolas" w:cs="Times New Roman"/>
+          <w:color w:val="9CDCFE"/>
+          <w:kern w:val="0"/>
+          <w:sz w:val="16"/>
+          <w:szCs w:val="16"/>
+          <w:lang w:eastAsia="uk-UA"/>
+        </w:rPr>
+        <w:t>name</w:t>
+      </w:r>
+      <w:r>
+        <w:rPr>
+          <w:rFonts w:ascii="Consolas" w:eastAsia="Times New Roman" w:hAnsi="Consolas" w:cs="Times New Roman"/>
+          <w:color w:val="CCCCCC"/>
+          <w:kern w:val="0"/>
+          <w:sz w:val="16"/>
+          <w:szCs w:val="16"/>
+          <w:lang w:eastAsia="uk-UA"/>
+        </w:rPr>
+        <w:t>):</w:t>
+      </w:r>
+    </w:p>
+    <w:p>
+      <w:pPr>
+        <w:shd w:val="clear" w:color="auto" w:fill="1F1F1F"/>
+        <w:spacing w:after="0" w:line="219" w:lineRule="atLeast"/>
+        <w:rPr>
+          <w:rFonts w:ascii="Consolas" w:eastAsia="Times New Roman" w:hAnsi="Consolas" w:cs="Times New Roman"/>
+          <w:color w:val="CCCCCC"/>
+          <w:kern w:val="0"/>
+          <w:sz w:val="16"/>
+          <w:szCs w:val="16"/>
+          <w:lang w:eastAsia="uk-UA"/>
+        </w:rPr>
+      </w:pPr>
+      <w:r>
+        <w:rPr>
+          <w:rFonts w:ascii="Consolas" w:eastAsia="Times New Roman" w:hAnsi="Consolas" w:cs="Times New Roman"/>
+          <w:color w:val="CCCCCC"/>
+          <w:kern w:val="0"/>
+          <w:sz w:val="16"/>
+          <w:szCs w:val="16"/>
+          <w:lang w:eastAsia="uk-UA"/>
+        </w:rPr>
+        <w:t xml:space="preserve">        </w:t>
+      </w:r>
+      <w:r>
+        <w:rPr>
+          <w:rFonts w:ascii="Consolas" w:eastAsia="Times New Roman" w:hAnsi="Consolas" w:cs="Times New Roman"/>
+          <w:color w:val="9CDCFE"/>
+          <w:kern w:val="0"/>
+          <w:sz w:val="16"/>
+          <w:szCs w:val="16"/>
+          <w:lang w:eastAsia="uk-UA"/>
+        </w:rPr>
+        <w:t>self</w:t>
+      </w:r>
+      <w:r>
+        <w:rPr>
+          <w:rFonts w:ascii="Consolas" w:eastAsia="Times New Roman" w:hAnsi="Consolas" w:cs="Times New Roman"/>
+          <w:color w:val="CCCCCC"/>
+          <w:kern w:val="0"/>
+          <w:sz w:val="16"/>
+          <w:szCs w:val="16"/>
+          <w:lang w:eastAsia="uk-UA"/>
+        </w:rPr>
+        <w:t>.</w:t>
+      </w:r>
+      <w:r>
+        <w:rPr>
+          <w:rFonts w:ascii="Consolas" w:eastAsia="Times New Roman" w:hAnsi="Consolas" w:cs="Times New Roman"/>
+          <w:color w:val="9CDCFE"/>
+          <w:kern w:val="0"/>
+          <w:sz w:val="16"/>
+          <w:szCs w:val="16"/>
+          <w:lang w:eastAsia="uk-UA"/>
+        </w:rPr>
+        <w:t>Name</w:t>
+      </w:r>
+      <w:r>
+        <w:rPr>
+          <w:rFonts w:ascii="Consolas" w:eastAsia="Times New Roman" w:hAnsi="Consolas" w:cs="Times New Roman"/>
+          <w:color w:val="CCCCCC"/>
+          <w:kern w:val="0"/>
+          <w:sz w:val="16"/>
+          <w:szCs w:val="16"/>
+          <w:lang w:eastAsia="uk-UA"/>
+        </w:rPr>
+        <w:t xml:space="preserve"> </w:t>
+      </w:r>
+      <w:r>
+        <w:rPr>
+          <w:rFonts w:ascii="Consolas" w:eastAsia="Times New Roman" w:hAnsi="Consolas" w:cs="Times New Roman"/>
+          <w:color w:val="D4D4D4"/>
+          <w:kern w:val="0"/>
+          <w:sz w:val="16"/>
+          <w:szCs w:val="16"/>
+          <w:lang w:eastAsia="uk-UA"/>
+        </w:rPr>
+        <w:t>=</w:t>
+      </w:r>
+      <w:r>
+        <w:rPr>
+          <w:rFonts w:ascii="Consolas" w:eastAsia="Times New Roman" w:hAnsi="Consolas" w:cs="Times New Roman"/>
+          <w:color w:val="CCCCCC"/>
+          <w:kern w:val="0"/>
+          <w:sz w:val="16"/>
+          <w:szCs w:val="16"/>
+          <w:lang w:eastAsia="uk-UA"/>
+        </w:rPr>
+        <w:t xml:space="preserve"> </w:t>
+      </w:r>
+      <w:r>
+        <w:rPr>
+          <w:rFonts w:ascii="Consolas" w:eastAsia="Times New Roman" w:hAnsi="Consolas" w:cs="Times New Roman"/>
+          <w:color w:val="9CDCFE"/>
+          <w:kern w:val="0"/>
+          <w:sz w:val="16"/>
+          <w:szCs w:val="16"/>
+          <w:lang w:eastAsia="uk-UA"/>
+        </w:rPr>
+        <w:t>name</w:t>
+      </w:r>
+    </w:p>
+    <w:p>
+      <w:pPr>
+        <w:shd w:val="clear" w:color="auto" w:fill="1F1F1F"/>
+        <w:spacing w:after="0" w:line="219" w:lineRule="atLeast"/>
+        <w:rPr>
+          <w:rFonts w:ascii="Consolas" w:eastAsia="Times New Roman" w:hAnsi="Consolas" w:cs="Times New Roman"/>
+          <w:color w:val="CCCCCC"/>
+          <w:kern w:val="0"/>
+          <w:sz w:val="16"/>
+          <w:szCs w:val="16"/>
+          <w:lang w:eastAsia="uk-UA"/>
+        </w:rPr>
+      </w:pPr>
+      <w:r>
+        <w:rPr>
+          <w:rFonts w:ascii="Consolas" w:eastAsia="Times New Roman" w:hAnsi="Consolas" w:cs="Times New Roman"/>
+          <w:color w:val="CCCCCC"/>
+          <w:kern w:val="0"/>
+          <w:sz w:val="16"/>
+          <w:szCs w:val="16"/>
+          <w:lang w:eastAsia="uk-UA"/>
+        </w:rPr>
+        <w:t xml:space="preserve">        </w:t>
+      </w:r>
+      <w:r>
+        <w:rPr>
+          <w:rFonts w:ascii="Consolas" w:eastAsia="Times New Roman" w:hAnsi="Consolas" w:cs="Times New Roman"/>
+          <w:color w:val="9CDCFE"/>
+          <w:kern w:val="0"/>
+          <w:sz w:val="16"/>
+          <w:szCs w:val="16"/>
+          <w:lang w:eastAsia="uk-UA"/>
+        </w:rPr>
+        <w:t>self</w:t>
+      </w:r>
+      <w:r>
+        <w:rPr>
+          <w:rFonts w:ascii="Consolas" w:eastAsia="Times New Roman" w:hAnsi="Consolas" w:cs="Times New Roman"/>
+          <w:color w:val="CCCCCC"/>
+          <w:kern w:val="0"/>
+          <w:sz w:val="16"/>
+          <w:szCs w:val="16"/>
+          <w:lang w:eastAsia="uk-UA"/>
+        </w:rPr>
+        <w:t>.</w:t>
+      </w:r>
+      <w:r>
+        <w:rPr>
+          <w:rFonts w:ascii="Consolas" w:eastAsia="Times New Roman" w:hAnsi="Consolas" w:cs="Times New Roman"/>
+          <w:color w:val="9CDCFE"/>
+          <w:kern w:val="0"/>
+          <w:sz w:val="16"/>
+          <w:szCs w:val="16"/>
+          <w:lang w:eastAsia="uk-UA"/>
+        </w:rPr>
+        <w:t>_age</w:t>
+      </w:r>
+      <w:r>
+        <w:rPr>
+          <w:rFonts w:ascii="Consolas" w:eastAsia="Times New Roman" w:hAnsi="Consolas" w:cs="Times New Roman"/>
+          <w:color w:val="CCCCCC"/>
+          <w:kern w:val="0"/>
+          <w:sz w:val="16"/>
+          <w:szCs w:val="16"/>
+          <w:lang w:eastAsia="uk-UA"/>
+        </w:rPr>
+        <w:t xml:space="preserve"> </w:t>
+      </w:r>
+      <w:r>
+        <w:rPr>
+          <w:rFonts w:ascii="Consolas" w:eastAsia="Times New Roman" w:hAnsi="Consolas" w:cs="Times New Roman"/>
+          <w:color w:val="D4D4D4"/>
+          <w:kern w:val="0"/>
+          <w:sz w:val="16"/>
+          <w:szCs w:val="16"/>
+          <w:lang w:eastAsia="uk-UA"/>
+        </w:rPr>
+        <w:t>=</w:t>
+      </w:r>
+      <w:r>
+        <w:rPr>
+          <w:rFonts w:ascii="Consolas" w:eastAsia="Times New Roman" w:hAnsi="Consolas" w:cs="Times New Roman"/>
+          <w:color w:val="CCCCCC"/>
+          <w:kern w:val="0"/>
+          <w:sz w:val="16"/>
+          <w:szCs w:val="16"/>
+          <w:lang w:eastAsia="uk-UA"/>
+        </w:rPr>
+        <w:t xml:space="preserve"> </w:t>
+      </w:r>
+      <w:r>
+        <w:rPr>
+          <w:rFonts w:ascii="Consolas" w:eastAsia="Times New Roman" w:hAnsi="Consolas" w:cs="Times New Roman"/>
+          <w:color w:val="B5CEA8"/>
+          <w:kern w:val="0"/>
+          <w:sz w:val="16"/>
+          <w:szCs w:val="16"/>
+          <w:lang w:eastAsia="uk-UA"/>
+        </w:rPr>
+        <w:t>18</w:t>
+      </w:r>
+      <w:r>
+        <w:rPr>
+          <w:rFonts w:ascii="Consolas" w:eastAsia="Times New Roman" w:hAnsi="Consolas" w:cs="Times New Roman"/>
+          <w:color w:val="CCCCCC"/>
+          <w:kern w:val="0"/>
+          <w:sz w:val="16"/>
+          <w:szCs w:val="16"/>
+          <w:lang w:eastAsia="uk-UA"/>
+        </w:rPr>
+        <w:t xml:space="preserve"> </w:t>
+      </w:r>
+      <w:r>
+        <w:rPr>
+          <w:rFonts w:ascii="Consolas" w:eastAsia="Times New Roman" w:hAnsi="Consolas" w:cs="Times New Roman"/>
+          <w:color w:val="6A9955"/>
+          <w:kern w:val="0"/>
+          <w:sz w:val="16"/>
+          <w:szCs w:val="16"/>
+          <w:lang w:eastAsia="uk-UA"/>
+        </w:rPr>
+        <w:t xml:space="preserve"># це protected </w:t>
+      </w:r>
+    </w:p>
+    <w:p>
+      <w:pPr>
+        <w:shd w:val="clear" w:color="auto" w:fill="1F1F1F"/>
+        <w:spacing w:after="0" w:line="219" w:lineRule="atLeast"/>
+        <w:rPr>
+          <w:rFonts w:ascii="Consolas" w:eastAsia="Times New Roman" w:hAnsi="Consolas" w:cs="Times New Roman"/>
+          <w:color w:val="CCCCCC"/>
+          <w:kern w:val="0"/>
+          <w:sz w:val="16"/>
+          <w:szCs w:val="16"/>
+          <w:lang w:eastAsia="uk-UA"/>
+        </w:rPr>
+      </w:pPr>
+      <w:r>
+        <w:rPr>
+          <w:rFonts w:ascii="Consolas" w:eastAsia="Times New Roman" w:hAnsi="Consolas" w:cs="Times New Roman"/>
+          <w:color w:val="CCCCCC"/>
+          <w:kern w:val="0"/>
+          <w:sz w:val="16"/>
+          <w:szCs w:val="16"/>
+          <w:lang w:eastAsia="uk-UA"/>
+        </w:rPr>
+        <w:t xml:space="preserve">        </w:t>
+      </w:r>
+      <w:r>
+        <w:rPr>
+          <w:rFonts w:ascii="Consolas" w:eastAsia="Times New Roman" w:hAnsi="Consolas" w:cs="Times New Roman"/>
+          <w:color w:val="9CDCFE"/>
+          <w:kern w:val="0"/>
+          <w:sz w:val="16"/>
+          <w:szCs w:val="16"/>
+          <w:lang w:eastAsia="uk-UA"/>
+        </w:rPr>
+        <w:t>self</w:t>
+      </w:r>
+      <w:r>
+        <w:rPr>
+          <w:rFonts w:ascii="Consolas" w:eastAsia="Times New Roman" w:hAnsi="Consolas" w:cs="Times New Roman"/>
+          <w:color w:val="CCCCCC"/>
+          <w:kern w:val="0"/>
+          <w:sz w:val="16"/>
+          <w:szCs w:val="16"/>
+          <w:lang w:eastAsia="uk-UA"/>
+        </w:rPr>
+        <w:t>.</w:t>
+      </w:r>
+      <w:r>
+        <w:rPr>
+          <w:rFonts w:ascii="Consolas" w:eastAsia="Times New Roman" w:hAnsi="Consolas" w:cs="Times New Roman"/>
+          <w:color w:val="9CDCFE"/>
+          <w:kern w:val="0"/>
+          <w:sz w:val="16"/>
+          <w:szCs w:val="16"/>
+          <w:lang w:eastAsia="uk-UA"/>
+        </w:rPr>
+        <w:t>__hobby</w:t>
+      </w:r>
+      <w:r>
+        <w:rPr>
+          <w:rFonts w:ascii="Consolas" w:eastAsia="Times New Roman" w:hAnsi="Consolas" w:cs="Times New Roman"/>
+          <w:color w:val="CCCCCC"/>
+          <w:kern w:val="0"/>
+          <w:sz w:val="16"/>
+          <w:szCs w:val="16"/>
+          <w:lang w:eastAsia="uk-UA"/>
+        </w:rPr>
+        <w:t xml:space="preserve"> </w:t>
+      </w:r>
+      <w:r>
+        <w:rPr>
+          <w:rFonts w:ascii="Consolas" w:eastAsia="Times New Roman" w:hAnsi="Consolas" w:cs="Times New Roman"/>
+          <w:color w:val="D4D4D4"/>
+          <w:kern w:val="0"/>
+          <w:sz w:val="16"/>
+          <w:szCs w:val="16"/>
+          <w:lang w:eastAsia="uk-UA"/>
+        </w:rPr>
+        <w:t>=</w:t>
+      </w:r>
+      <w:r>
+        <w:rPr>
+          <w:rFonts w:ascii="Consolas" w:eastAsia="Times New Roman" w:hAnsi="Consolas" w:cs="Times New Roman"/>
+          <w:color w:val="CCCCCC"/>
+          <w:kern w:val="0"/>
+          <w:sz w:val="16"/>
+          <w:szCs w:val="16"/>
+          <w:lang w:eastAsia="uk-UA"/>
+        </w:rPr>
+        <w:t xml:space="preserve"> </w:t>
+      </w:r>
+      <w:r>
+        <w:rPr>
+          <w:rFonts w:ascii="Consolas" w:eastAsia="Times New Roman" w:hAnsi="Consolas" w:cs="Times New Roman"/>
+          <w:color w:val="CE9178"/>
+          <w:kern w:val="0"/>
+          <w:sz w:val="16"/>
+          <w:szCs w:val="16"/>
+          <w:lang w:eastAsia="uk-UA"/>
+        </w:rPr>
+        <w:t>"programming"</w:t>
+      </w:r>
+      <w:r>
+        <w:rPr>
+          <w:rFonts w:ascii="Consolas" w:eastAsia="Times New Roman" w:hAnsi="Consolas" w:cs="Times New Roman"/>
+          <w:color w:val="CCCCCC"/>
+          <w:kern w:val="0"/>
+          <w:sz w:val="16"/>
+          <w:szCs w:val="16"/>
+          <w:lang w:eastAsia="uk-UA"/>
+        </w:rPr>
+        <w:t xml:space="preserve"> </w:t>
+      </w:r>
+      <w:r>
+        <w:rPr>
+          <w:rFonts w:ascii="Consolas" w:eastAsia="Times New Roman" w:hAnsi="Consolas" w:cs="Times New Roman"/>
+          <w:color w:val="6A9955"/>
+          <w:kern w:val="0"/>
+          <w:sz w:val="16"/>
+          <w:szCs w:val="16"/>
+          <w:lang w:eastAsia="uk-UA"/>
+        </w:rPr>
+        <w:t># це private</w:t>
+      </w:r>
+    </w:p>
+    <w:p>
+      <w:pPr>
+        <w:shd w:val="clear" w:color="auto" w:fill="1F1F1F"/>
+        <w:spacing w:after="0" w:line="219" w:lineRule="atLeast"/>
+        <w:rPr>
+          <w:rFonts w:ascii="Consolas" w:eastAsia="Times New Roman" w:hAnsi="Consolas" w:cs="Times New Roman"/>
+          <w:color w:val="CCCCCC"/>
+          <w:kern w:val="0"/>
+          <w:sz w:val="16"/>
+          <w:szCs w:val="16"/>
+          <w:lang w:eastAsia="uk-UA"/>
+        </w:rPr>
+      </w:pPr>
+      <w:r>
+        <w:rPr>
+          <w:rFonts w:ascii="Consolas" w:eastAsia="Times New Roman" w:hAnsi="Consolas" w:cs="Times New Roman"/>
+          <w:color w:val="CCCCCC"/>
+          <w:kern w:val="0"/>
+          <w:sz w:val="16"/>
+          <w:szCs w:val="16"/>
+          <w:lang w:eastAsia="uk-UA"/>
+        </w:rPr>
+        <w:t xml:space="preserve">    </w:t>
+      </w:r>
+      <w:r>
+        <w:rPr>
+          <w:rFonts w:ascii="Consolas" w:eastAsia="Times New Roman" w:hAnsi="Consolas" w:cs="Times New Roman"/>
+          <w:color w:val="6A9955"/>
+          <w:kern w:val="0"/>
+          <w:sz w:val="16"/>
+          <w:szCs w:val="16"/>
+          <w:lang w:eastAsia="uk-UA"/>
+        </w:rPr>
+        <w:t># To String</w:t>
+      </w:r>
+    </w:p>
+    <w:p>
+      <w:pPr>
+        <w:shd w:val="clear" w:color="auto" w:fill="1F1F1F"/>
+        <w:spacing w:after="0" w:line="219" w:lineRule="atLeast"/>
+        <w:rPr>
+          <w:rFonts w:ascii="Consolas" w:eastAsia="Times New Roman" w:hAnsi="Consolas" w:cs="Times New Roman"/>
+          <w:color w:val="CCCCCC"/>
+          <w:kern w:val="0"/>
+          <w:sz w:val="16"/>
+          <w:szCs w:val="16"/>
+          <w:lang w:eastAsia="uk-UA"/>
+        </w:rPr>
+      </w:pPr>
+      <w:r>
+        <w:rPr>
+          <w:rFonts w:ascii="Consolas" w:eastAsia="Times New Roman" w:hAnsi="Consolas" w:cs="Times New Roman"/>
+          <w:color w:val="CCCCCC"/>
+          <w:kern w:val="0"/>
+          <w:sz w:val="16"/>
+          <w:szCs w:val="16"/>
+          <w:lang w:eastAsia="uk-UA"/>
+        </w:rPr>
+        <w:t xml:space="preserve">    </w:t>
+      </w:r>
+      <w:r>
+        <w:rPr>
+          <w:rFonts w:ascii="Consolas" w:eastAsia="Times New Roman" w:hAnsi="Consolas" w:cs="Times New Roman"/>
+          <w:color w:val="569CD6"/>
+          <w:kern w:val="0"/>
+          <w:sz w:val="16"/>
+          <w:szCs w:val="16"/>
+          <w:lang w:eastAsia="uk-UA"/>
+        </w:rPr>
+        <w:t>def</w:t>
+      </w:r>
+      <w:r>
+        <w:rPr>
+          <w:rFonts w:ascii="Consolas" w:eastAsia="Times New Roman" w:hAnsi="Consolas" w:cs="Times New Roman"/>
+          <w:color w:val="CCCCCC"/>
+          <w:kern w:val="0"/>
+          <w:sz w:val="16"/>
+          <w:szCs w:val="16"/>
+          <w:lang w:eastAsia="uk-UA"/>
+        </w:rPr>
+        <w:t xml:space="preserve"> </w:t>
+      </w:r>
+      <w:r>
+        <w:rPr>
+          <w:rFonts w:ascii="Consolas" w:eastAsia="Times New Roman" w:hAnsi="Consolas" w:cs="Times New Roman"/>
+          <w:color w:val="DCDCAA"/>
+          <w:kern w:val="0"/>
+          <w:sz w:val="16"/>
+          <w:szCs w:val="16"/>
+          <w:lang w:eastAsia="uk-UA"/>
+        </w:rPr>
+        <w:t>__str__</w:t>
+      </w:r>
+      <w:r>
+        <w:rPr>
+          <w:rFonts w:ascii="Consolas" w:eastAsia="Times New Roman" w:hAnsi="Consolas" w:cs="Times New Roman"/>
+          <w:color w:val="CCCCCC"/>
+          <w:kern w:val="0"/>
+          <w:sz w:val="16"/>
+          <w:szCs w:val="16"/>
+          <w:lang w:eastAsia="uk-UA"/>
+        </w:rPr>
+        <w:t>(</w:t>
+      </w:r>
+      <w:r>
+        <w:rPr>
+          <w:rFonts w:ascii="Consolas" w:eastAsia="Times New Roman" w:hAnsi="Consolas" w:cs="Times New Roman"/>
+          <w:color w:val="9CDCFE"/>
+          <w:kern w:val="0"/>
+          <w:sz w:val="16"/>
+          <w:szCs w:val="16"/>
+          <w:lang w:eastAsia="uk-UA"/>
+        </w:rPr>
+        <w:t>self</w:t>
+      </w:r>
+      <w:r>
+        <w:rPr>
+          <w:rFonts w:ascii="Consolas" w:eastAsia="Times New Roman" w:hAnsi="Consolas" w:cs="Times New Roman"/>
+          <w:color w:val="CCCCCC"/>
+          <w:kern w:val="0"/>
+          <w:sz w:val="16"/>
+          <w:szCs w:val="16"/>
+          <w:lang w:eastAsia="uk-UA"/>
+        </w:rPr>
+        <w:t>):</w:t>
+      </w:r>
+    </w:p>
+    <w:p>
+      <w:pPr>
+        <w:shd w:val="clear" w:color="auto" w:fill="1F1F1F"/>
+        <w:spacing w:after="0" w:line="219" w:lineRule="atLeast"/>
+        <w:rPr>
+          <w:rFonts w:ascii="Consolas" w:eastAsia="Times New Roman" w:hAnsi="Consolas" w:cs="Times New Roman"/>
+          <w:color w:val="CCCCCC"/>
+          <w:kern w:val="0"/>
+          <w:sz w:val="16"/>
+          <w:szCs w:val="16"/>
+          <w:lang w:eastAsia="uk-UA"/>
+        </w:rPr>
+      </w:pPr>
+      <w:r>
+        <w:rPr>
+          <w:rFonts w:ascii="Consolas" w:eastAsia="Times New Roman" w:hAnsi="Consolas" w:cs="Times New Roman"/>
+          <w:color w:val="CCCCCC"/>
+          <w:kern w:val="0"/>
+          <w:sz w:val="16"/>
+          <w:szCs w:val="16"/>
+          <w:lang w:eastAsia="uk-UA"/>
+        </w:rPr>
+        <w:t xml:space="preserve">        </w:t>
+      </w:r>
+      <w:r>
+        <w:rPr>
+          <w:rFonts w:ascii="Consolas" w:eastAsia="Times New Roman" w:hAnsi="Consolas" w:cs="Times New Roman"/>
+          <w:color w:val="C586C0"/>
+          <w:kern w:val="0"/>
+          <w:sz w:val="16"/>
+          <w:szCs w:val="16"/>
+          <w:lang w:eastAsia="uk-UA"/>
+        </w:rPr>
+        <w:t>return</w:t>
+      </w:r>
+      <w:r>
+        <w:rPr>
+          <w:rFonts w:ascii="Consolas" w:eastAsia="Times New Roman" w:hAnsi="Consolas" w:cs="Times New Roman"/>
+          <w:color w:val="CCCCCC"/>
+          <w:kern w:val="0"/>
+          <w:sz w:val="16"/>
+          <w:szCs w:val="16"/>
+          <w:lang w:eastAsia="uk-UA"/>
+        </w:rPr>
+        <w:t xml:space="preserve"> </w:t>
+      </w:r>
+      <w:r>
+        <w:rPr>
+          <w:rFonts w:ascii="Consolas" w:eastAsia="Times New Roman" w:hAnsi="Consolas" w:cs="Times New Roman"/>
+          <w:color w:val="569CD6"/>
+          <w:kern w:val="0"/>
+          <w:sz w:val="16"/>
+          <w:szCs w:val="16"/>
+          <w:lang w:eastAsia="uk-UA"/>
+        </w:rPr>
+        <w:t>f</w:t>
+      </w:r>
+      <w:r>
+        <w:rPr>
+          <w:rFonts w:ascii="Consolas" w:eastAsia="Times New Roman" w:hAnsi="Consolas" w:cs="Times New Roman"/>
+          <w:color w:val="CE9178"/>
+          <w:kern w:val="0"/>
+          <w:sz w:val="16"/>
+          <w:szCs w:val="16"/>
+          <w:lang w:eastAsia="uk-UA"/>
+        </w:rPr>
+        <w:t xml:space="preserve">"Student name: </w:t>
+      </w:r>
+      <w:r>
+        <w:rPr>
+          <w:rFonts w:ascii="Consolas" w:eastAsia="Times New Roman" w:hAnsi="Consolas" w:cs="Times New Roman"/>
+          <w:color w:val="569CD6"/>
+          <w:kern w:val="0"/>
+          <w:sz w:val="16"/>
+          <w:szCs w:val="16"/>
+          <w:lang w:eastAsia="uk-UA"/>
+        </w:rPr>
+        <w:t>{</w:t>
+      </w:r>
+      <w:r>
+        <w:rPr>
+          <w:rFonts w:ascii="Consolas" w:eastAsia="Times New Roman" w:hAnsi="Consolas" w:cs="Times New Roman"/>
+          <w:color w:val="9CDCFE"/>
+          <w:kern w:val="0"/>
+          <w:sz w:val="16"/>
+          <w:szCs w:val="16"/>
+          <w:lang w:eastAsia="uk-UA"/>
+        </w:rPr>
+        <w:t>self</w:t>
+      </w:r>
+      <w:r>
+        <w:rPr>
+          <w:rFonts w:ascii="Consolas" w:eastAsia="Times New Roman" w:hAnsi="Consolas" w:cs="Times New Roman"/>
+          <w:color w:val="CCCCCC"/>
+          <w:kern w:val="0"/>
+          <w:sz w:val="16"/>
+          <w:szCs w:val="16"/>
+          <w:lang w:eastAsia="uk-UA"/>
+        </w:rPr>
+        <w:t>.</w:t>
+      </w:r>
+      <w:r>
+        <w:rPr>
+          <w:rFonts w:ascii="Consolas" w:eastAsia="Times New Roman" w:hAnsi="Consolas" w:cs="Times New Roman"/>
+          <w:color w:val="9CDCFE"/>
+          <w:kern w:val="0"/>
+          <w:sz w:val="16"/>
+          <w:szCs w:val="16"/>
+          <w:lang w:eastAsia="uk-UA"/>
+        </w:rPr>
+        <w:t>Name</w:t>
+      </w:r>
+      <w:r>
+        <w:rPr>
+          <w:rFonts w:ascii="Consolas" w:eastAsia="Times New Roman" w:hAnsi="Consolas" w:cs="Times New Roman"/>
+          <w:color w:val="569CD6"/>
+          <w:kern w:val="0"/>
+          <w:sz w:val="16"/>
+          <w:szCs w:val="16"/>
+          <w:lang w:eastAsia="uk-UA"/>
+        </w:rPr>
+        <w:t>}</w:t>
+      </w:r>
+      <w:r>
+        <w:rPr>
+          <w:rFonts w:ascii="Consolas" w:eastAsia="Times New Roman" w:hAnsi="Consolas" w:cs="Times New Roman"/>
+          <w:color w:val="CE9178"/>
+          <w:kern w:val="0"/>
+          <w:sz w:val="16"/>
+          <w:szCs w:val="16"/>
+          <w:lang w:eastAsia="uk-UA"/>
+        </w:rPr>
+        <w:t xml:space="preserve">, age: </w:t>
+      </w:r>
+      <w:r>
+        <w:rPr>
+          <w:rFonts w:ascii="Consolas" w:eastAsia="Times New Roman" w:hAnsi="Consolas" w:cs="Times New Roman"/>
+          <w:color w:val="569CD6"/>
+          <w:kern w:val="0"/>
+          <w:sz w:val="16"/>
+          <w:szCs w:val="16"/>
+          <w:lang w:eastAsia="uk-UA"/>
+        </w:rPr>
+        <w:t>{</w:t>
+      </w:r>
+      <w:r>
+        <w:rPr>
+          <w:rFonts w:ascii="Consolas" w:eastAsia="Times New Roman" w:hAnsi="Consolas" w:cs="Times New Roman"/>
+          <w:color w:val="9CDCFE"/>
+          <w:kern w:val="0"/>
+          <w:sz w:val="16"/>
+          <w:szCs w:val="16"/>
+          <w:lang w:eastAsia="uk-UA"/>
+        </w:rPr>
+        <w:t>self</w:t>
+      </w:r>
+      <w:r>
+        <w:rPr>
+          <w:rFonts w:ascii="Consolas" w:eastAsia="Times New Roman" w:hAnsi="Consolas" w:cs="Times New Roman"/>
+          <w:color w:val="CCCCCC"/>
+          <w:kern w:val="0"/>
+          <w:sz w:val="16"/>
+          <w:szCs w:val="16"/>
+          <w:lang w:eastAsia="uk-UA"/>
+        </w:rPr>
+        <w:t>.</w:t>
+      </w:r>
+      <w:r>
+        <w:rPr>
+          <w:rFonts w:ascii="Consolas" w:eastAsia="Times New Roman" w:hAnsi="Consolas" w:cs="Times New Roman"/>
+          <w:color w:val="9CDCFE"/>
+          <w:kern w:val="0"/>
+          <w:sz w:val="16"/>
+          <w:szCs w:val="16"/>
+          <w:lang w:eastAsia="uk-UA"/>
+        </w:rPr>
+        <w:t>_age</w:t>
+      </w:r>
+      <w:r>
+        <w:rPr>
+          <w:rFonts w:ascii="Consolas" w:eastAsia="Times New Roman" w:hAnsi="Consolas" w:cs="Times New Roman"/>
+          <w:color w:val="569CD6"/>
+          <w:kern w:val="0"/>
+          <w:sz w:val="16"/>
+          <w:szCs w:val="16"/>
+          <w:lang w:eastAsia="uk-UA"/>
+        </w:rPr>
+        <w:t>}</w:t>
+      </w:r>
+      <w:r>
+        <w:rPr>
+          <w:rFonts w:ascii="Consolas" w:eastAsia="Times New Roman" w:hAnsi="Consolas" w:cs="Times New Roman"/>
+          <w:color w:val="CE9178"/>
+          <w:kern w:val="0"/>
+          <w:sz w:val="16"/>
+          <w:szCs w:val="16"/>
+          <w:lang w:eastAsia="uk-UA"/>
+        </w:rPr>
+        <w:t xml:space="preserve">, hobby: </w:t>
+      </w:r>
+      <w:r>
+        <w:rPr>
+          <w:rFonts w:ascii="Consolas" w:eastAsia="Times New Roman" w:hAnsi="Consolas" w:cs="Times New Roman"/>
+          <w:color w:val="569CD6"/>
+          <w:kern w:val="0"/>
+          <w:sz w:val="16"/>
+          <w:szCs w:val="16"/>
+          <w:lang w:eastAsia="uk-UA"/>
+        </w:rPr>
+        <w:t>{</w:t>
+      </w:r>
+      <w:r>
+        <w:rPr>
+          <w:rFonts w:ascii="Consolas" w:eastAsia="Times New Roman" w:hAnsi="Consolas" w:cs="Times New Roman"/>
+          <w:color w:val="9CDCFE"/>
+          <w:kern w:val="0"/>
+          <w:sz w:val="16"/>
+          <w:szCs w:val="16"/>
+          <w:lang w:eastAsia="uk-UA"/>
+        </w:rPr>
+        <w:t>self</w:t>
+      </w:r>
+      <w:r>
+        <w:rPr>
+          <w:rFonts w:ascii="Consolas" w:eastAsia="Times New Roman" w:hAnsi="Consolas" w:cs="Times New Roman"/>
+          <w:color w:val="CCCCCC"/>
+          <w:kern w:val="0"/>
+          <w:sz w:val="16"/>
+          <w:szCs w:val="16"/>
+          <w:lang w:eastAsia="uk-UA"/>
+        </w:rPr>
+        <w:t>.</w:t>
+      </w:r>
+      <w:r>
+        <w:rPr>
+          <w:rFonts w:ascii="Consolas" w:eastAsia="Times New Roman" w:hAnsi="Consolas" w:cs="Times New Roman"/>
+          <w:color w:val="9CDCFE"/>
+          <w:kern w:val="0"/>
+          <w:sz w:val="16"/>
+          <w:szCs w:val="16"/>
+          <w:lang w:eastAsia="uk-UA"/>
+        </w:rPr>
+        <w:t>__hobby</w:t>
+      </w:r>
+      <w:r>
+        <w:rPr>
+          <w:rFonts w:ascii="Consolas" w:eastAsia="Times New Roman" w:hAnsi="Consolas" w:cs="Times New Roman"/>
+          <w:color w:val="569CD6"/>
+          <w:kern w:val="0"/>
+          <w:sz w:val="16"/>
+          <w:szCs w:val="16"/>
+          <w:lang w:eastAsia="uk-UA"/>
+        </w:rPr>
+        <w:t>}</w:t>
+      </w:r>
+      <w:r>
+        <w:rPr>
+          <w:rFonts w:ascii="Consolas" w:eastAsia="Times New Roman" w:hAnsi="Consolas" w:cs="Times New Roman"/>
+          <w:color w:val="CE9178"/>
+          <w:kern w:val="0"/>
+          <w:sz w:val="16"/>
+          <w:szCs w:val="16"/>
+          <w:lang w:eastAsia="uk-UA"/>
+        </w:rPr>
+        <w:t>"</w:t>
+      </w:r>
+    </w:p>
+    <w:p>
+      <w:pPr>
+        <w:shd w:val="clear" w:color="auto" w:fill="1F1F1F"/>
+        <w:spacing w:after="0" w:line="219" w:lineRule="atLeast"/>
+        <w:rPr>
+          <w:rFonts w:ascii="Consolas" w:eastAsia="Times New Roman" w:hAnsi="Consolas" w:cs="Times New Roman"/>
+          <w:color w:val="CCCCCC"/>
+          <w:kern w:val="0"/>
+          <w:sz w:val="16"/>
+          <w:szCs w:val="16"/>
+          <w:lang w:eastAsia="uk-UA"/>
+        </w:rPr>
+      </w:pPr>
+      <w:r>
+        <w:rPr>
+          <w:rFonts w:ascii="Consolas" w:eastAsia="Times New Roman" w:hAnsi="Consolas" w:cs="Times New Roman"/>
+          <w:color w:val="CCCCCC"/>
+          <w:kern w:val="0"/>
+          <w:sz w:val="16"/>
+          <w:szCs w:val="16"/>
+          <w:lang w:eastAsia="uk-UA"/>
+        </w:rPr>
+        <w:t xml:space="preserve">    </w:t>
+      </w:r>
+    </w:p>
+    <w:p>
+      <w:pPr>
+        <w:shd w:val="clear" w:color="auto" w:fill="1F1F1F"/>
+        <w:spacing w:after="0" w:line="219" w:lineRule="atLeast"/>
+        <w:rPr>
+          <w:rFonts w:ascii="Consolas" w:eastAsia="Times New Roman" w:hAnsi="Consolas" w:cs="Times New Roman"/>
+          <w:color w:val="CCCCCC"/>
+          <w:kern w:val="0"/>
+          <w:sz w:val="16"/>
+          <w:szCs w:val="16"/>
+          <w:lang w:eastAsia="uk-UA"/>
+        </w:rPr>
+      </w:pPr>
+      <w:r>
+        <w:rPr>
+          <w:rFonts w:ascii="Consolas" w:eastAsia="Times New Roman" w:hAnsi="Consolas" w:cs="Times New Roman"/>
+          <w:color w:val="CCCCCC"/>
+          <w:kern w:val="0"/>
+          <w:sz w:val="16"/>
+          <w:szCs w:val="16"/>
+          <w:lang w:eastAsia="uk-UA"/>
+        </w:rPr>
+        <w:lastRenderedPageBreak/>
+        <w:t xml:space="preserve">    </w:t>
+      </w:r>
+      <w:r>
+        <w:rPr>
+          <w:rFonts w:ascii="Consolas" w:eastAsia="Times New Roman" w:hAnsi="Consolas" w:cs="Times New Roman"/>
+          <w:color w:val="569CD6"/>
+          <w:kern w:val="0"/>
+          <w:sz w:val="16"/>
+          <w:szCs w:val="16"/>
+          <w:lang w:eastAsia="uk-UA"/>
+        </w:rPr>
+        <w:t>def</w:t>
+      </w:r>
+      <w:r>
+        <w:rPr>
+          <w:rFonts w:ascii="Consolas" w:eastAsia="Times New Roman" w:hAnsi="Consolas" w:cs="Times New Roman"/>
+          <w:color w:val="CCCCCC"/>
+          <w:kern w:val="0"/>
+          <w:sz w:val="16"/>
+          <w:szCs w:val="16"/>
+          <w:lang w:eastAsia="uk-UA"/>
+        </w:rPr>
+        <w:t xml:space="preserve"> </w:t>
+      </w:r>
+      <w:r>
+        <w:rPr>
+          <w:rFonts w:ascii="Consolas" w:eastAsia="Times New Roman" w:hAnsi="Consolas" w:cs="Times New Roman"/>
+          <w:color w:val="DCDCAA"/>
+          <w:kern w:val="0"/>
+          <w:sz w:val="16"/>
+          <w:szCs w:val="16"/>
+          <w:lang w:eastAsia="uk-UA"/>
+        </w:rPr>
+        <w:t>get_hobby</w:t>
+      </w:r>
+      <w:r>
+        <w:rPr>
+          <w:rFonts w:ascii="Consolas" w:eastAsia="Times New Roman" w:hAnsi="Consolas" w:cs="Times New Roman"/>
+          <w:color w:val="CCCCCC"/>
+          <w:kern w:val="0"/>
+          <w:sz w:val="16"/>
+          <w:szCs w:val="16"/>
+          <w:lang w:eastAsia="uk-UA"/>
+        </w:rPr>
+        <w:t>(</w:t>
+      </w:r>
+      <w:r>
+        <w:rPr>
+          <w:rFonts w:ascii="Consolas" w:eastAsia="Times New Roman" w:hAnsi="Consolas" w:cs="Times New Roman"/>
+          <w:color w:val="9CDCFE"/>
+          <w:kern w:val="0"/>
+          <w:sz w:val="16"/>
+          <w:szCs w:val="16"/>
+          <w:lang w:eastAsia="uk-UA"/>
+        </w:rPr>
+        <w:t>self</w:t>
+      </w:r>
+      <w:r>
+        <w:rPr>
+          <w:rFonts w:ascii="Consolas" w:eastAsia="Times New Roman" w:hAnsi="Consolas" w:cs="Times New Roman"/>
+          <w:color w:val="CCCCCC"/>
+          <w:kern w:val="0"/>
+          <w:sz w:val="16"/>
+          <w:szCs w:val="16"/>
+          <w:lang w:eastAsia="uk-UA"/>
+        </w:rPr>
+        <w:t>):</w:t>
+      </w:r>
+    </w:p>
+    <w:p>
+      <w:pPr>
+        <w:shd w:val="clear" w:color="auto" w:fill="1F1F1F"/>
+        <w:spacing w:after="0" w:line="219" w:lineRule="atLeast"/>
+        <w:rPr>
+          <w:rFonts w:ascii="Consolas" w:eastAsia="Times New Roman" w:hAnsi="Consolas" w:cs="Times New Roman"/>
+          <w:color w:val="CCCCCC"/>
+          <w:kern w:val="0"/>
+          <w:sz w:val="16"/>
+          <w:szCs w:val="16"/>
+          <w:lang w:eastAsia="uk-UA"/>
+        </w:rPr>
+      </w:pPr>
+      <w:r>
+        <w:rPr>
+          <w:rFonts w:ascii="Consolas" w:eastAsia="Times New Roman" w:hAnsi="Consolas" w:cs="Times New Roman"/>
+          <w:color w:val="CCCCCC"/>
+          <w:kern w:val="0"/>
+          <w:sz w:val="16"/>
+          <w:szCs w:val="16"/>
+          <w:lang w:eastAsia="uk-UA"/>
+        </w:rPr>
+        <w:t xml:space="preserve">        </w:t>
+      </w:r>
+      <w:r>
+        <w:rPr>
+          <w:rFonts w:ascii="Consolas" w:eastAsia="Times New Roman" w:hAnsi="Consolas" w:cs="Times New Roman"/>
+          <w:color w:val="C586C0"/>
+          <w:kern w:val="0"/>
+          <w:sz w:val="16"/>
+          <w:szCs w:val="16"/>
+          <w:lang w:eastAsia="uk-UA"/>
+        </w:rPr>
+        <w:t>return</w:t>
+      </w:r>
+      <w:r>
+        <w:rPr>
+          <w:rFonts w:ascii="Consolas" w:eastAsia="Times New Roman" w:hAnsi="Consolas" w:cs="Times New Roman"/>
+          <w:color w:val="CCCCCC"/>
+          <w:kern w:val="0"/>
+          <w:sz w:val="16"/>
+          <w:szCs w:val="16"/>
+          <w:lang w:eastAsia="uk-UA"/>
+        </w:rPr>
+        <w:t xml:space="preserve"> </w:t>
+      </w:r>
+      <w:r>
+        <w:rPr>
+          <w:rFonts w:ascii="Consolas" w:eastAsia="Times New Roman" w:hAnsi="Consolas" w:cs="Times New Roman"/>
+          <w:color w:val="9CDCFE"/>
+          <w:kern w:val="0"/>
+          <w:sz w:val="16"/>
+          <w:szCs w:val="16"/>
+          <w:lang w:eastAsia="uk-UA"/>
+        </w:rPr>
+        <w:t>self</w:t>
+      </w:r>
+      <w:r>
+        <w:rPr>
+          <w:rFonts w:ascii="Consolas" w:eastAsia="Times New Roman" w:hAnsi="Consolas" w:cs="Times New Roman"/>
+          <w:color w:val="CCCCCC"/>
+          <w:kern w:val="0"/>
+          <w:sz w:val="16"/>
+          <w:szCs w:val="16"/>
+          <w:lang w:eastAsia="uk-UA"/>
+        </w:rPr>
+        <w:t>.</w:t>
+      </w:r>
+      <w:r>
+        <w:rPr>
+          <w:rFonts w:ascii="Consolas" w:eastAsia="Times New Roman" w:hAnsi="Consolas" w:cs="Times New Roman"/>
+          <w:color w:val="9CDCFE"/>
+          <w:kern w:val="0"/>
+          <w:sz w:val="16"/>
+          <w:szCs w:val="16"/>
+          <w:lang w:eastAsia="uk-UA"/>
+        </w:rPr>
+        <w:t>__hobby</w:t>
+      </w:r>
+    </w:p>
+    <w:p>
+      <w:pPr>
+        <w:shd w:val="clear" w:color="auto" w:fill="1F1F1F"/>
+        <w:spacing w:after="0" w:line="219" w:lineRule="atLeast"/>
+        <w:rPr>
+          <w:rFonts w:ascii="Consolas" w:eastAsia="Times New Roman" w:hAnsi="Consolas" w:cs="Times New Roman"/>
+          <w:color w:val="CCCCCC"/>
+          <w:kern w:val="0"/>
+          <w:sz w:val="16"/>
+          <w:szCs w:val="16"/>
+          <w:lang w:eastAsia="uk-UA"/>
+        </w:rPr>
+      </w:pPr>
+      <w:r>
+        <w:rPr>
+          <w:rFonts w:ascii="Consolas" w:eastAsia="Times New Roman" w:hAnsi="Consolas" w:cs="Times New Roman"/>
+          <w:color w:val="CCCCCC"/>
+          <w:kern w:val="0"/>
+          <w:sz w:val="16"/>
+          <w:szCs w:val="16"/>
+          <w:lang w:eastAsia="uk-UA"/>
+        </w:rPr>
+        <w:t xml:space="preserve">    </w:t>
+      </w:r>
+    </w:p>
+    <w:p>
+      <w:pPr>
+        <w:shd w:val="clear" w:color="auto" w:fill="1F1F1F"/>
+        <w:spacing w:after="0" w:line="219" w:lineRule="atLeast"/>
+        <w:rPr>
+          <w:rFonts w:ascii="Consolas" w:eastAsia="Times New Roman" w:hAnsi="Consolas" w:cs="Times New Roman"/>
+          <w:color w:val="CCCCCC"/>
+          <w:kern w:val="0"/>
+          <w:sz w:val="16"/>
+          <w:szCs w:val="16"/>
+          <w:lang w:eastAsia="uk-UA"/>
+        </w:rPr>
+      </w:pPr>
+      <w:r>
+        <w:rPr>
+          <w:rFonts w:ascii="Consolas" w:eastAsia="Times New Roman" w:hAnsi="Consolas" w:cs="Times New Roman"/>
+          <w:color w:val="CCCCCC"/>
+          <w:kern w:val="0"/>
+          <w:sz w:val="16"/>
+          <w:szCs w:val="16"/>
+          <w:lang w:eastAsia="uk-UA"/>
+        </w:rPr>
+        <w:t xml:space="preserve">    </w:t>
+      </w:r>
+      <w:r>
+        <w:rPr>
+          <w:rFonts w:ascii="Consolas" w:eastAsia="Times New Roman" w:hAnsi="Consolas" w:cs="Times New Roman"/>
+          <w:color w:val="569CD6"/>
+          <w:kern w:val="0"/>
+          <w:sz w:val="16"/>
+          <w:szCs w:val="16"/>
+          <w:lang w:eastAsia="uk-UA"/>
+        </w:rPr>
+        <w:t>def</w:t>
+      </w:r>
+      <w:r>
+        <w:rPr>
+          <w:rFonts w:ascii="Consolas" w:eastAsia="Times New Roman" w:hAnsi="Consolas" w:cs="Times New Roman"/>
+          <w:color w:val="CCCCCC"/>
+          <w:kern w:val="0"/>
+          <w:sz w:val="16"/>
+          <w:szCs w:val="16"/>
+          <w:lang w:eastAsia="uk-UA"/>
+        </w:rPr>
+        <w:t xml:space="preserve"> </w:t>
+      </w:r>
+      <w:r>
+        <w:rPr>
+          <w:rFonts w:ascii="Consolas" w:eastAsia="Times New Roman" w:hAnsi="Consolas" w:cs="Times New Roman"/>
+          <w:color w:val="DCDCAA"/>
+          <w:kern w:val="0"/>
+          <w:sz w:val="16"/>
+          <w:szCs w:val="16"/>
+          <w:lang w:eastAsia="uk-UA"/>
+        </w:rPr>
+        <w:t>set_hobby</w:t>
+      </w:r>
+      <w:r>
+        <w:rPr>
+          <w:rFonts w:ascii="Consolas" w:eastAsia="Times New Roman" w:hAnsi="Consolas" w:cs="Times New Roman"/>
+          <w:color w:val="CCCCCC"/>
+          <w:kern w:val="0"/>
+          <w:sz w:val="16"/>
+          <w:szCs w:val="16"/>
+          <w:lang w:eastAsia="uk-UA"/>
+        </w:rPr>
+        <w:t>(</w:t>
+      </w:r>
+      <w:r>
+        <w:rPr>
+          <w:rFonts w:ascii="Consolas" w:eastAsia="Times New Roman" w:hAnsi="Consolas" w:cs="Times New Roman"/>
+          <w:color w:val="9CDCFE"/>
+          <w:kern w:val="0"/>
+          <w:sz w:val="16"/>
+          <w:szCs w:val="16"/>
+          <w:lang w:eastAsia="uk-UA"/>
+        </w:rPr>
+        <w:t>self</w:t>
+      </w:r>
+      <w:r>
+        <w:rPr>
+          <w:rFonts w:ascii="Consolas" w:eastAsia="Times New Roman" w:hAnsi="Consolas" w:cs="Times New Roman"/>
+          <w:color w:val="CCCCCC"/>
+          <w:kern w:val="0"/>
+          <w:sz w:val="16"/>
+          <w:szCs w:val="16"/>
+          <w:lang w:eastAsia="uk-UA"/>
+        </w:rPr>
+        <w:t xml:space="preserve">, </w:t>
+      </w:r>
+      <w:r>
+        <w:rPr>
+          <w:rFonts w:ascii="Consolas" w:eastAsia="Times New Roman" w:hAnsi="Consolas" w:cs="Times New Roman"/>
+          <w:color w:val="9CDCFE"/>
+          <w:kern w:val="0"/>
+          <w:sz w:val="16"/>
+          <w:szCs w:val="16"/>
+          <w:lang w:eastAsia="uk-UA"/>
+        </w:rPr>
+        <w:t>hobby</w:t>
+      </w:r>
+      <w:r>
+        <w:rPr>
+          <w:rFonts w:ascii="Consolas" w:eastAsia="Times New Roman" w:hAnsi="Consolas" w:cs="Times New Roman"/>
+          <w:color w:val="CCCCCC"/>
+          <w:kern w:val="0"/>
+          <w:sz w:val="16"/>
+          <w:szCs w:val="16"/>
+          <w:lang w:eastAsia="uk-UA"/>
+        </w:rPr>
+        <w:t>):</w:t>
+      </w:r>
+    </w:p>
+    <w:p>
+      <w:pPr>
+        <w:shd w:val="clear" w:color="auto" w:fill="1F1F1F"/>
+        <w:spacing w:after="0" w:line="219" w:lineRule="atLeast"/>
+        <w:rPr>
+          <w:rFonts w:ascii="Consolas" w:eastAsia="Times New Roman" w:hAnsi="Consolas" w:cs="Times New Roman"/>
+          <w:color w:val="CCCCCC"/>
+          <w:kern w:val="0"/>
+          <w:sz w:val="16"/>
+          <w:szCs w:val="16"/>
+          <w:lang w:eastAsia="uk-UA"/>
+        </w:rPr>
+      </w:pPr>
+      <w:r>
+        <w:rPr>
+          <w:rFonts w:ascii="Consolas" w:eastAsia="Times New Roman" w:hAnsi="Consolas" w:cs="Times New Roman"/>
+          <w:color w:val="CCCCCC"/>
+          <w:kern w:val="0"/>
+          <w:sz w:val="16"/>
+          <w:szCs w:val="16"/>
+          <w:lang w:eastAsia="uk-UA"/>
+        </w:rPr>
+        <w:t xml:space="preserve">        </w:t>
+      </w:r>
+      <w:r>
+        <w:rPr>
+          <w:rFonts w:ascii="Consolas" w:eastAsia="Times New Roman" w:hAnsi="Consolas" w:cs="Times New Roman"/>
+          <w:color w:val="9CDCFE"/>
+          <w:kern w:val="0"/>
+          <w:sz w:val="16"/>
+          <w:szCs w:val="16"/>
+          <w:lang w:eastAsia="uk-UA"/>
+        </w:rPr>
+        <w:t>self</w:t>
+      </w:r>
+      <w:r>
+        <w:rPr>
+          <w:rFonts w:ascii="Consolas" w:eastAsia="Times New Roman" w:hAnsi="Consolas" w:cs="Times New Roman"/>
+          <w:color w:val="CCCCCC"/>
+          <w:kern w:val="0"/>
+          <w:sz w:val="16"/>
+          <w:szCs w:val="16"/>
+          <w:lang w:eastAsia="uk-UA"/>
+        </w:rPr>
+        <w:t>.</w:t>
+      </w:r>
+      <w:r>
+        <w:rPr>
+          <w:rFonts w:ascii="Consolas" w:eastAsia="Times New Roman" w:hAnsi="Consolas" w:cs="Times New Roman"/>
+          <w:color w:val="9CDCFE"/>
+          <w:kern w:val="0"/>
+          <w:sz w:val="16"/>
+          <w:szCs w:val="16"/>
+          <w:lang w:eastAsia="uk-UA"/>
+        </w:rPr>
+        <w:t>__hobby</w:t>
+      </w:r>
+      <w:r>
+        <w:rPr>
+          <w:rFonts w:ascii="Consolas" w:eastAsia="Times New Roman" w:hAnsi="Consolas" w:cs="Times New Roman"/>
+          <w:color w:val="CCCCCC"/>
+          <w:kern w:val="0"/>
+          <w:sz w:val="16"/>
+          <w:szCs w:val="16"/>
+          <w:lang w:eastAsia="uk-UA"/>
+        </w:rPr>
+        <w:t xml:space="preserve"> </w:t>
+      </w:r>
+      <w:r>
+        <w:rPr>
+          <w:rFonts w:ascii="Consolas" w:eastAsia="Times New Roman" w:hAnsi="Consolas" w:cs="Times New Roman"/>
+          <w:color w:val="D4D4D4"/>
+          <w:kern w:val="0"/>
+          <w:sz w:val="16"/>
+          <w:szCs w:val="16"/>
+          <w:lang w:eastAsia="uk-UA"/>
+        </w:rPr>
+        <w:t>=</w:t>
+      </w:r>
+      <w:r>
+        <w:rPr>
+          <w:rFonts w:ascii="Consolas" w:eastAsia="Times New Roman" w:hAnsi="Consolas" w:cs="Times New Roman"/>
+          <w:color w:val="CCCCCC"/>
+          <w:kern w:val="0"/>
+          <w:sz w:val="16"/>
+          <w:szCs w:val="16"/>
+          <w:lang w:eastAsia="uk-UA"/>
+        </w:rPr>
+        <w:t xml:space="preserve"> </w:t>
+      </w:r>
+      <w:r>
+        <w:rPr>
+          <w:rFonts w:ascii="Consolas" w:eastAsia="Times New Roman" w:hAnsi="Consolas" w:cs="Times New Roman"/>
+          <w:color w:val="9CDCFE"/>
+          <w:kern w:val="0"/>
+          <w:sz w:val="16"/>
+          <w:szCs w:val="16"/>
+          <w:lang w:eastAsia="uk-UA"/>
+        </w:rPr>
+        <w:t>hobby</w:t>
+      </w:r>
+    </w:p>
+    <w:p>
+      <w:pPr>
+        <w:shd w:val="clear" w:color="auto" w:fill="1F1F1F"/>
+        <w:spacing w:after="0" w:line="219" w:lineRule="atLeast"/>
+        <w:rPr>
+          <w:rFonts w:ascii="Consolas" w:eastAsia="Times New Roman" w:hAnsi="Consolas" w:cs="Times New Roman"/>
+          <w:color w:val="CCCCCC"/>
+          <w:kern w:val="0"/>
+          <w:sz w:val="16"/>
+          <w:szCs w:val="16"/>
+          <w:lang w:eastAsia="uk-UA"/>
+        </w:rPr>
+      </w:pPr>
+      <w:r>
+        <w:rPr>
+          <w:rFonts w:ascii="Consolas" w:eastAsia="Times New Roman" w:hAnsi="Consolas" w:cs="Times New Roman"/>
+          <w:color w:val="CCCCCC"/>
+          <w:kern w:val="0"/>
+          <w:sz w:val="16"/>
+          <w:szCs w:val="16"/>
+          <w:lang w:eastAsia="uk-UA"/>
+        </w:rPr>
+        <w:t xml:space="preserve">    </w:t>
+      </w:r>
+    </w:p>
+    <w:p>
+      <w:pPr>
+        <w:shd w:val="clear" w:color="auto" w:fill="1F1F1F"/>
+        <w:spacing w:after="0" w:line="219" w:lineRule="atLeast"/>
+        <w:rPr>
+          <w:rFonts w:ascii="Consolas" w:eastAsia="Times New Roman" w:hAnsi="Consolas" w:cs="Times New Roman"/>
+          <w:color w:val="CCCCCC"/>
+          <w:kern w:val="0"/>
+          <w:sz w:val="16"/>
+          <w:szCs w:val="16"/>
+          <w:lang w:eastAsia="uk-UA"/>
+        </w:rPr>
+      </w:pPr>
+    </w:p>
+    <w:p>
+      <w:pPr>
+        <w:shd w:val="clear" w:color="auto" w:fill="1F1F1F"/>
+        <w:spacing w:after="0" w:line="219" w:lineRule="atLeast"/>
+        <w:rPr>
+          <w:rFonts w:ascii="Consolas" w:eastAsia="Times New Roman" w:hAnsi="Consolas" w:cs="Times New Roman"/>
+          <w:color w:val="CCCCCC"/>
+          <w:kern w:val="0"/>
+          <w:sz w:val="16"/>
+          <w:szCs w:val="16"/>
+          <w:lang w:eastAsia="uk-UA"/>
+        </w:rPr>
+      </w:pPr>
+      <w:r>
+        <w:rPr>
+          <w:rFonts w:ascii="Consolas" w:eastAsia="Times New Roman" w:hAnsi="Consolas" w:cs="Times New Roman"/>
+          <w:color w:val="9CDCFE"/>
+          <w:kern w:val="0"/>
+          <w:sz w:val="16"/>
+          <w:szCs w:val="16"/>
+          <w:lang w:eastAsia="uk-UA"/>
+        </w:rPr>
+        <w:t>ivan</w:t>
+      </w:r>
+      <w:r>
+        <w:rPr>
+          <w:rFonts w:ascii="Consolas" w:eastAsia="Times New Roman" w:hAnsi="Consolas" w:cs="Times New Roman"/>
+          <w:color w:val="CCCCCC"/>
+          <w:kern w:val="0"/>
+          <w:sz w:val="16"/>
+          <w:szCs w:val="16"/>
+          <w:lang w:eastAsia="uk-UA"/>
+        </w:rPr>
+        <w:t xml:space="preserve"> </w:t>
+      </w:r>
+      <w:r>
+        <w:rPr>
+          <w:rFonts w:ascii="Consolas" w:eastAsia="Times New Roman" w:hAnsi="Consolas" w:cs="Times New Roman"/>
+          <w:color w:val="D4D4D4"/>
+          <w:kern w:val="0"/>
+          <w:sz w:val="16"/>
+          <w:szCs w:val="16"/>
+          <w:lang w:eastAsia="uk-UA"/>
+        </w:rPr>
+        <w:t>=</w:t>
+      </w:r>
+      <w:r>
+        <w:rPr>
+          <w:rFonts w:ascii="Consolas" w:eastAsia="Times New Roman" w:hAnsi="Consolas" w:cs="Times New Roman"/>
+          <w:color w:val="CCCCCC"/>
+          <w:kern w:val="0"/>
+          <w:sz w:val="16"/>
+          <w:szCs w:val="16"/>
+          <w:lang w:eastAsia="uk-UA"/>
+        </w:rPr>
+        <w:t xml:space="preserve"> </w:t>
+      </w:r>
+      <w:r>
+        <w:rPr>
+          <w:rFonts w:ascii="Consolas" w:eastAsia="Times New Roman" w:hAnsi="Consolas" w:cs="Times New Roman"/>
+          <w:color w:val="4EC9B0"/>
+          <w:kern w:val="0"/>
+          <w:sz w:val="16"/>
+          <w:szCs w:val="16"/>
+          <w:lang w:eastAsia="uk-UA"/>
+        </w:rPr>
+        <w:t>Student</w:t>
+      </w:r>
+      <w:r>
+        <w:rPr>
+          <w:rFonts w:ascii="Consolas" w:eastAsia="Times New Roman" w:hAnsi="Consolas" w:cs="Times New Roman"/>
+          <w:color w:val="CCCCCC"/>
+          <w:kern w:val="0"/>
+          <w:sz w:val="16"/>
+          <w:szCs w:val="16"/>
+          <w:lang w:eastAsia="uk-UA"/>
+        </w:rPr>
+        <w:t>(</w:t>
+      </w:r>
+      <w:r>
+        <w:rPr>
+          <w:rFonts w:ascii="Consolas" w:eastAsia="Times New Roman" w:hAnsi="Consolas" w:cs="Times New Roman"/>
+          <w:color w:val="CE9178"/>
+          <w:kern w:val="0"/>
+          <w:sz w:val="16"/>
+          <w:szCs w:val="16"/>
+          <w:lang w:eastAsia="uk-UA"/>
+        </w:rPr>
+        <w:t>"Ivan"</w:t>
+      </w:r>
+      <w:r>
+        <w:rPr>
+          <w:rFonts w:ascii="Consolas" w:eastAsia="Times New Roman" w:hAnsi="Consolas" w:cs="Times New Roman"/>
+          <w:color w:val="CCCCCC"/>
+          <w:kern w:val="0"/>
+          <w:sz w:val="16"/>
+          <w:szCs w:val="16"/>
+          <w:lang w:eastAsia="uk-UA"/>
+        </w:rPr>
+        <w:t>)</w:t>
+      </w:r>
+    </w:p>
+    <w:p>
+      <w:pPr>
+        <w:shd w:val="clear" w:color="auto" w:fill="1F1F1F"/>
+        <w:spacing w:after="0" w:line="219" w:lineRule="atLeast"/>
+        <w:rPr>
+          <w:rFonts w:ascii="Consolas" w:eastAsia="Times New Roman" w:hAnsi="Consolas" w:cs="Times New Roman"/>
+          <w:color w:val="CCCCCC"/>
+          <w:kern w:val="0"/>
+          <w:sz w:val="16"/>
+          <w:szCs w:val="16"/>
+          <w:lang w:eastAsia="uk-UA"/>
+        </w:rPr>
+      </w:pPr>
+      <w:r>
+        <w:rPr>
+          <w:rFonts w:ascii="Consolas" w:eastAsia="Times New Roman" w:hAnsi="Consolas" w:cs="Times New Roman"/>
+          <w:color w:val="DCDCAA"/>
+          <w:kern w:val="0"/>
+          <w:sz w:val="16"/>
+          <w:szCs w:val="16"/>
+          <w:lang w:eastAsia="uk-UA"/>
+        </w:rPr>
+        <w:t>print</w:t>
+      </w:r>
+      <w:r>
+        <w:rPr>
+          <w:rFonts w:ascii="Consolas" w:eastAsia="Times New Roman" w:hAnsi="Consolas" w:cs="Times New Roman"/>
+          <w:color w:val="CCCCCC"/>
+          <w:kern w:val="0"/>
+          <w:sz w:val="16"/>
+          <w:szCs w:val="16"/>
+          <w:lang w:eastAsia="uk-UA"/>
+        </w:rPr>
+        <w:t>(</w:t>
+      </w:r>
+      <w:r>
+        <w:rPr>
+          <w:rFonts w:ascii="Consolas" w:eastAsia="Times New Roman" w:hAnsi="Consolas" w:cs="Times New Roman"/>
+          <w:color w:val="CE9178"/>
+          <w:kern w:val="0"/>
+          <w:sz w:val="16"/>
+          <w:szCs w:val="16"/>
+          <w:lang w:eastAsia="uk-UA"/>
+        </w:rPr>
+        <w:t>"name = "</w:t>
+      </w:r>
+      <w:r>
+        <w:rPr>
+          <w:rFonts w:ascii="Consolas" w:eastAsia="Times New Roman" w:hAnsi="Consolas" w:cs="Times New Roman"/>
+          <w:color w:val="CCCCCC"/>
+          <w:kern w:val="0"/>
+          <w:sz w:val="16"/>
+          <w:szCs w:val="16"/>
+          <w:lang w:eastAsia="uk-UA"/>
+        </w:rPr>
+        <w:t xml:space="preserve">, </w:t>
+      </w:r>
+      <w:r>
+        <w:rPr>
+          <w:rFonts w:ascii="Consolas" w:eastAsia="Times New Roman" w:hAnsi="Consolas" w:cs="Times New Roman"/>
+          <w:color w:val="9CDCFE"/>
+          <w:kern w:val="0"/>
+          <w:sz w:val="16"/>
+          <w:szCs w:val="16"/>
+          <w:lang w:eastAsia="uk-UA"/>
+        </w:rPr>
+        <w:t>ivan</w:t>
+      </w:r>
+      <w:r>
+        <w:rPr>
+          <w:rFonts w:ascii="Consolas" w:eastAsia="Times New Roman" w:hAnsi="Consolas" w:cs="Times New Roman"/>
+          <w:color w:val="CCCCCC"/>
+          <w:kern w:val="0"/>
+          <w:sz w:val="16"/>
+          <w:szCs w:val="16"/>
+          <w:lang w:eastAsia="uk-UA"/>
+        </w:rPr>
+        <w:t>.</w:t>
+      </w:r>
+      <w:r>
+        <w:rPr>
+          <w:rFonts w:ascii="Consolas" w:eastAsia="Times New Roman" w:hAnsi="Consolas" w:cs="Times New Roman"/>
+          <w:color w:val="9CDCFE"/>
+          <w:kern w:val="0"/>
+          <w:sz w:val="16"/>
+          <w:szCs w:val="16"/>
+          <w:lang w:eastAsia="uk-UA"/>
+        </w:rPr>
+        <w:t>Name</w:t>
+      </w:r>
+      <w:r>
+        <w:rPr>
+          <w:rFonts w:ascii="Consolas" w:eastAsia="Times New Roman" w:hAnsi="Consolas" w:cs="Times New Roman"/>
+          <w:color w:val="CCCCCC"/>
+          <w:kern w:val="0"/>
+          <w:sz w:val="16"/>
+          <w:szCs w:val="16"/>
+          <w:lang w:eastAsia="uk-UA"/>
+        </w:rPr>
+        <w:t>)</w:t>
+      </w:r>
+    </w:p>
+    <w:p>
+      <w:pPr>
+        <w:shd w:val="clear" w:color="auto" w:fill="1F1F1F"/>
+        <w:spacing w:after="0" w:line="219" w:lineRule="atLeast"/>
+        <w:rPr>
+          <w:rFonts w:ascii="Consolas" w:eastAsia="Times New Roman" w:hAnsi="Consolas" w:cs="Times New Roman"/>
+          <w:color w:val="CCCCCC"/>
+          <w:kern w:val="0"/>
+          <w:sz w:val="16"/>
+          <w:szCs w:val="16"/>
+          <w:lang w:eastAsia="uk-UA"/>
+        </w:rPr>
+      </w:pPr>
+      <w:r>
+        <w:rPr>
+          <w:rFonts w:ascii="Consolas" w:eastAsia="Times New Roman" w:hAnsi="Consolas" w:cs="Times New Roman"/>
+          <w:color w:val="DCDCAA"/>
+          <w:kern w:val="0"/>
+          <w:sz w:val="16"/>
+          <w:szCs w:val="16"/>
+          <w:lang w:eastAsia="uk-UA"/>
+        </w:rPr>
+        <w:t>print</w:t>
+      </w:r>
+      <w:r>
+        <w:rPr>
+          <w:rFonts w:ascii="Consolas" w:eastAsia="Times New Roman" w:hAnsi="Consolas" w:cs="Times New Roman"/>
+          <w:color w:val="CCCCCC"/>
+          <w:kern w:val="0"/>
+          <w:sz w:val="16"/>
+          <w:szCs w:val="16"/>
+          <w:lang w:eastAsia="uk-UA"/>
+        </w:rPr>
+        <w:t>(</w:t>
+      </w:r>
+      <w:r>
+        <w:rPr>
+          <w:rFonts w:ascii="Consolas" w:eastAsia="Times New Roman" w:hAnsi="Consolas" w:cs="Times New Roman"/>
+          <w:color w:val="CE9178"/>
+          <w:kern w:val="0"/>
+          <w:sz w:val="16"/>
+          <w:szCs w:val="16"/>
+          <w:lang w:eastAsia="uk-UA"/>
+        </w:rPr>
+        <w:t>"age = "</w:t>
+      </w:r>
+      <w:r>
+        <w:rPr>
+          <w:rFonts w:ascii="Consolas" w:eastAsia="Times New Roman" w:hAnsi="Consolas" w:cs="Times New Roman"/>
+          <w:color w:val="CCCCCC"/>
+          <w:kern w:val="0"/>
+          <w:sz w:val="16"/>
+          <w:szCs w:val="16"/>
+          <w:lang w:eastAsia="uk-UA"/>
+        </w:rPr>
+        <w:t xml:space="preserve">, </w:t>
+      </w:r>
+      <w:r>
+        <w:rPr>
+          <w:rFonts w:ascii="Consolas" w:eastAsia="Times New Roman" w:hAnsi="Consolas" w:cs="Times New Roman"/>
+          <w:color w:val="9CDCFE"/>
+          <w:kern w:val="0"/>
+          <w:sz w:val="16"/>
+          <w:szCs w:val="16"/>
+          <w:lang w:eastAsia="uk-UA"/>
+        </w:rPr>
+        <w:t>ivan</w:t>
+      </w:r>
+      <w:r>
+        <w:rPr>
+          <w:rFonts w:ascii="Consolas" w:eastAsia="Times New Roman" w:hAnsi="Consolas" w:cs="Times New Roman"/>
+          <w:color w:val="CCCCCC"/>
+          <w:kern w:val="0"/>
+          <w:sz w:val="16"/>
+          <w:szCs w:val="16"/>
+          <w:lang w:eastAsia="uk-UA"/>
+        </w:rPr>
+        <w:t>.</w:t>
+      </w:r>
+      <w:r>
+        <w:rPr>
+          <w:rFonts w:ascii="Consolas" w:eastAsia="Times New Roman" w:hAnsi="Consolas" w:cs="Times New Roman"/>
+          <w:color w:val="9CDCFE"/>
+          <w:kern w:val="0"/>
+          <w:sz w:val="16"/>
+          <w:szCs w:val="16"/>
+          <w:lang w:eastAsia="uk-UA"/>
+        </w:rPr>
+        <w:t>_age</w:t>
+      </w:r>
+      <w:r>
+        <w:rPr>
+          <w:rFonts w:ascii="Consolas" w:eastAsia="Times New Roman" w:hAnsi="Consolas" w:cs="Times New Roman"/>
+          <w:color w:val="CCCCCC"/>
+          <w:kern w:val="0"/>
+          <w:sz w:val="16"/>
+          <w:szCs w:val="16"/>
+          <w:lang w:eastAsia="uk-UA"/>
+        </w:rPr>
+        <w:t xml:space="preserve">) </w:t>
+      </w:r>
+      <w:r>
+        <w:rPr>
+          <w:rFonts w:ascii="Consolas" w:eastAsia="Times New Roman" w:hAnsi="Consolas" w:cs="Times New Roman"/>
+          <w:color w:val="6A9955"/>
+          <w:kern w:val="0"/>
+          <w:sz w:val="16"/>
+          <w:szCs w:val="16"/>
+          <w:lang w:eastAsia="uk-UA"/>
+        </w:rPr>
+        <w:t># доступ до protected змінної</w:t>
+      </w:r>
+    </w:p>
+    <w:p>
+      <w:pPr>
+        <w:shd w:val="clear" w:color="auto" w:fill="1F1F1F"/>
+        <w:spacing w:after="0" w:line="219" w:lineRule="atLeast"/>
+        <w:rPr>
+          <w:rFonts w:ascii="Consolas" w:eastAsia="Times New Roman" w:hAnsi="Consolas" w:cs="Times New Roman"/>
+          <w:color w:val="CCCCCC"/>
+          <w:kern w:val="0"/>
+          <w:sz w:val="16"/>
+          <w:szCs w:val="16"/>
+          <w:lang w:eastAsia="uk-UA"/>
+        </w:rPr>
+      </w:pPr>
+      <w:r>
+        <w:rPr>
+          <w:rFonts w:ascii="Consolas" w:eastAsia="Times New Roman" w:hAnsi="Consolas" w:cs="Times New Roman"/>
+          <w:color w:val="6A9955"/>
+          <w:kern w:val="0"/>
+          <w:sz w:val="16"/>
+          <w:szCs w:val="16"/>
+          <w:lang w:eastAsia="uk-UA"/>
+        </w:rPr>
+        <w:t># print("hobby = ", ivan.__hobby) # доступу до приватної змінної немає</w:t>
+      </w:r>
+    </w:p>
+    <w:p>
+      <w:pPr>
+        <w:shd w:val="clear" w:color="auto" w:fill="1F1F1F"/>
+        <w:spacing w:after="0" w:line="219" w:lineRule="atLeast"/>
+        <w:rPr>
+          <w:rFonts w:ascii="Consolas" w:eastAsia="Times New Roman" w:hAnsi="Consolas" w:cs="Times New Roman"/>
+          <w:color w:val="CCCCCC"/>
+          <w:kern w:val="0"/>
+          <w:sz w:val="16"/>
+          <w:szCs w:val="16"/>
+          <w:lang w:eastAsia="uk-UA"/>
+        </w:rPr>
+      </w:pPr>
+      <w:r>
+        <w:rPr>
+          <w:rFonts w:ascii="Consolas" w:eastAsia="Times New Roman" w:hAnsi="Consolas" w:cs="Times New Roman"/>
+          <w:color w:val="DCDCAA"/>
+          <w:kern w:val="0"/>
+          <w:sz w:val="16"/>
+          <w:szCs w:val="16"/>
+          <w:lang w:eastAsia="uk-UA"/>
+        </w:rPr>
+        <w:t>print</w:t>
+      </w:r>
+      <w:r>
+        <w:rPr>
+          <w:rFonts w:ascii="Consolas" w:eastAsia="Times New Roman" w:hAnsi="Consolas" w:cs="Times New Roman"/>
+          <w:color w:val="CCCCCC"/>
+          <w:kern w:val="0"/>
+          <w:sz w:val="16"/>
+          <w:szCs w:val="16"/>
+          <w:lang w:eastAsia="uk-UA"/>
+        </w:rPr>
+        <w:t>(</w:t>
+      </w:r>
+      <w:r>
+        <w:rPr>
+          <w:rFonts w:ascii="Consolas" w:eastAsia="Times New Roman" w:hAnsi="Consolas" w:cs="Times New Roman"/>
+          <w:color w:val="CE9178"/>
+          <w:kern w:val="0"/>
+          <w:sz w:val="16"/>
+          <w:szCs w:val="16"/>
+          <w:lang w:eastAsia="uk-UA"/>
+        </w:rPr>
+        <w:t>"hobby = "</w:t>
+      </w:r>
+      <w:r>
+        <w:rPr>
+          <w:rFonts w:ascii="Consolas" w:eastAsia="Times New Roman" w:hAnsi="Consolas" w:cs="Times New Roman"/>
+          <w:color w:val="CCCCCC"/>
+          <w:kern w:val="0"/>
+          <w:sz w:val="16"/>
+          <w:szCs w:val="16"/>
+          <w:lang w:eastAsia="uk-UA"/>
+        </w:rPr>
+        <w:t xml:space="preserve">, </w:t>
+      </w:r>
+      <w:r>
+        <w:rPr>
+          <w:rFonts w:ascii="Consolas" w:eastAsia="Times New Roman" w:hAnsi="Consolas" w:cs="Times New Roman"/>
+          <w:color w:val="9CDCFE"/>
+          <w:kern w:val="0"/>
+          <w:sz w:val="16"/>
+          <w:szCs w:val="16"/>
+          <w:lang w:eastAsia="uk-UA"/>
+        </w:rPr>
+        <w:t>ivan</w:t>
+      </w:r>
+      <w:r>
+        <w:rPr>
+          <w:rFonts w:ascii="Consolas" w:eastAsia="Times New Roman" w:hAnsi="Consolas" w:cs="Times New Roman"/>
+          <w:color w:val="CCCCCC"/>
+          <w:kern w:val="0"/>
+          <w:sz w:val="16"/>
+          <w:szCs w:val="16"/>
+          <w:lang w:eastAsia="uk-UA"/>
+        </w:rPr>
+        <w:t>.</w:t>
+      </w:r>
+      <w:r>
+        <w:rPr>
+          <w:rFonts w:ascii="Consolas" w:eastAsia="Times New Roman" w:hAnsi="Consolas" w:cs="Times New Roman"/>
+          <w:color w:val="DCDCAA"/>
+          <w:kern w:val="0"/>
+          <w:sz w:val="16"/>
+          <w:szCs w:val="16"/>
+          <w:lang w:eastAsia="uk-UA"/>
+        </w:rPr>
+        <w:t>get_hobby</w:t>
+      </w:r>
+      <w:r>
+        <w:rPr>
+          <w:rFonts w:ascii="Consolas" w:eastAsia="Times New Roman" w:hAnsi="Consolas" w:cs="Times New Roman"/>
+          <w:color w:val="CCCCCC"/>
+          <w:kern w:val="0"/>
+          <w:sz w:val="16"/>
+          <w:szCs w:val="16"/>
+          <w:lang w:eastAsia="uk-UA"/>
+        </w:rPr>
+        <w:t xml:space="preserve">()) </w:t>
+      </w:r>
+      <w:r>
+        <w:rPr>
+          <w:rFonts w:ascii="Consolas" w:eastAsia="Times New Roman" w:hAnsi="Consolas" w:cs="Times New Roman"/>
+          <w:color w:val="6A9955"/>
+          <w:kern w:val="0"/>
+          <w:sz w:val="16"/>
+          <w:szCs w:val="16"/>
+          <w:lang w:eastAsia="uk-UA"/>
+        </w:rPr>
+        <w:t># доступ до приватної змінної через геттер</w:t>
+      </w:r>
+    </w:p>
+    <w:p>
+      <w:pPr>
+        <w:shd w:val="clear" w:color="auto" w:fill="1F1F1F"/>
+        <w:spacing w:after="0" w:line="219" w:lineRule="atLeast"/>
+        <w:rPr>
+          <w:rFonts w:ascii="Consolas" w:eastAsia="Times New Roman" w:hAnsi="Consolas" w:cs="Times New Roman"/>
+          <w:color w:val="CCCCCC"/>
+          <w:kern w:val="0"/>
+          <w:sz w:val="16"/>
+          <w:szCs w:val="16"/>
+          <w:lang w:eastAsia="uk-UA"/>
+        </w:rPr>
+      </w:pPr>
+      <w:r>
+        <w:rPr>
+          <w:rFonts w:ascii="Consolas" w:eastAsia="Times New Roman" w:hAnsi="Consolas" w:cs="Times New Roman"/>
+          <w:color w:val="DCDCAA"/>
+          <w:kern w:val="0"/>
+          <w:sz w:val="16"/>
+          <w:szCs w:val="16"/>
+          <w:lang w:eastAsia="uk-UA"/>
+        </w:rPr>
+        <w:t>print</w:t>
+      </w:r>
+      <w:r>
+        <w:rPr>
+          <w:rFonts w:ascii="Consolas" w:eastAsia="Times New Roman" w:hAnsi="Consolas" w:cs="Times New Roman"/>
+          <w:color w:val="CCCCCC"/>
+          <w:kern w:val="0"/>
+          <w:sz w:val="16"/>
+          <w:szCs w:val="16"/>
+          <w:lang w:eastAsia="uk-UA"/>
+        </w:rPr>
+        <w:t>(</w:t>
+      </w:r>
+      <w:r>
+        <w:rPr>
+          <w:rFonts w:ascii="Consolas" w:eastAsia="Times New Roman" w:hAnsi="Consolas" w:cs="Times New Roman"/>
+          <w:color w:val="9CDCFE"/>
+          <w:kern w:val="0"/>
+          <w:sz w:val="16"/>
+          <w:szCs w:val="16"/>
+          <w:lang w:eastAsia="uk-UA"/>
+        </w:rPr>
+        <w:t>ivan</w:t>
+      </w:r>
+      <w:r>
+        <w:rPr>
+          <w:rFonts w:ascii="Consolas" w:eastAsia="Times New Roman" w:hAnsi="Consolas" w:cs="Times New Roman"/>
+          <w:color w:val="CCCCCC"/>
+          <w:kern w:val="0"/>
+          <w:sz w:val="16"/>
+          <w:szCs w:val="16"/>
+          <w:lang w:eastAsia="uk-UA"/>
+        </w:rPr>
+        <w:t xml:space="preserve">) </w:t>
+      </w:r>
+      <w:r>
+        <w:rPr>
+          <w:rFonts w:ascii="Consolas" w:eastAsia="Times New Roman" w:hAnsi="Consolas" w:cs="Times New Roman"/>
+          <w:color w:val="6A9955"/>
+          <w:kern w:val="0"/>
+          <w:sz w:val="16"/>
+          <w:szCs w:val="16"/>
+          <w:lang w:eastAsia="uk-UA"/>
+        </w:rPr>
+        <w:t># __str__ викликається автоматично при виводі об'єкта на екран</w:t>
+      </w:r>
+    </w:p>
+    <w:p>
+      <w:pPr>
+        <w:shd w:val="clear" w:color="auto" w:fill="1F1F1F"/>
+        <w:spacing w:after="240" w:line="219" w:lineRule="atLeast"/>
+        <w:rPr>
+          <w:rFonts w:ascii="Consolas" w:eastAsia="Times New Roman" w:hAnsi="Consolas" w:cs="Times New Roman"/>
+          <w:color w:val="CCCCCC"/>
+          <w:kern w:val="0"/>
+          <w:sz w:val="16"/>
+          <w:szCs w:val="16"/>
+          <w:lang w:eastAsia="uk-UA"/>
         </w:rPr>
       </w:pPr>
     </w:p>
@@ -12500,7 +16610,7 @@
   <a:extraClrSchemeLst/>
   <a:extLst>
     <a:ext uri="{05A4C25C-085E-4340-85A3-A5531E510DB2}">
-      <thm15:themeFamily xmlns:thm15="http://schemas.microsoft.com/office/thememl/2012/main" xmlns="" name="Office Theme" id="{62F939B6-93AF-4DB8-9C6B-D6C7DFDC589F}" vid="{4A3C46E8-61CC-4603-A589-7422A47A8E4A}"/>
+      <thm15:themeFamily xmlns="" xmlns:thm15="http://schemas.microsoft.com/office/thememl/2012/main" name="Office Theme" id="{62F939B6-93AF-4DB8-9C6B-D6C7DFDC589F}" vid="{4A3C46E8-61CC-4603-A589-7422A47A8E4A}"/>
     </a:ext>
   </a:extLst>
 </a:theme>
@@ -12511,7 +16621,7 @@
 </file>
 
 <file path=customXml/itemProps1.xml><?xml version="1.0" encoding="utf-8"?>
-<ds:datastoreItem xmlns:ds="http://schemas.openxmlformats.org/officeDocument/2006/customXml" ds:itemID="{EEBC66CB-B764-4966-8129-494AB50DC5B3}">
+<ds:datastoreItem xmlns:ds="http://schemas.openxmlformats.org/officeDocument/2006/customXml" ds:itemID="{D61A4152-1FA5-4F58-8D44-2CE1C47D1068}">
   <ds:schemaRefs>
     <ds:schemaRef ds:uri="http://schemas.openxmlformats.org/officeDocument/2006/bibliography"/>
   </ds:schemaRefs>

--- a/Summary_PYTHON.docx
+++ b/Summary_PYTHON.docx
@@ -11851,6 +11851,41 @@
     <w:p>
       <w:pPr>
         <w:spacing w:after="0"/>
+        <w:rPr>
+          <w:sz w:val="16"/>
+          <w:szCs w:val="16"/>
+        </w:rPr>
+      </w:pPr>
+      <w:r>
+        <w:rPr>
+          <w:sz w:val="16"/>
+          <w:szCs w:val="16"/>
+        </w:rPr>
+        <w:t>========================================================</w:t>
+      </w:r>
+    </w:p>
+    <w:p>
+      <w:pPr>
+        <w:spacing w:after="0"/>
+        <w:rPr>
+          <w:lang w:val="en-US"/>
+        </w:rPr>
+      </w:pPr>
+      <w:r>
+        <w:t>Основи Django MVT</w:t>
+      </w:r>
+    </w:p>
+    <w:p>
+      <w:pPr>
+        <w:spacing w:after="0"/>
+        <w:rPr>
+          <w:lang w:val="en-US"/>
+        </w:rPr>
+      </w:pPr>
+    </w:p>
+    <w:p>
+      <w:pPr>
+        <w:pStyle w:val="af4"/>
         <w:rPr>
           <w:noProof/>
           <w:sz w:val="16"/>
@@ -16318,6 +16353,15 @@
       <w:u w:val="single"/>
     </w:rPr>
   </w:style>
+  <w:style w:type="paragraph" w:styleId="af4">
+    <w:name w:val="No Spacing"/>
+    <w:uiPriority w:val="1"/>
+    <w:qFormat/>
+    <w:rsid w:val="00BC6D5F"/>
+    <w:pPr>
+      <w:spacing w:after="0" w:line="240" w:lineRule="auto"/>
+    </w:pPr>
+  </w:style>
 </w:styles>
 </file>
 
@@ -16610,7 +16654,7 @@
   <a:extraClrSchemeLst/>
   <a:extLst>
     <a:ext uri="{05A4C25C-085E-4340-85A3-A5531E510DB2}">
-      <thm15:themeFamily xmlns="" xmlns:thm15="http://schemas.microsoft.com/office/thememl/2012/main" name="Office Theme" id="{62F939B6-93AF-4DB8-9C6B-D6C7DFDC589F}" vid="{4A3C46E8-61CC-4603-A589-7422A47A8E4A}"/>
+      <thm15:themeFamily xmlns:thm15="http://schemas.microsoft.com/office/thememl/2012/main" xmlns="" name="Office Theme" id="{62F939B6-93AF-4DB8-9C6B-D6C7DFDC589F}" vid="{4A3C46E8-61CC-4603-A589-7422A47A8E4A}"/>
     </a:ext>
   </a:extLst>
 </a:theme>
@@ -16621,7 +16665,7 @@
 </file>
 
 <file path=customXml/itemProps1.xml><?xml version="1.0" encoding="utf-8"?>
-<ds:datastoreItem xmlns:ds="http://schemas.openxmlformats.org/officeDocument/2006/customXml" ds:itemID="{D61A4152-1FA5-4F58-8D44-2CE1C47D1068}">
+<ds:datastoreItem xmlns:ds="http://schemas.openxmlformats.org/officeDocument/2006/customXml" ds:itemID="{2073F717-0482-4761-B936-20A41911395C}">
   <ds:schemaRefs>
     <ds:schemaRef ds:uri="http://schemas.openxmlformats.org/officeDocument/2006/bibliography"/>
   </ds:schemaRefs>
